--- a/docs/Waves.docx
+++ b/docs/Waves.docx
@@ -296,14 +296,7 @@
                 <w:rFonts w:ascii="Cambria Math" w:hAnsi="Cambria Math"/>
                 <w:lang w:val="en-US"/>
               </w:rPr>
-              <m:t>n</m:t>
-            </m:r>
-            <m:r>
-              <w:rPr>
-                <w:rFonts w:ascii="Cambria Math" w:hAnsi="Cambria Math"/>
-                <w:lang w:val="en-US"/>
-              </w:rPr>
-              <m:t>-1</m:t>
+              <m:t>n-1</m:t>
             </m:r>
           </m:sub>
         </m:sSub>
@@ -339,14 +332,7 @@
                 <w:rFonts w:ascii="Cambria Math" w:hAnsi="Cambria Math"/>
                 <w:lang w:val="en-US"/>
               </w:rPr>
-              <m:t>n</m:t>
-            </m:r>
-            <m:r>
-              <w:rPr>
-                <w:rFonts w:ascii="Cambria Math" w:hAnsi="Cambria Math"/>
-                <w:lang w:val="en-US"/>
-              </w:rPr>
-              <m:t>+1</m:t>
+              <m:t>n+1</m:t>
             </m:r>
           </m:sub>
         </m:sSub>
@@ -638,14 +624,7 @@
                 <w:rFonts w:ascii="Cambria Math" w:hAnsi="Cambria Math"/>
                 <w:lang w:val="en-US"/>
               </w:rPr>
-              <m:t>n</m:t>
-            </m:r>
-            <m:r>
-              <w:rPr>
-                <w:rFonts w:ascii="Cambria Math" w:hAnsi="Cambria Math"/>
-                <w:lang w:val="en-US"/>
-              </w:rPr>
-              <m:t>-1</m:t>
+              <m:t>n-1</m:t>
             </m:r>
           </m:sub>
         </m:sSub>
@@ -681,14 +660,7 @@
                 <w:rFonts w:ascii="Cambria Math" w:hAnsi="Cambria Math"/>
                 <w:lang w:val="en-US"/>
               </w:rPr>
-              <m:t>n</m:t>
-            </m:r>
-            <m:r>
-              <w:rPr>
-                <w:rFonts w:ascii="Cambria Math" w:hAnsi="Cambria Math"/>
-                <w:lang w:val="en-US"/>
-              </w:rPr>
-              <m:t>+1</m:t>
+              <m:t>n+1</m:t>
             </m:r>
           </m:sub>
         </m:sSub>
@@ -1435,30 +1407,83 @@
         <w:rPr>
           <w:rFonts w:eastAsiaTheme="minorEastAsia" w:cstheme="minorHAnsi"/>
           <w:iCs/>
-          <w:highlight w:val="yellow"/>
         </w:rPr>
       </w:pPr>
       <w:r>
         <w:rPr>
           <w:rFonts w:ascii="Cambria Math" w:eastAsiaTheme="minorEastAsia" w:hAnsi="Cambria Math" w:cstheme="minorHAnsi"/>
           <w:iCs/>
-          <w:highlight w:val="yellow"/>
-        </w:rPr>
-        <w:t>Модель призначена для демонстрації хвил</w:t>
+        </w:rPr>
+        <w:t>Модель</w:t>
       </w:r>
       <w:r>
         <w:rPr>
           <w:rFonts w:ascii="Cambria Math" w:eastAsiaTheme="minorEastAsia" w:hAnsi="Cambria Math" w:cstheme="minorHAnsi"/>
           <w:iCs/>
-          <w:highlight w:val="yellow"/>
-        </w:rPr>
-        <w:t xml:space="preserve">ь, довжина яких суттєво перевищує розмір решітки, тобто хвиль з хвильовим числом </w:t>
+          <w:lang w:val="en-US"/>
+        </w:rPr>
+        <w:t xml:space="preserve"> </w:t>
+      </w:r>
+      <w:r>
+        <w:rPr>
+          <w:rFonts w:ascii="Cambria Math" w:eastAsiaTheme="minorEastAsia" w:hAnsi="Cambria Math" w:cstheme="minorHAnsi"/>
+          <w:iCs/>
+        </w:rPr>
+        <w:t>здатна</w:t>
+      </w:r>
+      <w:r>
+        <w:rPr>
+          <w:rFonts w:ascii="Cambria Math" w:eastAsiaTheme="minorEastAsia" w:hAnsi="Cambria Math" w:cstheme="minorHAnsi"/>
+          <w:iCs/>
+        </w:rPr>
+        <w:t xml:space="preserve"> демонстр</w:t>
+      </w:r>
+      <w:r>
+        <w:rPr>
+          <w:rFonts w:ascii="Cambria Math" w:eastAsiaTheme="minorEastAsia" w:hAnsi="Cambria Math" w:cstheme="minorHAnsi"/>
+          <w:iCs/>
+        </w:rPr>
+        <w:t>увати</w:t>
+      </w:r>
+      <w:r>
+        <w:rPr>
+          <w:rFonts w:ascii="Cambria Math" w:eastAsiaTheme="minorEastAsia" w:hAnsi="Cambria Math" w:cstheme="minorHAnsi"/>
+          <w:iCs/>
+        </w:rPr>
+        <w:t xml:space="preserve"> </w:t>
+      </w:r>
+      <w:r>
+        <w:rPr>
+          <w:rFonts w:ascii="Cambria Math" w:eastAsiaTheme="minorEastAsia" w:hAnsi="Cambria Math" w:cstheme="minorHAnsi"/>
+          <w:iCs/>
+        </w:rPr>
+        <w:t xml:space="preserve">лише такі </w:t>
+      </w:r>
+      <w:r>
+        <w:rPr>
+          <w:rFonts w:ascii="Cambria Math" w:eastAsiaTheme="minorEastAsia" w:hAnsi="Cambria Math" w:cstheme="minorHAnsi"/>
+          <w:iCs/>
+        </w:rPr>
+        <w:t>хвил</w:t>
+      </w:r>
+      <w:r>
+        <w:rPr>
+          <w:rFonts w:ascii="Cambria Math" w:eastAsiaTheme="minorEastAsia" w:hAnsi="Cambria Math" w:cstheme="minorHAnsi"/>
+          <w:iCs/>
+        </w:rPr>
+        <w:t>і</w:t>
+      </w:r>
+      <w:r>
+        <w:rPr>
+          <w:rFonts w:ascii="Cambria Math" w:eastAsiaTheme="minorEastAsia" w:hAnsi="Cambria Math" w:cstheme="minorHAnsi"/>
+          <w:iCs/>
+        </w:rPr>
+        <w:t xml:space="preserve">, довжина яких суттєво перевищує розмір решітки, тобто хвиль з хвильовим числом </w:t>
       </w:r>
       <w:r>
         <w:rPr>
           <w:rFonts w:eastAsiaTheme="minorEastAsia" w:cstheme="minorHAnsi"/>
           <w:iCs/>
-          <w:highlight w:val="yellow"/>
           <w:lang w:val="en-US"/>
         </w:rPr>
         <w:t>q &lt;&lt; 1</w:t>
@@ -1467,58 +1492,79 @@
         <w:rPr>
           <w:rFonts w:eastAsiaTheme="minorEastAsia" w:cstheme="minorHAnsi"/>
           <w:iCs/>
-          <w:highlight w:val="yellow"/>
-        </w:rPr>
-        <w:t xml:space="preserve">. З урахуванням того, що </w:t>
+        </w:rPr>
+        <w:t>. З</w:t>
       </w:r>
       <w:r>
         <w:rPr>
           <w:rFonts w:eastAsiaTheme="minorEastAsia" w:cstheme="minorHAnsi"/>
           <w:iCs/>
-          <w:highlight w:val="yellow"/>
-          <w:lang w:val="en-US"/>
-        </w:rPr>
-        <w:t>sin(q/2) ≈ q/2</w:t>
+        </w:rPr>
+        <w:t>авдяки</w:t>
       </w:r>
       <w:r>
         <w:rPr>
           <w:rFonts w:eastAsiaTheme="minorEastAsia" w:cstheme="minorHAnsi"/>
           <w:iCs/>
-          <w:highlight w:val="yellow"/>
-        </w:rPr>
-        <w:t xml:space="preserve"> вирази для ω</w:t>
+        </w:rPr>
+        <w:t xml:space="preserve"> то</w:t>
       </w:r>
       <w:r>
         <w:rPr>
           <w:rFonts w:eastAsiaTheme="minorEastAsia" w:cstheme="minorHAnsi"/>
           <w:iCs/>
-          <w:highlight w:val="yellow"/>
-          <w:lang w:val="en-US"/>
-        </w:rPr>
-        <w:t xml:space="preserve"> </w:t>
+        </w:rPr>
+        <w:t>му</w:t>
       </w:r>
       <w:r>
         <w:rPr>
           <w:rFonts w:eastAsiaTheme="minorEastAsia" w:cstheme="minorHAnsi"/>
           <w:iCs/>
-          <w:highlight w:val="yellow"/>
-        </w:rPr>
-        <w:t xml:space="preserve">і </w:t>
+        </w:rPr>
+        <w:t xml:space="preserve">, що </w:t>
       </w:r>
       <w:r>
         <w:rPr>
           <w:rFonts w:eastAsiaTheme="minorEastAsia" w:cstheme="minorHAnsi"/>
           <w:iCs/>
-          <w:highlight w:val="yellow"/>
           <w:lang w:val="en-US"/>
         </w:rPr>
-        <w:t>v</w:t>
+        <w:t>sin(q/2) ≈ q/2</w:t>
       </w:r>
       <w:r>
         <w:rPr>
           <w:rFonts w:eastAsiaTheme="minorEastAsia" w:cstheme="minorHAnsi"/>
           <w:iCs/>
-          <w:highlight w:val="yellow"/>
+        </w:rPr>
+        <w:t xml:space="preserve"> вирази для ω</w:t>
+      </w:r>
+      <w:r>
+        <w:rPr>
+          <w:rFonts w:eastAsiaTheme="minorEastAsia" w:cstheme="minorHAnsi"/>
+          <w:iCs/>
+          <w:lang w:val="en-US"/>
+        </w:rPr>
+        <w:t xml:space="preserve"> </w:t>
+      </w:r>
+      <w:r>
+        <w:rPr>
+          <w:rFonts w:eastAsiaTheme="minorEastAsia" w:cstheme="minorHAnsi"/>
+          <w:iCs/>
+        </w:rPr>
+        <w:t xml:space="preserve">і </w:t>
+      </w:r>
+      <w:r>
+        <w:rPr>
+          <w:rFonts w:eastAsiaTheme="minorEastAsia" w:cstheme="minorHAnsi"/>
+          <w:iCs/>
+          <w:lang w:val="en-US"/>
+        </w:rPr>
+        <w:t>v</w:t>
+      </w:r>
+      <w:r>
+        <w:rPr>
+          <w:rFonts w:eastAsiaTheme="minorEastAsia" w:cstheme="minorHAnsi"/>
+          <w:iCs/>
         </w:rPr>
         <w:t xml:space="preserve"> спрощуються.</w:t>
       </w:r>
@@ -1528,7 +1574,6 @@
         <w:rPr>
           <w:rFonts w:eastAsiaTheme="minorEastAsia" w:cstheme="minorHAnsi"/>
           <w:i/>
-          <w:highlight w:val="yellow"/>
           <w:lang w:val="en-US"/>
         </w:rPr>
       </w:pPr>
@@ -1537,7 +1582,6 @@
           <m:r>
             <w:rPr>
               <w:rFonts w:ascii="Cambria Math" w:eastAsiaTheme="minorEastAsia" w:hAnsi="Cambria Math" w:cstheme="minorHAnsi"/>
-              <w:highlight w:val="yellow"/>
             </w:rPr>
             <m:t>ω=</m:t>
           </m:r>
@@ -1548,7 +1592,6 @@
                 <w:rPr>
                   <w:rFonts w:ascii="Cambria Math" w:eastAsiaTheme="minorEastAsia" w:hAnsi="Cambria Math" w:cstheme="minorHAnsi"/>
                   <w:i/>
-                  <w:highlight w:val="yellow"/>
                   <w:lang w:val="en-US"/>
                 </w:rPr>
               </m:ctrlPr>
@@ -1562,7 +1605,6 @@
                     <w:rPr>
                       <w:rFonts w:ascii="Cambria Math" w:eastAsiaTheme="minorEastAsia" w:hAnsi="Cambria Math" w:cstheme="minorHAnsi"/>
                       <w:i/>
-                      <w:highlight w:val="yellow"/>
                       <w:lang w:val="en-US"/>
                     </w:rPr>
                   </m:ctrlPr>
@@ -1571,7 +1613,6 @@
                   <m:r>
                     <w:rPr>
                       <w:rFonts w:ascii="Cambria Math" w:eastAsiaTheme="minorEastAsia" w:hAnsi="Cambria Math" w:cstheme="minorHAnsi"/>
-                      <w:highlight w:val="yellow"/>
                       <w:lang w:val="en-US"/>
                     </w:rPr>
                     <m:t>k</m:t>
@@ -1581,7 +1622,6 @@
                   <m:r>
                     <w:rPr>
                       <w:rFonts w:ascii="Cambria Math" w:eastAsiaTheme="minorEastAsia" w:hAnsi="Cambria Math" w:cstheme="minorHAnsi"/>
-                      <w:highlight w:val="yellow"/>
                       <w:lang w:val="en-US"/>
                     </w:rPr>
                     <m:t>m</m:t>
@@ -1593,18 +1633,9 @@
           <m:r>
             <w:rPr>
               <w:rFonts w:ascii="Cambria Math" w:eastAsiaTheme="minorEastAsia" w:hAnsi="Cambria Math" w:cstheme="minorHAnsi"/>
-              <w:highlight w:val="yellow"/>
               <w:lang w:val="en-US"/>
             </w:rPr>
-            <m:t xml:space="preserve"> </m:t>
-          </m:r>
-          <m:r>
-            <w:rPr>
-              <w:rFonts w:ascii="Cambria Math" w:eastAsiaTheme="minorEastAsia" w:hAnsi="Cambria Math" w:cstheme="minorHAnsi"/>
-              <w:highlight w:val="yellow"/>
-              <w:lang w:val="en-US"/>
-            </w:rPr>
-            <m:t>q</m:t>
+            <m:t xml:space="preserve"> q</m:t>
           </m:r>
         </m:oMath>
       </m:oMathPara>
@@ -1614,7 +1645,6 @@
         <w:rPr>
           <w:rFonts w:ascii="Cambria Math" w:eastAsiaTheme="minorEastAsia" w:hAnsi="Cambria Math" w:cstheme="minorHAnsi"/>
           <w:i/>
-          <w:highlight w:val="yellow"/>
           <w:lang w:val="en-US"/>
         </w:rPr>
       </w:pPr>
@@ -1623,7 +1653,6 @@
           <m:r>
             <w:rPr>
               <w:rFonts w:ascii="Cambria Math" w:eastAsiaTheme="minorEastAsia" w:hAnsi="Cambria Math" w:cstheme="minorHAnsi"/>
-              <w:highlight w:val="yellow"/>
               <w:lang w:val="en-US"/>
             </w:rPr>
             <m:t>v</m:t>
@@ -1631,7 +1660,6 @@
           <m:r>
             <w:rPr>
               <w:rFonts w:ascii="Cambria Math" w:eastAsiaTheme="minorEastAsia" w:hAnsi="Cambria Math" w:cstheme="minorHAnsi"/>
-              <w:highlight w:val="yellow"/>
             </w:rPr>
             <m:t>=</m:t>
           </m:r>
@@ -1642,7 +1670,6 @@
                 <w:rPr>
                   <w:rFonts w:ascii="Cambria Math" w:eastAsiaTheme="minorEastAsia" w:hAnsi="Cambria Math" w:cstheme="minorHAnsi"/>
                   <w:i/>
-                  <w:highlight w:val="yellow"/>
                   <w:lang w:val="en-US"/>
                 </w:rPr>
               </m:ctrlPr>
@@ -1656,7 +1683,6 @@
                     <w:rPr>
                       <w:rFonts w:ascii="Cambria Math" w:eastAsiaTheme="minorEastAsia" w:hAnsi="Cambria Math" w:cstheme="minorHAnsi"/>
                       <w:i/>
-                      <w:highlight w:val="yellow"/>
                       <w:lang w:val="en-US"/>
                     </w:rPr>
                   </m:ctrlPr>
@@ -1665,7 +1691,6 @@
                   <m:r>
                     <w:rPr>
                       <w:rFonts w:ascii="Cambria Math" w:eastAsiaTheme="minorEastAsia" w:hAnsi="Cambria Math" w:cstheme="minorHAnsi"/>
-                      <w:highlight w:val="yellow"/>
                       <w:lang w:val="en-US"/>
                     </w:rPr>
                     <m:t>k</m:t>
@@ -1675,7 +1700,6 @@
                   <m:r>
                     <w:rPr>
                       <w:rFonts w:ascii="Cambria Math" w:eastAsiaTheme="minorEastAsia" w:hAnsi="Cambria Math" w:cstheme="minorHAnsi"/>
-                      <w:highlight w:val="yellow"/>
                       <w:lang w:val="en-US"/>
                     </w:rPr>
                     <m:t>m</m:t>
@@ -1687,7 +1711,6 @@
           <m:r>
             <w:rPr>
               <w:rFonts w:ascii="Cambria Math" w:eastAsiaTheme="minorEastAsia" w:hAnsi="Cambria Math" w:cstheme="minorHAnsi"/>
-              <w:highlight w:val="yellow"/>
               <w:lang w:val="en-US"/>
             </w:rPr>
             <m:t xml:space="preserve"> </m:t>
@@ -1706,7 +1729,6 @@
         <w:rPr>
           <w:rFonts w:ascii="Cambria Math" w:eastAsiaTheme="minorEastAsia" w:hAnsi="Cambria Math" w:cstheme="minorHAnsi"/>
           <w:iCs/>
-          <w:highlight w:val="yellow"/>
         </w:rPr>
         <w:t xml:space="preserve">З чого витікає, що </w:t>
       </w:r>
@@ -1714,7 +1736,6 @@
         <w:rPr>
           <w:rFonts w:ascii="Cambria Math" w:eastAsiaTheme="minorEastAsia" w:hAnsi="Cambria Math" w:cstheme="minorHAnsi"/>
           <w:iCs/>
-          <w:highlight w:val="yellow"/>
         </w:rPr>
         <w:t xml:space="preserve">1) частота хвилі і 2) </w:t>
       </w:r>
@@ -1722,7 +1743,6 @@
         <w:rPr>
           <w:rFonts w:ascii="Cambria Math" w:eastAsiaTheme="minorEastAsia" w:hAnsi="Cambria Math" w:cstheme="minorHAnsi"/>
           <w:iCs/>
-          <w:highlight w:val="yellow"/>
         </w:rPr>
         <w:t>фазова швидкість</w:t>
       </w:r>
@@ -1730,7 +1750,6 @@
         <w:rPr>
           <w:rFonts w:ascii="Cambria Math" w:eastAsiaTheme="minorEastAsia" w:hAnsi="Cambria Math" w:cstheme="minorHAnsi"/>
           <w:iCs/>
-          <w:highlight w:val="yellow"/>
         </w:rPr>
         <w:t xml:space="preserve"> тобто швидкість розповсюдження хвиль не залежить від довжини хвилі</w:t>
       </w:r>
@@ -3294,6 +3313,7 @@
   <w:style w:type="character" w:default="1" w:styleId="a0">
     <w:name w:val="Default Paragraph Font"/>
     <w:uiPriority w:val="1"/>
+    <w:semiHidden/>
     <w:unhideWhenUsed/>
   </w:style>
   <w:style w:type="table" w:default="1" w:styleId="a1">

--- a/docs/Waves.docx
+++ b/docs/Waves.docx
@@ -94,7 +94,13 @@
         <w:t xml:space="preserve">тобто, </w:t>
       </w:r>
       <w:r>
-        <w:t>якщо вузли знаходяться на горизонталі, маси здатні рухатися строго по вертикалі (рис.1).</w:t>
+        <w:t xml:space="preserve">якщо вузли знаходяться на горизонталі, маси здатні рухатися </w:t>
+      </w:r>
+      <w:r>
+        <w:t xml:space="preserve">у вертикальному напрямку </w:t>
+      </w:r>
+      <w:r>
+        <w:t>(рис.1).</w:t>
       </w:r>
       <w:r>
         <w:t xml:space="preserve"> </w:t>
@@ -204,16 +210,11 @@
         <w:t>Сила, яка діє на масу</w:t>
       </w:r>
       <w:r>
-        <w:t xml:space="preserve"> у </w:t>
-      </w:r>
-      <w:proofErr w:type="spellStart"/>
-      <w:r>
-        <w:t>вузл</w:t>
+        <w:t xml:space="preserve"> у вузл</w:t>
       </w:r>
       <w:r>
         <w:t>і</w:t>
       </w:r>
-      <w:proofErr w:type="spellEnd"/>
       <w:r>
         <w:t>,</w:t>
       </w:r>
@@ -436,21 +437,19 @@
         <w:rPr>
           <w:rFonts w:eastAsiaTheme="minorEastAsia"/>
         </w:rPr>
-        <w:t xml:space="preserve">Модель в цілому описує система </w:t>
-      </w:r>
-      <w:proofErr w:type="spellStart"/>
-      <w:r>
-        <w:rPr>
-          <w:rFonts w:eastAsiaTheme="minorEastAsia"/>
-        </w:rPr>
-        <w:t>диф</w:t>
-      </w:r>
-      <w:proofErr w:type="spellEnd"/>
-      <w:r>
-        <w:rPr>
-          <w:rFonts w:eastAsiaTheme="minorEastAsia"/>
-        </w:rPr>
-        <w:t xml:space="preserve">. </w:t>
+        <w:t>Модель в цілому описує система диф</w:t>
+      </w:r>
+      <w:r>
+        <w:rPr>
+          <w:rFonts w:eastAsiaTheme="minorEastAsia"/>
+        </w:rPr>
+        <w:t>еренційних</w:t>
+      </w:r>
+      <w:r>
+        <w:rPr>
+          <w:rFonts w:eastAsiaTheme="minorEastAsia"/>
+        </w:rPr>
+        <w:t xml:space="preserve"> </w:t>
       </w:r>
       <w:r>
         <w:rPr>
@@ -769,7 +768,7 @@
         <w:rPr>
           <w:rFonts w:eastAsiaTheme="minorEastAsia"/>
         </w:rPr>
-        <w:t xml:space="preserve">залежність зміщення маси в </w:t>
+        <w:t xml:space="preserve">залежність зміщення маси </w:t>
       </w:r>
       <w:r>
         <w:rPr>
@@ -785,22 +784,24 @@
         </w:rPr>
         <w:t>-</w:t>
       </w:r>
-      <w:proofErr w:type="gramStart"/>
-      <w:r>
-        <w:rPr>
-          <w:rFonts w:eastAsiaTheme="minorEastAsia"/>
-        </w:rPr>
-        <w:t xml:space="preserve">му  </w:t>
-      </w:r>
-      <w:proofErr w:type="spellStart"/>
-      <w:r>
-        <w:rPr>
-          <w:rFonts w:eastAsiaTheme="minorEastAsia"/>
-        </w:rPr>
-        <w:t>вузлі</w:t>
-      </w:r>
-      <w:proofErr w:type="spellEnd"/>
-      <w:proofErr w:type="gramEnd"/>
+      <w:r>
+        <w:rPr>
+          <w:rFonts w:eastAsiaTheme="minorEastAsia"/>
+        </w:rPr>
+        <w:t>го</w:t>
+      </w:r>
+      <w:r>
+        <w:rPr>
+          <w:rFonts w:eastAsiaTheme="minorEastAsia"/>
+        </w:rPr>
+        <w:t xml:space="preserve">  вузл</w:t>
+      </w:r>
+      <w:r>
+        <w:rPr>
+          <w:rFonts w:eastAsiaTheme="minorEastAsia"/>
+        </w:rPr>
+        <w:t>а</w:t>
+      </w:r>
       <w:r>
         <w:rPr>
           <w:rFonts w:eastAsiaTheme="minorEastAsia"/>
@@ -1214,7 +1215,6 @@
               <w:rFonts w:ascii="Cambria Math" w:eastAsiaTheme="minorEastAsia" w:hAnsi="Cambria Math" w:cstheme="minorHAnsi"/>
               <w:lang w:val="en-US"/>
             </w:rPr>
-            <w:lastRenderedPageBreak/>
             <m:t>v</m:t>
           </m:r>
           <m:r>
@@ -1573,203 +1573,1350 @@
       <w:pPr>
         <w:rPr>
           <w:rFonts w:eastAsiaTheme="minorEastAsia" w:cstheme="minorHAnsi"/>
+          <w:iCs/>
+          <w:lang w:val="en-US"/>
+        </w:rPr>
+      </w:pPr>
+      <m:oMath>
+        <m:r>
+          <w:rPr>
+            <w:rFonts w:ascii="Cambria Math" w:eastAsiaTheme="minorEastAsia" w:hAnsi="Cambria Math" w:cstheme="minorHAnsi"/>
+          </w:rPr>
+          <m:t>ω=</m:t>
+        </m:r>
+        <m:rad>
+          <m:radPr>
+            <m:degHide m:val="1"/>
+            <m:ctrlPr>
+              <w:rPr>
+                <w:rFonts w:ascii="Cambria Math" w:eastAsiaTheme="minorEastAsia" w:hAnsi="Cambria Math" w:cstheme="minorHAnsi"/>
+                <w:i/>
+                <w:lang w:val="en-US"/>
+              </w:rPr>
+            </m:ctrlPr>
+          </m:radPr>
+          <m:deg/>
+          <m:e>
+            <m:f>
+              <m:fPr>
+                <m:type m:val="lin"/>
+                <m:ctrlPr>
+                  <w:rPr>
+                    <w:rFonts w:ascii="Cambria Math" w:eastAsiaTheme="minorEastAsia" w:hAnsi="Cambria Math" w:cstheme="minorHAnsi"/>
+                    <w:i/>
+                    <w:lang w:val="en-US"/>
+                  </w:rPr>
+                </m:ctrlPr>
+              </m:fPr>
+              <m:num>
+                <m:r>
+                  <w:rPr>
+                    <w:rFonts w:ascii="Cambria Math" w:eastAsiaTheme="minorEastAsia" w:hAnsi="Cambria Math" w:cstheme="minorHAnsi"/>
+                    <w:lang w:val="en-US"/>
+                  </w:rPr>
+                  <m:t>k</m:t>
+                </m:r>
+              </m:num>
+              <m:den>
+                <m:r>
+                  <w:rPr>
+                    <w:rFonts w:ascii="Cambria Math" w:eastAsiaTheme="minorEastAsia" w:hAnsi="Cambria Math" w:cstheme="minorHAnsi"/>
+                    <w:lang w:val="en-US"/>
+                  </w:rPr>
+                  <m:t>m</m:t>
+                </m:r>
+              </m:den>
+            </m:f>
+          </m:e>
+        </m:rad>
+        <m:r>
+          <w:rPr>
+            <w:rFonts w:ascii="Cambria Math" w:eastAsiaTheme="minorEastAsia" w:hAnsi="Cambria Math" w:cstheme="minorHAnsi"/>
+            <w:lang w:val="en-US"/>
+          </w:rPr>
+          <m:t xml:space="preserve"> q</m:t>
+        </m:r>
+      </m:oMath>
+      <w:r>
+        <w:rPr>
+          <w:rFonts w:eastAsiaTheme="minorEastAsia" w:cstheme="minorHAnsi"/>
           <w:i/>
           <w:lang w:val="en-US"/>
         </w:rPr>
-      </w:pPr>
-      <m:oMathPara>
-        <m:oMath>
-          <m:r>
-            <w:rPr>
-              <w:rFonts w:ascii="Cambria Math" w:eastAsiaTheme="minorEastAsia" w:hAnsi="Cambria Math" w:cstheme="minorHAnsi"/>
-            </w:rPr>
-            <m:t>ω=</m:t>
-          </m:r>
-          <m:rad>
-            <m:radPr>
-              <m:degHide m:val="1"/>
-              <m:ctrlPr>
-                <w:rPr>
-                  <w:rFonts w:ascii="Cambria Math" w:eastAsiaTheme="minorEastAsia" w:hAnsi="Cambria Math" w:cstheme="minorHAnsi"/>
-                  <w:i/>
-                  <w:lang w:val="en-US"/>
-                </w:rPr>
-              </m:ctrlPr>
-            </m:radPr>
-            <m:deg/>
-            <m:e>
-              <m:f>
-                <m:fPr>
-                  <m:type m:val="lin"/>
-                  <m:ctrlPr>
-                    <w:rPr>
-                      <w:rFonts w:ascii="Cambria Math" w:eastAsiaTheme="minorEastAsia" w:hAnsi="Cambria Math" w:cstheme="minorHAnsi"/>
-                      <w:i/>
-                      <w:lang w:val="en-US"/>
-                    </w:rPr>
-                  </m:ctrlPr>
-                </m:fPr>
-                <m:num>
-                  <m:r>
-                    <w:rPr>
-                      <w:rFonts w:ascii="Cambria Math" w:eastAsiaTheme="minorEastAsia" w:hAnsi="Cambria Math" w:cstheme="minorHAnsi"/>
-                      <w:lang w:val="en-US"/>
-                    </w:rPr>
-                    <m:t>k</m:t>
-                  </m:r>
-                </m:num>
-                <m:den>
-                  <m:r>
-                    <w:rPr>
-                      <w:rFonts w:ascii="Cambria Math" w:eastAsiaTheme="minorEastAsia" w:hAnsi="Cambria Math" w:cstheme="minorHAnsi"/>
-                      <w:lang w:val="en-US"/>
-                    </w:rPr>
-                    <m:t>m</m:t>
-                  </m:r>
-                </m:den>
-              </m:f>
-            </m:e>
-          </m:rad>
-          <m:r>
-            <w:rPr>
-              <w:rFonts w:ascii="Cambria Math" w:eastAsiaTheme="minorEastAsia" w:hAnsi="Cambria Math" w:cstheme="minorHAnsi"/>
-              <w:lang w:val="en-US"/>
-            </w:rPr>
-            <m:t xml:space="preserve"> q</m:t>
-          </m:r>
-        </m:oMath>
-      </m:oMathPara>
-    </w:p>
-    <w:p>
-      <w:pPr>
+        <w:t xml:space="preserve"> </w:t>
+      </w:r>
+      <w:r>
+        <w:rPr>
+          <w:rFonts w:eastAsiaTheme="minorEastAsia" w:cstheme="minorHAnsi"/>
+          <w:iCs/>
+          <w:lang w:val="en-US"/>
+        </w:rPr>
+        <w:t>;</w:t>
+      </w:r>
+      <w:r>
+        <w:rPr>
+          <w:rFonts w:eastAsiaTheme="minorEastAsia" w:cstheme="minorHAnsi"/>
+          <w:i/>
+          <w:lang w:val="en-US"/>
+        </w:rPr>
+        <w:t xml:space="preserve">                 </w:t>
+      </w:r>
+      <m:oMath>
+        <m:r>
+          <w:rPr>
+            <w:rFonts w:ascii="Cambria Math" w:eastAsiaTheme="minorEastAsia" w:hAnsi="Cambria Math" w:cstheme="minorHAnsi"/>
+            <w:lang w:val="en-US"/>
+          </w:rPr>
+          <m:t>v</m:t>
+        </m:r>
+        <m:r>
+          <w:rPr>
+            <w:rFonts w:ascii="Cambria Math" w:eastAsiaTheme="minorEastAsia" w:hAnsi="Cambria Math" w:cstheme="minorHAnsi"/>
+          </w:rPr>
+          <m:t>=</m:t>
+        </m:r>
+        <m:rad>
+          <m:radPr>
+            <m:degHide m:val="1"/>
+            <m:ctrlPr>
+              <w:rPr>
+                <w:rFonts w:ascii="Cambria Math" w:eastAsiaTheme="minorEastAsia" w:hAnsi="Cambria Math" w:cstheme="minorHAnsi"/>
+                <w:i/>
+                <w:lang w:val="en-US"/>
+              </w:rPr>
+            </m:ctrlPr>
+          </m:radPr>
+          <m:deg/>
+          <m:e>
+            <m:f>
+              <m:fPr>
+                <m:type m:val="lin"/>
+                <m:ctrlPr>
+                  <w:rPr>
+                    <w:rFonts w:ascii="Cambria Math" w:eastAsiaTheme="minorEastAsia" w:hAnsi="Cambria Math" w:cstheme="minorHAnsi"/>
+                    <w:i/>
+                    <w:lang w:val="en-US"/>
+                  </w:rPr>
+                </m:ctrlPr>
+              </m:fPr>
+              <m:num>
+                <m:r>
+                  <w:rPr>
+                    <w:rFonts w:ascii="Cambria Math" w:eastAsiaTheme="minorEastAsia" w:hAnsi="Cambria Math" w:cstheme="minorHAnsi"/>
+                    <w:lang w:val="en-US"/>
+                  </w:rPr>
+                  <m:t>k</m:t>
+                </m:r>
+              </m:num>
+              <m:den>
+                <m:r>
+                  <w:rPr>
+                    <w:rFonts w:ascii="Cambria Math" w:eastAsiaTheme="minorEastAsia" w:hAnsi="Cambria Math" w:cstheme="minorHAnsi"/>
+                    <w:lang w:val="en-US"/>
+                  </w:rPr>
+                  <m:t>m</m:t>
+                </m:r>
+              </m:den>
+            </m:f>
+          </m:e>
+        </m:rad>
+        <m:r>
+          <w:rPr>
+            <w:rFonts w:ascii="Cambria Math" w:eastAsiaTheme="minorEastAsia" w:hAnsi="Cambria Math" w:cstheme="minorHAnsi"/>
+            <w:lang w:val="en-US"/>
+          </w:rPr>
+          <m:t xml:space="preserve"> </m:t>
+        </m:r>
+      </m:oMath>
+      <w:r>
         <w:rPr>
           <w:rFonts w:ascii="Cambria Math" w:eastAsiaTheme="minorEastAsia" w:hAnsi="Cambria Math" w:cstheme="minorHAnsi"/>
           <w:i/>
           <w:lang w:val="en-US"/>
         </w:rPr>
-      </w:pPr>
-      <m:oMathPara>
-        <m:oMath>
-          <m:r>
-            <w:rPr>
-              <w:rFonts w:ascii="Cambria Math" w:eastAsiaTheme="minorEastAsia" w:hAnsi="Cambria Math" w:cstheme="minorHAnsi"/>
-              <w:lang w:val="en-US"/>
-            </w:rPr>
-            <m:t>v</m:t>
-          </m:r>
-          <m:r>
-            <w:rPr>
-              <w:rFonts w:ascii="Cambria Math" w:eastAsiaTheme="minorEastAsia" w:hAnsi="Cambria Math" w:cstheme="minorHAnsi"/>
-            </w:rPr>
-            <m:t>=</m:t>
-          </m:r>
-          <m:rad>
-            <m:radPr>
-              <m:degHide m:val="1"/>
-              <m:ctrlPr>
-                <w:rPr>
-                  <w:rFonts w:ascii="Cambria Math" w:eastAsiaTheme="minorEastAsia" w:hAnsi="Cambria Math" w:cstheme="minorHAnsi"/>
-                  <w:i/>
-                  <w:lang w:val="en-US"/>
-                </w:rPr>
-              </m:ctrlPr>
-            </m:radPr>
-            <m:deg/>
-            <m:e>
-              <m:f>
-                <m:fPr>
-                  <m:type m:val="lin"/>
-                  <m:ctrlPr>
-                    <w:rPr>
-                      <w:rFonts w:ascii="Cambria Math" w:eastAsiaTheme="minorEastAsia" w:hAnsi="Cambria Math" w:cstheme="minorHAnsi"/>
-                      <w:i/>
-                      <w:lang w:val="en-US"/>
-                    </w:rPr>
-                  </m:ctrlPr>
-                </m:fPr>
-                <m:num>
-                  <m:r>
-                    <w:rPr>
-                      <w:rFonts w:ascii="Cambria Math" w:eastAsiaTheme="minorEastAsia" w:hAnsi="Cambria Math" w:cstheme="minorHAnsi"/>
-                      <w:lang w:val="en-US"/>
-                    </w:rPr>
-                    <m:t>k</m:t>
-                  </m:r>
-                </m:num>
-                <m:den>
-                  <m:r>
-                    <w:rPr>
-                      <w:rFonts w:ascii="Cambria Math" w:eastAsiaTheme="minorEastAsia" w:hAnsi="Cambria Math" w:cstheme="minorHAnsi"/>
-                      <w:lang w:val="en-US"/>
-                    </w:rPr>
-                    <m:t>m</m:t>
-                  </m:r>
-                </m:den>
-              </m:f>
-            </m:e>
-          </m:rad>
-          <m:r>
-            <w:rPr>
-              <w:rFonts w:ascii="Cambria Math" w:eastAsiaTheme="minorEastAsia" w:hAnsi="Cambria Math" w:cstheme="minorHAnsi"/>
-              <w:lang w:val="en-US"/>
-            </w:rPr>
-            <m:t xml:space="preserve"> </m:t>
-          </m:r>
-        </m:oMath>
-      </m:oMathPara>
-    </w:p>
-    <w:p>
-      <w:pPr>
+        <w:t xml:space="preserve">                                             </w:t>
+      </w:r>
+      <w:r>
         <w:rPr>
           <w:rFonts w:ascii="Cambria Math" w:eastAsiaTheme="minorEastAsia" w:hAnsi="Cambria Math" w:cstheme="minorHAnsi"/>
           <w:iCs/>
-        </w:rPr>
-      </w:pPr>
-      <w:r>
+          <w:lang w:val="en-US"/>
+        </w:rPr>
+        <w:t>(3)</w:t>
+      </w:r>
+    </w:p>
+    <w:p>
+      <w:pPr>
         <w:rPr>
           <w:rFonts w:ascii="Cambria Math" w:eastAsiaTheme="minorEastAsia" w:hAnsi="Cambria Math" w:cstheme="minorHAnsi"/>
           <w:iCs/>
         </w:rPr>
-        <w:t xml:space="preserve">З чого витікає, що </w:t>
-      </w:r>
+      </w:pPr>
       <w:r>
         <w:rPr>
           <w:rFonts w:ascii="Cambria Math" w:eastAsiaTheme="minorEastAsia" w:hAnsi="Cambria Math" w:cstheme="minorHAnsi"/>
           <w:iCs/>
         </w:rPr>
-        <w:t xml:space="preserve">1) частота хвилі і 2) </w:t>
+        <w:lastRenderedPageBreak/>
+        <w:t>З чого витікає, що фазова швидкість</w:t>
       </w:r>
       <w:r>
         <w:rPr>
           <w:rFonts w:ascii="Cambria Math" w:eastAsiaTheme="minorEastAsia" w:hAnsi="Cambria Math" w:cstheme="minorHAnsi"/>
           <w:iCs/>
         </w:rPr>
-        <w:t>фазова швидкість</w:t>
+        <w:t xml:space="preserve"> </w:t>
       </w:r>
       <w:r>
         <w:rPr>
           <w:rFonts w:ascii="Cambria Math" w:eastAsiaTheme="minorEastAsia" w:hAnsi="Cambria Math" w:cstheme="minorHAnsi"/>
           <w:iCs/>
         </w:rPr>
-        <w:t xml:space="preserve"> тобто швидкість розповсюдження хвиль не залежить від довжини хвилі</w:t>
-      </w:r>
-    </w:p>
-    <w:p>
-      <w:pPr>
-        <w:rPr>
-          <w:rFonts w:eastAsiaTheme="minorEastAsia" w:cstheme="minorHAnsi"/>
+        <w:t xml:space="preserve">довгих хвиль </w:t>
+      </w:r>
+      <w:r>
+        <w:rPr>
+          <w:rFonts w:ascii="Cambria Math" w:eastAsiaTheme="minorEastAsia" w:hAnsi="Cambria Math" w:cstheme="minorHAnsi"/>
+          <w:iCs/>
+        </w:rPr>
+        <w:t>(або</w:t>
+      </w:r>
+      <w:r>
+        <w:rPr>
+          <w:rFonts w:ascii="Cambria Math" w:eastAsiaTheme="minorEastAsia" w:hAnsi="Cambria Math" w:cstheme="minorHAnsi"/>
+          <w:iCs/>
+        </w:rPr>
+        <w:t xml:space="preserve"> швидкість </w:t>
+      </w:r>
+      <w:r>
+        <w:rPr>
+          <w:rFonts w:ascii="Cambria Math" w:eastAsiaTheme="minorEastAsia" w:hAnsi="Cambria Math" w:cstheme="minorHAnsi"/>
+          <w:iCs/>
+        </w:rPr>
+        <w:t xml:space="preserve">їх </w:t>
+      </w:r>
+      <w:r>
+        <w:rPr>
+          <w:rFonts w:ascii="Cambria Math" w:eastAsiaTheme="minorEastAsia" w:hAnsi="Cambria Math" w:cstheme="minorHAnsi"/>
+          <w:iCs/>
+        </w:rPr>
+        <w:t>розповсюдження</w:t>
+      </w:r>
+      <w:r>
+        <w:rPr>
+          <w:rFonts w:ascii="Cambria Math" w:eastAsiaTheme="minorEastAsia" w:hAnsi="Cambria Math" w:cstheme="minorHAnsi"/>
+          <w:iCs/>
+        </w:rPr>
+        <w:t xml:space="preserve"> в просторі моделі)</w:t>
+      </w:r>
+      <w:r>
+        <w:rPr>
+          <w:rFonts w:ascii="Cambria Math" w:eastAsiaTheme="minorEastAsia" w:hAnsi="Cambria Math" w:cstheme="minorHAnsi"/>
+          <w:iCs/>
+        </w:rPr>
+        <w:t xml:space="preserve"> не залежить від довжини хвилі</w:t>
+      </w:r>
+      <w:r>
+        <w:rPr>
+          <w:rFonts w:ascii="Cambria Math" w:eastAsiaTheme="minorEastAsia" w:hAnsi="Cambria Math" w:cstheme="minorHAnsi"/>
+          <w:iCs/>
+          <w:lang w:val="en-US"/>
+        </w:rPr>
+        <w:t>.</w:t>
+      </w:r>
+    </w:p>
+    <w:p>
+      <w:pPr>
+        <w:pStyle w:val="2"/>
+        <w:rPr>
+          <w:rFonts w:eastAsiaTheme="minorEastAsia"/>
+        </w:rPr>
+      </w:pPr>
+      <w:r>
+        <w:rPr>
+          <w:rFonts w:eastAsiaTheme="minorEastAsia"/>
+        </w:rPr>
+        <w:t>Чисельне вирішення</w:t>
+      </w:r>
+      <w:r>
+        <w:rPr>
+          <w:rFonts w:eastAsiaTheme="minorEastAsia"/>
+        </w:rPr>
+        <w:t xml:space="preserve"> системи (1) </w:t>
+      </w:r>
+    </w:p>
+    <w:p>
+      <w:pPr>
+        <w:rPr>
+          <w:lang w:val="en-US"/>
+        </w:rPr>
+      </w:pPr>
+      <w:r>
+        <w:t>Чисельне вирішення системи (1) полягає послідовному обчисленні</w:t>
+      </w:r>
+      <w:r>
+        <w:rPr>
+          <w:lang w:val="en-US"/>
+        </w:rPr>
+        <w:t>:</w:t>
+      </w:r>
+    </w:p>
+    <w:p>
+      <w:pPr>
+        <w:pStyle w:val="a9"/>
+        <w:numPr>
+          <w:ilvl w:val="0"/>
+          <w:numId w:val="2"/>
+        </w:numPr>
+        <w:rPr>
+          <w:lang w:val="en-US"/>
+        </w:rPr>
+      </w:pPr>
+      <w:r>
+        <w:t xml:space="preserve">сил які діють на маси в кожному вузлі з боку перетин, </w:t>
+      </w:r>
+    </w:p>
+    <w:p>
+      <w:pPr>
+        <w:pStyle w:val="a9"/>
+        <w:numPr>
+          <w:ilvl w:val="0"/>
+          <w:numId w:val="2"/>
+        </w:numPr>
+        <w:rPr>
+          <w:lang w:val="en-US"/>
+        </w:rPr>
+      </w:pPr>
+      <w:r>
+        <w:t>прискорень, які ті сили спричиняють</w:t>
+      </w:r>
+      <w:r>
+        <w:rPr>
+          <w:lang w:val="en-US"/>
+        </w:rPr>
+        <w:t xml:space="preserve">, </w:t>
+      </w:r>
+    </w:p>
+    <w:p>
+      <w:pPr>
+        <w:pStyle w:val="a9"/>
+        <w:numPr>
+          <w:ilvl w:val="0"/>
+          <w:numId w:val="2"/>
+        </w:numPr>
+        <w:rPr>
+          <w:lang w:val="en-US"/>
+        </w:rPr>
+      </w:pPr>
+      <w:r>
+        <w:t xml:space="preserve">змін швидкостей за рахунок прискорень  </w:t>
+      </w:r>
+    </w:p>
+    <w:p>
+      <w:pPr>
+        <w:pStyle w:val="a9"/>
+        <w:numPr>
+          <w:ilvl w:val="0"/>
+          <w:numId w:val="2"/>
+        </w:numPr>
+        <w:rPr>
+          <w:lang w:val="en-US"/>
+        </w:rPr>
+      </w:pPr>
+      <w:r>
+        <w:t>змін положень мас за рах</w:t>
+      </w:r>
+      <w:r>
+        <w:t>унок оновлених швидкостей</w:t>
+      </w:r>
+      <w:r>
+        <w:t>.</w:t>
+      </w:r>
+    </w:p>
+    <w:p>
+      <w:pPr>
+        <w:rPr>
+          <w:rFonts w:eastAsiaTheme="minorEastAsia"/>
           <w:i/>
         </w:rPr>
       </w:pPr>
-    </w:p>
-    <w:p>
-      <w:pPr>
-        <w:rPr>
-          <w:rFonts w:eastAsiaTheme="minorEastAsia" w:cstheme="minorHAnsi"/>
+      <m:oMath>
+        <m:sSub>
+          <m:sSubPr>
+            <m:ctrlPr>
+              <w:rPr>
+                <w:rFonts w:ascii="Cambria Math" w:hAnsi="Cambria Math"/>
+                <w:i/>
+                <w:lang w:val="en-US"/>
+              </w:rPr>
+            </m:ctrlPr>
+          </m:sSubPr>
+          <m:e>
+            <m:r>
+              <w:rPr>
+                <w:rFonts w:ascii="Cambria Math" w:hAnsi="Cambria Math"/>
+                <w:lang w:val="en-US"/>
+              </w:rPr>
+              <m:t>f</m:t>
+            </m:r>
+          </m:e>
+          <m:sub>
+            <m:r>
+              <w:rPr>
+                <w:rFonts w:ascii="Cambria Math" w:hAnsi="Cambria Math"/>
+                <w:lang w:val="en-US"/>
+              </w:rPr>
+              <m:t>n</m:t>
+            </m:r>
+          </m:sub>
+        </m:sSub>
+        <m:r>
+          <w:rPr>
+            <w:rFonts w:ascii="Cambria Math" w:hAnsi="Cambria Math"/>
+            <w:lang w:val="en-US"/>
+          </w:rPr>
+          <m:t>=k</m:t>
+        </m:r>
+        <m:d>
+          <m:dPr>
+            <m:ctrlPr>
+              <w:rPr>
+                <w:rFonts w:ascii="Cambria Math" w:hAnsi="Cambria Math"/>
+                <w:i/>
+                <w:lang w:val="en-US"/>
+              </w:rPr>
+            </m:ctrlPr>
+          </m:dPr>
+          <m:e>
+            <m:sSub>
+              <m:sSubPr>
+                <m:ctrlPr>
+                  <w:rPr>
+                    <w:rFonts w:ascii="Cambria Math" w:hAnsi="Cambria Math"/>
+                    <w:i/>
+                    <w:lang w:val="en-US"/>
+                  </w:rPr>
+                </m:ctrlPr>
+              </m:sSubPr>
+              <m:e>
+                <m:r>
+                  <w:rPr>
+                    <w:rFonts w:ascii="Cambria Math" w:hAnsi="Cambria Math"/>
+                    <w:lang w:val="en-US"/>
+                  </w:rPr>
+                  <m:t>y</m:t>
+                </m:r>
+              </m:e>
+              <m:sub>
+                <m:r>
+                  <w:rPr>
+                    <w:rFonts w:ascii="Cambria Math" w:hAnsi="Cambria Math"/>
+                    <w:lang w:val="en-US"/>
+                  </w:rPr>
+                  <m:t>n-1</m:t>
+                </m:r>
+              </m:sub>
+            </m:sSub>
+            <m:r>
+              <w:rPr>
+                <w:rFonts w:ascii="Cambria Math" w:hAnsi="Cambria Math"/>
+                <w:lang w:val="en-US"/>
+              </w:rPr>
+              <m:t xml:space="preserve">+ </m:t>
+            </m:r>
+            <m:sSub>
+              <m:sSubPr>
+                <m:ctrlPr>
+                  <w:rPr>
+                    <w:rFonts w:ascii="Cambria Math" w:hAnsi="Cambria Math"/>
+                    <w:i/>
+                    <w:lang w:val="en-US"/>
+                  </w:rPr>
+                </m:ctrlPr>
+              </m:sSubPr>
+              <m:e>
+                <m:r>
+                  <w:rPr>
+                    <w:rFonts w:ascii="Cambria Math" w:hAnsi="Cambria Math"/>
+                    <w:lang w:val="en-US"/>
+                  </w:rPr>
+                  <m:t>y</m:t>
+                </m:r>
+              </m:e>
+              <m:sub>
+                <m:r>
+                  <w:rPr>
+                    <w:rFonts w:ascii="Cambria Math" w:hAnsi="Cambria Math"/>
+                    <w:lang w:val="en-US"/>
+                  </w:rPr>
+                  <m:t>n+1</m:t>
+                </m:r>
+              </m:sub>
+            </m:sSub>
+            <m:r>
+              <w:rPr>
+                <w:rFonts w:ascii="Cambria Math" w:hAnsi="Cambria Math"/>
+                <w:lang w:val="en-US"/>
+              </w:rPr>
+              <m:t>-</m:t>
+            </m:r>
+            <m:sSub>
+              <m:sSubPr>
+                <m:ctrlPr>
+                  <w:rPr>
+                    <w:rFonts w:ascii="Cambria Math" w:hAnsi="Cambria Math"/>
+                    <w:i/>
+                    <w:lang w:val="en-US"/>
+                  </w:rPr>
+                </m:ctrlPr>
+              </m:sSubPr>
+              <m:e>
+                <m:r>
+                  <w:rPr>
+                    <w:rFonts w:ascii="Cambria Math" w:hAnsi="Cambria Math"/>
+                    <w:lang w:val="en-US"/>
+                  </w:rPr>
+                  <m:t>2y</m:t>
+                </m:r>
+              </m:e>
+              <m:sub>
+                <m:r>
+                  <w:rPr>
+                    <w:rFonts w:ascii="Cambria Math" w:hAnsi="Cambria Math"/>
+                    <w:lang w:val="en-US"/>
+                  </w:rPr>
+                  <m:t>n</m:t>
+                </m:r>
+              </m:sub>
+            </m:sSub>
+          </m:e>
+        </m:d>
+      </m:oMath>
+      <w:r>
+        <w:rPr>
+          <w:rFonts w:eastAsiaTheme="minorEastAsia"/>
           <w:i/>
-          <w:iCs/>
-        </w:rPr>
-      </w:pPr>
+        </w:rPr>
+        <w:tab/>
+      </w:r>
+      <w:r>
+        <w:rPr>
+          <w:rFonts w:eastAsiaTheme="minorEastAsia"/>
+          <w:i/>
+        </w:rPr>
+        <w:tab/>
+        <w:t>(4а)</w:t>
+      </w:r>
+    </w:p>
+    <w:p>
+      <w:pPr>
+        <w:rPr>
+          <w:rFonts w:eastAsiaTheme="minorEastAsia"/>
+          <w:i/>
+        </w:rPr>
+      </w:pPr>
+      <m:oMath>
+        <m:sSub>
+          <m:sSubPr>
+            <m:ctrlPr>
+              <w:rPr>
+                <w:rFonts w:ascii="Cambria Math" w:hAnsi="Cambria Math"/>
+                <w:i/>
+                <w:lang w:val="en-US"/>
+              </w:rPr>
+            </m:ctrlPr>
+          </m:sSubPr>
+          <m:e>
+            <m:r>
+              <w:rPr>
+                <w:rFonts w:ascii="Cambria Math" w:hAnsi="Cambria Math"/>
+                <w:lang w:val="en-US"/>
+              </w:rPr>
+              <m:t>a</m:t>
+            </m:r>
+          </m:e>
+          <m:sub>
+            <m:r>
+              <w:rPr>
+                <w:rFonts w:ascii="Cambria Math" w:hAnsi="Cambria Math"/>
+                <w:lang w:val="en-US"/>
+              </w:rPr>
+              <m:t>n</m:t>
+            </m:r>
+          </m:sub>
+        </m:sSub>
+        <m:r>
+          <w:rPr>
+            <w:rFonts w:ascii="Cambria Math" w:hAnsi="Cambria Math"/>
+            <w:lang w:val="en-US"/>
+          </w:rPr>
+          <m:t>=</m:t>
+        </m:r>
+        <m:sSub>
+          <m:sSubPr>
+            <m:ctrlPr>
+              <w:rPr>
+                <w:rFonts w:ascii="Cambria Math" w:hAnsi="Cambria Math"/>
+                <w:i/>
+                <w:lang w:val="en-US"/>
+              </w:rPr>
+            </m:ctrlPr>
+          </m:sSubPr>
+          <m:e>
+            <m:r>
+              <w:rPr>
+                <w:rFonts w:ascii="Cambria Math" w:hAnsi="Cambria Math"/>
+                <w:lang w:val="en-US"/>
+              </w:rPr>
+              <m:t>f</m:t>
+            </m:r>
+          </m:e>
+          <m:sub>
+            <m:r>
+              <w:rPr>
+                <w:rFonts w:ascii="Cambria Math" w:hAnsi="Cambria Math"/>
+                <w:lang w:val="en-US"/>
+              </w:rPr>
+              <m:t>n</m:t>
+            </m:r>
+          </m:sub>
+        </m:sSub>
+        <m:r>
+          <w:rPr>
+            <w:rFonts w:ascii="Cambria Math" w:hAnsi="Cambria Math"/>
+            <w:lang w:val="en-US"/>
+          </w:rPr>
+          <m:t>/m</m:t>
+        </m:r>
+      </m:oMath>
+      <w:r>
+        <w:rPr>
+          <w:rFonts w:eastAsiaTheme="minorEastAsia"/>
+          <w:i/>
+        </w:rPr>
+        <w:tab/>
+      </w:r>
+      <w:r>
+        <w:rPr>
+          <w:rFonts w:eastAsiaTheme="minorEastAsia"/>
+          <w:i/>
+        </w:rPr>
+        <w:tab/>
+      </w:r>
+      <w:r>
+        <w:rPr>
+          <w:rFonts w:eastAsiaTheme="minorEastAsia"/>
+          <w:i/>
+        </w:rPr>
+        <w:tab/>
+      </w:r>
+      <w:r>
+        <w:rPr>
+          <w:rFonts w:eastAsiaTheme="minorEastAsia"/>
+          <w:i/>
+        </w:rPr>
+        <w:tab/>
+      </w:r>
+      <w:r>
+        <w:rPr>
+          <w:rFonts w:eastAsiaTheme="minorEastAsia"/>
+          <w:i/>
+        </w:rPr>
+        <w:t>(4</w:t>
+      </w:r>
+      <w:r>
+        <w:rPr>
+          <w:rFonts w:eastAsiaTheme="minorEastAsia"/>
+          <w:i/>
+        </w:rPr>
+        <w:t>б</w:t>
+      </w:r>
+      <w:r>
+        <w:rPr>
+          <w:rFonts w:eastAsiaTheme="minorEastAsia"/>
+          <w:i/>
+        </w:rPr>
+        <w:t>)</w:t>
+      </w:r>
+    </w:p>
+    <w:p>
+      <w:pPr>
+        <w:rPr>
+          <w:rFonts w:eastAsiaTheme="minorEastAsia"/>
+          <w:i/>
+        </w:rPr>
+      </w:pPr>
+      <m:oMath>
+        <m:sSubSup>
+          <m:sSubSupPr>
+            <m:ctrlPr>
+              <w:rPr>
+                <w:rFonts w:ascii="Cambria Math" w:eastAsiaTheme="minorEastAsia" w:hAnsi="Cambria Math"/>
+                <w:i/>
+              </w:rPr>
+            </m:ctrlPr>
+          </m:sSubSupPr>
+          <m:e>
+            <m:r>
+              <w:rPr>
+                <w:rFonts w:ascii="Cambria Math" w:eastAsiaTheme="minorEastAsia" w:hAnsi="Cambria Math"/>
+                <w:lang w:val="en-US"/>
+              </w:rPr>
+              <m:t>v</m:t>
+            </m:r>
+          </m:e>
+          <m:sub>
+            <m:r>
+              <w:rPr>
+                <w:rFonts w:ascii="Cambria Math" w:eastAsiaTheme="minorEastAsia" w:hAnsi="Cambria Math"/>
+              </w:rPr>
+              <m:t>n</m:t>
+            </m:r>
+          </m:sub>
+          <m:sup>
+            <m:r>
+              <w:rPr>
+                <w:rFonts w:ascii="Cambria Math" w:eastAsiaTheme="minorEastAsia" w:hAnsi="Cambria Math"/>
+              </w:rPr>
+              <m:t>'</m:t>
+            </m:r>
+          </m:sup>
+        </m:sSubSup>
+        <m:r>
+          <w:rPr>
+            <w:rFonts w:ascii="Cambria Math" w:eastAsiaTheme="minorEastAsia" w:hAnsi="Cambria Math"/>
+            <w:lang w:val="en-US"/>
+          </w:rPr>
+          <m:t xml:space="preserve">= </m:t>
+        </m:r>
+        <m:sSub>
+          <m:sSubPr>
+            <m:ctrlPr>
+              <w:rPr>
+                <w:rFonts w:ascii="Cambria Math" w:eastAsiaTheme="minorEastAsia" w:hAnsi="Cambria Math"/>
+                <w:i/>
+                <w:lang w:val="en-US"/>
+              </w:rPr>
+            </m:ctrlPr>
+          </m:sSubPr>
+          <m:e>
+            <m:r>
+              <w:rPr>
+                <w:rFonts w:ascii="Cambria Math" w:eastAsiaTheme="minorEastAsia" w:hAnsi="Cambria Math"/>
+                <w:lang w:val="en-US"/>
+              </w:rPr>
+              <m:t>v</m:t>
+            </m:r>
+          </m:e>
+          <m:sub>
+            <m:r>
+              <w:rPr>
+                <w:rFonts w:ascii="Cambria Math" w:eastAsiaTheme="minorEastAsia" w:hAnsi="Cambria Math"/>
+                <w:lang w:val="en-US"/>
+              </w:rPr>
+              <m:t>n</m:t>
+            </m:r>
+          </m:sub>
+        </m:sSub>
+        <m:r>
+          <w:rPr>
+            <w:rFonts w:ascii="Cambria Math" w:eastAsiaTheme="minorEastAsia" w:hAnsi="Cambria Math"/>
+            <w:lang w:val="en-US"/>
+          </w:rPr>
+          <m:t>+</m:t>
+        </m:r>
+        <m:sSub>
+          <m:sSubPr>
+            <m:ctrlPr>
+              <w:rPr>
+                <w:rFonts w:ascii="Cambria Math" w:eastAsiaTheme="minorEastAsia" w:hAnsi="Cambria Math"/>
+                <w:i/>
+                <w:lang w:val="en-US"/>
+              </w:rPr>
+            </m:ctrlPr>
+          </m:sSubPr>
+          <m:e>
+            <m:r>
+              <w:rPr>
+                <w:rFonts w:ascii="Cambria Math" w:eastAsiaTheme="minorEastAsia" w:hAnsi="Cambria Math"/>
+                <w:lang w:val="en-US"/>
+              </w:rPr>
+              <m:t>a</m:t>
+            </m:r>
+          </m:e>
+          <m:sub>
+            <m:r>
+              <w:rPr>
+                <w:rFonts w:ascii="Cambria Math" w:eastAsiaTheme="minorEastAsia" w:hAnsi="Cambria Math"/>
+                <w:lang w:val="en-US"/>
+              </w:rPr>
+              <m:t>n</m:t>
+            </m:r>
+          </m:sub>
+        </m:sSub>
+        <m:r>
+          <w:rPr>
+            <w:rFonts w:ascii="Cambria Math" w:eastAsiaTheme="minorEastAsia" w:hAnsi="Cambria Math"/>
+            <w:lang w:val="en-US"/>
+          </w:rPr>
+          <m:t>∆t</m:t>
+        </m:r>
+      </m:oMath>
+      <w:r>
+        <w:rPr>
+          <w:rFonts w:eastAsiaTheme="minorEastAsia"/>
+          <w:i/>
+        </w:rPr>
+        <w:tab/>
+      </w:r>
+      <w:r>
+        <w:rPr>
+          <w:rFonts w:eastAsiaTheme="minorEastAsia"/>
+          <w:i/>
+        </w:rPr>
+        <w:tab/>
+      </w:r>
+      <w:r>
+        <w:rPr>
+          <w:rFonts w:eastAsiaTheme="minorEastAsia"/>
+          <w:i/>
+        </w:rPr>
+        <w:tab/>
+      </w:r>
+      <w:r>
+        <w:rPr>
+          <w:rFonts w:eastAsiaTheme="minorEastAsia"/>
+          <w:i/>
+        </w:rPr>
+        <w:t>(4</w:t>
+      </w:r>
+      <w:r>
+        <w:rPr>
+          <w:rFonts w:eastAsiaTheme="minorEastAsia"/>
+          <w:i/>
+        </w:rPr>
+        <w:t>в</w:t>
+      </w:r>
+      <w:r>
+        <w:rPr>
+          <w:rFonts w:eastAsiaTheme="minorEastAsia"/>
+          <w:i/>
+        </w:rPr>
+        <w:t>)</w:t>
+      </w:r>
+    </w:p>
+    <w:p>
+      <w:pPr>
+        <w:rPr>
+          <w:rFonts w:eastAsiaTheme="minorEastAsia"/>
+          <w:i/>
+        </w:rPr>
+      </w:pPr>
+      <m:oMath>
+        <m:sSub>
+          <m:sSubPr>
+            <m:ctrlPr>
+              <w:rPr>
+                <w:rFonts w:ascii="Cambria Math" w:eastAsiaTheme="minorEastAsia" w:hAnsi="Cambria Math"/>
+                <w:i/>
+              </w:rPr>
+            </m:ctrlPr>
+          </m:sSubPr>
+          <m:e>
+            <m:sSubSup>
+              <m:sSubSupPr>
+                <m:ctrlPr>
+                  <w:rPr>
+                    <w:rFonts w:ascii="Cambria Math" w:eastAsiaTheme="minorEastAsia" w:hAnsi="Cambria Math"/>
+                    <w:i/>
+                    <w:lang w:val="en-US"/>
+                  </w:rPr>
+                </m:ctrlPr>
+              </m:sSubSupPr>
+              <m:e>
+                <m:r>
+                  <w:rPr>
+                    <w:rFonts w:ascii="Cambria Math" w:eastAsiaTheme="minorEastAsia" w:hAnsi="Cambria Math"/>
+                    <w:lang w:val="en-US"/>
+                  </w:rPr>
+                  <m:t>y</m:t>
+                </m:r>
+              </m:e>
+              <m:sub>
+                <m:r>
+                  <w:rPr>
+                    <w:rFonts w:ascii="Cambria Math" w:eastAsiaTheme="minorEastAsia" w:hAnsi="Cambria Math"/>
+                    <w:lang w:val="en-US"/>
+                  </w:rPr>
+                  <m:t>n</m:t>
+                </m:r>
+              </m:sub>
+              <m:sup>
+                <m:r>
+                  <w:rPr>
+                    <w:rFonts w:ascii="Cambria Math" w:eastAsiaTheme="minorEastAsia" w:hAnsi="Cambria Math"/>
+                    <w:lang w:val="en-US"/>
+                  </w:rPr>
+                  <m:t>'</m:t>
+                </m:r>
+              </m:sup>
+            </m:sSubSup>
+            <m:r>
+              <w:rPr>
+                <w:rFonts w:ascii="Cambria Math" w:eastAsiaTheme="minorEastAsia" w:hAnsi="Cambria Math"/>
+                <w:lang w:val="en-US"/>
+              </w:rPr>
+              <m:t>=y</m:t>
+            </m:r>
+          </m:e>
+          <m:sub>
+            <m:r>
+              <w:rPr>
+                <w:rFonts w:ascii="Cambria Math" w:eastAsiaTheme="minorEastAsia" w:hAnsi="Cambria Math"/>
+              </w:rPr>
+              <m:t>n</m:t>
+            </m:r>
+          </m:sub>
+        </m:sSub>
+        <m:r>
+          <w:rPr>
+            <w:rFonts w:ascii="Cambria Math" w:eastAsiaTheme="minorEastAsia" w:hAnsi="Cambria Math"/>
+          </w:rPr>
+          <m:t>+</m:t>
+        </m:r>
+        <m:r>
+          <w:rPr>
+            <w:rFonts w:ascii="Cambria Math" w:eastAsiaTheme="minorEastAsia" w:hAnsi="Cambria Math"/>
+            <w:lang w:val="en-US"/>
+          </w:rPr>
+          <m:t xml:space="preserve"> </m:t>
+        </m:r>
+        <m:sSubSup>
+          <m:sSubSupPr>
+            <m:ctrlPr>
+              <w:rPr>
+                <w:rFonts w:ascii="Cambria Math" w:eastAsiaTheme="minorEastAsia" w:hAnsi="Cambria Math"/>
+                <w:i/>
+                <w:lang w:val="en-US"/>
+              </w:rPr>
+            </m:ctrlPr>
+          </m:sSubSupPr>
+          <m:e>
+            <m:r>
+              <w:rPr>
+                <w:rFonts w:ascii="Cambria Math" w:eastAsiaTheme="minorEastAsia" w:hAnsi="Cambria Math"/>
+                <w:lang w:val="en-US"/>
+              </w:rPr>
+              <m:t>v</m:t>
+            </m:r>
+          </m:e>
+          <m:sub>
+            <m:r>
+              <w:rPr>
+                <w:rFonts w:ascii="Cambria Math" w:eastAsiaTheme="minorEastAsia" w:hAnsi="Cambria Math"/>
+                <w:lang w:val="en-US"/>
+              </w:rPr>
+              <m:t>n</m:t>
+            </m:r>
+          </m:sub>
+          <m:sup>
+            <m:r>
+              <w:rPr>
+                <w:rFonts w:ascii="Cambria Math" w:eastAsiaTheme="minorEastAsia" w:hAnsi="Cambria Math"/>
+                <w:lang w:val="en-US"/>
+              </w:rPr>
+              <m:t>'</m:t>
+            </m:r>
+          </m:sup>
+        </m:sSubSup>
+        <m:r>
+          <w:rPr>
+            <w:rFonts w:ascii="Cambria Math" w:eastAsiaTheme="minorEastAsia" w:hAnsi="Cambria Math"/>
+            <w:lang w:val="en-US"/>
+          </w:rPr>
+          <m:t>∆t</m:t>
+        </m:r>
+      </m:oMath>
+      <w:r>
+        <w:rPr>
+          <w:rFonts w:eastAsiaTheme="minorEastAsia"/>
+          <w:i/>
+        </w:rPr>
+        <w:tab/>
+      </w:r>
+      <w:r>
+        <w:rPr>
+          <w:rFonts w:eastAsiaTheme="minorEastAsia"/>
+          <w:i/>
+        </w:rPr>
+        <w:tab/>
+      </w:r>
+      <w:r>
+        <w:rPr>
+          <w:rFonts w:eastAsiaTheme="minorEastAsia"/>
+          <w:i/>
+        </w:rPr>
+        <w:tab/>
+      </w:r>
+      <w:r>
+        <w:rPr>
+          <w:rFonts w:eastAsiaTheme="minorEastAsia"/>
+          <w:i/>
+        </w:rPr>
+        <w:t>(4</w:t>
+      </w:r>
+      <w:r>
+        <w:rPr>
+          <w:rFonts w:eastAsiaTheme="minorEastAsia"/>
+          <w:i/>
+        </w:rPr>
+        <w:t>г</w:t>
+      </w:r>
+      <w:r>
+        <w:rPr>
+          <w:rFonts w:eastAsiaTheme="minorEastAsia"/>
+          <w:i/>
+        </w:rPr>
+        <w:t>)</w:t>
+      </w:r>
+    </w:p>
+    <w:p>
+      <w:pPr>
+        <w:rPr>
+          <w:rFonts w:eastAsiaTheme="minorEastAsia"/>
+          <w:i/>
+        </w:rPr>
+      </w:pPr>
+    </w:p>
+    <w:p>
+      <w:pPr>
+        <w:rPr>
+          <w:rFonts w:eastAsiaTheme="minorEastAsia"/>
+        </w:rPr>
+      </w:pPr>
+      <w:r>
+        <w:rPr>
+          <w:rFonts w:eastAsiaTheme="minorEastAsia"/>
+          <w:iCs/>
+        </w:rPr>
+        <w:t>Тут</w:t>
+      </w:r>
+      <w:r>
+        <w:rPr>
+          <w:rFonts w:eastAsiaTheme="minorEastAsia"/>
+          <w:iCs/>
+          <w:lang w:val="en-US"/>
+        </w:rPr>
+        <w:t xml:space="preserve"> n – </w:t>
+      </w:r>
+      <w:r>
+        <w:rPr>
+          <w:rFonts w:eastAsiaTheme="minorEastAsia"/>
+          <w:iCs/>
+        </w:rPr>
+        <w:t xml:space="preserve">номер вузла (1 </w:t>
+      </w:r>
+      <w:r>
+        <w:rPr>
+          <w:rFonts w:eastAsiaTheme="minorEastAsia"/>
+          <w:iCs/>
+          <w:lang w:val="en-US"/>
+        </w:rPr>
+        <w:t>&lt;= n &lt;= N),</w:t>
+      </w:r>
+      <w:r>
+        <w:rPr>
+          <w:rFonts w:eastAsiaTheme="minorEastAsia"/>
+          <w:iCs/>
+        </w:rPr>
+        <w:t xml:space="preserve">  </w:t>
+      </w:r>
+      <m:oMath>
+        <m:r>
+          <w:rPr>
+            <w:rFonts w:ascii="Cambria Math" w:eastAsiaTheme="minorEastAsia" w:hAnsi="Cambria Math"/>
+            <w:lang w:val="en-US"/>
+          </w:rPr>
+          <m:t>∆t</m:t>
+        </m:r>
+      </m:oMath>
+      <w:r>
+        <w:rPr>
+          <w:rFonts w:eastAsiaTheme="minorEastAsia"/>
+          <w:lang w:val="en-US"/>
+        </w:rPr>
+        <w:t xml:space="preserve"> – </w:t>
+      </w:r>
+      <w:r>
+        <w:rPr>
+          <w:rFonts w:eastAsiaTheme="minorEastAsia"/>
+        </w:rPr>
+        <w:t>проміжок часу між двома серіями обчислень.</w:t>
+      </w:r>
+      <w:r>
+        <w:rPr>
+          <w:rFonts w:eastAsiaTheme="minorEastAsia"/>
+        </w:rPr>
+        <w:t xml:space="preserve"> Початковими умовами вирішення є положення і швидкість маси в кожному вузлі. </w:t>
+      </w:r>
+    </w:p>
+    <w:p>
+      <w:pPr>
+        <w:rPr>
+          <w:rFonts w:eastAsiaTheme="minorEastAsia"/>
+          <w:iCs/>
+        </w:rPr>
+      </w:pPr>
+      <w:r>
+        <w:rPr>
+          <w:rFonts w:eastAsiaTheme="minorEastAsia"/>
+          <w:highlight w:val="yellow"/>
+        </w:rPr>
+        <w:t>.</w:t>
+      </w:r>
+      <w:r>
+        <w:rPr>
+          <w:rFonts w:eastAsiaTheme="minorEastAsia"/>
+          <w:highlight w:val="yellow"/>
+          <w:lang w:val="en-US"/>
+        </w:rPr>
+        <w:t xml:space="preserve">  </w:t>
+      </w:r>
+      <w:proofErr w:type="spellStart"/>
+      <w:r>
+        <w:rPr>
+          <w:rFonts w:eastAsiaTheme="minorEastAsia"/>
+          <w:highlight w:val="yellow"/>
+        </w:rPr>
+        <w:t>Однородне</w:t>
+      </w:r>
+      <w:proofErr w:type="spellEnd"/>
+      <w:r>
+        <w:rPr>
+          <w:rFonts w:eastAsiaTheme="minorEastAsia"/>
+          <w:highlight w:val="yellow"/>
+        </w:rPr>
+        <w:t xml:space="preserve"> середовище</w:t>
+      </w:r>
+    </w:p>
+    <w:p>
+      <w:pPr>
+        <w:ind w:firstLine="0"/>
+        <w:rPr>
+          <w:rFonts w:eastAsiaTheme="minorEastAsia"/>
+        </w:rPr>
+      </w:pPr>
+    </w:p>
+    <w:p>
+      <w:pPr>
+        <w:rPr>
+          <w:rFonts w:eastAsiaTheme="minorEastAsia"/>
+          <w:iCs/>
+        </w:rPr>
+      </w:pPr>
+      <w:r>
+        <w:rPr>
+          <w:rFonts w:eastAsiaTheme="minorEastAsia"/>
+        </w:rPr>
+        <w:t xml:space="preserve">Якщо </w:t>
+      </w:r>
+      <w:r>
+        <w:rPr>
+          <w:rFonts w:eastAsiaTheme="minorEastAsia"/>
+        </w:rPr>
+        <w:t xml:space="preserve">графічно </w:t>
+      </w:r>
+      <w:r>
+        <w:rPr>
+          <w:rFonts w:eastAsiaTheme="minorEastAsia"/>
+        </w:rPr>
+        <w:t>відображувати стан моделі після кожної серії обчислень, можна наочно показати еволюцію початкового стану у часі, а саме розпов</w:t>
+      </w:r>
+      <w:r>
+        <w:rPr>
+          <w:rFonts w:eastAsiaTheme="minorEastAsia"/>
+        </w:rPr>
+        <w:t>сюдження хвиль і закони того розповсюдження</w:t>
+      </w:r>
+    </w:p>
+    <w:p>
+      <w:pPr>
+        <w:pStyle w:val="2"/>
+        <w:rPr>
+          <w:rFonts w:eastAsiaTheme="minorEastAsia"/>
+        </w:rPr>
+      </w:pPr>
+      <w:r>
+        <w:rPr>
+          <w:rFonts w:eastAsiaTheme="minorEastAsia"/>
+        </w:rPr>
+        <w:t>Втрати енергії</w:t>
+      </w:r>
+    </w:p>
+    <w:p>
+      <w:pPr>
+        <w:rPr>
+          <w:lang w:val="en-US"/>
+        </w:rPr>
+      </w:pPr>
+      <w:r>
+        <w:t xml:space="preserve">Втрати енергії хвиль при розповсюдженні можна змоделювати у вигляді «тертя» при русі мас. Сила тертя при малих </w:t>
+      </w:r>
+      <w:r>
+        <w:t xml:space="preserve">швидкостях пропорційна </w:t>
+      </w:r>
+      <w:proofErr w:type="spellStart"/>
+      <w:r>
+        <w:rPr>
+          <w:lang w:val="en-US"/>
+        </w:rPr>
+        <w:t>idblrjcns</w:t>
+      </w:r>
+      <w:proofErr w:type="spellEnd"/>
+      <w:r>
+        <w:rPr>
+          <w:lang w:val="en-US"/>
+        </w:rPr>
+        <w:t xml:space="preserve"> </w:t>
+      </w:r>
+    </w:p>
+    <w:p/>
+    <w:p>
+      <w:pPr>
+        <w:pStyle w:val="2"/>
+        <w:rPr>
+          <w:rFonts w:eastAsiaTheme="minorEastAsia"/>
+        </w:rPr>
+      </w:pPr>
+      <w:r>
+        <w:rPr>
+          <w:rFonts w:eastAsiaTheme="minorEastAsia"/>
+        </w:rPr>
+        <w:t>Крайов</w:t>
+      </w:r>
+      <w:r>
+        <w:rPr>
+          <w:rFonts w:eastAsiaTheme="minorEastAsia"/>
+        </w:rPr>
+        <w:t>е віддзеркалення</w:t>
+      </w:r>
+    </w:p>
+    <w:p>
+      <w:pPr>
+        <w:rPr>
+          <w:rFonts w:ascii="Cambria Math" w:eastAsiaTheme="minorEastAsia" w:hAnsi="Cambria Math" w:cstheme="minorHAnsi"/>
+          <w:iCs/>
+        </w:rPr>
+      </w:pPr>
+      <w:r>
+        <w:rPr>
+          <w:rFonts w:ascii="Cambria Math" w:eastAsiaTheme="minorEastAsia" w:hAnsi="Cambria Math" w:cstheme="minorHAnsi"/>
+          <w:iCs/>
+        </w:rPr>
+        <w:t>Спостереженню за поведінкою хвиль може заважати крайовий ефект, який полягає у віддзеркаленні хвиль від границь простору. Відсутність сусіда у граничного вузла справляє такий самий ефект, як і нерухомий сусід – повне віддзеркалення</w:t>
+      </w:r>
+      <w:r>
+        <w:rPr>
+          <w:rFonts w:ascii="Cambria Math" w:eastAsiaTheme="minorEastAsia" w:hAnsi="Cambria Math" w:cstheme="minorHAnsi"/>
+          <w:iCs/>
+          <w:lang w:val="en-US"/>
+        </w:rPr>
+        <w:t xml:space="preserve"> </w:t>
+      </w:r>
+      <w:r>
+        <w:rPr>
+          <w:rFonts w:ascii="Cambria Math" w:eastAsiaTheme="minorEastAsia" w:hAnsi="Cambria Math" w:cstheme="minorHAnsi"/>
+          <w:iCs/>
+        </w:rPr>
+        <w:t>хвилі</w:t>
+      </w:r>
+      <w:r>
+        <w:rPr>
+          <w:rFonts w:ascii="Cambria Math" w:eastAsiaTheme="minorEastAsia" w:hAnsi="Cambria Math" w:cstheme="minorHAnsi"/>
+          <w:iCs/>
+        </w:rPr>
+        <w:t>.</w:t>
+      </w:r>
+      <w:r>
+        <w:rPr>
+          <w:rFonts w:ascii="Cambria Math" w:eastAsiaTheme="minorEastAsia" w:hAnsi="Cambria Math" w:cstheme="minorHAnsi"/>
+          <w:iCs/>
+        </w:rPr>
+        <w:t xml:space="preserve"> Хоча нерухомі вузли корисні, бо моделюють перешкоди для хвиль, віддзеркалення від границь </w:t>
+      </w:r>
+      <w:r>
+        <w:rPr>
+          <w:rFonts w:ascii="Cambria Math" w:eastAsiaTheme="minorEastAsia" w:hAnsi="Cambria Math" w:cstheme="minorHAnsi"/>
+          <w:iCs/>
+        </w:rPr>
+        <w:t xml:space="preserve">простору </w:t>
+      </w:r>
+      <w:r>
+        <w:rPr>
+          <w:rFonts w:ascii="Cambria Math" w:eastAsiaTheme="minorEastAsia" w:hAnsi="Cambria Math" w:cstheme="minorHAnsi"/>
+          <w:iCs/>
+        </w:rPr>
+        <w:t>не бажане і має бути усунене.</w:t>
+      </w:r>
+    </w:p>
+    <w:p>
+      <w:pPr>
+        <w:rPr>
+          <w:rFonts w:ascii="Cambria Math" w:eastAsiaTheme="minorEastAsia" w:hAnsi="Cambria Math" w:cstheme="minorHAnsi"/>
+          <w:iCs/>
+        </w:rPr>
+      </w:pPr>
+      <w:r>
+        <w:rPr>
+          <w:rFonts w:ascii="Cambria Math" w:eastAsiaTheme="minorEastAsia" w:hAnsi="Cambria Math" w:cstheme="minorHAnsi"/>
+          <w:iCs/>
+        </w:rPr>
+        <w:t>Для усунення крайового ефекту існують два способи. Перший полягає в створенні на краю простору зони вузлів</w:t>
+      </w:r>
+    </w:p>
+    <w:p>
+      <w:pPr>
+        <w:rPr>
+          <w:rFonts w:ascii="Cambria Math" w:eastAsiaTheme="minorEastAsia" w:hAnsi="Cambria Math" w:cstheme="minorHAnsi"/>
+          <w:iCs/>
+        </w:rPr>
+      </w:pPr>
+      <w:r>
+        <w:rPr>
+          <w:rFonts w:ascii="Cambria Math" w:eastAsiaTheme="minorEastAsia" w:hAnsi="Cambria Math" w:cstheme="minorHAnsi"/>
+          <w:iCs/>
+        </w:rPr>
+        <w:t>Два способи – поглинання і імітація</w:t>
+      </w:r>
+    </w:p>
+    <w:p>
+      <w:pPr>
+        <w:rPr>
+          <w:rFonts w:ascii="Cambria Math" w:eastAsiaTheme="minorEastAsia" w:hAnsi="Cambria Math" w:cstheme="minorHAnsi"/>
+          <w:iCs/>
+        </w:rPr>
+      </w:pPr>
+      <w:r>
+        <w:rPr>
+          <w:rFonts w:ascii="Cambria Math" w:eastAsiaTheme="minorEastAsia" w:hAnsi="Cambria Math" w:cstheme="minorHAnsi"/>
+          <w:iCs/>
+        </w:rPr>
+        <w:t>Перший для коротких, другий для довгих</w:t>
+      </w:r>
+    </w:p>
+    <w:p>
+      <w:pPr>
+        <w:pStyle w:val="2"/>
+        <w:rPr>
+          <w:rFonts w:eastAsiaTheme="minorEastAsia"/>
+        </w:rPr>
+      </w:pPr>
+      <w:r>
+        <w:rPr>
+          <w:rFonts w:eastAsiaTheme="minorEastAsia"/>
+        </w:rPr>
+        <w:t>Збурення</w:t>
+      </w:r>
     </w:p>
     <w:p>
       <w:pPr>
@@ -2280,7 +3427,6 @@
     </w:p>
     <w:p>
       <w:r>
-        <w:lastRenderedPageBreak/>
         <w:t>Параметрами моделі</w:t>
       </w:r>
       <w:r>
@@ -2614,6 +3760,118 @@
 <file path=word/numbering.xml><?xml version="1.0" encoding="utf-8"?>
 <w:numbering xmlns:wpc="http://schemas.microsoft.com/office/word/2010/wordprocessingCanvas" xmlns:cx="http://schemas.microsoft.com/office/drawing/2014/chartex" xmlns:cx1="http://schemas.microsoft.com/office/drawing/2015/9/8/chartex" xmlns:cx2="http://schemas.microsoft.com/office/drawing/2015/10/21/chartex" xmlns:cx3="http://schemas.microsoft.com/office/drawing/2016/5/9/chartex" xmlns:cx4="http://schemas.microsoft.com/office/drawing/2016/5/10/chartex" xmlns:cx5="http://schemas.microsoft.com/office/drawing/2016/5/11/chartex" xmlns:cx6="http://schemas.microsoft.com/office/drawing/2016/5/12/chartex" xmlns:cx7="http://schemas.microsoft.com/office/drawing/2016/5/13/chartex" xmlns:cx8="http://schemas.microsoft.com/office/drawing/2016/5/14/chartex" xmlns:mc="http://schemas.openxmlformats.org/markup-compatibility/2006" xmlns:aink="http://schemas.microsoft.com/office/drawing/2016/ink" xmlns:am3d="http://schemas.microsoft.com/office/drawing/2017/model3d" xmlns:o="urn:schemas-microsoft-com:office:office" xmlns:oel="http://schemas.microsoft.com/office/2019/extlst" xmlns:r="http://schemas.openxmlformats.org/officeDocument/2006/relationships" xmlns:m="http://schemas.openxmlformats.org/officeDocument/2006/math" xmlns:v="urn:schemas-microsoft-com:vml" xmlns:wp14="http://schemas.microsoft.com/office/word/2010/wordprocessingDrawing" xmlns:wp="http://schemas.openxmlformats.org/drawingml/2006/wordprocessingDrawing" xmlns:w10="urn:schemas-microsoft-com:office:word" xmlns:w="http://schemas.openxmlformats.org/wordprocessingml/2006/main" xmlns:w14="http://schemas.microsoft.com/office/word/2010/wordml" xmlns:w15="http://schemas.microsoft.com/office/word/2012/wordml" xmlns:w16cex="http://schemas.microsoft.com/office/word/2018/wordml/cex" xmlns:w16cid="http://schemas.microsoft.com/office/word/2016/wordml/cid" xmlns:w16="http://schemas.microsoft.com/office/word/2018/wordml" xmlns:w16du="http://schemas.microsoft.com/office/word/2023/wordml/word16du" xmlns:w16sdtdh="http://schemas.microsoft.com/office/word/2020/wordml/sdtdatahash" xmlns:w16sdtfl="http://schemas.microsoft.com/office/word/2024/wordml/sdtformatlock" xmlns:w16se="http://schemas.microsoft.com/office/word/2015/wordml/symex" xmlns:wpg="http://schemas.microsoft.com/office/word/2010/wordprocessingGroup" xmlns:wpi="http://schemas.microsoft.com/office/word/2010/wordprocessingInk" xmlns:wne="http://schemas.microsoft.com/office/word/2006/wordml" xmlns:wps="http://schemas.microsoft.com/office/word/2010/wordprocessingShape" mc:Ignorable="w14 w15 w16se w16cid w16 w16cex w16sdtdh w16sdtfl w16du wp14">
   <w:abstractNum w:abstractNumId="0" w15:restartNumberingAfterBreak="0">
+    <w:nsid w:val="231634DA"/>
+    <w:multiLevelType w:val="hybridMultilevel"/>
+    <w:tmpl w:val="213094F2"/>
+    <w:lvl w:ilvl="0" w:tplc="2DE408DC">
+      <w:numFmt w:val="bullet"/>
+      <w:lvlText w:val="-"/>
+      <w:lvlJc w:val="left"/>
+      <w:pPr>
+        <w:ind w:left="1080" w:hanging="360"/>
+      </w:pPr>
+      <w:rPr>
+        <w:rFonts w:ascii="Calibri" w:eastAsiaTheme="minorHAnsi" w:hAnsi="Calibri" w:cs="Calibri" w:hint="default"/>
+      </w:rPr>
+    </w:lvl>
+    <w:lvl w:ilvl="1" w:tplc="04090003" w:tentative="1">
+      <w:start w:val="1"/>
+      <w:numFmt w:val="bullet"/>
+      <w:lvlText w:val="o"/>
+      <w:lvlJc w:val="left"/>
+      <w:pPr>
+        <w:ind w:left="1800" w:hanging="360"/>
+      </w:pPr>
+      <w:rPr>
+        <w:rFonts w:ascii="Courier New" w:hAnsi="Courier New" w:cs="Courier New" w:hint="default"/>
+      </w:rPr>
+    </w:lvl>
+    <w:lvl w:ilvl="2" w:tplc="04090005" w:tentative="1">
+      <w:start w:val="1"/>
+      <w:numFmt w:val="bullet"/>
+      <w:lvlText w:val=""/>
+      <w:lvlJc w:val="left"/>
+      <w:pPr>
+        <w:ind w:left="2520" w:hanging="360"/>
+      </w:pPr>
+      <w:rPr>
+        <w:rFonts w:ascii="Wingdings" w:hAnsi="Wingdings" w:hint="default"/>
+      </w:rPr>
+    </w:lvl>
+    <w:lvl w:ilvl="3" w:tplc="04090001" w:tentative="1">
+      <w:start w:val="1"/>
+      <w:numFmt w:val="bullet"/>
+      <w:lvlText w:val=""/>
+      <w:lvlJc w:val="left"/>
+      <w:pPr>
+        <w:ind w:left="3240" w:hanging="360"/>
+      </w:pPr>
+      <w:rPr>
+        <w:rFonts w:ascii="Symbol" w:hAnsi="Symbol" w:hint="default"/>
+      </w:rPr>
+    </w:lvl>
+    <w:lvl w:ilvl="4" w:tplc="04090003" w:tentative="1">
+      <w:start w:val="1"/>
+      <w:numFmt w:val="bullet"/>
+      <w:lvlText w:val="o"/>
+      <w:lvlJc w:val="left"/>
+      <w:pPr>
+        <w:ind w:left="3960" w:hanging="360"/>
+      </w:pPr>
+      <w:rPr>
+        <w:rFonts w:ascii="Courier New" w:hAnsi="Courier New" w:cs="Courier New" w:hint="default"/>
+      </w:rPr>
+    </w:lvl>
+    <w:lvl w:ilvl="5" w:tplc="04090005" w:tentative="1">
+      <w:start w:val="1"/>
+      <w:numFmt w:val="bullet"/>
+      <w:lvlText w:val=""/>
+      <w:lvlJc w:val="left"/>
+      <w:pPr>
+        <w:ind w:left="4680" w:hanging="360"/>
+      </w:pPr>
+      <w:rPr>
+        <w:rFonts w:ascii="Wingdings" w:hAnsi="Wingdings" w:hint="default"/>
+      </w:rPr>
+    </w:lvl>
+    <w:lvl w:ilvl="6" w:tplc="04090001" w:tentative="1">
+      <w:start w:val="1"/>
+      <w:numFmt w:val="bullet"/>
+      <w:lvlText w:val=""/>
+      <w:lvlJc w:val="left"/>
+      <w:pPr>
+        <w:ind w:left="5400" w:hanging="360"/>
+      </w:pPr>
+      <w:rPr>
+        <w:rFonts w:ascii="Symbol" w:hAnsi="Symbol" w:hint="default"/>
+      </w:rPr>
+    </w:lvl>
+    <w:lvl w:ilvl="7" w:tplc="04090003" w:tentative="1">
+      <w:start w:val="1"/>
+      <w:numFmt w:val="bullet"/>
+      <w:lvlText w:val="o"/>
+      <w:lvlJc w:val="left"/>
+      <w:pPr>
+        <w:ind w:left="6120" w:hanging="360"/>
+      </w:pPr>
+      <w:rPr>
+        <w:rFonts w:ascii="Courier New" w:hAnsi="Courier New" w:cs="Courier New" w:hint="default"/>
+      </w:rPr>
+    </w:lvl>
+    <w:lvl w:ilvl="8" w:tplc="04090005" w:tentative="1">
+      <w:start w:val="1"/>
+      <w:numFmt w:val="bullet"/>
+      <w:lvlText w:val=""/>
+      <w:lvlJc w:val="left"/>
+      <w:pPr>
+        <w:ind w:left="6840" w:hanging="360"/>
+      </w:pPr>
+      <w:rPr>
+        <w:rFonts w:ascii="Wingdings" w:hAnsi="Wingdings" w:hint="default"/>
+      </w:rPr>
+    </w:lvl>
+  </w:abstractNum>
+  <w:abstractNum w:abstractNumId="1" w15:restartNumberingAfterBreak="0">
     <w:nsid w:val="60A61128"/>
     <w:multiLevelType w:val="hybridMultilevel"/>
     <w:tmpl w:val="450C70CE"/>
@@ -2703,6 +3961,9 @@
     </w:lvl>
   </w:abstractNum>
   <w:num w:numId="1" w16cid:durableId="968900799">
+    <w:abstractNumId w:val="1"/>
+  </w:num>
+  <w:num w:numId="2" w16cid:durableId="176580268">
     <w:abstractNumId w:val="0"/>
   </w:num>
 </w:numbering>
@@ -3108,6 +4369,11 @@
   <w:style w:type="paragraph" w:default="1" w:styleId="a">
     <w:name w:val="Normal"/>
     <w:qFormat/>
+    <w:rsid w:val="00E64AEA"/>
+    <w:pPr>
+      <w:spacing w:after="0"/>
+      <w:ind w:firstLine="720"/>
+    </w:pPr>
     <w:rPr>
       <w:lang w:val="uk-UA"/>
     </w:rPr>
@@ -3235,7 +4501,7 @@
     <w:pPr>
       <w:keepNext/>
       <w:keepLines/>
-      <w:spacing w:before="40" w:after="0"/>
+      <w:spacing w:before="40"/>
       <w:outlineLvl w:val="5"/>
     </w:pPr>
     <w:rPr>
@@ -3258,7 +4524,7 @@
     <w:pPr>
       <w:keepNext/>
       <w:keepLines/>
-      <w:spacing w:before="40" w:after="0"/>
+      <w:spacing w:before="40"/>
       <w:outlineLvl w:val="6"/>
     </w:pPr>
     <w:rPr>
@@ -3279,7 +4545,6 @@
     <w:pPr>
       <w:keepNext/>
       <w:keepLines/>
-      <w:spacing w:after="0"/>
       <w:outlineLvl w:val="7"/>
     </w:pPr>
     <w:rPr>
@@ -3302,7 +4567,6 @@
     <w:pPr>
       <w:keepNext/>
       <w:keepLines/>
-      <w:spacing w:after="0"/>
       <w:outlineLvl w:val="8"/>
     </w:pPr>
     <w:rPr>
@@ -3511,6 +4775,7 @@
       <w:numPr>
         <w:ilvl w:val="1"/>
       </w:numPr>
+      <w:ind w:firstLine="720"/>
     </w:pPr>
     <w:rPr>
       <w:rFonts w:eastAsiaTheme="majorEastAsia" w:cstheme="majorBidi"/>

--- a/docs/Waves.docx
+++ b/docs/Waves.docx
@@ -47,7 +47,7 @@
         <w:t xml:space="preserve"> </w:t>
       </w:r>
       <w:r>
-        <w:t>Відстань між вузлами сітки дорівнює одиниці.</w:t>
+        <w:t>Відстань між вузлами сітки дорівнює одиниці</w:t>
       </w:r>
       <w:r>
         <w:rPr>
@@ -55,6 +55,25 @@
         </w:rPr>
         <w:t xml:space="preserve"> </w:t>
       </w:r>
+      <w:r>
+        <w:t>довжини</w:t>
+      </w:r>
+      <w:r>
+        <w:t>.</w:t>
+      </w:r>
+      <w:r>
+        <w:rPr>
+          <w:lang w:val="en-US"/>
+        </w:rPr>
+        <w:t xml:space="preserve"> </w:t>
+      </w:r>
+    </w:p>
+    <w:p>
+      <w:pPr>
+        <w:rPr>
+          <w:lang w:val="en-US"/>
+        </w:rPr>
+      </w:pPr>
       <w:r>
         <w:t>Сітка</w:t>
       </w:r>
@@ -130,7 +149,7 @@
                     <pic:cNvPicPr/>
                   </pic:nvPicPr>
                   <pic:blipFill>
-                    <a:blip r:embed="rId5">
+                    <a:blip r:embed="rId6">
                       <a:extLst>
                         <a:ext uri="{28A0092B-C50C-407E-A947-70E740481C1C}">
                           <a14:useLocalDpi xmlns:a14="http://schemas.microsoft.com/office/drawing/2010/main" val="0"/>
@@ -948,7 +967,19 @@
         <w:rPr>
           <w:rFonts w:eastAsiaTheme="minorEastAsia"/>
         </w:rPr>
-        <w:t xml:space="preserve">                                         (2)</w:t>
+        <w:t xml:space="preserve">                                        </w:t>
+      </w:r>
+      <w:r>
+        <w:rPr>
+          <w:rFonts w:eastAsiaTheme="minorEastAsia"/>
+        </w:rPr>
+        <w:t xml:space="preserve">  </w:t>
+      </w:r>
+      <w:r>
+        <w:rPr>
+          <w:rFonts w:eastAsiaTheme="minorEastAsia"/>
+        </w:rPr>
+        <w:t xml:space="preserve"> (2)</w:t>
       </w:r>
     </w:p>
     <w:p>
@@ -1634,7 +1665,7 @@
             <w:rFonts w:ascii="Cambria Math" w:eastAsiaTheme="minorEastAsia" w:hAnsi="Cambria Math" w:cstheme="minorHAnsi"/>
             <w:lang w:val="en-US"/>
           </w:rPr>
-          <m:t xml:space="preserve"> q</m:t>
+          <m:t>q</m:t>
         </m:r>
       </m:oMath>
       <w:r>
@@ -1659,7 +1690,7 @@
           <w:i/>
           <w:lang w:val="en-US"/>
         </w:rPr>
-        <w:t xml:space="preserve">                 </w:t>
+        <w:t xml:space="preserve">     </w:t>
       </w:r>
       <m:oMath>
         <m:r>
@@ -2216,27 +2247,7 @@
           <w:i/>
         </w:rPr>
         <w:tab/>
-      </w:r>
-      <w:r>
-        <w:rPr>
-          <w:rFonts w:eastAsiaTheme="minorEastAsia"/>
-          <w:i/>
-        </w:rPr>
-        <w:t>(4</w:t>
-      </w:r>
-      <w:r>
-        <w:rPr>
-          <w:rFonts w:eastAsiaTheme="minorEastAsia"/>
-          <w:i/>
-        </w:rPr>
-        <w:t>б</w:t>
-      </w:r>
-      <w:r>
-        <w:rPr>
-          <w:rFonts w:eastAsiaTheme="minorEastAsia"/>
-          <w:i/>
-        </w:rPr>
-        <w:t>)</w:t>
+        <w:t>(4б)</w:t>
       </w:r>
     </w:p>
     <w:p>
@@ -2382,27 +2393,7 @@
           <w:i/>
         </w:rPr>
         <w:tab/>
-      </w:r>
-      <w:r>
-        <w:rPr>
-          <w:rFonts w:eastAsiaTheme="minorEastAsia"/>
-          <w:i/>
-        </w:rPr>
-        <w:t>(4</w:t>
-      </w:r>
-      <w:r>
-        <w:rPr>
-          <w:rFonts w:eastAsiaTheme="minorEastAsia"/>
-          <w:i/>
-        </w:rPr>
-        <w:t>в</w:t>
-      </w:r>
-      <w:r>
-        <w:rPr>
-          <w:rFonts w:eastAsiaTheme="minorEastAsia"/>
-          <w:i/>
-        </w:rPr>
-        <w:t>)</w:t>
+        <w:t>(4в)</w:t>
       </w:r>
     </w:p>
     <w:p>
@@ -2557,27 +2548,7 @@
           <w:i/>
         </w:rPr>
         <w:tab/>
-      </w:r>
-      <w:r>
-        <w:rPr>
-          <w:rFonts w:eastAsiaTheme="minorEastAsia"/>
-          <w:i/>
-        </w:rPr>
-        <w:t>(4</w:t>
-      </w:r>
-      <w:r>
-        <w:rPr>
-          <w:rFonts w:eastAsiaTheme="minorEastAsia"/>
-          <w:i/>
-        </w:rPr>
-        <w:t>г</w:t>
-      </w:r>
-      <w:r>
-        <w:rPr>
-          <w:rFonts w:eastAsiaTheme="minorEastAsia"/>
-          <w:i/>
-        </w:rPr>
-        <w:t>)</w:t>
+        <w:t>(4г)</w:t>
       </w:r>
     </w:p>
     <w:p>
@@ -2592,6 +2563,9 @@
       <w:pPr>
         <w:rPr>
           <w:rFonts w:eastAsiaTheme="minorEastAsia"/>
+          <w:i/>
+          <w:iCs/>
+          <w:lang w:val="en-US"/>
         </w:rPr>
       </w:pPr>
       <w:r>
@@ -2657,329 +2631,134 @@
         <w:rPr>
           <w:rFonts w:eastAsiaTheme="minorEastAsia"/>
         </w:rPr>
-        <w:t xml:space="preserve"> Початковими умовами вирішення є положення і швидкість маси в кожному вузлі. </w:t>
+        <w:t xml:space="preserve"> Початковими умовами вирішення є положення і швидкість маси в кожному вузлі.</w:t>
+      </w:r>
+      <w:r>
+        <w:rPr>
+          <w:rFonts w:eastAsiaTheme="minorEastAsia"/>
+        </w:rPr>
+        <w:t xml:space="preserve"> Якщо обмежитися однорідним середовищем, маси у вузлах можна вважати одиничними</w:t>
+      </w:r>
+      <w:r>
+        <w:rPr>
+          <w:rFonts w:eastAsiaTheme="minorEastAsia"/>
+        </w:rPr>
+        <w:t xml:space="preserve">. Час </w:t>
+      </w:r>
+      <w:r>
+        <w:rPr>
+          <w:rFonts w:eastAsiaTheme="minorEastAsia"/>
+          <w:lang w:val="en-US"/>
+        </w:rPr>
+        <w:t>t</w:t>
+      </w:r>
+      <w:r>
+        <w:rPr>
+          <w:rFonts w:eastAsiaTheme="minorEastAsia"/>
+        </w:rPr>
+        <w:t>,</w:t>
+      </w:r>
+      <w:r>
+        <w:rPr>
+          <w:rFonts w:eastAsiaTheme="minorEastAsia"/>
+          <w:lang w:val="en-US"/>
+        </w:rPr>
+        <w:t xml:space="preserve"> </w:t>
+      </w:r>
+      <w:r>
+        <w:rPr>
+          <w:rFonts w:eastAsiaTheme="minorEastAsia"/>
+        </w:rPr>
+        <w:t>в якому еволюціонує модель, фактично є порядковим номером серії обчислень (4)</w:t>
+      </w:r>
+      <w:r>
+        <w:rPr>
+          <w:rFonts w:eastAsiaTheme="minorEastAsia"/>
+          <w:lang w:val="en-US"/>
+        </w:rPr>
+        <w:t xml:space="preserve"> </w:t>
+      </w:r>
+      <w:r>
+        <w:rPr>
+          <w:rFonts w:eastAsiaTheme="minorEastAsia"/>
+        </w:rPr>
+        <w:t xml:space="preserve">і найменший проміжок такого часу </w:t>
+      </w:r>
+      <w:proofErr w:type="spellStart"/>
+      <w:r>
+        <w:rPr>
+          <w:rFonts w:eastAsiaTheme="minorEastAsia" w:cstheme="minorHAnsi"/>
+          <w:i/>
+          <w:iCs/>
+          <w:lang w:val="en-US"/>
+        </w:rPr>
+        <w:t>Δ</w:t>
+      </w:r>
+      <w:r>
+        <w:rPr>
+          <w:rFonts w:eastAsiaTheme="minorEastAsia"/>
+          <w:i/>
+          <w:iCs/>
+          <w:lang w:val="en-US"/>
+        </w:rPr>
+        <w:t>t</w:t>
+      </w:r>
+      <w:proofErr w:type="spellEnd"/>
+      <w:r>
+        <w:rPr>
+          <w:rFonts w:eastAsiaTheme="minorEastAsia"/>
+          <w:i/>
+          <w:iCs/>
+          <w:lang w:val="en-US"/>
+        </w:rPr>
+        <w:t xml:space="preserve"> = 1.</w:t>
+      </w:r>
+      <w:r>
+        <w:rPr>
+          <w:rFonts w:eastAsiaTheme="minorEastAsia"/>
+          <w:lang w:val="en-US"/>
+        </w:rPr>
+        <w:t xml:space="preserve"> </w:t>
+      </w:r>
+      <w:r>
+        <w:rPr>
+          <w:rFonts w:eastAsiaTheme="minorEastAsia"/>
+        </w:rPr>
+        <w:t>Ц</w:t>
+      </w:r>
+      <w:r>
+        <w:rPr>
+          <w:rFonts w:eastAsiaTheme="minorEastAsia"/>
+        </w:rPr>
+        <w:t xml:space="preserve">е спрощує обчислення </w:t>
+      </w:r>
+      <w:r>
+        <w:rPr>
+          <w:rFonts w:eastAsiaTheme="minorEastAsia"/>
+        </w:rPr>
+        <w:t xml:space="preserve">і зводить їх </w:t>
+      </w:r>
+      <w:r>
+        <w:rPr>
+          <w:rFonts w:eastAsiaTheme="minorEastAsia"/>
+        </w:rPr>
+        <w:t xml:space="preserve">до системи </w:t>
+      </w:r>
+      <w:r>
+        <w:rPr>
+          <w:rFonts w:eastAsiaTheme="minorEastAsia"/>
+          <w:lang w:val="en-US"/>
+        </w:rPr>
+        <w:t>(5).</w:t>
       </w:r>
     </w:p>
     <w:p>
       <w:pPr>
         <w:rPr>
           <w:rFonts w:eastAsiaTheme="minorEastAsia"/>
-          <w:iCs/>
-        </w:rPr>
-      </w:pPr>
-      <w:r>
-        <w:rPr>
-          <w:rFonts w:eastAsiaTheme="minorEastAsia"/>
-          <w:highlight w:val="yellow"/>
-        </w:rPr>
-        <w:t>.</w:t>
-      </w:r>
-      <w:r>
-        <w:rPr>
-          <w:rFonts w:eastAsiaTheme="minorEastAsia"/>
-          <w:highlight w:val="yellow"/>
-          <w:lang w:val="en-US"/>
-        </w:rPr>
-        <w:t xml:space="preserve">  </w:t>
-      </w:r>
-      <w:proofErr w:type="spellStart"/>
-      <w:r>
-        <w:rPr>
-          <w:rFonts w:eastAsiaTheme="minorEastAsia"/>
-          <w:highlight w:val="yellow"/>
-        </w:rPr>
-        <w:t>Однородне</w:t>
-      </w:r>
-      <w:proofErr w:type="spellEnd"/>
-      <w:r>
-        <w:rPr>
-          <w:rFonts w:eastAsiaTheme="minorEastAsia"/>
-          <w:highlight w:val="yellow"/>
-        </w:rPr>
-        <w:t xml:space="preserve"> середовище</w:t>
-      </w:r>
-    </w:p>
-    <w:p>
-      <w:pPr>
-        <w:ind w:firstLine="0"/>
-        <w:rPr>
-          <w:rFonts w:eastAsiaTheme="minorEastAsia"/>
-        </w:rPr>
-      </w:pPr>
-    </w:p>
-    <w:p>
-      <w:pPr>
-        <w:rPr>
-          <w:rFonts w:eastAsiaTheme="minorEastAsia"/>
-          <w:iCs/>
-        </w:rPr>
-      </w:pPr>
-      <w:r>
-        <w:rPr>
-          <w:rFonts w:eastAsiaTheme="minorEastAsia"/>
-        </w:rPr>
-        <w:t xml:space="preserve">Якщо </w:t>
-      </w:r>
-      <w:r>
-        <w:rPr>
-          <w:rFonts w:eastAsiaTheme="minorEastAsia"/>
-        </w:rPr>
-        <w:t xml:space="preserve">графічно </w:t>
-      </w:r>
-      <w:r>
-        <w:rPr>
-          <w:rFonts w:eastAsiaTheme="minorEastAsia"/>
-        </w:rPr>
-        <w:t>відображувати стан моделі після кожної серії обчислень, можна наочно показати еволюцію початкового стану у часі, а саме розпов</w:t>
-      </w:r>
-      <w:r>
-        <w:rPr>
-          <w:rFonts w:eastAsiaTheme="minorEastAsia"/>
-        </w:rPr>
-        <w:t>сюдження хвиль і закони того розповсюдження</w:t>
-      </w:r>
-    </w:p>
-    <w:p>
-      <w:pPr>
-        <w:pStyle w:val="2"/>
-        <w:rPr>
-          <w:rFonts w:eastAsiaTheme="minorEastAsia"/>
-        </w:rPr>
-      </w:pPr>
-      <w:r>
-        <w:rPr>
-          <w:rFonts w:eastAsiaTheme="minorEastAsia"/>
-        </w:rPr>
-        <w:t>Втрати енергії</w:t>
-      </w:r>
-    </w:p>
-    <w:p>
-      <w:pPr>
-        <w:rPr>
-          <w:lang w:val="en-US"/>
-        </w:rPr>
-      </w:pPr>
-      <w:r>
-        <w:t xml:space="preserve">Втрати енергії хвиль при розповсюдженні можна змоделювати у вигляді «тертя» при русі мас. Сила тертя при малих </w:t>
-      </w:r>
-      <w:r>
-        <w:t xml:space="preserve">швидкостях пропорційна </w:t>
-      </w:r>
-      <w:proofErr w:type="spellStart"/>
-      <w:r>
-        <w:rPr>
-          <w:lang w:val="en-US"/>
-        </w:rPr>
-        <w:t>idblrjcns</w:t>
-      </w:r>
-      <w:proofErr w:type="spellEnd"/>
-      <w:r>
-        <w:rPr>
-          <w:lang w:val="en-US"/>
-        </w:rPr>
-        <w:t xml:space="preserve"> </w:t>
-      </w:r>
-    </w:p>
-    <w:p/>
-    <w:p>
-      <w:pPr>
-        <w:pStyle w:val="2"/>
-        <w:rPr>
-          <w:rFonts w:eastAsiaTheme="minorEastAsia"/>
-        </w:rPr>
-      </w:pPr>
-      <w:r>
-        <w:rPr>
-          <w:rFonts w:eastAsiaTheme="minorEastAsia"/>
-        </w:rPr>
-        <w:t>Крайов</w:t>
-      </w:r>
-      <w:r>
-        <w:rPr>
-          <w:rFonts w:eastAsiaTheme="minorEastAsia"/>
-        </w:rPr>
-        <w:t>е віддзеркалення</w:t>
-      </w:r>
-    </w:p>
-    <w:p>
-      <w:pPr>
-        <w:rPr>
-          <w:rFonts w:ascii="Cambria Math" w:eastAsiaTheme="minorEastAsia" w:hAnsi="Cambria Math" w:cstheme="minorHAnsi"/>
-          <w:iCs/>
-        </w:rPr>
-      </w:pPr>
-      <w:r>
-        <w:rPr>
-          <w:rFonts w:ascii="Cambria Math" w:eastAsiaTheme="minorEastAsia" w:hAnsi="Cambria Math" w:cstheme="minorHAnsi"/>
-          <w:iCs/>
-        </w:rPr>
-        <w:t>Спостереженню за поведінкою хвиль може заважати крайовий ефект, який полягає у віддзеркаленні хвиль від границь простору. Відсутність сусіда у граничного вузла справляє такий самий ефект, як і нерухомий сусід – повне віддзеркалення</w:t>
-      </w:r>
-      <w:r>
-        <w:rPr>
-          <w:rFonts w:ascii="Cambria Math" w:eastAsiaTheme="minorEastAsia" w:hAnsi="Cambria Math" w:cstheme="minorHAnsi"/>
-          <w:iCs/>
-          <w:lang w:val="en-US"/>
-        </w:rPr>
-        <w:t xml:space="preserve"> </w:t>
-      </w:r>
-      <w:r>
-        <w:rPr>
-          <w:rFonts w:ascii="Cambria Math" w:eastAsiaTheme="minorEastAsia" w:hAnsi="Cambria Math" w:cstheme="minorHAnsi"/>
-          <w:iCs/>
-        </w:rPr>
-        <w:t>хвилі</w:t>
-      </w:r>
-      <w:r>
-        <w:rPr>
-          <w:rFonts w:ascii="Cambria Math" w:eastAsiaTheme="minorEastAsia" w:hAnsi="Cambria Math" w:cstheme="minorHAnsi"/>
-          <w:iCs/>
-        </w:rPr>
-        <w:t>.</w:t>
-      </w:r>
-      <w:r>
-        <w:rPr>
-          <w:rFonts w:ascii="Cambria Math" w:eastAsiaTheme="minorEastAsia" w:hAnsi="Cambria Math" w:cstheme="minorHAnsi"/>
-          <w:iCs/>
-        </w:rPr>
-        <w:t xml:space="preserve"> Хоча нерухомі вузли корисні, бо моделюють перешкоди для хвиль, віддзеркалення від границь </w:t>
-      </w:r>
-      <w:r>
-        <w:rPr>
-          <w:rFonts w:ascii="Cambria Math" w:eastAsiaTheme="minorEastAsia" w:hAnsi="Cambria Math" w:cstheme="minorHAnsi"/>
-          <w:iCs/>
-        </w:rPr>
-        <w:t xml:space="preserve">простору </w:t>
-      </w:r>
-      <w:r>
-        <w:rPr>
-          <w:rFonts w:ascii="Cambria Math" w:eastAsiaTheme="minorEastAsia" w:hAnsi="Cambria Math" w:cstheme="minorHAnsi"/>
-          <w:iCs/>
-        </w:rPr>
-        <w:t>не бажане і має бути усунене.</w:t>
-      </w:r>
-    </w:p>
-    <w:p>
-      <w:pPr>
-        <w:rPr>
-          <w:rFonts w:ascii="Cambria Math" w:eastAsiaTheme="minorEastAsia" w:hAnsi="Cambria Math" w:cstheme="minorHAnsi"/>
-          <w:iCs/>
-        </w:rPr>
-      </w:pPr>
-      <w:r>
-        <w:rPr>
-          <w:rFonts w:ascii="Cambria Math" w:eastAsiaTheme="minorEastAsia" w:hAnsi="Cambria Math" w:cstheme="minorHAnsi"/>
-          <w:iCs/>
-        </w:rPr>
-        <w:t>Для усунення крайового ефекту існують два способи. Перший полягає в створенні на краю простору зони вузлів</w:t>
-      </w:r>
-    </w:p>
-    <w:p>
-      <w:pPr>
-        <w:rPr>
-          <w:rFonts w:ascii="Cambria Math" w:eastAsiaTheme="minorEastAsia" w:hAnsi="Cambria Math" w:cstheme="minorHAnsi"/>
-          <w:iCs/>
-        </w:rPr>
-      </w:pPr>
-      <w:r>
-        <w:rPr>
-          <w:rFonts w:ascii="Cambria Math" w:eastAsiaTheme="minorEastAsia" w:hAnsi="Cambria Math" w:cstheme="minorHAnsi"/>
-          <w:iCs/>
-        </w:rPr>
-        <w:t>Два способи – поглинання і імітація</w:t>
-      </w:r>
-    </w:p>
-    <w:p>
-      <w:pPr>
-        <w:rPr>
-          <w:rFonts w:ascii="Cambria Math" w:eastAsiaTheme="minorEastAsia" w:hAnsi="Cambria Math" w:cstheme="minorHAnsi"/>
-          <w:iCs/>
-        </w:rPr>
-      </w:pPr>
-      <w:r>
-        <w:rPr>
-          <w:rFonts w:ascii="Cambria Math" w:eastAsiaTheme="minorEastAsia" w:hAnsi="Cambria Math" w:cstheme="minorHAnsi"/>
-          <w:iCs/>
-        </w:rPr>
-        <w:t>Перший для коротких, другий для довгих</w:t>
-      </w:r>
-    </w:p>
-    <w:p>
-      <w:pPr>
-        <w:pStyle w:val="2"/>
-        <w:rPr>
-          <w:rFonts w:eastAsiaTheme="minorEastAsia"/>
-        </w:rPr>
-      </w:pPr>
-      <w:r>
-        <w:rPr>
-          <w:rFonts w:eastAsiaTheme="minorEastAsia"/>
-        </w:rPr>
-        <w:t>Збурення</w:t>
-      </w:r>
-    </w:p>
-    <w:p>
-      <w:pPr>
-        <w:rPr>
-          <w:rFonts w:eastAsiaTheme="minorEastAsia" w:cstheme="minorHAnsi"/>
-          <w:iCs/>
-        </w:rPr>
-      </w:pPr>
-    </w:p>
-    <w:p>
-      <w:pPr>
-        <w:rPr>
-          <w:rFonts w:eastAsiaTheme="minorEastAsia" w:cstheme="minorHAnsi"/>
-          <w:iCs/>
-        </w:rPr>
-      </w:pPr>
-    </w:p>
-    <w:p>
-      <w:pPr>
-        <w:rPr>
-          <w:rFonts w:eastAsiaTheme="minorEastAsia" w:cstheme="minorHAnsi"/>
-        </w:rPr>
-      </w:pPr>
-    </w:p>
-    <w:p>
-      <w:pPr>
-        <w:rPr>
-          <w:rFonts w:eastAsiaTheme="minorEastAsia"/>
-          <w:i/>
-        </w:rPr>
-      </w:pPr>
-    </w:p>
-    <w:p>
-      <w:pPr>
-        <w:rPr>
-          <w:rFonts w:eastAsiaTheme="minorEastAsia"/>
-        </w:rPr>
-      </w:pPr>
-    </w:p>
-    <w:p>
-      <w:pPr>
-        <w:rPr>
-          <w:rFonts w:eastAsiaTheme="minorEastAsia"/>
-        </w:rPr>
-      </w:pPr>
-    </w:p>
-    <w:p>
-      <w:pPr>
-        <w:rPr>
-          <w:rFonts w:eastAsiaTheme="minorEastAsia"/>
-        </w:rPr>
-      </w:pPr>
-    </w:p>
-    <w:p>
-      <w:r>
-        <w:t xml:space="preserve">Прискорення </w:t>
-      </w:r>
-      <w:r>
-        <w:rPr>
-          <w:lang w:val="en-US"/>
-        </w:rPr>
-        <w:t xml:space="preserve"> </w:t>
-      </w:r>
+          <w:i/>
+        </w:rPr>
+      </w:pPr>
       <m:oMath>
         <m:sSub>
           <m:sSubPr>
@@ -2997,7 +2776,7 @@
                 <w:rFonts w:ascii="Cambria Math" w:hAnsi="Cambria Math"/>
                 <w:lang w:val="en-US"/>
               </w:rPr>
-              <m:t>a</m:t>
+              <m:t>f</m:t>
             </m:r>
           </m:e>
           <m:sub>
@@ -3015,11 +2794,10 @@
             <w:rFonts w:ascii="Cambria Math" w:hAnsi="Cambria Math"/>
             <w:lang w:val="en-US"/>
           </w:rPr>
-          <m:t xml:space="preserve">= </m:t>
+          <m:t>=k</m:t>
         </m:r>
-        <m:f>
-          <m:fPr>
-            <m:type m:val="lin"/>
+        <m:d>
+          <m:dPr>
             <m:ctrlPr>
               <w:rPr>
                 <w:rFonts w:ascii="Cambria Math" w:hAnsi="Cambria Math"/>
@@ -3027,8 +2805,8 @@
                 <w:lang w:val="en-US"/>
               </w:rPr>
             </m:ctrlPr>
-          </m:fPr>
-          <m:num>
+          </m:dPr>
+          <m:e>
             <m:sSub>
               <m:sSubPr>
                 <m:ctrlPr>
@@ -3045,7 +2823,79 @@
                     <w:rFonts w:ascii="Cambria Math" w:hAnsi="Cambria Math"/>
                     <w:lang w:val="en-US"/>
                   </w:rPr>
-                  <m:t>f</m:t>
+                  <m:t>y</m:t>
+                </m:r>
+              </m:e>
+              <m:sub>
+                <m:r>
+                  <w:rPr>
+                    <w:rFonts w:ascii="Cambria Math" w:hAnsi="Cambria Math"/>
+                    <w:lang w:val="en-US"/>
+                  </w:rPr>
+                  <m:t>n-1</m:t>
+                </m:r>
+              </m:sub>
+            </m:sSub>
+            <m:r>
+              <w:rPr>
+                <w:rFonts w:ascii="Cambria Math" w:hAnsi="Cambria Math"/>
+                <w:lang w:val="en-US"/>
+              </w:rPr>
+              <m:t xml:space="preserve">+ </m:t>
+            </m:r>
+            <m:sSub>
+              <m:sSubPr>
+                <m:ctrlPr>
+                  <w:rPr>
+                    <w:rFonts w:ascii="Cambria Math" w:hAnsi="Cambria Math"/>
+                    <w:i/>
+                    <w:lang w:val="en-US"/>
+                  </w:rPr>
+                </m:ctrlPr>
+              </m:sSubPr>
+              <m:e>
+                <m:r>
+                  <w:rPr>
+                    <w:rFonts w:ascii="Cambria Math" w:hAnsi="Cambria Math"/>
+                    <w:lang w:val="en-US"/>
+                  </w:rPr>
+                  <m:t>y</m:t>
+                </m:r>
+              </m:e>
+              <m:sub>
+                <m:r>
+                  <w:rPr>
+                    <w:rFonts w:ascii="Cambria Math" w:hAnsi="Cambria Math"/>
+                    <w:lang w:val="en-US"/>
+                  </w:rPr>
+                  <m:t>n+1</m:t>
+                </m:r>
+              </m:sub>
+            </m:sSub>
+            <m:r>
+              <w:rPr>
+                <w:rFonts w:ascii="Cambria Math" w:hAnsi="Cambria Math"/>
+                <w:lang w:val="en-US"/>
+              </w:rPr>
+              <m:t>-</m:t>
+            </m:r>
+            <m:sSub>
+              <m:sSubPr>
+                <m:ctrlPr>
+                  <w:rPr>
+                    <w:rFonts w:ascii="Cambria Math" w:hAnsi="Cambria Math"/>
+                    <w:i/>
+                    <w:lang w:val="en-US"/>
+                  </w:rPr>
+                </m:ctrlPr>
+              </m:sSubPr>
+              <m:e>
+                <m:r>
+                  <w:rPr>
+                    <w:rFonts w:ascii="Cambria Math" w:hAnsi="Cambria Math"/>
+                    <w:lang w:val="en-US"/>
+                  </w:rPr>
+                  <m:t>2y</m:t>
                 </m:r>
               </m:e>
               <m:sub>
@@ -3058,59 +2908,485 @@
                 </m:r>
               </m:sub>
             </m:sSub>
-          </m:num>
-          <m:den>
-            <m:r>
-              <w:rPr>
-                <w:rFonts w:ascii="Cambria Math" w:hAnsi="Cambria Math"/>
-                <w:lang w:val="en-US"/>
-              </w:rPr>
-              <m:t>m</m:t>
-            </m:r>
-          </m:den>
-        </m:f>
+          </m:e>
+        </m:d>
       </m:oMath>
       <w:r>
         <w:rPr>
-          <w:lang w:val="en-US"/>
-        </w:rPr>
-        <w:t xml:space="preserve">  </w:t>
-      </w:r>
-      <w:r>
-        <w:t xml:space="preserve">. </w:t>
+          <w:rFonts w:eastAsiaTheme="minorEastAsia"/>
+          <w:i/>
+        </w:rPr>
+        <w:tab/>
+        <w:t>(</w:t>
+      </w:r>
+      <w:r>
+        <w:rPr>
+          <w:rFonts w:eastAsiaTheme="minorEastAsia"/>
+          <w:i/>
+          <w:lang w:val="en-US"/>
+        </w:rPr>
+        <w:t>5</w:t>
+      </w:r>
+      <w:r>
+        <w:rPr>
+          <w:rFonts w:eastAsiaTheme="minorEastAsia"/>
+          <w:i/>
+        </w:rPr>
+        <w:t>а)</w:t>
       </w:r>
     </w:p>
     <w:p>
-      <w:r>
-        <w:t xml:space="preserve">Зміна швидкості, завдяки прискоренню,  </w:t>
-      </w:r>
+      <w:pPr>
+        <w:rPr>
+          <w:rFonts w:eastAsiaTheme="minorEastAsia"/>
+          <w:i/>
+        </w:rPr>
+      </w:pPr>
+      <m:oMath>
+        <m:sSubSup>
+          <m:sSubSupPr>
+            <m:ctrlPr>
+              <w:rPr>
+                <w:rFonts w:ascii="Cambria Math" w:eastAsiaTheme="minorEastAsia" w:hAnsi="Cambria Math"/>
+                <w:i/>
+              </w:rPr>
+            </m:ctrlPr>
+          </m:sSubSupPr>
+          <m:e>
+            <m:r>
+              <w:rPr>
+                <w:rFonts w:ascii="Cambria Math" w:eastAsiaTheme="minorEastAsia" w:hAnsi="Cambria Math"/>
+                <w:lang w:val="en-US"/>
+              </w:rPr>
+              <m:t>v</m:t>
+            </m:r>
+          </m:e>
+          <m:sub>
+            <m:r>
+              <w:rPr>
+                <w:rFonts w:ascii="Cambria Math" w:eastAsiaTheme="minorEastAsia" w:hAnsi="Cambria Math"/>
+              </w:rPr>
+              <m:t>n</m:t>
+            </m:r>
+          </m:sub>
+          <m:sup>
+            <m:r>
+              <w:rPr>
+                <w:rFonts w:ascii="Cambria Math" w:eastAsiaTheme="minorEastAsia" w:hAnsi="Cambria Math"/>
+              </w:rPr>
+              <m:t>'</m:t>
+            </m:r>
+          </m:sup>
+        </m:sSubSup>
+        <m:r>
+          <w:rPr>
+            <w:rFonts w:ascii="Cambria Math" w:eastAsiaTheme="minorEastAsia" w:hAnsi="Cambria Math"/>
+            <w:lang w:val="en-US"/>
+          </w:rPr>
+          <m:t xml:space="preserve">= </m:t>
+        </m:r>
+        <m:sSub>
+          <m:sSubPr>
+            <m:ctrlPr>
+              <w:rPr>
+                <w:rFonts w:ascii="Cambria Math" w:eastAsiaTheme="minorEastAsia" w:hAnsi="Cambria Math"/>
+                <w:i/>
+                <w:lang w:val="en-US"/>
+              </w:rPr>
+            </m:ctrlPr>
+          </m:sSubPr>
+          <m:e>
+            <m:r>
+              <w:rPr>
+                <w:rFonts w:ascii="Cambria Math" w:eastAsiaTheme="minorEastAsia" w:hAnsi="Cambria Math"/>
+                <w:lang w:val="en-US"/>
+              </w:rPr>
+              <m:t>v</m:t>
+            </m:r>
+          </m:e>
+          <m:sub>
+            <m:r>
+              <w:rPr>
+                <w:rFonts w:ascii="Cambria Math" w:eastAsiaTheme="minorEastAsia" w:hAnsi="Cambria Math"/>
+                <w:lang w:val="en-US"/>
+              </w:rPr>
+              <m:t>n</m:t>
+            </m:r>
+          </m:sub>
+        </m:sSub>
+        <m:r>
+          <w:rPr>
+            <w:rFonts w:ascii="Cambria Math" w:eastAsiaTheme="minorEastAsia" w:hAnsi="Cambria Math"/>
+            <w:lang w:val="en-US"/>
+          </w:rPr>
+          <m:t>+</m:t>
+        </m:r>
+        <m:sSub>
+          <m:sSubPr>
+            <m:ctrlPr>
+              <w:rPr>
+                <w:rFonts w:ascii="Cambria Math" w:eastAsiaTheme="minorEastAsia" w:hAnsi="Cambria Math"/>
+                <w:i/>
+                <w:lang w:val="en-US"/>
+              </w:rPr>
+            </m:ctrlPr>
+          </m:sSubPr>
+          <m:e>
+            <m:r>
+              <w:rPr>
+                <w:rFonts w:ascii="Cambria Math" w:eastAsiaTheme="minorEastAsia" w:hAnsi="Cambria Math"/>
+                <w:lang w:val="en-US"/>
+              </w:rPr>
+              <m:t>f</m:t>
+            </m:r>
+          </m:e>
+          <m:sub>
+            <m:r>
+              <w:rPr>
+                <w:rFonts w:ascii="Cambria Math" w:eastAsiaTheme="minorEastAsia" w:hAnsi="Cambria Math"/>
+                <w:lang w:val="en-US"/>
+              </w:rPr>
+              <m:t>n</m:t>
+            </m:r>
+          </m:sub>
+        </m:sSub>
+      </m:oMath>
+      <w:r>
+        <w:rPr>
+          <w:rFonts w:eastAsiaTheme="minorEastAsia"/>
+          <w:i/>
+        </w:rPr>
+        <w:tab/>
+      </w:r>
+      <w:r>
+        <w:rPr>
+          <w:rFonts w:eastAsiaTheme="minorEastAsia"/>
+          <w:i/>
+        </w:rPr>
+        <w:tab/>
+      </w:r>
+      <w:r>
+        <w:rPr>
+          <w:rFonts w:eastAsiaTheme="minorEastAsia"/>
+          <w:i/>
+        </w:rPr>
+        <w:tab/>
+        <w:t>(</w:t>
+      </w:r>
+      <w:r>
+        <w:rPr>
+          <w:rFonts w:eastAsiaTheme="minorEastAsia"/>
+          <w:i/>
+          <w:lang w:val="en-US"/>
+        </w:rPr>
+        <w:t>5</w:t>
+      </w:r>
+      <w:r>
+        <w:rPr>
+          <w:rFonts w:eastAsiaTheme="minorEastAsia"/>
+          <w:i/>
+        </w:rPr>
+        <w:t>б</w:t>
+      </w:r>
+      <w:r>
+        <w:rPr>
+          <w:rFonts w:eastAsiaTheme="minorEastAsia"/>
+          <w:i/>
+        </w:rPr>
+        <w:t>)</w:t>
+      </w:r>
+    </w:p>
+    <w:p>
+      <w:pPr>
+        <w:rPr>
+          <w:rFonts w:eastAsiaTheme="minorEastAsia"/>
+          <w:i/>
+          <w:lang w:val="en-US"/>
+        </w:rPr>
+      </w:pPr>
       <m:oMath>
         <m:sSub>
           <m:sSubPr>
             <m:ctrlPr>
               <w:rPr>
-                <w:rFonts w:ascii="Cambria Math" w:hAnsi="Cambria Math"/>
+                <w:rFonts w:ascii="Cambria Math" w:eastAsiaTheme="minorEastAsia" w:hAnsi="Cambria Math"/>
                 <w:i/>
-                <w:lang w:val="en-US"/>
               </w:rPr>
             </m:ctrlPr>
           </m:sSubPr>
           <m:e>
-            <m:r>
-              <w:rPr>
-                <w:rFonts w:ascii="Cambria Math" w:hAnsi="Cambria Math"/>
-                <w:lang w:val="en-US"/>
-              </w:rPr>
-              <m:t>v'</m:t>
+            <m:sSubSup>
+              <m:sSubSupPr>
+                <m:ctrlPr>
+                  <w:rPr>
+                    <w:rFonts w:ascii="Cambria Math" w:eastAsiaTheme="minorEastAsia" w:hAnsi="Cambria Math"/>
+                    <w:i/>
+                    <w:lang w:val="en-US"/>
+                  </w:rPr>
+                </m:ctrlPr>
+              </m:sSubSupPr>
+              <m:e>
+                <m:r>
+                  <w:rPr>
+                    <w:rFonts w:ascii="Cambria Math" w:eastAsiaTheme="minorEastAsia" w:hAnsi="Cambria Math"/>
+                    <w:lang w:val="en-US"/>
+                  </w:rPr>
+                  <m:t>y</m:t>
+                </m:r>
+              </m:e>
+              <m:sub>
+                <m:r>
+                  <w:rPr>
+                    <w:rFonts w:ascii="Cambria Math" w:eastAsiaTheme="minorEastAsia" w:hAnsi="Cambria Math"/>
+                    <w:lang w:val="en-US"/>
+                  </w:rPr>
+                  <m:t>n</m:t>
+                </m:r>
+              </m:sub>
+              <m:sup>
+                <m:r>
+                  <w:rPr>
+                    <w:rFonts w:ascii="Cambria Math" w:eastAsiaTheme="minorEastAsia" w:hAnsi="Cambria Math"/>
+                    <w:lang w:val="en-US"/>
+                  </w:rPr>
+                  <m:t>'</m:t>
+                </m:r>
+              </m:sup>
+            </m:sSubSup>
+            <m:r>
+              <w:rPr>
+                <w:rFonts w:ascii="Cambria Math" w:eastAsiaTheme="minorEastAsia" w:hAnsi="Cambria Math"/>
+                <w:lang w:val="en-US"/>
+              </w:rPr>
+              <m:t>=y</m:t>
             </m:r>
           </m:e>
           <m:sub>
             <m:r>
               <w:rPr>
+                <w:rFonts w:ascii="Cambria Math" w:eastAsiaTheme="minorEastAsia" w:hAnsi="Cambria Math"/>
+              </w:rPr>
+              <m:t>n</m:t>
+            </m:r>
+          </m:sub>
+        </m:sSub>
+        <m:r>
+          <w:rPr>
+            <w:rFonts w:ascii="Cambria Math" w:eastAsiaTheme="minorEastAsia" w:hAnsi="Cambria Math"/>
+          </w:rPr>
+          <m:t>+</m:t>
+        </m:r>
+        <m:r>
+          <w:rPr>
+            <w:rFonts w:ascii="Cambria Math" w:eastAsiaTheme="minorEastAsia" w:hAnsi="Cambria Math"/>
+            <w:lang w:val="en-US"/>
+          </w:rPr>
+          <m:t xml:space="preserve"> </m:t>
+        </m:r>
+        <m:sSubSup>
+          <m:sSubSupPr>
+            <m:ctrlPr>
+              <w:rPr>
+                <w:rFonts w:ascii="Cambria Math" w:eastAsiaTheme="minorEastAsia" w:hAnsi="Cambria Math"/>
+                <w:i/>
+                <w:lang w:val="en-US"/>
+              </w:rPr>
+            </m:ctrlPr>
+          </m:sSubSupPr>
+          <m:e>
+            <m:r>
+              <w:rPr>
+                <w:rFonts w:ascii="Cambria Math" w:eastAsiaTheme="minorEastAsia" w:hAnsi="Cambria Math"/>
+                <w:lang w:val="en-US"/>
+              </w:rPr>
+              <m:t>v</m:t>
+            </m:r>
+          </m:e>
+          <m:sub>
+            <m:r>
+              <w:rPr>
+                <w:rFonts w:ascii="Cambria Math" w:eastAsiaTheme="minorEastAsia" w:hAnsi="Cambria Math"/>
+                <w:lang w:val="en-US"/>
+              </w:rPr>
+              <m:t>n</m:t>
+            </m:r>
+          </m:sub>
+          <m:sup>
+            <m:r>
+              <w:rPr>
+                <w:rFonts w:ascii="Cambria Math" w:eastAsiaTheme="minorEastAsia" w:hAnsi="Cambria Math"/>
+                <w:lang w:val="en-US"/>
+              </w:rPr>
+              <m:t>'</m:t>
+            </m:r>
+          </m:sup>
+        </m:sSubSup>
+      </m:oMath>
+      <w:r>
+        <w:rPr>
+          <w:rFonts w:eastAsiaTheme="minorEastAsia"/>
+          <w:i/>
+        </w:rPr>
+        <w:tab/>
+      </w:r>
+      <w:r>
+        <w:rPr>
+          <w:rFonts w:eastAsiaTheme="minorEastAsia"/>
+          <w:i/>
+        </w:rPr>
+        <w:tab/>
+      </w:r>
+      <w:r>
+        <w:rPr>
+          <w:rFonts w:eastAsiaTheme="minorEastAsia"/>
+          <w:i/>
+        </w:rPr>
+        <w:tab/>
+        <w:t>(</w:t>
+      </w:r>
+      <w:r>
+        <w:rPr>
+          <w:rFonts w:eastAsiaTheme="minorEastAsia"/>
+          <w:i/>
+          <w:lang w:val="en-US"/>
+        </w:rPr>
+        <w:t>5</w:t>
+      </w:r>
+      <w:r>
+        <w:rPr>
+          <w:rFonts w:eastAsiaTheme="minorEastAsia"/>
+          <w:i/>
+        </w:rPr>
+        <w:t>в</w:t>
+      </w:r>
+      <w:r>
+        <w:rPr>
+          <w:rFonts w:eastAsiaTheme="minorEastAsia"/>
+          <w:i/>
+        </w:rPr>
+        <w:t>)</w:t>
+      </w:r>
+    </w:p>
+    <w:p>
+      <w:pPr>
+        <w:rPr>
+          <w:rFonts w:eastAsiaTheme="minorEastAsia"/>
+          <w:i/>
+          <w:lang w:val="en-US"/>
+        </w:rPr>
+      </w:pPr>
+    </w:p>
+    <w:p>
+      <w:pPr>
+        <w:rPr>
+          <w:lang w:val="en-US"/>
+        </w:rPr>
+      </w:pPr>
+      <w:r>
+        <w:t xml:space="preserve">Якщо після кожної </w:t>
+      </w:r>
+      <w:r>
+        <w:t>серії обчислень</w:t>
+      </w:r>
+      <w:r>
+        <w:t xml:space="preserve"> відображувати стан моделі інтуїтивно зрозумілим способом, можна наочно показати розповсюдження хвиль и багато явищ, з цим пов’язаних (</w:t>
+      </w:r>
+      <w:r>
+        <w:rPr>
+          <w:lang w:val="en-US"/>
+        </w:rPr>
+        <w:t>o</w:t>
+      </w:r>
+      <w:r>
+        <w:t>дин з можливих способів дає рис. 1).</w:t>
+      </w:r>
+    </w:p>
+    <w:p>
+      <w:pPr>
+        <w:pStyle w:val="2"/>
+        <w:rPr>
+          <w:rFonts w:eastAsiaTheme="minorEastAsia"/>
+        </w:rPr>
+      </w:pPr>
+      <w:r>
+        <w:rPr>
+          <w:rFonts w:eastAsiaTheme="minorEastAsia"/>
+        </w:rPr>
+        <w:t>Втрати енергії</w:t>
+      </w:r>
+    </w:p>
+    <w:p>
+      <w:pPr>
+        <w:rPr>
+          <w:rFonts w:eastAsiaTheme="minorEastAsia"/>
+        </w:rPr>
+      </w:pPr>
+      <w:r>
+        <w:t>Найпростіший спосіб імітувати в</w:t>
+      </w:r>
+      <w:r>
+        <w:t>трати енергії хвиль</w:t>
+      </w:r>
+      <w:r>
+        <w:t xml:space="preserve"> – це в</w:t>
+      </w:r>
+      <w:r>
+        <w:t>'язке демпфування в вузлах</w:t>
+      </w:r>
+      <w:r>
+        <w:t>, внаслідок якого на масу діє</w:t>
+      </w:r>
+      <w:r>
+        <w:t xml:space="preserve"> сил</w:t>
+      </w:r>
+      <w:r>
+        <w:t>а</w:t>
+      </w:r>
+      <w:r>
+        <w:t>, пропорційн</w:t>
+      </w:r>
+      <w:r>
+        <w:t>а</w:t>
+      </w:r>
+      <w:r>
+        <w:t xml:space="preserve"> швидкості вузла</w:t>
+      </w:r>
+      <w:r>
+        <w:t>,</w:t>
+      </w:r>
+      <w:r>
+        <w:rPr>
+          <w:lang w:val="en-US"/>
+        </w:rPr>
+        <w:t xml:space="preserve"> </w:t>
+      </w:r>
+      <m:oMath>
+        <m:sSub>
+          <m:sSubPr>
+            <m:ctrlPr>
+              <w:rPr>
                 <w:rFonts w:ascii="Cambria Math" w:hAnsi="Cambria Math"/>
-                <w:lang w:val="en-US"/>
-              </w:rPr>
-              <m:t>n</m:t>
+                <w:i/>
+                <w:lang w:val="en-US"/>
+              </w:rPr>
+            </m:ctrlPr>
+          </m:sSubPr>
+          <m:e>
+            <m:r>
+              <w:rPr>
+                <w:rFonts w:ascii="Cambria Math" w:hAnsi="Cambria Math"/>
+                <w:lang w:val="en-US"/>
+              </w:rPr>
+              <m:t>f</m:t>
+            </m:r>
+          </m:e>
+          <m:sub>
+            <m:r>
+              <w:rPr>
+                <w:rFonts w:ascii="Cambria Math" w:hAnsi="Cambria Math"/>
+                <w:lang w:val="en-US"/>
+              </w:rPr>
+              <m:t>d</m:t>
             </m:r>
           </m:sub>
         </m:sSub>
@@ -3119,13 +3395,287 @@
             <w:rFonts w:ascii="Cambria Math" w:hAnsi="Cambria Math"/>
             <w:lang w:val="en-US"/>
           </w:rPr>
+          <m:t>=-</m:t>
+        </m:r>
+        <m:r>
+          <w:rPr>
+            <w:rFonts w:ascii="Cambria Math" w:hAnsi="Cambria Math"/>
+            <w:lang w:val="en-US"/>
+          </w:rPr>
+          <m:t>d</m:t>
+        </m:r>
+        <m:sSub>
+          <m:sSubPr>
+            <m:ctrlPr>
+              <w:rPr>
+                <w:rFonts w:ascii="Cambria Math" w:eastAsiaTheme="minorEastAsia" w:hAnsi="Cambria Math"/>
+                <w:i/>
+                <w:lang w:val="en-US"/>
+              </w:rPr>
+            </m:ctrlPr>
+          </m:sSubPr>
+          <m:e>
+            <m:r>
+              <w:rPr>
+                <w:rFonts w:ascii="Cambria Math" w:eastAsiaTheme="minorEastAsia" w:hAnsi="Cambria Math"/>
+                <w:lang w:val="en-US"/>
+              </w:rPr>
+              <m:t>v</m:t>
+            </m:r>
+          </m:e>
+          <m:sub>
+            <m:r>
+              <w:rPr>
+                <w:rFonts w:ascii="Cambria Math" w:eastAsiaTheme="minorEastAsia" w:hAnsi="Cambria Math"/>
+                <w:lang w:val="en-US"/>
+              </w:rPr>
+              <m:t>n</m:t>
+            </m:r>
+          </m:sub>
+        </m:sSub>
+      </m:oMath>
+      <w:r>
+        <w:rPr>
+          <w:rFonts w:eastAsiaTheme="minorEastAsia"/>
+        </w:rPr>
+        <w:t xml:space="preserve">, де </w:t>
+      </w:r>
+      <w:r>
+        <w:rPr>
+          <w:rFonts w:eastAsiaTheme="minorEastAsia"/>
+          <w:i/>
+          <w:iCs/>
+          <w:lang w:val="en-US"/>
+        </w:rPr>
+        <w:t>d</w:t>
+      </w:r>
+      <w:r>
+        <w:rPr>
+          <w:rFonts w:eastAsiaTheme="minorEastAsia"/>
+        </w:rPr>
+        <w:t xml:space="preserve"> </w:t>
+      </w:r>
+      <w:r>
+        <w:rPr>
+          <w:rFonts w:eastAsiaTheme="minorEastAsia"/>
+        </w:rPr>
+        <w:t>–</w:t>
+      </w:r>
+      <w:r>
+        <w:rPr>
+          <w:rFonts w:eastAsiaTheme="minorEastAsia"/>
+        </w:rPr>
+        <w:t xml:space="preserve"> </w:t>
+      </w:r>
+      <w:r>
+        <w:rPr>
+          <w:rFonts w:eastAsiaTheme="minorEastAsia"/>
+        </w:rPr>
+        <w:t>коефіцієнт демпфування</w:t>
+      </w:r>
+      <w:r>
+        <w:rPr>
+          <w:rFonts w:eastAsiaTheme="minorEastAsia"/>
+        </w:rPr>
+        <w:t xml:space="preserve">. </w:t>
+      </w:r>
+    </w:p>
+    <w:p>
+      <w:r>
+        <w:rPr>
+          <w:rFonts w:eastAsiaTheme="minorEastAsia"/>
+        </w:rPr>
+        <w:t xml:space="preserve">З урахуванням </w:t>
+      </w:r>
+      <w:r>
+        <w:rPr>
+          <w:rFonts w:eastAsiaTheme="minorEastAsia"/>
+        </w:rPr>
+        <w:t xml:space="preserve">сили </w:t>
+      </w:r>
+      <w:r>
+        <w:rPr>
+          <w:rFonts w:eastAsiaTheme="minorEastAsia"/>
+        </w:rPr>
+        <w:t xml:space="preserve"> </w:t>
+      </w:r>
+      <m:oMath>
+        <m:sSub>
+          <m:sSubPr>
+            <m:ctrlPr>
+              <w:rPr>
+                <w:rFonts w:ascii="Cambria Math" w:hAnsi="Cambria Math"/>
+                <w:i/>
+                <w:lang w:val="en-US"/>
+              </w:rPr>
+            </m:ctrlPr>
+          </m:sSubPr>
+          <m:e>
+            <m:r>
+              <w:rPr>
+                <w:rFonts w:ascii="Cambria Math" w:hAnsi="Cambria Math"/>
+                <w:lang w:val="en-US"/>
+              </w:rPr>
+              <m:t>f</m:t>
+            </m:r>
+          </m:e>
+          <m:sub>
+            <m:r>
+              <w:rPr>
+                <w:rFonts w:ascii="Cambria Math" w:hAnsi="Cambria Math"/>
+                <w:lang w:val="en-US"/>
+              </w:rPr>
+              <m:t>d</m:t>
+            </m:r>
+          </m:sub>
+        </m:sSub>
+      </m:oMath>
+      <w:r>
+        <w:rPr>
+          <w:rFonts w:eastAsiaTheme="minorEastAsia"/>
+        </w:rPr>
+        <w:t xml:space="preserve"> </w:t>
+      </w:r>
+      <w:r>
+        <w:rPr>
+          <w:rFonts w:eastAsiaTheme="minorEastAsia"/>
+        </w:rPr>
+        <w:t xml:space="preserve">рівняння </w:t>
+      </w:r>
+      <w:r>
+        <w:rPr>
+          <w:rFonts w:eastAsiaTheme="minorEastAsia"/>
+          <w:i/>
+          <w:iCs/>
+          <w:lang w:val="en-US"/>
+        </w:rPr>
+        <w:t>(</w:t>
+      </w:r>
+      <w:r>
+        <w:rPr>
+          <w:rFonts w:eastAsiaTheme="minorEastAsia"/>
+          <w:i/>
+          <w:iCs/>
+        </w:rPr>
+        <w:t xml:space="preserve">5б) </w:t>
+      </w:r>
+      <w:r>
+        <w:rPr>
+          <w:rFonts w:eastAsiaTheme="minorEastAsia"/>
+        </w:rPr>
+        <w:t>змінюється</w:t>
+      </w:r>
+      <w:r>
+        <w:rPr>
+          <w:rFonts w:eastAsiaTheme="minorEastAsia"/>
+          <w:lang w:val="en-US"/>
+        </w:rPr>
+        <w:t xml:space="preserve"> </w:t>
+      </w:r>
+      <w:r>
+        <w:rPr>
+          <w:rFonts w:eastAsiaTheme="minorEastAsia"/>
+        </w:rPr>
+        <w:t xml:space="preserve">на </w:t>
+      </w:r>
+      <w:r>
+        <w:rPr>
+          <w:rFonts w:eastAsiaTheme="minorEastAsia"/>
+          <w:i/>
+        </w:rPr>
+        <w:t>(</w:t>
+      </w:r>
+      <w:r>
+        <w:rPr>
+          <w:rFonts w:eastAsiaTheme="minorEastAsia"/>
+          <w:i/>
+          <w:lang w:val="en-US"/>
+        </w:rPr>
+        <w:t>5</w:t>
+      </w:r>
+      <w:r>
+        <w:rPr>
+          <w:rFonts w:eastAsiaTheme="minorEastAsia"/>
+          <w:i/>
+        </w:rPr>
+        <w:t>б</w:t>
+      </w:r>
+      <w:r>
+        <w:rPr>
+          <w:rFonts w:eastAsiaTheme="minorEastAsia"/>
+          <w:i/>
+          <w:lang w:val="en-US"/>
+        </w:rPr>
+        <w:t>’</w:t>
+      </w:r>
+      <w:r>
+        <w:rPr>
+          <w:rFonts w:eastAsiaTheme="minorEastAsia"/>
+          <w:i/>
+        </w:rPr>
+        <w:t>)</w:t>
+      </w:r>
+      <w:r>
+        <w:rPr>
+          <w:rFonts w:eastAsiaTheme="minorEastAsia"/>
+        </w:rPr>
+        <w:t>.</w:t>
+      </w:r>
+    </w:p>
+    <w:p>
+      <w:pPr>
+        <w:rPr>
+          <w:rFonts w:eastAsiaTheme="minorEastAsia"/>
+        </w:rPr>
+      </w:pPr>
+      <m:oMath>
+        <m:sSubSup>
+          <m:sSubSupPr>
+            <m:ctrlPr>
+              <w:rPr>
+                <w:rFonts w:ascii="Cambria Math" w:eastAsiaTheme="minorEastAsia" w:hAnsi="Cambria Math"/>
+                <w:i/>
+              </w:rPr>
+            </m:ctrlPr>
+          </m:sSubSupPr>
+          <m:e>
+            <m:r>
+              <w:rPr>
+                <w:rFonts w:ascii="Cambria Math" w:eastAsiaTheme="minorEastAsia" w:hAnsi="Cambria Math"/>
+                <w:lang w:val="en-US"/>
+              </w:rPr>
+              <m:t>v</m:t>
+            </m:r>
+          </m:e>
+          <m:sub>
+            <m:r>
+              <w:rPr>
+                <w:rFonts w:ascii="Cambria Math" w:eastAsiaTheme="minorEastAsia" w:hAnsi="Cambria Math"/>
+              </w:rPr>
+              <m:t>n</m:t>
+            </m:r>
+          </m:sub>
+          <m:sup>
+            <m:r>
+              <w:rPr>
+                <w:rFonts w:ascii="Cambria Math" w:eastAsiaTheme="minorEastAsia" w:hAnsi="Cambria Math"/>
+              </w:rPr>
+              <m:t>'</m:t>
+            </m:r>
+          </m:sup>
+        </m:sSubSup>
+        <m:r>
+          <w:rPr>
+            <w:rFonts w:ascii="Cambria Math" w:eastAsiaTheme="minorEastAsia" w:hAnsi="Cambria Math"/>
+            <w:lang w:val="en-US"/>
+          </w:rPr>
           <m:t xml:space="preserve">= </m:t>
         </m:r>
         <m:sSub>
           <m:sSubPr>
             <m:ctrlPr>
               <w:rPr>
-                <w:rFonts w:ascii="Cambria Math" w:hAnsi="Cambria Math"/>
+                <w:rFonts w:ascii="Cambria Math" w:eastAsiaTheme="minorEastAsia" w:hAnsi="Cambria Math"/>
                 <w:i/>
                 <w:lang w:val="en-US"/>
               </w:rPr>
@@ -3134,7 +3684,7 @@
           <m:e>
             <m:r>
               <w:rPr>
-                <w:rFonts w:ascii="Cambria Math" w:hAnsi="Cambria Math"/>
+                <w:rFonts w:ascii="Cambria Math" w:eastAsiaTheme="minorEastAsia" w:hAnsi="Cambria Math"/>
                 <w:lang w:val="en-US"/>
               </w:rPr>
               <m:t>v</m:t>
@@ -3143,7 +3693,7 @@
           <m:sub>
             <m:r>
               <w:rPr>
-                <w:rFonts w:ascii="Cambria Math" w:hAnsi="Cambria Math"/>
+                <w:rFonts w:ascii="Cambria Math" w:eastAsiaTheme="minorEastAsia" w:hAnsi="Cambria Math"/>
                 <w:lang w:val="en-US"/>
               </w:rPr>
               <m:t>n</m:t>
@@ -3152,7 +3702,7 @@
         </m:sSub>
         <m:r>
           <w:rPr>
-            <w:rFonts w:ascii="Cambria Math" w:hAnsi="Cambria Math"/>
+            <w:rFonts w:ascii="Cambria Math" w:eastAsiaTheme="minorEastAsia" w:hAnsi="Cambria Math"/>
             <w:lang w:val="en-US"/>
           </w:rPr>
           <m:t>+</m:t>
@@ -3161,7 +3711,7 @@
           <m:sSubPr>
             <m:ctrlPr>
               <w:rPr>
-                <w:rFonts w:ascii="Cambria Math" w:hAnsi="Cambria Math"/>
+                <w:rFonts w:ascii="Cambria Math" w:eastAsiaTheme="minorEastAsia" w:hAnsi="Cambria Math"/>
                 <w:i/>
                 <w:lang w:val="en-US"/>
               </w:rPr>
@@ -3170,16 +3720,16 @@
           <m:e>
             <m:r>
               <w:rPr>
-                <w:rFonts w:ascii="Cambria Math" w:hAnsi="Cambria Math"/>
-                <w:lang w:val="en-US"/>
-              </w:rPr>
-              <m:t>a</m:t>
+                <w:rFonts w:ascii="Cambria Math" w:eastAsiaTheme="minorEastAsia" w:hAnsi="Cambria Math"/>
+                <w:lang w:val="en-US"/>
+              </w:rPr>
+              <m:t>f</m:t>
             </m:r>
           </m:e>
           <m:sub>
             <m:r>
               <w:rPr>
-                <w:rFonts w:ascii="Cambria Math" w:hAnsi="Cambria Math"/>
+                <w:rFonts w:ascii="Cambria Math" w:eastAsiaTheme="minorEastAsia" w:hAnsi="Cambria Math"/>
                 <w:lang w:val="en-US"/>
               </w:rPr>
               <m:t>n</m:t>
@@ -3188,43 +3738,16 @@
         </m:sSub>
         <m:r>
           <w:rPr>
-            <w:rFonts w:ascii="Cambria Math" w:hAnsi="Cambria Math"/>
+            <w:rFonts w:ascii="Cambria Math" w:eastAsiaTheme="minorEastAsia" w:hAnsi="Cambria Math"/>
             <w:lang w:val="en-US"/>
           </w:rPr>
-          <m:t xml:space="preserve">dt </m:t>
+          <m:t xml:space="preserve">- </m:t>
         </m:r>
-      </m:oMath>
-      <w:r>
-        <w:t>.</w:t>
-      </w:r>
-    </w:p>
-    <w:p>
-      <w:pPr>
-        <w:rPr>
-          <w:lang w:val="en-US"/>
-        </w:rPr>
-      </w:pPr>
-      <w:r>
-        <w:t xml:space="preserve">Зміна положення, завдяки </w:t>
-      </w:r>
-      <w:r>
-        <w:t xml:space="preserve">набутій </w:t>
-      </w:r>
-      <w:r>
-        <w:t>шви</w:t>
-      </w:r>
-      <w:r>
-        <w:t>д</w:t>
-      </w:r>
-      <w:r>
-        <w:t xml:space="preserve">кості,  </w:t>
-      </w:r>
-      <m:oMath>
         <m:sSub>
           <m:sSubPr>
             <m:ctrlPr>
               <w:rPr>
-                <w:rFonts w:ascii="Cambria Math" w:hAnsi="Cambria Math"/>
+                <w:rFonts w:ascii="Cambria Math" w:eastAsiaTheme="minorEastAsia" w:hAnsi="Cambria Math"/>
                 <w:i/>
                 <w:lang w:val="en-US"/>
               </w:rPr>
@@ -3233,34 +3756,34 @@
           <m:e>
             <m:r>
               <w:rPr>
-                <w:rFonts w:ascii="Cambria Math" w:hAnsi="Cambria Math"/>
-                <w:lang w:val="en-US"/>
-              </w:rPr>
-              <m:t>y'</m:t>
+                <w:rFonts w:ascii="Cambria Math" w:eastAsiaTheme="minorEastAsia" w:hAnsi="Cambria Math"/>
+                <w:lang w:val="en-US"/>
+              </w:rPr>
+              <m:t>f</m:t>
             </m:r>
           </m:e>
           <m:sub>
             <m:r>
               <w:rPr>
-                <w:rFonts w:ascii="Cambria Math" w:hAnsi="Cambria Math"/>
-                <w:lang w:val="en-US"/>
-              </w:rPr>
-              <m:t>n</m:t>
+                <w:rFonts w:ascii="Cambria Math" w:eastAsiaTheme="minorEastAsia" w:hAnsi="Cambria Math"/>
+                <w:lang w:val="en-US"/>
+              </w:rPr>
+              <m:t>d</m:t>
             </m:r>
           </m:sub>
         </m:sSub>
         <m:r>
           <w:rPr>
-            <w:rFonts w:ascii="Cambria Math" w:hAnsi="Cambria Math"/>
+            <w:rFonts w:ascii="Cambria Math" w:eastAsiaTheme="minorEastAsia" w:hAnsi="Cambria Math"/>
             <w:lang w:val="en-US"/>
           </w:rPr>
-          <m:t xml:space="preserve">= </m:t>
+          <m:t>=</m:t>
         </m:r>
         <m:sSub>
           <m:sSubPr>
             <m:ctrlPr>
               <w:rPr>
-                <w:rFonts w:ascii="Cambria Math" w:hAnsi="Cambria Math"/>
+                <w:rFonts w:ascii="Cambria Math" w:eastAsiaTheme="minorEastAsia" w:hAnsi="Cambria Math"/>
                 <w:i/>
                 <w:lang w:val="en-US"/>
               </w:rPr>
@@ -3269,16 +3792,16 @@
           <m:e>
             <m:r>
               <w:rPr>
-                <w:rFonts w:ascii="Cambria Math" w:hAnsi="Cambria Math"/>
-                <w:lang w:val="en-US"/>
-              </w:rPr>
-              <m:t>y</m:t>
+                <w:rFonts w:ascii="Cambria Math" w:eastAsiaTheme="minorEastAsia" w:hAnsi="Cambria Math"/>
+                <w:lang w:val="en-US"/>
+              </w:rPr>
+              <m:t>v</m:t>
             </m:r>
           </m:e>
           <m:sub>
             <m:r>
               <w:rPr>
-                <w:rFonts w:ascii="Cambria Math" w:hAnsi="Cambria Math"/>
+                <w:rFonts w:ascii="Cambria Math" w:eastAsiaTheme="minorEastAsia" w:hAnsi="Cambria Math"/>
                 <w:lang w:val="en-US"/>
               </w:rPr>
               <m:t>n</m:t>
@@ -3287,7 +3810,28 @@
         </m:sSub>
         <m:r>
           <w:rPr>
-            <w:rFonts w:ascii="Cambria Math" w:hAnsi="Cambria Math"/>
+            <w:rFonts w:ascii="Cambria Math" w:eastAsiaTheme="minorEastAsia" w:hAnsi="Cambria Math"/>
+            <w:lang w:val="en-US"/>
+          </w:rPr>
+          <m:t>(1-</m:t>
+        </m:r>
+        <m:r>
+          <w:rPr>
+            <w:rFonts w:ascii="Cambria Math" w:eastAsiaTheme="minorEastAsia" w:hAnsi="Cambria Math"/>
+            <w:lang w:val="en-US"/>
+          </w:rPr>
+          <m:t>d</m:t>
+        </m:r>
+        <m:r>
+          <w:rPr>
+            <w:rFonts w:ascii="Cambria Math" w:eastAsiaTheme="minorEastAsia" w:hAnsi="Cambria Math"/>
+            <w:lang w:val="en-US"/>
+          </w:rPr>
+          <m:t>)</m:t>
+        </m:r>
+        <m:r>
+          <w:rPr>
+            <w:rFonts w:ascii="Cambria Math" w:eastAsiaTheme="minorEastAsia" w:hAnsi="Cambria Math"/>
             <w:lang w:val="en-US"/>
           </w:rPr>
           <m:t>+</m:t>
@@ -3296,7 +3840,7 @@
           <m:sSubPr>
             <m:ctrlPr>
               <w:rPr>
-                <w:rFonts w:ascii="Cambria Math" w:hAnsi="Cambria Math"/>
+                <w:rFonts w:ascii="Cambria Math" w:eastAsiaTheme="minorEastAsia" w:hAnsi="Cambria Math"/>
                 <w:i/>
                 <w:lang w:val="en-US"/>
               </w:rPr>
@@ -3305,421 +3849,1129 @@
           <m:e>
             <m:r>
               <w:rPr>
-                <w:rFonts w:ascii="Cambria Math" w:hAnsi="Cambria Math"/>
-                <w:lang w:val="en-US"/>
-              </w:rPr>
-              <m:t>v'</m:t>
+                <w:rFonts w:ascii="Cambria Math" w:eastAsiaTheme="minorEastAsia" w:hAnsi="Cambria Math"/>
+                <w:lang w:val="en-US"/>
+              </w:rPr>
+              <m:t>f</m:t>
             </m:r>
           </m:e>
           <m:sub>
             <m:r>
               <w:rPr>
-                <w:rFonts w:ascii="Cambria Math" w:hAnsi="Cambria Math"/>
+                <w:rFonts w:ascii="Cambria Math" w:eastAsiaTheme="minorEastAsia" w:hAnsi="Cambria Math"/>
                 <w:lang w:val="en-US"/>
               </w:rPr>
               <m:t>n</m:t>
             </m:r>
           </m:sub>
         </m:sSub>
+      </m:oMath>
+      <w:r>
+        <w:rPr>
+          <w:rFonts w:eastAsiaTheme="minorEastAsia"/>
+        </w:rPr>
+        <w:t xml:space="preserve">        </w:t>
+      </w:r>
+      <w:r>
+        <w:rPr>
+          <w:rFonts w:eastAsiaTheme="minorEastAsia"/>
+          <w:i/>
+        </w:rPr>
+        <w:t>(</w:t>
+      </w:r>
+      <w:r>
+        <w:rPr>
+          <w:rFonts w:eastAsiaTheme="minorEastAsia"/>
+          <w:i/>
+          <w:lang w:val="en-US"/>
+        </w:rPr>
+        <w:t>5</w:t>
+      </w:r>
+      <w:r>
+        <w:rPr>
+          <w:rFonts w:eastAsiaTheme="minorEastAsia"/>
+          <w:i/>
+        </w:rPr>
+        <w:t>б</w:t>
+      </w:r>
+      <w:r>
+        <w:rPr>
+          <w:rFonts w:eastAsiaTheme="minorEastAsia"/>
+          <w:i/>
+          <w:lang w:val="en-US"/>
+        </w:rPr>
+        <w:t>’</w:t>
+      </w:r>
+      <w:r>
+        <w:rPr>
+          <w:rFonts w:eastAsiaTheme="minorEastAsia"/>
+          <w:i/>
+        </w:rPr>
+        <w:t>)</w:t>
+      </w:r>
+    </w:p>
+    <w:p>
+      <w:pPr>
+        <w:rPr>
+          <w:rFonts w:eastAsiaTheme="minorEastAsia"/>
+          <w:lang w:val="en-US"/>
+        </w:rPr>
+      </w:pPr>
+      <w:r>
+        <w:rPr>
+          <w:rFonts w:eastAsiaTheme="minorEastAsia"/>
+        </w:rPr>
+        <w:t>Слідством так</w:t>
+      </w:r>
+      <w:r>
+        <w:rPr>
+          <w:rFonts w:eastAsiaTheme="minorEastAsia"/>
+        </w:rPr>
+        <w:t>ого механізму</w:t>
+      </w:r>
+      <w:r>
+        <w:rPr>
+          <w:rFonts w:eastAsiaTheme="minorEastAsia"/>
+        </w:rPr>
+        <w:t xml:space="preserve"> втрат є </w:t>
+      </w:r>
+      <w:proofErr w:type="spellStart"/>
+      <w:r>
+        <w:rPr>
+          <w:rFonts w:eastAsiaTheme="minorEastAsia"/>
+        </w:rPr>
+        <w:t>експоненційне</w:t>
+      </w:r>
+      <w:proofErr w:type="spellEnd"/>
+      <w:r>
+        <w:rPr>
+          <w:rFonts w:eastAsiaTheme="minorEastAsia"/>
+        </w:rPr>
+        <w:t xml:space="preserve"> спадання амплітуди </w:t>
+      </w:r>
+      <w:r>
+        <w:rPr>
+          <w:rFonts w:eastAsiaTheme="minorEastAsia"/>
+        </w:rPr>
+        <w:t xml:space="preserve">хвиль </w:t>
+      </w:r>
+      <w:r>
+        <w:rPr>
+          <w:rFonts w:eastAsiaTheme="minorEastAsia"/>
+        </w:rPr>
+        <w:t xml:space="preserve">з відстанню </w:t>
+      </w:r>
+      <w:r>
+        <w:rPr>
+          <w:rFonts w:eastAsiaTheme="minorEastAsia"/>
+          <w:i/>
+          <w:iCs/>
+          <w:lang w:val="en-US"/>
+        </w:rPr>
+        <w:t>x</w:t>
+      </w:r>
+      <w:r>
+        <w:rPr>
+          <w:rFonts w:eastAsiaTheme="minorEastAsia"/>
+          <w:lang w:val="en-US"/>
+        </w:rPr>
+        <w:t xml:space="preserve"> </w:t>
+      </w:r>
+      <w:r>
+        <w:rPr>
+          <w:rFonts w:eastAsiaTheme="minorEastAsia"/>
+        </w:rPr>
+        <w:t>від</w:t>
+      </w:r>
+      <w:r>
+        <w:rPr>
+          <w:rFonts w:eastAsiaTheme="minorEastAsia"/>
+        </w:rPr>
+        <w:t xml:space="preserve"> джерела коливань</w:t>
+      </w:r>
+      <w:r>
+        <w:rPr>
+          <w:rFonts w:eastAsiaTheme="minorEastAsia"/>
+          <w:lang w:val="en-US"/>
+        </w:rPr>
+        <w:t>,</w:t>
+      </w:r>
+      <w:r>
+        <w:rPr>
+          <w:rFonts w:eastAsiaTheme="minorEastAsia"/>
+          <w:lang w:val="en-US"/>
+        </w:rPr>
+        <w:t xml:space="preserve">  </w:t>
+      </w:r>
+      <m:oMath>
+        <m:r>
+          <w:rPr>
+            <w:rFonts w:ascii="Cambria Math" w:hAnsi="Cambria Math"/>
+          </w:rPr>
+          <m:t>A</m:t>
+        </m:r>
+        <m:d>
+          <m:dPr>
+            <m:ctrlPr>
+              <w:rPr>
+                <w:rFonts w:ascii="Cambria Math" w:hAnsi="Cambria Math"/>
+                <w:i/>
+                <w:iCs/>
+              </w:rPr>
+            </m:ctrlPr>
+          </m:dPr>
+          <m:e>
+            <m:r>
+              <w:rPr>
+                <w:rFonts w:ascii="Cambria Math" w:hAnsi="Cambria Math"/>
+              </w:rPr>
+              <m:t>x</m:t>
+            </m:r>
+            <m:ctrlPr>
+              <w:rPr>
+                <w:rFonts w:ascii="Cambria Math" w:hAnsi="Cambria Math"/>
+                <w:i/>
+              </w:rPr>
+            </m:ctrlPr>
+          </m:e>
+        </m:d>
+        <m:r>
+          <w:rPr>
+            <w:rFonts w:ascii="Cambria Math" w:hAnsi="Cambria Math"/>
+          </w:rPr>
+          <m:t>=</m:t>
+        </m:r>
         <m:r>
           <w:rPr>
             <w:rFonts w:ascii="Cambria Math" w:hAnsi="Cambria Math"/>
             <w:lang w:val="en-US"/>
           </w:rPr>
-          <m:t xml:space="preserve">dt </m:t>
+          <m:t xml:space="preserve"> </m:t>
+        </m:r>
+        <m:sSub>
+          <m:sSubPr>
+            <m:ctrlPr>
+              <w:rPr>
+                <w:rFonts w:ascii="Cambria Math" w:hAnsi="Cambria Math"/>
+                <w:i/>
+                <w:lang w:val="en-US"/>
+              </w:rPr>
+            </m:ctrlPr>
+          </m:sSubPr>
+          <m:e>
+            <m:r>
+              <w:rPr>
+                <w:rFonts w:ascii="Cambria Math" w:hAnsi="Cambria Math"/>
+                <w:lang w:val="en-US"/>
+              </w:rPr>
+              <m:t>A</m:t>
+            </m:r>
+          </m:e>
+          <m:sub>
+            <m:r>
+              <w:rPr>
+                <w:rFonts w:ascii="Cambria Math" w:hAnsi="Cambria Math"/>
+                <w:lang w:val="en-US"/>
+              </w:rPr>
+              <m:t>0</m:t>
+            </m:r>
+          </m:sub>
+        </m:sSub>
+        <m:sSup>
+          <m:sSupPr>
+            <m:ctrlPr>
+              <w:rPr>
+                <w:rFonts w:ascii="Cambria Math" w:hAnsi="Cambria Math"/>
+                <w:i/>
+              </w:rPr>
+            </m:ctrlPr>
+          </m:sSupPr>
+          <m:e>
+            <m:r>
+              <w:rPr>
+                <w:rFonts w:ascii="Cambria Math" w:hAnsi="Cambria Math"/>
+                <w:lang w:val="en-US"/>
+              </w:rPr>
+              <m:t>e</m:t>
+            </m:r>
+          </m:e>
+          <m:sup>
+            <m:r>
+              <w:rPr>
+                <w:rFonts w:ascii="Cambria Math" w:hAnsi="Cambria Math"/>
+              </w:rPr>
+              <m:t>-</m:t>
+            </m:r>
+            <m:r>
+              <w:rPr>
+                <w:rFonts w:ascii="Cambria Math" w:hAnsi="Cambria Math"/>
+                <w:lang w:val="en-US"/>
+              </w:rPr>
+              <m:t>∝x</m:t>
+            </m:r>
+          </m:sup>
+        </m:sSup>
+      </m:oMath>
+      <w:r>
+        <w:rPr>
+          <w:rFonts w:eastAsiaTheme="minorEastAsia"/>
+          <w:lang w:val="en-US"/>
+        </w:rPr>
+        <w:t xml:space="preserve"> [2]</w:t>
+      </w:r>
+      <w:r>
+        <w:rPr>
+          <w:rFonts w:eastAsiaTheme="minorEastAsia"/>
+        </w:rPr>
+        <w:t>, що відповідає фізичним дослідам</w:t>
+      </w:r>
+      <w:r>
+        <w:rPr>
+          <w:rFonts w:eastAsiaTheme="minorEastAsia"/>
+          <w:lang w:val="en-US"/>
+        </w:rPr>
+        <w:t>.</w:t>
+      </w:r>
+      <w:r>
+        <w:rPr>
+          <w:rFonts w:eastAsiaTheme="minorEastAsia"/>
+          <w:lang w:val="en-US"/>
+        </w:rPr>
+        <w:t xml:space="preserve"> </w:t>
+      </w:r>
+      <w:r>
+        <w:rPr>
+          <w:rFonts w:eastAsiaTheme="minorEastAsia"/>
+          <w:lang w:val="en-US"/>
+        </w:rPr>
+        <w:t xml:space="preserve"> </w:t>
+      </w:r>
+      <w:r>
+        <w:rPr>
+          <w:rFonts w:eastAsiaTheme="minorEastAsia"/>
+        </w:rPr>
+        <w:t>К</w:t>
+      </w:r>
+      <w:r>
+        <w:rPr>
+          <w:rFonts w:eastAsiaTheme="minorEastAsia"/>
+        </w:rPr>
+        <w:t xml:space="preserve">оефіцієнт затухання </w:t>
+      </w:r>
+      <w:r>
+        <w:rPr>
+          <w:rFonts w:eastAsiaTheme="minorEastAsia" w:cstheme="minorHAnsi"/>
+        </w:rPr>
+        <w:t>α</w:t>
+      </w:r>
+      <w:r>
+        <w:rPr>
+          <w:rFonts w:eastAsiaTheme="minorEastAsia"/>
+        </w:rPr>
+        <w:t xml:space="preserve"> </w:t>
+      </w:r>
+      <w:r>
+        <w:rPr>
+          <w:rFonts w:eastAsiaTheme="minorEastAsia"/>
+        </w:rPr>
+        <w:t xml:space="preserve">залежить від </w:t>
+      </w:r>
+      <w:r>
+        <w:rPr>
+          <w:rFonts w:eastAsiaTheme="minorEastAsia"/>
+        </w:rPr>
+        <w:t>демпфування</w:t>
+      </w:r>
+      <w:r>
+        <w:rPr>
+          <w:rFonts w:eastAsiaTheme="minorEastAsia"/>
+          <w:i/>
+          <w:iCs/>
+          <w:lang w:val="en-US"/>
+        </w:rPr>
+        <w:t xml:space="preserve"> </w:t>
+      </w:r>
+      <w:r>
+        <w:rPr>
+          <w:rFonts w:eastAsiaTheme="minorEastAsia"/>
+          <w:i/>
+          <w:iCs/>
+        </w:rPr>
+        <w:t xml:space="preserve"> </w:t>
+      </w:r>
+      <w:r>
+        <w:rPr>
+          <w:rFonts w:eastAsiaTheme="minorEastAsia"/>
+          <w:i/>
+          <w:iCs/>
+          <w:lang w:val="en-US"/>
+        </w:rPr>
+        <w:t>d</w:t>
+      </w:r>
+      <w:r>
+        <w:rPr>
+          <w:rFonts w:eastAsiaTheme="minorEastAsia"/>
+        </w:rPr>
+        <w:t xml:space="preserve"> та частоти хвилі.</w:t>
+      </w:r>
+    </w:p>
+    <w:p>
+      <w:pPr>
+        <w:pStyle w:val="2"/>
+        <w:rPr>
+          <w:rFonts w:eastAsiaTheme="minorEastAsia"/>
+        </w:rPr>
+      </w:pPr>
+      <w:r>
+        <w:rPr>
+          <w:rFonts w:eastAsiaTheme="minorEastAsia"/>
+        </w:rPr>
+        <w:t>Крайов</w:t>
+      </w:r>
+      <w:r>
+        <w:rPr>
+          <w:rFonts w:eastAsiaTheme="minorEastAsia"/>
+        </w:rPr>
+        <w:t>е віддзеркалення</w:t>
+      </w:r>
+    </w:p>
+    <w:p>
+      <w:pPr>
+        <w:rPr>
+          <w:rFonts w:ascii="Cambria Math" w:eastAsiaTheme="minorEastAsia" w:hAnsi="Cambria Math" w:cstheme="minorHAnsi"/>
+          <w:iCs/>
+        </w:rPr>
+      </w:pPr>
+      <w:r>
+        <w:rPr>
+          <w:rFonts w:ascii="Cambria Math" w:eastAsiaTheme="minorEastAsia" w:hAnsi="Cambria Math" w:cstheme="minorHAnsi"/>
+          <w:iCs/>
+        </w:rPr>
+        <w:t>Спостереженню за поведінкою хвиль може заважати крайовий ефект, який полягає у віддзеркаленні хвиль від границь простору. Відсутність сусіда у граничного вузла справляє такий самий ефект, як і нерухомий сусід – повне віддзеркалення</w:t>
+      </w:r>
+      <w:r>
+        <w:rPr>
+          <w:rFonts w:ascii="Cambria Math" w:eastAsiaTheme="minorEastAsia" w:hAnsi="Cambria Math" w:cstheme="minorHAnsi"/>
+          <w:iCs/>
+          <w:lang w:val="en-US"/>
+        </w:rPr>
+        <w:t xml:space="preserve"> </w:t>
+      </w:r>
+      <w:r>
+        <w:rPr>
+          <w:rFonts w:ascii="Cambria Math" w:eastAsiaTheme="minorEastAsia" w:hAnsi="Cambria Math" w:cstheme="minorHAnsi"/>
+          <w:iCs/>
+        </w:rPr>
+        <w:t>хвилі</w:t>
+      </w:r>
+      <w:r>
+        <w:rPr>
+          <w:rFonts w:ascii="Cambria Math" w:eastAsiaTheme="minorEastAsia" w:hAnsi="Cambria Math" w:cstheme="minorHAnsi"/>
+          <w:iCs/>
+        </w:rPr>
+        <w:t>.</w:t>
+      </w:r>
+      <w:r>
+        <w:rPr>
+          <w:rFonts w:ascii="Cambria Math" w:eastAsiaTheme="minorEastAsia" w:hAnsi="Cambria Math" w:cstheme="minorHAnsi"/>
+          <w:iCs/>
+        </w:rPr>
+        <w:t xml:space="preserve"> Хоча </w:t>
+      </w:r>
+      <w:r>
+        <w:rPr>
+          <w:rFonts w:ascii="Cambria Math" w:eastAsiaTheme="minorEastAsia" w:hAnsi="Cambria Math" w:cstheme="minorHAnsi"/>
+          <w:iCs/>
+        </w:rPr>
+        <w:lastRenderedPageBreak/>
+        <w:t xml:space="preserve">нерухомі вузли корисні, бо моделюють перешкоди для хвиль, віддзеркалення від границь </w:t>
+      </w:r>
+      <w:r>
+        <w:rPr>
+          <w:rFonts w:ascii="Cambria Math" w:eastAsiaTheme="minorEastAsia" w:hAnsi="Cambria Math" w:cstheme="minorHAnsi"/>
+          <w:iCs/>
+        </w:rPr>
+        <w:t xml:space="preserve">простору </w:t>
+      </w:r>
+      <w:r>
+        <w:rPr>
+          <w:rFonts w:ascii="Cambria Math" w:eastAsiaTheme="minorEastAsia" w:hAnsi="Cambria Math" w:cstheme="minorHAnsi"/>
+          <w:iCs/>
+        </w:rPr>
+        <w:t>не бажане і має бути усунене.</w:t>
+      </w:r>
+    </w:p>
+    <w:p>
+      <w:pPr>
+        <w:rPr>
+          <w:rFonts w:ascii="Cambria Math" w:eastAsiaTheme="minorEastAsia" w:hAnsi="Cambria Math" w:cstheme="minorHAnsi"/>
+          <w:iCs/>
+        </w:rPr>
+      </w:pPr>
+      <w:r>
+        <w:rPr>
+          <w:rFonts w:ascii="Cambria Math" w:eastAsiaTheme="minorEastAsia" w:hAnsi="Cambria Math" w:cstheme="minorHAnsi"/>
+          <w:iCs/>
+        </w:rPr>
+        <w:t xml:space="preserve">Для усунення крайового ефекту існують два </w:t>
+      </w:r>
+      <w:r>
+        <w:rPr>
+          <w:rFonts w:ascii="Cambria Math" w:eastAsiaTheme="minorEastAsia" w:hAnsi="Cambria Math" w:cstheme="minorHAnsi"/>
+          <w:iCs/>
+        </w:rPr>
+        <w:t>способи – поглинання і імітація</w:t>
+      </w:r>
+      <w:r>
+        <w:rPr>
+          <w:rFonts w:ascii="Cambria Math" w:eastAsiaTheme="minorEastAsia" w:hAnsi="Cambria Math" w:cstheme="minorHAnsi"/>
+          <w:iCs/>
+        </w:rPr>
+        <w:t xml:space="preserve"> нескінченного простору</w:t>
+      </w:r>
+      <w:r>
+        <w:rPr>
+          <w:rFonts w:ascii="Cambria Math" w:eastAsiaTheme="minorEastAsia" w:hAnsi="Cambria Math" w:cstheme="minorHAnsi"/>
+          <w:iCs/>
+        </w:rPr>
+        <w:t>.</w:t>
+      </w:r>
+    </w:p>
+    <w:p>
+      <w:pPr>
+        <w:rPr>
+          <w:rFonts w:ascii="Cambria Math" w:eastAsiaTheme="minorEastAsia" w:hAnsi="Cambria Math" w:cstheme="minorHAnsi"/>
+          <w:iCs/>
+        </w:rPr>
+      </w:pPr>
+      <w:r>
+        <w:rPr>
+          <w:rFonts w:ascii="Cambria Math" w:eastAsiaTheme="minorEastAsia" w:hAnsi="Cambria Math" w:cstheme="minorHAnsi"/>
+          <w:iCs/>
+        </w:rPr>
+        <w:t xml:space="preserve">Перший </w:t>
+      </w:r>
+      <w:r>
+        <w:rPr>
+          <w:rFonts w:ascii="Cambria Math" w:eastAsiaTheme="minorEastAsia" w:hAnsi="Cambria Math" w:cstheme="minorHAnsi"/>
+          <w:iCs/>
+        </w:rPr>
+        <w:t xml:space="preserve">спосіб </w:t>
+      </w:r>
+      <w:r>
+        <w:rPr>
+          <w:rFonts w:ascii="Cambria Math" w:eastAsiaTheme="minorEastAsia" w:hAnsi="Cambria Math" w:cstheme="minorHAnsi"/>
+          <w:iCs/>
+        </w:rPr>
+        <w:t xml:space="preserve">полягає в створенні на краю </w:t>
+      </w:r>
+      <w:r>
+        <w:rPr>
+          <w:rFonts w:ascii="Cambria Math" w:eastAsiaTheme="minorEastAsia" w:hAnsi="Cambria Math" w:cstheme="minorHAnsi"/>
+          <w:iCs/>
+        </w:rPr>
+        <w:t xml:space="preserve">модельного </w:t>
+      </w:r>
+      <w:r>
+        <w:rPr>
+          <w:rFonts w:ascii="Cambria Math" w:eastAsiaTheme="minorEastAsia" w:hAnsi="Cambria Math" w:cstheme="minorHAnsi"/>
+          <w:iCs/>
+        </w:rPr>
+        <w:t>простору зони вузлів</w:t>
+      </w:r>
+      <w:r>
+        <w:rPr>
+          <w:rFonts w:ascii="Cambria Math" w:eastAsiaTheme="minorEastAsia" w:hAnsi="Cambria Math" w:cstheme="minorHAnsi"/>
+          <w:iCs/>
+        </w:rPr>
+        <w:t xml:space="preserve">, для яких коефіцієнт демпфування збільшується від 0 на </w:t>
+      </w:r>
+      <w:r>
+        <w:rPr>
+          <w:rFonts w:ascii="Cambria Math" w:eastAsiaTheme="minorEastAsia" w:hAnsi="Cambria Math" w:cstheme="minorHAnsi"/>
+          <w:iCs/>
+        </w:rPr>
+        <w:t>початку</w:t>
+      </w:r>
+      <w:r>
+        <w:rPr>
+          <w:rFonts w:ascii="Cambria Math" w:eastAsiaTheme="minorEastAsia" w:hAnsi="Cambria Math" w:cstheme="minorHAnsi"/>
+          <w:iCs/>
+        </w:rPr>
+        <w:t xml:space="preserve"> зони</w:t>
+      </w:r>
+      <w:r>
+        <w:rPr>
+          <w:rFonts w:ascii="Cambria Math" w:eastAsiaTheme="minorEastAsia" w:hAnsi="Cambria Math" w:cstheme="minorHAnsi"/>
+          <w:iCs/>
+        </w:rPr>
+        <w:t xml:space="preserve"> до  </w:t>
+      </w:r>
+      <m:oMath>
+        <m:sSub>
+          <m:sSubPr>
+            <m:ctrlPr>
+              <w:rPr>
+                <w:rFonts w:ascii="Cambria Math" w:eastAsiaTheme="minorEastAsia" w:hAnsi="Cambria Math" w:cstheme="minorHAnsi"/>
+                <w:i/>
+                <w:iCs/>
+                <w:lang w:val="en-US"/>
+              </w:rPr>
+            </m:ctrlPr>
+          </m:sSubPr>
+          <m:e>
+            <m:r>
+              <w:rPr>
+                <w:rFonts w:ascii="Cambria Math" w:eastAsiaTheme="minorEastAsia" w:hAnsi="Cambria Math" w:cstheme="minorHAnsi"/>
+                <w:lang w:val="en-US"/>
+              </w:rPr>
+              <m:t>d</m:t>
+            </m:r>
+          </m:e>
+          <m:sub>
+            <m:r>
+              <w:rPr>
+                <w:rFonts w:ascii="Cambria Math" w:eastAsiaTheme="minorEastAsia" w:hAnsi="Cambria Math" w:cstheme="minorHAnsi"/>
+                <w:lang w:val="en-US"/>
+              </w:rPr>
+              <m:t>max</m:t>
+            </m:r>
+          </m:sub>
+        </m:sSub>
+        <m:r>
+          <w:rPr>
+            <w:rFonts w:ascii="Cambria Math" w:eastAsiaTheme="minorEastAsia" w:hAnsi="Cambria Math" w:cstheme="minorHAnsi"/>
+            <w:lang w:val="en-US"/>
+          </w:rPr>
+          <m:t xml:space="preserve"> </m:t>
         </m:r>
       </m:oMath>
       <w:r>
-        <w:t>.</w:t>
+        <w:rPr>
+          <w:rFonts w:ascii="Cambria Math" w:eastAsiaTheme="minorEastAsia" w:hAnsi="Cambria Math" w:cstheme="minorHAnsi"/>
+          <w:iCs/>
+        </w:rPr>
+        <w:t xml:space="preserve">на </w:t>
+      </w:r>
+      <w:r>
+        <w:rPr>
+          <w:rFonts w:ascii="Cambria Math" w:eastAsiaTheme="minorEastAsia" w:hAnsi="Cambria Math" w:cstheme="minorHAnsi"/>
+          <w:iCs/>
+        </w:rPr>
+        <w:t xml:space="preserve">її </w:t>
+      </w:r>
+      <w:r>
+        <w:rPr>
+          <w:rFonts w:ascii="Cambria Math" w:eastAsiaTheme="minorEastAsia" w:hAnsi="Cambria Math" w:cstheme="minorHAnsi"/>
+          <w:iCs/>
+        </w:rPr>
+        <w:t>зовнішн</w:t>
+      </w:r>
+      <w:r>
+        <w:rPr>
+          <w:rFonts w:ascii="Cambria Math" w:eastAsiaTheme="minorEastAsia" w:hAnsi="Cambria Math" w:cstheme="minorHAnsi"/>
+          <w:iCs/>
+        </w:rPr>
+        <w:t xml:space="preserve">ій </w:t>
+      </w:r>
+      <w:r>
+        <w:rPr>
+          <w:rFonts w:ascii="Cambria Math" w:eastAsiaTheme="minorEastAsia" w:hAnsi="Cambria Math" w:cstheme="minorHAnsi"/>
+          <w:iCs/>
+        </w:rPr>
+        <w:t xml:space="preserve"> </w:t>
+      </w:r>
+      <w:r>
+        <w:rPr>
+          <w:rFonts w:ascii="Cambria Math" w:eastAsiaTheme="minorEastAsia" w:hAnsi="Cambria Math" w:cstheme="minorHAnsi"/>
+          <w:iCs/>
+        </w:rPr>
+        <w:t>границі</w:t>
+      </w:r>
+      <w:r>
+        <w:rPr>
+          <w:rFonts w:ascii="Cambria Math" w:eastAsiaTheme="minorEastAsia" w:hAnsi="Cambria Math" w:cstheme="minorHAnsi"/>
+          <w:iCs/>
+        </w:rPr>
+        <w:t xml:space="preserve">. </w:t>
       </w:r>
     </w:p>
     <w:p>
-      <w:r>
-        <w:rPr>
-          <w:lang w:val="en-US"/>
-        </w:rPr>
-        <w:t xml:space="preserve">dt </w:t>
-      </w:r>
-      <w:r>
-        <w:t>– короткий проміжок часу, на протязі якого стан моделі вважається незмінним.</w:t>
-      </w:r>
+      <w:pPr>
+        <w:rPr>
+          <w:rFonts w:ascii="Cambria Math" w:eastAsiaTheme="minorEastAsia" w:hAnsi="Cambria Math" w:cstheme="minorHAnsi"/>
+          <w:i/>
+          <w:iCs/>
+        </w:rPr>
+      </w:pPr>
+      <m:oMathPara>
+        <m:oMath>
+          <m:sSub>
+            <m:sSubPr>
+              <m:ctrlPr>
+                <w:rPr>
+                  <w:rFonts w:ascii="Cambria Math" w:eastAsiaTheme="minorEastAsia" w:hAnsi="Cambria Math" w:cstheme="minorHAnsi"/>
+                  <w:i/>
+                  <w:iCs/>
+                </w:rPr>
+              </m:ctrlPr>
+            </m:sSubPr>
+            <m:e>
+              <m:r>
+                <w:rPr>
+                  <w:rFonts w:ascii="Cambria Math" w:eastAsiaTheme="minorEastAsia" w:hAnsi="Cambria Math" w:cstheme="minorHAnsi"/>
+                  <w:lang w:val="en-US"/>
+                </w:rPr>
+                <m:t>d</m:t>
+              </m:r>
+            </m:e>
+            <m:sub>
+              <m:r>
+                <w:rPr>
+                  <w:rFonts w:ascii="Cambria Math" w:eastAsiaTheme="minorEastAsia" w:hAnsi="Cambria Math" w:cstheme="minorHAnsi"/>
+                </w:rPr>
+                <m:t>n</m:t>
+              </m:r>
+            </m:sub>
+          </m:sSub>
+          <m:r>
+            <w:rPr>
+              <w:rFonts w:ascii="Cambria Math" w:eastAsiaTheme="minorEastAsia" w:hAnsi="Cambria Math" w:cstheme="minorHAnsi"/>
+            </w:rPr>
+            <m:t>=</m:t>
+          </m:r>
+          <m:sSub>
+            <m:sSubPr>
+              <m:ctrlPr>
+                <w:rPr>
+                  <w:rFonts w:ascii="Cambria Math" w:eastAsiaTheme="minorEastAsia" w:hAnsi="Cambria Math" w:cstheme="minorHAnsi"/>
+                  <w:i/>
+                  <w:iCs/>
+                  <w:lang w:val="en-US"/>
+                </w:rPr>
+              </m:ctrlPr>
+            </m:sSubPr>
+            <m:e>
+              <m:r>
+                <w:rPr>
+                  <w:rFonts w:ascii="Cambria Math" w:eastAsiaTheme="minorEastAsia" w:hAnsi="Cambria Math" w:cstheme="minorHAnsi"/>
+                  <w:lang w:val="en-US"/>
+                </w:rPr>
+                <m:t>d</m:t>
+              </m:r>
+            </m:e>
+            <m:sub>
+              <m:r>
+                <w:rPr>
+                  <w:rFonts w:ascii="Cambria Math" w:eastAsiaTheme="minorEastAsia" w:hAnsi="Cambria Math" w:cstheme="minorHAnsi"/>
+                  <w:lang w:val="en-US"/>
+                </w:rPr>
+                <m:t>max</m:t>
+              </m:r>
+            </m:sub>
+          </m:sSub>
+          <m:sSup>
+            <m:sSupPr>
+              <m:ctrlPr>
+                <w:rPr>
+                  <w:rFonts w:ascii="Cambria Math" w:eastAsiaTheme="minorEastAsia" w:hAnsi="Cambria Math" w:cstheme="minorHAnsi"/>
+                  <w:i/>
+                  <w:iCs/>
+                  <w:lang w:val="en-US"/>
+                </w:rPr>
+              </m:ctrlPr>
+            </m:sSupPr>
+            <m:e>
+              <m:d>
+                <m:dPr>
+                  <m:ctrlPr>
+                    <w:rPr>
+                      <w:rFonts w:ascii="Cambria Math" w:eastAsiaTheme="minorEastAsia" w:hAnsi="Cambria Math" w:cstheme="minorHAnsi"/>
+                      <w:i/>
+                      <w:iCs/>
+                      <w:lang w:val="en-US"/>
+                    </w:rPr>
+                  </m:ctrlPr>
+                </m:dPr>
+                <m:e>
+                  <m:f>
+                    <m:fPr>
+                      <m:ctrlPr>
+                        <w:rPr>
+                          <w:rFonts w:ascii="Cambria Math" w:eastAsiaTheme="minorEastAsia" w:hAnsi="Cambria Math" w:cstheme="minorHAnsi"/>
+                          <w:i/>
+                          <w:iCs/>
+                          <w:lang w:val="en-US"/>
+                        </w:rPr>
+                      </m:ctrlPr>
+                    </m:fPr>
+                    <m:num>
+                      <m:r>
+                        <w:rPr>
+                          <w:rFonts w:ascii="Cambria Math" w:eastAsiaTheme="minorEastAsia" w:hAnsi="Cambria Math" w:cstheme="minorHAnsi"/>
+                          <w:lang w:val="en-US"/>
+                        </w:rPr>
+                        <m:t>n-</m:t>
+                      </m:r>
+                      <m:sSub>
+                        <m:sSubPr>
+                          <m:ctrlPr>
+                            <w:rPr>
+                              <w:rFonts w:ascii="Cambria Math" w:eastAsiaTheme="minorEastAsia" w:hAnsi="Cambria Math" w:cstheme="minorHAnsi"/>
+                              <w:i/>
+                              <w:iCs/>
+                              <w:lang w:val="en-US"/>
+                            </w:rPr>
+                          </m:ctrlPr>
+                        </m:sSubPr>
+                        <m:e>
+                          <m:r>
+                            <w:rPr>
+                              <w:rFonts w:ascii="Cambria Math" w:eastAsiaTheme="minorEastAsia" w:hAnsi="Cambria Math" w:cstheme="minorHAnsi"/>
+                              <w:lang w:val="en-US"/>
+                            </w:rPr>
+                            <m:t>n</m:t>
+                          </m:r>
+                        </m:e>
+                        <m:sub>
+                          <m:r>
+                            <w:rPr>
+                              <w:rFonts w:ascii="Cambria Math" w:eastAsiaTheme="minorEastAsia" w:hAnsi="Cambria Math" w:cstheme="minorHAnsi"/>
+                              <w:lang w:val="en-US"/>
+                            </w:rPr>
+                            <m:t>0</m:t>
+                          </m:r>
+                        </m:sub>
+                      </m:sSub>
+                    </m:num>
+                    <m:den>
+                      <m:r>
+                        <w:rPr>
+                          <w:rFonts w:ascii="Cambria Math" w:eastAsiaTheme="minorEastAsia" w:hAnsi="Cambria Math" w:cstheme="minorHAnsi"/>
+                          <w:lang w:val="en-US"/>
+                        </w:rPr>
+                        <m:t>L</m:t>
+                      </m:r>
+                    </m:den>
+                  </m:f>
+                </m:e>
+              </m:d>
+            </m:e>
+            <m:sup>
+              <m:r>
+                <w:rPr>
+                  <w:rFonts w:ascii="Cambria Math" w:eastAsiaTheme="minorEastAsia" w:hAnsi="Cambria Math" w:cstheme="minorHAnsi"/>
+                  <w:lang w:val="en-US"/>
+                </w:rPr>
+                <m:t>2</m:t>
+              </m:r>
+            </m:sup>
+          </m:sSup>
+        </m:oMath>
+      </m:oMathPara>
     </w:p>
     <w:p>
       <w:pPr>
         <w:rPr>
-          <w:lang w:val="en-US"/>
-        </w:rPr>
-      </w:pPr>
-      <w:r>
-        <w:t xml:space="preserve">Змінні зі штрихом показують значення, набуті після </w:t>
-      </w:r>
-      <w:r>
-        <w:t>закінче</w:t>
-      </w:r>
-      <w:r>
-        <w:t xml:space="preserve">ння часового </w:t>
-      </w:r>
-      <w:r>
-        <w:t>проміжку</w:t>
-      </w:r>
-      <w:r>
+          <w:rFonts w:ascii="Cambria Math" w:eastAsiaTheme="minorEastAsia" w:hAnsi="Cambria Math" w:cstheme="minorHAnsi"/>
+        </w:rPr>
+      </w:pPr>
+      <w:r>
+        <w:rPr>
+          <w:rFonts w:ascii="Cambria Math" w:eastAsiaTheme="minorEastAsia" w:hAnsi="Cambria Math" w:cstheme="minorHAnsi"/>
+        </w:rPr>
+        <w:t xml:space="preserve">де </w:t>
+      </w:r>
+      <w:r>
+        <w:rPr>
+          <w:rFonts w:ascii="Cambria Math" w:eastAsiaTheme="minorEastAsia" w:hAnsi="Cambria Math" w:cstheme="minorHAnsi"/>
+        </w:rPr>
+        <w:t>​</w:t>
+      </w:r>
+      <m:oMath>
+        <m:sSub>
+          <m:sSubPr>
+            <m:ctrlPr>
+              <w:rPr>
+                <w:rFonts w:ascii="Cambria Math" w:eastAsiaTheme="minorEastAsia" w:hAnsi="Cambria Math" w:cstheme="minorHAnsi"/>
+                <w:i/>
+                <w:iCs/>
+                <w:lang w:val="en-US"/>
+              </w:rPr>
+            </m:ctrlPr>
+          </m:sSubPr>
+          <m:e>
+            <m:r>
+              <w:rPr>
+                <w:rFonts w:ascii="Cambria Math" w:eastAsiaTheme="minorEastAsia" w:hAnsi="Cambria Math" w:cstheme="minorHAnsi"/>
+                <w:lang w:val="en-US"/>
+              </w:rPr>
+              <m:t>n</m:t>
+            </m:r>
+          </m:e>
+          <m:sub>
+            <m:r>
+              <w:rPr>
+                <w:rFonts w:ascii="Cambria Math" w:eastAsiaTheme="minorEastAsia" w:hAnsi="Cambria Math" w:cstheme="minorHAnsi"/>
+                <w:lang w:val="en-US"/>
+              </w:rPr>
+              <m:t>0</m:t>
+            </m:r>
+          </m:sub>
+        </m:sSub>
+      </m:oMath>
+      <w:r>
+        <w:rPr>
+          <w:rFonts w:ascii="Cambria Math" w:eastAsiaTheme="minorEastAsia" w:hAnsi="Cambria Math" w:cstheme="minorHAnsi"/>
+        </w:rPr>
+        <w:t xml:space="preserve"> — </w:t>
+      </w:r>
+      <w:r>
+        <w:rPr>
+          <w:rFonts w:ascii="Cambria Math" w:eastAsiaTheme="minorEastAsia" w:hAnsi="Cambria Math" w:cstheme="minorHAnsi"/>
+        </w:rPr>
+        <w:t xml:space="preserve">номер вузла на </w:t>
+      </w:r>
+      <w:r>
+        <w:rPr>
+          <w:rFonts w:ascii="Cambria Math" w:eastAsiaTheme="minorEastAsia" w:hAnsi="Cambria Math" w:cstheme="minorHAnsi"/>
+        </w:rPr>
+        <w:t>почат</w:t>
+      </w:r>
+      <w:r>
+        <w:rPr>
+          <w:rFonts w:ascii="Cambria Math" w:eastAsiaTheme="minorEastAsia" w:hAnsi="Cambria Math" w:cstheme="minorHAnsi"/>
+        </w:rPr>
+        <w:t>ку</w:t>
+      </w:r>
+      <w:r>
+        <w:rPr>
+          <w:rFonts w:ascii="Cambria Math" w:eastAsiaTheme="minorEastAsia" w:hAnsi="Cambria Math" w:cstheme="minorHAnsi"/>
+        </w:rPr>
+        <w:t xml:space="preserve"> поглинаючого шару,</w:t>
+      </w:r>
+      <w:r>
+        <w:rPr>
+          <w:rFonts w:ascii="Cambria Math" w:eastAsiaTheme="minorEastAsia" w:hAnsi="Cambria Math" w:cstheme="minorHAnsi"/>
+          <w:lang w:val="en-US"/>
+        </w:rPr>
         <w:t xml:space="preserve"> </w:t>
       </w:r>
       <w:r>
         <w:rPr>
-          <w:lang w:val="en-US"/>
-        </w:rPr>
-        <w:t>dt.</w:t>
+          <w:rFonts w:ascii="Cambria Math" w:eastAsiaTheme="minorEastAsia" w:hAnsi="Cambria Math" w:cstheme="minorHAnsi"/>
+          <w:i/>
+          <w:iCs/>
+          <w:lang w:val="en-US"/>
+        </w:rPr>
+        <w:t>L</w:t>
+      </w:r>
+      <w:r>
+        <w:rPr>
+          <w:rFonts w:ascii="Cambria Math" w:eastAsiaTheme="minorEastAsia" w:hAnsi="Cambria Math" w:cstheme="minorHAnsi"/>
+          <w:lang w:val="en-US"/>
+        </w:rPr>
+        <w:t xml:space="preserve"> –</w:t>
+      </w:r>
+      <w:r>
+        <w:rPr>
+          <w:rFonts w:ascii="Cambria Math" w:eastAsiaTheme="minorEastAsia" w:hAnsi="Cambria Math" w:cstheme="minorHAnsi"/>
+        </w:rPr>
+        <w:t xml:space="preserve"> ширина шару поглинання. </w:t>
+      </w:r>
+      <w:r>
+        <w:rPr>
+          <w:rFonts w:ascii="Cambria Math" w:eastAsiaTheme="minorEastAsia" w:hAnsi="Cambria Math" w:cstheme="minorHAnsi"/>
+        </w:rPr>
+        <w:t>Хвиля заходить у шар із дедалі більшим тертям і поступово втрачає енергію, не встигаючи сформувати помітне відбиття.</w:t>
       </w:r>
     </w:p>
     <w:p>
-      <w:r>
-        <w:t>Ітеративне</w:t>
-      </w:r>
-      <w:r>
-        <w:t xml:space="preserve"> вирішення рівнянь (1-3) в просторі і часі фактично є</w:t>
-      </w:r>
-      <w:r>
+      <w:pPr>
+        <w:rPr>
+          <w:rFonts w:ascii="Cambria Math" w:eastAsiaTheme="minorEastAsia" w:hAnsi="Cambria Math" w:cstheme="minorHAnsi"/>
+          <w:iCs/>
+        </w:rPr>
+      </w:pPr>
+      <w:r>
+        <w:rPr>
+          <w:rFonts w:ascii="Cambria Math" w:eastAsiaTheme="minorEastAsia" w:hAnsi="Cambria Math" w:cstheme="minorHAnsi"/>
+          <w:iCs/>
+        </w:rPr>
+        <w:t xml:space="preserve">Другий спосіб – виконання </w:t>
+      </w:r>
+      <w:r>
+        <w:rPr>
+          <w:rFonts w:ascii="Cambria Math" w:eastAsiaTheme="minorEastAsia" w:hAnsi="Cambria Math" w:cstheme="minorHAnsi"/>
+          <w:iCs/>
+        </w:rPr>
+        <w:t>умо</w:t>
+      </w:r>
+      <w:r>
+        <w:rPr>
+          <w:rFonts w:ascii="Cambria Math" w:eastAsiaTheme="minorEastAsia" w:hAnsi="Cambria Math" w:cstheme="minorHAnsi"/>
+          <w:iCs/>
+        </w:rPr>
+        <w:t>ви</w:t>
+      </w:r>
+      <w:r>
+        <w:rPr>
+          <w:rFonts w:ascii="Cambria Math" w:eastAsiaTheme="minorEastAsia" w:hAnsi="Cambria Math" w:cstheme="minorHAnsi"/>
+          <w:iCs/>
+        </w:rPr>
+        <w:t xml:space="preserve"> випромінювання або </w:t>
+      </w:r>
+      <w:proofErr w:type="spellStart"/>
+      <w:r>
+        <w:rPr>
+          <w:rFonts w:ascii="Cambria Math" w:eastAsiaTheme="minorEastAsia" w:hAnsi="Cambria Math" w:cstheme="minorHAnsi"/>
+          <w:iCs/>
+        </w:rPr>
+        <w:t>безвідбивно</w:t>
+      </w:r>
+      <w:r>
+        <w:rPr>
+          <w:rFonts w:ascii="Cambria Math" w:eastAsiaTheme="minorEastAsia" w:hAnsi="Cambria Math" w:cstheme="minorHAnsi"/>
+          <w:iCs/>
+        </w:rPr>
+        <w:t>ї</w:t>
+      </w:r>
+      <w:proofErr w:type="spellEnd"/>
+      <w:r>
+        <w:rPr>
+          <w:rFonts w:ascii="Cambria Math" w:eastAsiaTheme="minorEastAsia" w:hAnsi="Cambria Math" w:cstheme="minorHAnsi"/>
+          <w:iCs/>
+        </w:rPr>
+        <w:t xml:space="preserve"> граничн</w:t>
+      </w:r>
+      <w:r>
+        <w:rPr>
+          <w:rFonts w:ascii="Cambria Math" w:eastAsiaTheme="minorEastAsia" w:hAnsi="Cambria Math" w:cstheme="minorHAnsi"/>
+          <w:iCs/>
+        </w:rPr>
+        <w:t>ої</w:t>
+      </w:r>
+      <w:r>
+        <w:rPr>
+          <w:rFonts w:ascii="Cambria Math" w:eastAsiaTheme="minorEastAsia" w:hAnsi="Cambria Math" w:cstheme="minorHAnsi"/>
+          <w:iCs/>
+        </w:rPr>
+        <w:t xml:space="preserve"> умов</w:t>
+      </w:r>
+      <w:r>
+        <w:rPr>
+          <w:rFonts w:ascii="Cambria Math" w:eastAsiaTheme="minorEastAsia" w:hAnsi="Cambria Math" w:cstheme="minorHAnsi"/>
+          <w:iCs/>
+        </w:rPr>
+        <w:t>и</w:t>
+      </w:r>
+      <w:r>
+        <w:rPr>
+          <w:rFonts w:ascii="Cambria Math" w:eastAsiaTheme="minorEastAsia" w:hAnsi="Cambria Math" w:cstheme="minorHAnsi"/>
+          <w:iCs/>
+        </w:rPr>
+        <w:t xml:space="preserve"> першого порядку</w:t>
+      </w:r>
+      <w:r>
+        <w:rPr>
+          <w:rFonts w:ascii="Cambria Math" w:eastAsiaTheme="minorEastAsia" w:hAnsi="Cambria Math" w:cstheme="minorHAnsi"/>
+          <w:iCs/>
+        </w:rPr>
         <w:t xml:space="preserve"> </w:t>
       </w:r>
       <w:r>
-        <w:t xml:space="preserve">численним вирішенням </w:t>
-      </w:r>
-      <w:proofErr w:type="spellStart"/>
-      <w:r>
-        <w:t>диф</w:t>
-      </w:r>
-      <w:proofErr w:type="spellEnd"/>
-      <w:r>
-        <w:t xml:space="preserve">. рівнянь, </w:t>
-      </w:r>
-    </w:p>
-    <w:p/>
-    <w:p>
-      <w:r>
-        <w:t>які описують систему гармонійних осциляторів в вузлах сітки. Первісне розташування мас задає початкові умови вирішення.</w:t>
+        <w:rPr>
+          <w:rFonts w:ascii="Cambria Math" w:eastAsiaTheme="minorEastAsia" w:hAnsi="Cambria Math" w:cstheme="minorHAnsi"/>
+          <w:iCs/>
+          <w:lang w:val="en-US"/>
+        </w:rPr>
+        <w:t>[3]</w:t>
+      </w:r>
+      <w:r>
+        <w:rPr>
+          <w:rFonts w:ascii="Cambria Math" w:eastAsiaTheme="minorEastAsia" w:hAnsi="Cambria Math" w:cstheme="minorHAnsi"/>
+          <w:iCs/>
+        </w:rPr>
+        <w:t>. На правій границі простору вона виглядає як (6)</w:t>
       </w:r>
     </w:p>
     <w:p>
       <w:pPr>
         <w:rPr>
-          <w:lang w:val="en-US"/>
-        </w:rPr>
-      </w:pPr>
-      <w:r>
-        <w:t xml:space="preserve">Якщо після кожної часової ітерації відображувати стан моделі </w:t>
-      </w:r>
-      <w:r>
-        <w:t>інтуїтивно</w:t>
-      </w:r>
-      <w:r>
-        <w:t xml:space="preserve"> зрозумілим способом, можна наочно показати розповсюдження хвиль и багато явищ, з цим пов’язаних (</w:t>
-      </w:r>
-      <w:r>
-        <w:rPr>
-          <w:lang w:val="en-US"/>
-        </w:rPr>
-        <w:t>o</w:t>
-      </w:r>
-      <w:r>
-        <w:t>дин з можливих способів дає рис. 1).</w:t>
-      </w:r>
+          <w:rFonts w:ascii="Cambria Math" w:eastAsiaTheme="minorEastAsia" w:hAnsi="Cambria Math" w:cstheme="minorHAnsi"/>
+          <w:iCs/>
+        </w:rPr>
+      </w:pPr>
     </w:p>
     <w:p>
-      <w:r>
-        <w:t>Параметрами моделі</w:t>
-      </w:r>
-      <w:r>
-        <w:t>,</w:t>
-      </w:r>
-      <w:r>
-        <w:t xml:space="preserve"> є </w:t>
-      </w:r>
-      <w:r>
-        <w:rPr>
-          <w:lang w:val="en-US"/>
-        </w:rPr>
-        <w:t xml:space="preserve">m - </w:t>
-      </w:r>
-      <w:r>
-        <w:t>мас</w:t>
-      </w:r>
-      <w:r>
-        <w:t>а</w:t>
-      </w:r>
-      <w:r>
-        <w:t xml:space="preserve"> в</w:t>
-      </w:r>
-      <w:r>
-        <w:t xml:space="preserve">узла і </w:t>
-      </w:r>
-      <w:r>
-        <w:rPr>
-          <w:lang w:val="en-US"/>
-        </w:rPr>
-        <w:t xml:space="preserve">k – </w:t>
-      </w:r>
-      <w:r>
-        <w:t xml:space="preserve">коефіцієнт жорсткості. З рівнянь видно, що суттєвим для поведінки моделі є лише їх співвідношення  </w:t>
-      </w:r>
-      <w:r>
-        <w:rPr>
-          <w:lang w:val="en-US"/>
-        </w:rPr>
-        <w:t xml:space="preserve">k/m, </w:t>
-      </w:r>
-      <w:r>
-        <w:t>тому два параметри можна замінити одним, який визначає, як поширюється збурення в просторі і часі.</w:t>
-      </w:r>
-      <w:r>
-        <w:t xml:space="preserve">  </w:t>
-      </w:r>
+      <w:pPr>
+        <w:rPr>
+          <w:rFonts w:ascii="Cambria Math" w:eastAsiaTheme="minorEastAsia" w:hAnsi="Cambria Math" w:cstheme="minorHAnsi"/>
+          <w:iCs/>
+          <w:lang w:val="en-US"/>
+        </w:rPr>
+      </w:pPr>
     </w:p>
     <w:p>
       <w:pPr>
         <w:rPr>
-          <w:rFonts w:eastAsiaTheme="minorEastAsia"/>
-          <w:lang w:val="en-US"/>
-        </w:rPr>
-      </w:pPr>
-      <w:r>
-        <w:t>К</w:t>
-      </w:r>
-      <w:r>
-        <w:t xml:space="preserve">ожен вузол сітки є гармонійним осцилятором із </w:t>
-      </w:r>
-      <w:r>
-        <w:t>к</w:t>
-      </w:r>
-      <w:r>
-        <w:t>уто</w:t>
-      </w:r>
-      <w:r>
-        <w:t xml:space="preserve">вою частотою  </w:t>
-      </w:r>
-      <m:oMath>
-        <m:r>
-          <w:rPr>
-            <w:rFonts w:ascii="Cambria Math" w:hAnsi="Cambria Math"/>
-            <w:lang w:val="en-US"/>
-          </w:rPr>
-          <m:t>ω=</m:t>
-        </m:r>
-        <m:rad>
-          <m:radPr>
-            <m:degHide m:val="1"/>
-            <m:ctrlPr>
-              <w:rPr>
-                <w:rFonts w:ascii="Cambria Math" w:eastAsiaTheme="minorEastAsia" w:hAnsi="Cambria Math"/>
-                <w:i/>
-                <w:lang w:val="en-US"/>
-              </w:rPr>
-            </m:ctrlPr>
-          </m:radPr>
-          <m:deg/>
-          <m:e>
-            <m:f>
-              <m:fPr>
-                <m:type m:val="lin"/>
-                <m:ctrlPr>
-                  <w:rPr>
-                    <w:rFonts w:ascii="Cambria Math" w:eastAsiaTheme="minorEastAsia" w:hAnsi="Cambria Math"/>
-                    <w:i/>
-                    <w:lang w:val="en-US"/>
-                  </w:rPr>
-                </m:ctrlPr>
-              </m:fPr>
-              <m:num>
-                <m:r>
-                  <w:rPr>
-                    <w:rFonts w:ascii="Cambria Math" w:eastAsiaTheme="minorEastAsia" w:hAnsi="Cambria Math"/>
-                    <w:lang w:val="en-US"/>
-                  </w:rPr>
-                  <m:t>k</m:t>
-                </m:r>
-              </m:num>
-              <m:den>
-                <m:r>
-                  <w:rPr>
-                    <w:rFonts w:ascii="Cambria Math" w:eastAsiaTheme="minorEastAsia" w:hAnsi="Cambria Math"/>
-                    <w:lang w:val="en-US"/>
-                  </w:rPr>
-                  <m:t>m</m:t>
-                </m:r>
-              </m:den>
-            </m:f>
-          </m:e>
-        </m:rad>
-      </m:oMath>
-      <w:r>
-        <w:t xml:space="preserve"> та </w:t>
-      </w:r>
-      <w:r>
-        <w:t xml:space="preserve"> періодом </w:t>
-      </w:r>
-      <w:r>
-        <w:t xml:space="preserve"> коливан</w:t>
-      </w:r>
-      <w:r>
-        <w:t>ь</w:t>
-      </w:r>
-      <w:r>
-        <w:rPr>
-          <w:rFonts w:eastAsiaTheme="minorEastAsia"/>
-        </w:rPr>
-        <w:t xml:space="preserve">   </w:t>
-      </w:r>
-      <m:oMath>
-        <m:r>
-          <w:rPr>
-            <w:rFonts w:ascii="Cambria Math" w:hAnsi="Cambria Math"/>
-            <w:lang w:val="en-US"/>
-          </w:rPr>
-          <m:t>T=2π</m:t>
-        </m:r>
-        <m:rad>
-          <m:radPr>
-            <m:degHide m:val="1"/>
-            <m:ctrlPr>
-              <w:rPr>
-                <w:rFonts w:ascii="Cambria Math" w:eastAsiaTheme="minorEastAsia" w:hAnsi="Cambria Math"/>
-                <w:i/>
-                <w:lang w:val="en-US"/>
-              </w:rPr>
-            </m:ctrlPr>
-          </m:radPr>
-          <m:deg/>
-          <m:e>
-            <m:f>
-              <m:fPr>
-                <m:type m:val="lin"/>
-                <m:ctrlPr>
-                  <w:rPr>
-                    <w:rFonts w:ascii="Cambria Math" w:eastAsiaTheme="minorEastAsia" w:hAnsi="Cambria Math"/>
-                    <w:i/>
-                    <w:lang w:val="en-US"/>
-                  </w:rPr>
-                </m:ctrlPr>
-              </m:fPr>
-              <m:num>
-                <m:r>
-                  <w:rPr>
-                    <w:rFonts w:ascii="Cambria Math" w:eastAsiaTheme="minorEastAsia" w:hAnsi="Cambria Math"/>
-                    <w:lang w:val="en-US"/>
-                  </w:rPr>
-                  <m:t>m</m:t>
-                </m:r>
-              </m:num>
-              <m:den>
-                <m:r>
-                  <w:rPr>
-                    <w:rFonts w:ascii="Cambria Math" w:eastAsiaTheme="minorEastAsia" w:hAnsi="Cambria Math"/>
-                    <w:lang w:val="en-US"/>
-                  </w:rPr>
-                  <m:t>k</m:t>
-                </m:r>
-              </m:den>
-            </m:f>
-          </m:e>
-        </m:rad>
-      </m:oMath>
-      <w:r>
-        <w:rPr>
-          <w:rFonts w:eastAsiaTheme="minorEastAsia"/>
-          <w:lang w:val="en-US"/>
-        </w:rPr>
-        <w:t xml:space="preserve"> . </w:t>
-      </w:r>
-      <w:r>
-        <w:rPr>
-          <w:rFonts w:eastAsiaTheme="minorEastAsia"/>
-        </w:rPr>
-        <w:t xml:space="preserve"> </w:t>
-      </w:r>
-      <w:r>
-        <w:rPr>
-          <w:rFonts w:eastAsiaTheme="minorEastAsia"/>
-          <w:highlight w:val="yellow"/>
-        </w:rPr>
-        <w:t xml:space="preserve">Будь-яке збурення вузла змусить його коливатися з </w:t>
-      </w:r>
-      <w:r>
-        <w:rPr>
-          <w:rFonts w:eastAsiaTheme="minorEastAsia"/>
-          <w:highlight w:val="yellow"/>
-        </w:rPr>
-        <w:t xml:space="preserve">такою частотою, він змусить коливатися сусідній вузол і так далі. </w:t>
-      </w:r>
-      <w:r>
-        <w:rPr>
-          <w:rFonts w:eastAsiaTheme="minorEastAsia"/>
-          <w:highlight w:val="yellow"/>
-        </w:rPr>
-        <w:t xml:space="preserve"> </w:t>
-      </w:r>
-      <w:r>
-        <w:rPr>
-          <w:rFonts w:eastAsiaTheme="minorEastAsia"/>
-          <w:highlight w:val="yellow"/>
-        </w:rPr>
-        <w:t>Це визначає швидкість розповсюдження збурення в просторі моделі</w:t>
-      </w:r>
-      <w:r>
-        <w:rPr>
-          <w:rFonts w:eastAsiaTheme="minorEastAsia"/>
-          <w:highlight w:val="yellow"/>
-        </w:rPr>
-        <w:t xml:space="preserve"> </w:t>
-      </w:r>
-      <w:r>
-        <w:rPr>
-          <w:rFonts w:eastAsiaTheme="minorEastAsia"/>
-          <w:highlight w:val="yellow"/>
-          <w:lang w:val="en-US"/>
-        </w:rPr>
-        <w:t xml:space="preserve">v = </w:t>
-      </w:r>
-      <w:r>
+          <w:rFonts w:ascii="Cambria Math" w:eastAsiaTheme="minorEastAsia" w:hAnsi="Cambria Math" w:cstheme="minorHAnsi"/>
+          <w:iCs/>
+        </w:rPr>
+      </w:pPr>
+    </w:p>
+    <w:p>
+      <w:pPr>
+        <w:rPr>
+          <w:rFonts w:ascii="Cambria Math" w:eastAsiaTheme="minorEastAsia" w:hAnsi="Cambria Math" w:cstheme="minorHAnsi"/>
+          <w:iCs/>
+        </w:rPr>
+      </w:pPr>
+    </w:p>
+    <w:p>
+      <w:pPr>
+        <w:rPr>
+          <w:rFonts w:ascii="Cambria Math" w:eastAsiaTheme="minorEastAsia" w:hAnsi="Cambria Math" w:cstheme="minorHAnsi"/>
+          <w:iCs/>
+        </w:rPr>
+      </w:pPr>
+    </w:p>
+    <w:p>
+      <w:pPr>
+        <w:rPr>
+          <w:rFonts w:ascii="Cambria Math" w:eastAsiaTheme="minorEastAsia" w:hAnsi="Cambria Math" w:cstheme="minorHAnsi"/>
+          <w:iCs/>
+        </w:rPr>
+      </w:pPr>
+      <w:r>
+        <w:rPr>
+          <w:rFonts w:ascii="Cambria Math" w:eastAsiaTheme="minorEastAsia" w:hAnsi="Cambria Math" w:cstheme="minorHAnsi"/>
+          <w:iCs/>
+        </w:rPr>
+        <w:t>Перший для коротких, другий для довгих</w:t>
+      </w:r>
+    </w:p>
+    <w:p>
+      <w:pPr>
+        <w:pStyle w:val="2"/>
+        <w:rPr>
+          <w:rFonts w:eastAsiaTheme="minorEastAsia"/>
+        </w:rPr>
+      </w:pPr>
+      <w:r>
+        <w:rPr>
+          <w:rFonts w:eastAsiaTheme="minorEastAsia"/>
+        </w:rPr>
+        <w:t>Збурення</w:t>
+      </w:r>
+    </w:p>
+    <w:p>
+      <w:pPr>
         <w:rPr>
           <w:rFonts w:eastAsiaTheme="minorEastAsia" w:cstheme="minorHAnsi"/>
-          <w:highlight w:val="yellow"/>
-          <w:lang w:val="en-US"/>
-        </w:rPr>
-        <w:t>ω</w:t>
-      </w:r>
-      <w:r>
-        <w:rPr>
-          <w:rFonts w:eastAsiaTheme="minorEastAsia"/>
-        </w:rPr>
-        <w:t xml:space="preserve"> </w:t>
-      </w:r>
-    </w:p>
-    <w:p/>
-    <w:p/>
-    <w:p>
-      <w:r>
-        <w:t>кругова частота осцилятора   ω = (k/m)**0.5</w:t>
-      </w:r>
-    </w:p>
-    <w:p/>
-    <w:p>
-      <w:r>
-        <w:t xml:space="preserve">v = ω/К     </w:t>
-      </w:r>
-      <w:proofErr w:type="spellStart"/>
-      <w:r>
-        <w:t>К</w:t>
-      </w:r>
-      <w:proofErr w:type="spellEnd"/>
-      <w:r>
-        <w:t xml:space="preserve"> - хвильове число</w:t>
-      </w:r>
-    </w:p>
-    <w:p/>
-    <w:p>
-      <w:r>
-        <w:t>K = ω/v = (k/m)**0.5 / v</w:t>
-      </w:r>
+          <w:iCs/>
+        </w:rPr>
+      </w:pPr>
     </w:p>
     <w:p/>
     <w:p>
@@ -3746,6 +4998,209 @@
       <w:r>
         <w:t xml:space="preserve"> «Теоретична фізика. Том VII. Теорія пружності»</w:t>
       </w:r>
+    </w:p>
+    <w:p>
+      <w:pPr>
+        <w:pStyle w:val="a9"/>
+        <w:numPr>
+          <w:ilvl w:val="0"/>
+          <w:numId w:val="1"/>
+        </w:numPr>
+      </w:pPr>
+      <w:proofErr w:type="spellStart"/>
+      <w:r>
+        <w:t>Bathe</w:t>
+      </w:r>
+      <w:proofErr w:type="spellEnd"/>
+      <w:r>
+        <w:t xml:space="preserve">, K.-J. </w:t>
+      </w:r>
+      <w:proofErr w:type="spellStart"/>
+      <w:r>
+        <w:rPr>
+          <w:i/>
+          <w:iCs/>
+        </w:rPr>
+        <w:t>Finite</w:t>
+      </w:r>
+      <w:proofErr w:type="spellEnd"/>
+      <w:r>
+        <w:rPr>
+          <w:i/>
+          <w:iCs/>
+        </w:rPr>
+        <w:t xml:space="preserve"> </w:t>
+      </w:r>
+      <w:proofErr w:type="spellStart"/>
+      <w:r>
+        <w:rPr>
+          <w:i/>
+          <w:iCs/>
+        </w:rPr>
+        <w:t>Element</w:t>
+      </w:r>
+      <w:proofErr w:type="spellEnd"/>
+      <w:r>
+        <w:rPr>
+          <w:i/>
+          <w:iCs/>
+        </w:rPr>
+        <w:t xml:space="preserve"> </w:t>
+      </w:r>
+      <w:proofErr w:type="spellStart"/>
+      <w:r>
+        <w:rPr>
+          <w:i/>
+          <w:iCs/>
+        </w:rPr>
+        <w:t>Procedures</w:t>
+      </w:r>
+      <w:proofErr w:type="spellEnd"/>
+      <w:r>
+        <w:t xml:space="preserve">. </w:t>
+      </w:r>
+      <w:proofErr w:type="spellStart"/>
+      <w:r>
+        <w:t>Prentice</w:t>
+      </w:r>
+      <w:proofErr w:type="spellEnd"/>
+      <w:r>
+        <w:t xml:space="preserve"> </w:t>
+      </w:r>
+      <w:proofErr w:type="spellStart"/>
+      <w:r>
+        <w:t>Hall</w:t>
+      </w:r>
+      <w:proofErr w:type="spellEnd"/>
+      <w:r>
+        <w:t>, 1996.</w:t>
+      </w:r>
+    </w:p>
+    <w:p>
+      <w:pPr>
+        <w:pStyle w:val="a9"/>
+        <w:numPr>
+          <w:ilvl w:val="0"/>
+          <w:numId w:val="1"/>
+        </w:numPr>
+      </w:pPr>
+      <w:proofErr w:type="spellStart"/>
+      <w:r>
+        <w:t>Engquist</w:t>
+      </w:r>
+      <w:proofErr w:type="spellEnd"/>
+      <w:r>
+        <w:t xml:space="preserve">, B., </w:t>
+      </w:r>
+      <w:proofErr w:type="spellStart"/>
+      <w:r>
+        <w:t>Majda</w:t>
+      </w:r>
+      <w:proofErr w:type="spellEnd"/>
+      <w:r>
+        <w:t>, A. (1977)</w:t>
+      </w:r>
+      <w:r>
+        <w:t xml:space="preserve"> </w:t>
+      </w:r>
+      <w:proofErr w:type="spellStart"/>
+      <w:r>
+        <w:t>Absorbing</w:t>
+      </w:r>
+      <w:proofErr w:type="spellEnd"/>
+      <w:r>
+        <w:t xml:space="preserve"> </w:t>
+      </w:r>
+      <w:proofErr w:type="spellStart"/>
+      <w:r>
+        <w:t>boundary</w:t>
+      </w:r>
+      <w:proofErr w:type="spellEnd"/>
+      <w:r>
+        <w:t xml:space="preserve"> </w:t>
+      </w:r>
+      <w:proofErr w:type="spellStart"/>
+      <w:r>
+        <w:t>conditions</w:t>
+      </w:r>
+      <w:proofErr w:type="spellEnd"/>
+      <w:r>
+        <w:t xml:space="preserve"> </w:t>
+      </w:r>
+      <w:proofErr w:type="spellStart"/>
+      <w:r>
+        <w:t>for</w:t>
+      </w:r>
+      <w:proofErr w:type="spellEnd"/>
+      <w:r>
+        <w:t xml:space="preserve"> </w:t>
+      </w:r>
+      <w:proofErr w:type="spellStart"/>
+      <w:r>
+        <w:t>the</w:t>
+      </w:r>
+      <w:proofErr w:type="spellEnd"/>
+      <w:r>
+        <w:t xml:space="preserve"> </w:t>
+      </w:r>
+      <w:proofErr w:type="spellStart"/>
+      <w:r>
+        <w:t>numerical</w:t>
+      </w:r>
+      <w:proofErr w:type="spellEnd"/>
+      <w:r>
+        <w:t xml:space="preserve"> </w:t>
+      </w:r>
+      <w:proofErr w:type="spellStart"/>
+      <w:r>
+        <w:t>simulation</w:t>
+      </w:r>
+      <w:proofErr w:type="spellEnd"/>
+      <w:r>
+        <w:t xml:space="preserve"> </w:t>
+      </w:r>
+      <w:proofErr w:type="spellStart"/>
+      <w:r>
+        <w:t>of</w:t>
+      </w:r>
+      <w:proofErr w:type="spellEnd"/>
+      <w:r>
+        <w:t xml:space="preserve"> </w:t>
+      </w:r>
+      <w:proofErr w:type="spellStart"/>
+      <w:r>
+        <w:t>waves</w:t>
+      </w:r>
+      <w:proofErr w:type="spellEnd"/>
+      <w:r>
+        <w:t>.</w:t>
+      </w:r>
+      <w:r>
+        <w:t xml:space="preserve"> </w:t>
+      </w:r>
+      <w:proofErr w:type="spellStart"/>
+      <w:r>
+        <w:t>DOI</w:t>
+      </w:r>
+      <w:proofErr w:type="spellEnd"/>
+      <w:r>
+        <w:rPr>
+          <w:lang w:val="en-US"/>
+        </w:rPr>
+        <w:t>:</w:t>
+      </w:r>
+      <w:r>
+        <w:t xml:space="preserve"> </w:t>
+      </w:r>
+      <w:r>
+        <w:t>10.1073/pnas.74.5.1765</w:t>
+      </w:r>
+    </w:p>
+    <w:p>
+      <w:pPr>
+        <w:pStyle w:val="a9"/>
+        <w:ind w:firstLine="0"/>
+      </w:pPr>
     </w:p>
     <w:sectPr>
       <w:pgSz w:w="12240" w:h="15840"/>
@@ -4577,7 +6032,6 @@
   <w:style w:type="character" w:default="1" w:styleId="a0">
     <w:name w:val="Default Paragraph Font"/>
     <w:uiPriority w:val="1"/>
-    <w:semiHidden/>
     <w:unhideWhenUsed/>
   </w:style>
   <w:style w:type="table" w:default="1" w:styleId="a1">
@@ -5210,4 +6664,16 @@
     </a:ext>
   </a:extLst>
 </a:theme>
+</file>
+
+<file path=customXml/item1.xml><?xml version="1.0" encoding="utf-8"?>
+<b:Sources xmlns:b="http://schemas.openxmlformats.org/officeDocument/2006/bibliography" xmlns="http://schemas.openxmlformats.org/officeDocument/2006/bibliography" SelectedStyle="\APASixthEditionOfficeOnline.xsl" StyleName="APA" Version="6"/>
+</file>
+
+<file path=customXml/itemProps1.xml><?xml version="1.0" encoding="utf-8"?>
+<ds:datastoreItem xmlns:ds="http://schemas.openxmlformats.org/officeDocument/2006/customXml" ds:itemID="{8C867D58-83ED-45DA-8C7A-55951F72602E}">
+  <ds:schemaRefs>
+    <ds:schemaRef ds:uri="http://schemas.openxmlformats.org/officeDocument/2006/bibliography"/>
+  </ds:schemaRefs>
+</ds:datastoreItem>
 </file>
--- a/docs/Waves.docx
+++ b/docs/Waves.docx
@@ -1241,13 +1241,35 @@
       </w:r>
       <m:oMathPara>
         <m:oMath>
-          <m:r>
-            <w:rPr>
-              <w:rFonts w:ascii="Cambria Math" w:eastAsiaTheme="minorEastAsia" w:hAnsi="Cambria Math" w:cstheme="minorHAnsi"/>
-              <w:lang w:val="en-US"/>
-            </w:rPr>
-            <m:t>v</m:t>
-          </m:r>
+          <m:sSub>
+            <m:sSubPr>
+              <m:ctrlPr>
+                <w:rPr>
+                  <w:rFonts w:ascii="Cambria Math" w:eastAsiaTheme="minorEastAsia" w:hAnsi="Cambria Math" w:cstheme="minorHAnsi"/>
+                  <w:i/>
+                  <w:lang w:val="en-US"/>
+                </w:rPr>
+              </m:ctrlPr>
+            </m:sSubPr>
+            <m:e>
+              <m:r>
+                <w:rPr>
+                  <w:rFonts w:ascii="Cambria Math" w:eastAsiaTheme="minorEastAsia" w:hAnsi="Cambria Math" w:cstheme="minorHAnsi"/>
+                  <w:lang w:val="en-US"/>
+                </w:rPr>
+                <m:t>v</m:t>
+              </m:r>
+            </m:e>
+            <m:sub>
+              <m:r>
+                <w:rPr>
+                  <w:rFonts w:ascii="Cambria Math" w:eastAsiaTheme="minorEastAsia" w:hAnsi="Cambria Math" w:cstheme="minorHAnsi"/>
+                  <w:lang w:val="en-US"/>
+                </w:rPr>
+                <m:t>ph</m:t>
+              </m:r>
+            </m:sub>
+          </m:sSub>
           <m:r>
             <w:rPr>
               <w:rFonts w:ascii="Cambria Math" w:eastAsiaTheme="minorEastAsia" w:hAnsi="Cambria Math" w:cstheme="minorHAnsi"/>
@@ -1693,13 +1715,35 @@
         <w:t xml:space="preserve">     </w:t>
       </w:r>
       <m:oMath>
-        <m:r>
-          <w:rPr>
-            <w:rFonts w:ascii="Cambria Math" w:eastAsiaTheme="minorEastAsia" w:hAnsi="Cambria Math" w:cstheme="minorHAnsi"/>
-            <w:lang w:val="en-US"/>
-          </w:rPr>
-          <m:t>v</m:t>
-        </m:r>
+        <m:sSub>
+          <m:sSubPr>
+            <m:ctrlPr>
+              <w:rPr>
+                <w:rFonts w:ascii="Cambria Math" w:eastAsiaTheme="minorEastAsia" w:hAnsi="Cambria Math" w:cstheme="minorHAnsi"/>
+                <w:i/>
+                <w:lang w:val="en-US"/>
+              </w:rPr>
+            </m:ctrlPr>
+          </m:sSubPr>
+          <m:e>
+            <m:r>
+              <w:rPr>
+                <w:rFonts w:ascii="Cambria Math" w:eastAsiaTheme="minorEastAsia" w:hAnsi="Cambria Math" w:cstheme="minorHAnsi"/>
+                <w:lang w:val="en-US"/>
+              </w:rPr>
+              <m:t>v</m:t>
+            </m:r>
+          </m:e>
+          <m:sub>
+            <m:r>
+              <w:rPr>
+                <w:rFonts w:ascii="Cambria Math" w:eastAsiaTheme="minorEastAsia" w:hAnsi="Cambria Math" w:cstheme="minorHAnsi"/>
+                <w:lang w:val="en-US"/>
+              </w:rPr>
+              <m:t>ph</m:t>
+            </m:r>
+          </m:sub>
+        </m:sSub>
         <m:r>
           <w:rPr>
             <w:rFonts w:ascii="Cambria Math" w:eastAsiaTheme="minorEastAsia" w:hAnsi="Cambria Math" w:cstheme="minorHAnsi"/>
@@ -2136,6 +2180,12 @@
           <w:i/>
         </w:rPr>
         <w:tab/>
+      </w:r>
+      <w:r>
+        <w:rPr>
+          <w:rFonts w:eastAsiaTheme="minorEastAsia"/>
+          <w:iCs/>
+        </w:rPr>
         <w:t>(4а)</w:t>
       </w:r>
     </w:p>
@@ -2247,6 +2297,12 @@
           <w:i/>
         </w:rPr>
         <w:tab/>
+      </w:r>
+      <w:r>
+        <w:rPr>
+          <w:rFonts w:eastAsiaTheme="minorEastAsia"/>
+          <w:iCs/>
+        </w:rPr>
         <w:t>(4б)</w:t>
       </w:r>
     </w:p>
@@ -2393,6 +2449,12 @@
           <w:i/>
         </w:rPr>
         <w:tab/>
+      </w:r>
+      <w:r>
+        <w:rPr>
+          <w:rFonts w:eastAsiaTheme="minorEastAsia"/>
+          <w:iCs/>
+        </w:rPr>
         <w:t>(4в)</w:t>
       </w:r>
     </w:p>
@@ -2548,6 +2610,12 @@
           <w:i/>
         </w:rPr>
         <w:tab/>
+      </w:r>
+      <w:r>
+        <w:rPr>
+          <w:rFonts w:eastAsiaTheme="minorEastAsia"/>
+          <w:iCs/>
+        </w:rPr>
         <w:t>(4г)</w:t>
       </w:r>
     </w:p>
@@ -2917,12 +2985,18 @@
           <w:i/>
         </w:rPr>
         <w:tab/>
+      </w:r>
+      <w:r>
+        <w:rPr>
+          <w:rFonts w:eastAsiaTheme="minorEastAsia"/>
+          <w:iCs/>
+        </w:rPr>
         <w:t>(</w:t>
       </w:r>
       <w:r>
         <w:rPr>
           <w:rFonts w:eastAsiaTheme="minorEastAsia"/>
-          <w:i/>
+          <w:iCs/>
           <w:lang w:val="en-US"/>
         </w:rPr>
         <w:t>5</w:t>
@@ -2930,7 +3004,7 @@
       <w:r>
         <w:rPr>
           <w:rFonts w:eastAsiaTheme="minorEastAsia"/>
-          <w:i/>
+          <w:iCs/>
         </w:rPr>
         <w:t>а)</w:t>
       </w:r>
@@ -3071,12 +3145,18 @@
           <w:i/>
         </w:rPr>
         <w:tab/>
+      </w:r>
+      <w:r>
+        <w:rPr>
+          <w:rFonts w:eastAsiaTheme="minorEastAsia"/>
+          <w:iCs/>
+        </w:rPr>
         <w:t>(</w:t>
       </w:r>
       <w:r>
         <w:rPr>
           <w:rFonts w:eastAsiaTheme="minorEastAsia"/>
-          <w:i/>
+          <w:iCs/>
           <w:lang w:val="en-US"/>
         </w:rPr>
         <w:t>5</w:t>
@@ -3084,16 +3164,9 @@
       <w:r>
         <w:rPr>
           <w:rFonts w:eastAsiaTheme="minorEastAsia"/>
-          <w:i/>
-        </w:rPr>
-        <w:t>б</w:t>
-      </w:r>
-      <w:r>
-        <w:rPr>
-          <w:rFonts w:eastAsiaTheme="minorEastAsia"/>
-          <w:i/>
-        </w:rPr>
-        <w:t>)</w:t>
+          <w:iCs/>
+        </w:rPr>
+        <w:t>б)</w:t>
       </w:r>
     </w:p>
     <w:p>
@@ -3242,12 +3315,18 @@
           <w:i/>
         </w:rPr>
         <w:tab/>
+      </w:r>
+      <w:r>
+        <w:rPr>
+          <w:rFonts w:eastAsiaTheme="minorEastAsia"/>
+          <w:iCs/>
+        </w:rPr>
         <w:t>(</w:t>
       </w:r>
       <w:r>
         <w:rPr>
           <w:rFonts w:eastAsiaTheme="minorEastAsia"/>
-          <w:i/>
+          <w:iCs/>
           <w:lang w:val="en-US"/>
         </w:rPr>
         <w:t>5</w:t>
@@ -3255,16 +3334,9 @@
       <w:r>
         <w:rPr>
           <w:rFonts w:eastAsiaTheme="minorEastAsia"/>
-          <w:i/>
-        </w:rPr>
-        <w:t>в</w:t>
-      </w:r>
-      <w:r>
-        <w:rPr>
-          <w:rFonts w:eastAsiaTheme="minorEastAsia"/>
-          <w:i/>
-        </w:rPr>
-        <w:t>)</w:t>
+          <w:iCs/>
+        </w:rPr>
+        <w:t>в)</w:t>
       </w:r>
     </w:p>
     <w:p>
@@ -3283,13 +3355,7 @@
         </w:rPr>
       </w:pPr>
       <w:r>
-        <w:t xml:space="preserve">Якщо після кожної </w:t>
-      </w:r>
-      <w:r>
-        <w:t>серії обчислень</w:t>
-      </w:r>
-      <w:r>
-        <w:t xml:space="preserve"> відображувати стан моделі інтуїтивно зрозумілим способом, можна наочно показати розповсюдження хвиль и багато явищ, з цим пов’язаних (</w:t>
+        <w:t>Якщо після кожної серії обчислень відображувати стан моделі інтуїтивно зрозумілим способом, можна наочно показати розповсюдження хвиль и багато явищ, з цим пов’язаних (</w:t>
       </w:r>
       <w:r>
         <w:rPr>
@@ -3395,14 +3461,7 @@
             <w:rFonts w:ascii="Cambria Math" w:hAnsi="Cambria Math"/>
             <w:lang w:val="en-US"/>
           </w:rPr>
-          <m:t>=-</m:t>
-        </m:r>
-        <m:r>
-          <w:rPr>
-            <w:rFonts w:ascii="Cambria Math" w:hAnsi="Cambria Math"/>
-            <w:lang w:val="en-US"/>
-          </w:rPr>
-          <m:t>d</m:t>
+          <m:t>=-d</m:t>
         </m:r>
         <m:sSub>
           <m:sSubPr>
@@ -3545,50 +3604,54 @@
       <w:r>
         <w:rPr>
           <w:rFonts w:eastAsiaTheme="minorEastAsia"/>
+          <w:lang w:val="en-US"/>
+        </w:rPr>
+        <w:t>(</w:t>
+      </w:r>
+      <w:r>
+        <w:rPr>
+          <w:rFonts w:eastAsiaTheme="minorEastAsia"/>
+        </w:rPr>
+        <w:t>5б)</w:t>
+      </w:r>
+      <w:r>
+        <w:rPr>
+          <w:rFonts w:eastAsiaTheme="minorEastAsia"/>
           <w:i/>
           <w:iCs/>
-          <w:lang w:val="en-US"/>
+        </w:rPr>
+        <w:t xml:space="preserve"> </w:t>
+      </w:r>
+      <w:r>
+        <w:rPr>
+          <w:rFonts w:eastAsiaTheme="minorEastAsia"/>
+        </w:rPr>
+        <w:t>змінюється</w:t>
+      </w:r>
+      <w:r>
+        <w:rPr>
+          <w:rFonts w:eastAsiaTheme="minorEastAsia"/>
+          <w:lang w:val="en-US"/>
+        </w:rPr>
+        <w:t xml:space="preserve"> </w:t>
+      </w:r>
+      <w:r>
+        <w:rPr>
+          <w:rFonts w:eastAsiaTheme="minorEastAsia"/>
+        </w:rPr>
+        <w:t xml:space="preserve">на </w:t>
+      </w:r>
+      <w:r>
+        <w:rPr>
+          <w:rFonts w:eastAsiaTheme="minorEastAsia"/>
+          <w:iCs/>
         </w:rPr>
         <w:t>(</w:t>
       </w:r>
       <w:r>
         <w:rPr>
           <w:rFonts w:eastAsiaTheme="minorEastAsia"/>
-          <w:i/>
-          <w:iCs/>
-        </w:rPr>
-        <w:t xml:space="preserve">5б) </w:t>
-      </w:r>
-      <w:r>
-        <w:rPr>
-          <w:rFonts w:eastAsiaTheme="minorEastAsia"/>
-        </w:rPr>
-        <w:t>змінюється</w:t>
-      </w:r>
-      <w:r>
-        <w:rPr>
-          <w:rFonts w:eastAsiaTheme="minorEastAsia"/>
-          <w:lang w:val="en-US"/>
-        </w:rPr>
-        <w:t xml:space="preserve"> </w:t>
-      </w:r>
-      <w:r>
-        <w:rPr>
-          <w:rFonts w:eastAsiaTheme="minorEastAsia"/>
-        </w:rPr>
-        <w:t xml:space="preserve">на </w:t>
-      </w:r>
-      <w:r>
-        <w:rPr>
-          <w:rFonts w:eastAsiaTheme="minorEastAsia"/>
-          <w:i/>
-        </w:rPr>
-        <w:t>(</w:t>
-      </w:r>
-      <w:r>
-        <w:rPr>
-          <w:rFonts w:eastAsiaTheme="minorEastAsia"/>
-          <w:i/>
+          <w:iCs/>
           <w:lang w:val="en-US"/>
         </w:rPr>
         <w:t>5</w:t>
@@ -3596,14 +3659,14 @@
       <w:r>
         <w:rPr>
           <w:rFonts w:eastAsiaTheme="minorEastAsia"/>
-          <w:i/>
+          <w:iCs/>
         </w:rPr>
         <w:t>б</w:t>
       </w:r>
       <w:r>
         <w:rPr>
           <w:rFonts w:eastAsiaTheme="minorEastAsia"/>
-          <w:i/>
+          <w:iCs/>
           <w:lang w:val="en-US"/>
         </w:rPr>
         <w:t>’</w:t>
@@ -3611,7 +3674,7 @@
       <w:r>
         <w:rPr>
           <w:rFonts w:eastAsiaTheme="minorEastAsia"/>
-          <w:i/>
+          <w:iCs/>
         </w:rPr>
         <w:t>)</w:t>
       </w:r>
@@ -3813,28 +3876,7 @@
             <w:rFonts w:ascii="Cambria Math" w:eastAsiaTheme="minorEastAsia" w:hAnsi="Cambria Math"/>
             <w:lang w:val="en-US"/>
           </w:rPr>
-          <m:t>(1-</m:t>
-        </m:r>
-        <m:r>
-          <w:rPr>
-            <w:rFonts w:ascii="Cambria Math" w:eastAsiaTheme="minorEastAsia" w:hAnsi="Cambria Math"/>
-            <w:lang w:val="en-US"/>
-          </w:rPr>
-          <m:t>d</m:t>
-        </m:r>
-        <m:r>
-          <w:rPr>
-            <w:rFonts w:ascii="Cambria Math" w:eastAsiaTheme="minorEastAsia" w:hAnsi="Cambria Math"/>
-            <w:lang w:val="en-US"/>
-          </w:rPr>
-          <m:t>)</m:t>
-        </m:r>
-        <m:r>
-          <w:rPr>
-            <w:rFonts w:ascii="Cambria Math" w:eastAsiaTheme="minorEastAsia" w:hAnsi="Cambria Math"/>
-            <w:lang w:val="en-US"/>
-          </w:rPr>
-          <m:t>+</m:t>
+          <m:t>(1-d)+</m:t>
         </m:r>
         <m:sSub>
           <m:sSubPr>
@@ -3875,14 +3917,14 @@
       <w:r>
         <w:rPr>
           <w:rFonts w:eastAsiaTheme="minorEastAsia"/>
-          <w:i/>
+          <w:iCs/>
         </w:rPr>
         <w:t>(</w:t>
       </w:r>
       <w:r>
         <w:rPr>
           <w:rFonts w:eastAsiaTheme="minorEastAsia"/>
-          <w:i/>
+          <w:iCs/>
           <w:lang w:val="en-US"/>
         </w:rPr>
         <w:t>5</w:t>
@@ -3890,14 +3932,14 @@
       <w:r>
         <w:rPr>
           <w:rFonts w:eastAsiaTheme="minorEastAsia"/>
-          <w:i/>
+          <w:iCs/>
         </w:rPr>
         <w:t>б</w:t>
       </w:r>
       <w:r>
         <w:rPr>
           <w:rFonts w:eastAsiaTheme="minorEastAsia"/>
-          <w:i/>
+          <w:iCs/>
           <w:lang w:val="en-US"/>
         </w:rPr>
         <w:t>’</w:t>
@@ -3905,7 +3947,7 @@
       <w:r>
         <w:rPr>
           <w:rFonts w:eastAsiaTheme="minorEastAsia"/>
-          <w:i/>
+          <w:iCs/>
         </w:rPr>
         <w:t>)</w:t>
       </w:r>
@@ -4500,12 +4542,734 @@
       <w:pPr>
         <w:rPr>
           <w:rFonts w:ascii="Cambria Math" w:eastAsiaTheme="minorEastAsia" w:hAnsi="Cambria Math" w:cstheme="minorHAnsi"/>
+        </w:rPr>
+      </w:pPr>
+      <m:oMath>
+        <m:sSub>
+          <m:sSubPr>
+            <m:ctrlPr>
+              <w:rPr>
+                <w:rFonts w:ascii="Cambria Math" w:eastAsiaTheme="minorEastAsia" w:hAnsi="Cambria Math" w:cstheme="minorHAnsi"/>
+                <w:i/>
+                <w:iCs/>
+              </w:rPr>
+            </m:ctrlPr>
+          </m:sSubPr>
+          <m:e>
+            <m:r>
+              <w:rPr>
+                <w:rFonts w:ascii="Cambria Math" w:eastAsiaTheme="minorEastAsia" w:hAnsi="Cambria Math" w:cstheme="minorHAnsi"/>
+                <w:lang w:val="en-US"/>
+              </w:rPr>
+              <m:t>d</m:t>
+            </m:r>
+          </m:e>
+          <m:sub>
+            <m:r>
+              <w:rPr>
+                <w:rFonts w:ascii="Cambria Math" w:eastAsiaTheme="minorEastAsia" w:hAnsi="Cambria Math" w:cstheme="minorHAnsi"/>
+              </w:rPr>
+              <m:t>n</m:t>
+            </m:r>
+          </m:sub>
+        </m:sSub>
+        <m:r>
+          <w:rPr>
+            <w:rFonts w:ascii="Cambria Math" w:eastAsiaTheme="minorEastAsia" w:hAnsi="Cambria Math" w:cstheme="minorHAnsi"/>
+          </w:rPr>
+          <m:t>=</m:t>
+        </m:r>
+        <m:sSub>
+          <m:sSubPr>
+            <m:ctrlPr>
+              <w:rPr>
+                <w:rFonts w:ascii="Cambria Math" w:eastAsiaTheme="minorEastAsia" w:hAnsi="Cambria Math" w:cstheme="minorHAnsi"/>
+                <w:i/>
+                <w:iCs/>
+                <w:lang w:val="en-US"/>
+              </w:rPr>
+            </m:ctrlPr>
+          </m:sSubPr>
+          <m:e>
+            <m:r>
+              <w:rPr>
+                <w:rFonts w:ascii="Cambria Math" w:eastAsiaTheme="minorEastAsia" w:hAnsi="Cambria Math" w:cstheme="minorHAnsi"/>
+                <w:lang w:val="en-US"/>
+              </w:rPr>
+              <m:t>d</m:t>
+            </m:r>
+          </m:e>
+          <m:sub>
+            <m:r>
+              <w:rPr>
+                <w:rFonts w:ascii="Cambria Math" w:eastAsiaTheme="minorEastAsia" w:hAnsi="Cambria Math" w:cstheme="minorHAnsi"/>
+                <w:lang w:val="en-US"/>
+              </w:rPr>
+              <m:t>max</m:t>
+            </m:r>
+          </m:sub>
+        </m:sSub>
+        <m:sSup>
+          <m:sSupPr>
+            <m:ctrlPr>
+              <w:rPr>
+                <w:rFonts w:ascii="Cambria Math" w:eastAsiaTheme="minorEastAsia" w:hAnsi="Cambria Math" w:cstheme="minorHAnsi"/>
+                <w:i/>
+                <w:iCs/>
+                <w:lang w:val="en-US"/>
+              </w:rPr>
+            </m:ctrlPr>
+          </m:sSupPr>
+          <m:e>
+            <m:d>
+              <m:dPr>
+                <m:ctrlPr>
+                  <w:rPr>
+                    <w:rFonts w:ascii="Cambria Math" w:eastAsiaTheme="minorEastAsia" w:hAnsi="Cambria Math" w:cstheme="minorHAnsi"/>
+                    <w:i/>
+                    <w:iCs/>
+                    <w:lang w:val="en-US"/>
+                  </w:rPr>
+                </m:ctrlPr>
+              </m:dPr>
+              <m:e>
+                <m:f>
+                  <m:fPr>
+                    <m:ctrlPr>
+                      <w:rPr>
+                        <w:rFonts w:ascii="Cambria Math" w:eastAsiaTheme="minorEastAsia" w:hAnsi="Cambria Math" w:cstheme="minorHAnsi"/>
+                        <w:i/>
+                        <w:iCs/>
+                        <w:lang w:val="en-US"/>
+                      </w:rPr>
+                    </m:ctrlPr>
+                  </m:fPr>
+                  <m:num>
+                    <m:r>
+                      <w:rPr>
+                        <w:rFonts w:ascii="Cambria Math" w:eastAsiaTheme="minorEastAsia" w:hAnsi="Cambria Math" w:cstheme="minorHAnsi"/>
+                        <w:lang w:val="en-US"/>
+                      </w:rPr>
+                      <m:t>n-</m:t>
+                    </m:r>
+                    <m:sSub>
+                      <m:sSubPr>
+                        <m:ctrlPr>
+                          <w:rPr>
+                            <w:rFonts w:ascii="Cambria Math" w:eastAsiaTheme="minorEastAsia" w:hAnsi="Cambria Math" w:cstheme="minorHAnsi"/>
+                            <w:i/>
+                            <w:iCs/>
+                            <w:lang w:val="en-US"/>
+                          </w:rPr>
+                        </m:ctrlPr>
+                      </m:sSubPr>
+                      <m:e>
+                        <m:r>
+                          <w:rPr>
+                            <w:rFonts w:ascii="Cambria Math" w:eastAsiaTheme="minorEastAsia" w:hAnsi="Cambria Math" w:cstheme="minorHAnsi"/>
+                            <w:lang w:val="en-US"/>
+                          </w:rPr>
+                          <m:t>n</m:t>
+                        </m:r>
+                      </m:e>
+                      <m:sub>
+                        <m:r>
+                          <w:rPr>
+                            <w:rFonts w:ascii="Cambria Math" w:eastAsiaTheme="minorEastAsia" w:hAnsi="Cambria Math" w:cstheme="minorHAnsi"/>
+                            <w:lang w:val="en-US"/>
+                          </w:rPr>
+                          <m:t>0</m:t>
+                        </m:r>
+                      </m:sub>
+                    </m:sSub>
+                  </m:num>
+                  <m:den>
+                    <m:r>
+                      <w:rPr>
+                        <w:rFonts w:ascii="Cambria Math" w:eastAsiaTheme="minorEastAsia" w:hAnsi="Cambria Math" w:cstheme="minorHAnsi"/>
+                        <w:lang w:val="en-US"/>
+                      </w:rPr>
+                      <m:t>L</m:t>
+                    </m:r>
+                  </m:den>
+                </m:f>
+              </m:e>
+            </m:d>
+          </m:e>
+          <m:sup>
+            <m:r>
+              <w:rPr>
+                <w:rFonts w:ascii="Cambria Math" w:eastAsiaTheme="minorEastAsia" w:hAnsi="Cambria Math" w:cstheme="minorHAnsi"/>
+                <w:lang w:val="en-US"/>
+              </w:rPr>
+              <m:t>2</m:t>
+            </m:r>
+          </m:sup>
+        </m:sSup>
+      </m:oMath>
+      <w:r>
+        <w:rPr>
+          <w:rFonts w:ascii="Cambria Math" w:eastAsiaTheme="minorEastAsia" w:hAnsi="Cambria Math" w:cstheme="minorHAnsi"/>
           <w:i/>
           <w:iCs/>
+          <w:lang w:val="en-US"/>
+        </w:rPr>
+        <w:tab/>
+      </w:r>
+      <w:r>
+        <w:rPr>
+          <w:rFonts w:ascii="Cambria Math" w:eastAsiaTheme="minorEastAsia" w:hAnsi="Cambria Math" w:cstheme="minorHAnsi"/>
+          <w:i/>
+          <w:iCs/>
+          <w:lang w:val="en-US"/>
+        </w:rPr>
+        <w:tab/>
+      </w:r>
+      <w:r>
+        <w:rPr>
+          <w:rFonts w:ascii="Cambria Math" w:eastAsiaTheme="minorEastAsia" w:hAnsi="Cambria Math" w:cstheme="minorHAnsi"/>
+          <w:i/>
+          <w:iCs/>
+          <w:lang w:val="en-US"/>
+        </w:rPr>
+        <w:tab/>
+      </w:r>
+      <w:r>
+        <w:rPr>
+          <w:rFonts w:ascii="Cambria Math" w:eastAsiaTheme="minorEastAsia" w:hAnsi="Cambria Math" w:cstheme="minorHAnsi"/>
+          <w:lang w:val="en-US"/>
+        </w:rPr>
+        <w:t>(6)</w:t>
+      </w:r>
+    </w:p>
+    <w:p>
+      <w:pPr>
+        <w:rPr>
+          <w:rFonts w:ascii="Cambria Math" w:eastAsiaTheme="minorEastAsia" w:hAnsi="Cambria Math" w:cstheme="minorHAnsi"/>
+        </w:rPr>
+      </w:pPr>
+      <w:r>
+        <w:rPr>
+          <w:rFonts w:ascii="Cambria Math" w:eastAsiaTheme="minorEastAsia" w:hAnsi="Cambria Math" w:cstheme="minorHAnsi"/>
+        </w:rPr>
+        <w:t xml:space="preserve">де </w:t>
+      </w:r>
+      <w:r>
+        <w:rPr>
+          <w:rFonts w:ascii="Cambria Math" w:eastAsiaTheme="minorEastAsia" w:hAnsi="Cambria Math" w:cstheme="minorHAnsi"/>
+        </w:rPr>
+        <w:t>​</w:t>
+      </w:r>
+      <m:oMath>
+        <m:sSub>
+          <m:sSubPr>
+            <m:ctrlPr>
+              <w:rPr>
+                <w:rFonts w:ascii="Cambria Math" w:eastAsiaTheme="minorEastAsia" w:hAnsi="Cambria Math" w:cstheme="minorHAnsi"/>
+                <w:i/>
+                <w:iCs/>
+                <w:lang w:val="en-US"/>
+              </w:rPr>
+            </m:ctrlPr>
+          </m:sSubPr>
+          <m:e>
+            <m:r>
+              <w:rPr>
+                <w:rFonts w:ascii="Cambria Math" w:eastAsiaTheme="minorEastAsia" w:hAnsi="Cambria Math" w:cstheme="minorHAnsi"/>
+                <w:lang w:val="en-US"/>
+              </w:rPr>
+              <m:t>n</m:t>
+            </m:r>
+          </m:e>
+          <m:sub>
+            <m:r>
+              <w:rPr>
+                <w:rFonts w:ascii="Cambria Math" w:eastAsiaTheme="minorEastAsia" w:hAnsi="Cambria Math" w:cstheme="minorHAnsi"/>
+                <w:lang w:val="en-US"/>
+              </w:rPr>
+              <m:t>0</m:t>
+            </m:r>
+          </m:sub>
+        </m:sSub>
+      </m:oMath>
+      <w:r>
+        <w:rPr>
+          <w:rFonts w:ascii="Cambria Math" w:eastAsiaTheme="minorEastAsia" w:hAnsi="Cambria Math" w:cstheme="minorHAnsi"/>
+        </w:rPr>
+        <w:t xml:space="preserve"> — </w:t>
+      </w:r>
+      <w:r>
+        <w:rPr>
+          <w:rFonts w:ascii="Cambria Math" w:eastAsiaTheme="minorEastAsia" w:hAnsi="Cambria Math" w:cstheme="minorHAnsi"/>
+        </w:rPr>
+        <w:t xml:space="preserve">номер вузла на </w:t>
+      </w:r>
+      <w:r>
+        <w:rPr>
+          <w:rFonts w:ascii="Cambria Math" w:eastAsiaTheme="minorEastAsia" w:hAnsi="Cambria Math" w:cstheme="minorHAnsi"/>
+        </w:rPr>
+        <w:t>почат</w:t>
+      </w:r>
+      <w:r>
+        <w:rPr>
+          <w:rFonts w:ascii="Cambria Math" w:eastAsiaTheme="minorEastAsia" w:hAnsi="Cambria Math" w:cstheme="minorHAnsi"/>
+        </w:rPr>
+        <w:t>ку</w:t>
+      </w:r>
+      <w:r>
+        <w:rPr>
+          <w:rFonts w:ascii="Cambria Math" w:eastAsiaTheme="minorEastAsia" w:hAnsi="Cambria Math" w:cstheme="minorHAnsi"/>
+        </w:rPr>
+        <w:t xml:space="preserve"> поглинаючого шару,</w:t>
+      </w:r>
+      <w:r>
+        <w:rPr>
+          <w:rFonts w:ascii="Cambria Math" w:eastAsiaTheme="minorEastAsia" w:hAnsi="Cambria Math" w:cstheme="minorHAnsi"/>
+          <w:lang w:val="en-US"/>
+        </w:rPr>
+        <w:t xml:space="preserve"> </w:t>
+      </w:r>
+      <w:r>
+        <w:rPr>
+          <w:rFonts w:ascii="Cambria Math" w:eastAsiaTheme="minorEastAsia" w:hAnsi="Cambria Math" w:cstheme="minorHAnsi"/>
+          <w:i/>
+          <w:iCs/>
+          <w:lang w:val="en-US"/>
+        </w:rPr>
+        <w:t>L</w:t>
+      </w:r>
+      <w:r>
+        <w:rPr>
+          <w:rFonts w:ascii="Cambria Math" w:eastAsiaTheme="minorEastAsia" w:hAnsi="Cambria Math" w:cstheme="minorHAnsi"/>
+          <w:lang w:val="en-US"/>
+        </w:rPr>
+        <w:t xml:space="preserve"> –</w:t>
+      </w:r>
+      <w:r>
+        <w:rPr>
+          <w:rFonts w:ascii="Cambria Math" w:eastAsiaTheme="minorEastAsia" w:hAnsi="Cambria Math" w:cstheme="minorHAnsi"/>
+        </w:rPr>
+        <w:t xml:space="preserve"> ширина шару поглинання. </w:t>
+      </w:r>
+      <w:r>
+        <w:rPr>
+          <w:rFonts w:ascii="Cambria Math" w:eastAsiaTheme="minorEastAsia" w:hAnsi="Cambria Math" w:cstheme="minorHAnsi"/>
+        </w:rPr>
+        <w:t>Хвиля заходить у шар із дедалі більшим тертям і поступово втрачає енергію, не встигаючи сформувати помітне відбиття.</w:t>
+      </w:r>
+    </w:p>
+    <w:p>
+      <w:pPr>
+        <w:rPr>
+          <w:rFonts w:ascii="Cambria Math" w:eastAsiaTheme="minorEastAsia" w:hAnsi="Cambria Math" w:cstheme="minorHAnsi"/>
+          <w:iCs/>
+        </w:rPr>
+      </w:pPr>
+      <w:r>
+        <w:rPr>
+          <w:rFonts w:ascii="Cambria Math" w:eastAsiaTheme="minorEastAsia" w:hAnsi="Cambria Math" w:cstheme="minorHAnsi"/>
+          <w:iCs/>
+        </w:rPr>
+        <w:t xml:space="preserve">Другий спосіб </w:t>
+      </w:r>
+      <w:r>
+        <w:rPr>
+          <w:rFonts w:ascii="Cambria Math" w:eastAsiaTheme="minorEastAsia" w:hAnsi="Cambria Math" w:cstheme="minorHAnsi"/>
+          <w:iCs/>
+        </w:rPr>
+        <w:t xml:space="preserve">полягає у </w:t>
+      </w:r>
+      <w:r>
+        <w:rPr>
+          <w:rFonts w:ascii="Cambria Math" w:eastAsiaTheme="minorEastAsia" w:hAnsi="Cambria Math" w:cstheme="minorHAnsi"/>
+          <w:iCs/>
+        </w:rPr>
+        <w:t xml:space="preserve"> виконанн</w:t>
+      </w:r>
+      <w:r>
+        <w:rPr>
+          <w:rFonts w:ascii="Cambria Math" w:eastAsiaTheme="minorEastAsia" w:hAnsi="Cambria Math" w:cstheme="minorHAnsi"/>
+          <w:iCs/>
+        </w:rPr>
+        <w:t>і</w:t>
+      </w:r>
+      <w:r>
+        <w:rPr>
+          <w:rFonts w:ascii="Cambria Math" w:eastAsiaTheme="minorEastAsia" w:hAnsi="Cambria Math" w:cstheme="minorHAnsi"/>
+          <w:iCs/>
+        </w:rPr>
+        <w:t xml:space="preserve"> </w:t>
+      </w:r>
+      <w:r>
+        <w:rPr>
+          <w:rFonts w:ascii="Cambria Math" w:eastAsiaTheme="minorEastAsia" w:hAnsi="Cambria Math" w:cstheme="minorHAnsi"/>
+          <w:iCs/>
+        </w:rPr>
+        <w:t>умо</w:t>
+      </w:r>
+      <w:r>
+        <w:rPr>
+          <w:rFonts w:ascii="Cambria Math" w:eastAsiaTheme="minorEastAsia" w:hAnsi="Cambria Math" w:cstheme="minorHAnsi"/>
+          <w:iCs/>
+        </w:rPr>
+        <w:t>ви</w:t>
+      </w:r>
+      <w:r>
+        <w:rPr>
+          <w:rFonts w:ascii="Cambria Math" w:eastAsiaTheme="minorEastAsia" w:hAnsi="Cambria Math" w:cstheme="minorHAnsi"/>
+          <w:iCs/>
+        </w:rPr>
+        <w:t xml:space="preserve"> випромінювання або </w:t>
+      </w:r>
+      <w:proofErr w:type="spellStart"/>
+      <w:r>
+        <w:rPr>
+          <w:rFonts w:ascii="Cambria Math" w:eastAsiaTheme="minorEastAsia" w:hAnsi="Cambria Math" w:cstheme="minorHAnsi"/>
+          <w:iCs/>
+        </w:rPr>
+        <w:t>безвідбивно</w:t>
+      </w:r>
+      <w:r>
+        <w:rPr>
+          <w:rFonts w:ascii="Cambria Math" w:eastAsiaTheme="minorEastAsia" w:hAnsi="Cambria Math" w:cstheme="minorHAnsi"/>
+          <w:iCs/>
+        </w:rPr>
+        <w:t>ї</w:t>
+      </w:r>
+      <w:proofErr w:type="spellEnd"/>
+      <w:r>
+        <w:rPr>
+          <w:rFonts w:ascii="Cambria Math" w:eastAsiaTheme="minorEastAsia" w:hAnsi="Cambria Math" w:cstheme="minorHAnsi"/>
+          <w:iCs/>
+        </w:rPr>
+        <w:t xml:space="preserve"> граничн</w:t>
+      </w:r>
+      <w:r>
+        <w:rPr>
+          <w:rFonts w:ascii="Cambria Math" w:eastAsiaTheme="minorEastAsia" w:hAnsi="Cambria Math" w:cstheme="minorHAnsi"/>
+          <w:iCs/>
+        </w:rPr>
+        <w:t>ої</w:t>
+      </w:r>
+      <w:r>
+        <w:rPr>
+          <w:rFonts w:ascii="Cambria Math" w:eastAsiaTheme="minorEastAsia" w:hAnsi="Cambria Math" w:cstheme="minorHAnsi"/>
+          <w:iCs/>
+        </w:rPr>
+        <w:t xml:space="preserve"> умов</w:t>
+      </w:r>
+      <w:r>
+        <w:rPr>
+          <w:rFonts w:ascii="Cambria Math" w:eastAsiaTheme="minorEastAsia" w:hAnsi="Cambria Math" w:cstheme="minorHAnsi"/>
+          <w:iCs/>
+        </w:rPr>
+        <w:t>и</w:t>
+      </w:r>
+      <w:r>
+        <w:rPr>
+          <w:rFonts w:ascii="Cambria Math" w:eastAsiaTheme="minorEastAsia" w:hAnsi="Cambria Math" w:cstheme="minorHAnsi"/>
+          <w:iCs/>
+        </w:rPr>
+        <w:t xml:space="preserve"> першого порядку</w:t>
+      </w:r>
+      <w:r>
+        <w:rPr>
+          <w:rFonts w:ascii="Cambria Math" w:eastAsiaTheme="minorEastAsia" w:hAnsi="Cambria Math" w:cstheme="minorHAnsi"/>
+          <w:iCs/>
+        </w:rPr>
+        <w:t xml:space="preserve"> </w:t>
+      </w:r>
+      <w:r>
+        <w:rPr>
+          <w:rFonts w:ascii="Cambria Math" w:eastAsiaTheme="minorEastAsia" w:hAnsi="Cambria Math" w:cstheme="minorHAnsi"/>
+          <w:iCs/>
+          <w:lang w:val="en-US"/>
+        </w:rPr>
+        <w:t>[3]</w:t>
+      </w:r>
+      <w:r>
+        <w:rPr>
+          <w:rFonts w:ascii="Cambria Math" w:eastAsiaTheme="minorEastAsia" w:hAnsi="Cambria Math" w:cstheme="minorHAnsi"/>
+          <w:iCs/>
+        </w:rPr>
+        <w:t>. На правій границі простору вона виглядає як (</w:t>
+      </w:r>
+      <w:r>
+        <w:rPr>
+          <w:rFonts w:ascii="Cambria Math" w:eastAsiaTheme="minorEastAsia" w:hAnsi="Cambria Math" w:cstheme="minorHAnsi"/>
+          <w:iCs/>
+          <w:lang w:val="en-US"/>
+        </w:rPr>
+        <w:t>7</w:t>
+      </w:r>
+      <w:r>
+        <w:rPr>
+          <w:rFonts w:ascii="Cambria Math" w:eastAsiaTheme="minorEastAsia" w:hAnsi="Cambria Math" w:cstheme="minorHAnsi"/>
+          <w:iCs/>
+        </w:rPr>
+        <w:t>)</w:t>
+      </w:r>
+      <w:r>
+        <w:rPr>
+          <w:rFonts w:ascii="Cambria Math" w:eastAsiaTheme="minorEastAsia" w:hAnsi="Cambria Math" w:cstheme="minorHAnsi"/>
+          <w:iCs/>
+          <w:lang w:val="en-US"/>
+        </w:rPr>
+        <w:t>.</w:t>
+      </w:r>
+    </w:p>
+    <w:p>
+      <w:pPr>
+        <w:rPr>
+          <w:rFonts w:ascii="Cambria Math" w:eastAsiaTheme="minorEastAsia" w:hAnsi="Cambria Math" w:cstheme="minorHAnsi"/>
+          <w:iCs/>
+          <w:lang w:val="en-US"/>
+        </w:rPr>
+      </w:pPr>
+      <m:oMath>
+        <m:f>
+          <m:fPr>
+            <m:ctrlPr>
+              <w:rPr>
+                <w:rFonts w:ascii="Cambria Math" w:eastAsiaTheme="minorEastAsia" w:hAnsi="Cambria Math" w:cstheme="minorHAnsi"/>
+                <w:i/>
+                <w:iCs/>
+                <w:lang w:val="en-US"/>
+              </w:rPr>
+            </m:ctrlPr>
+          </m:fPr>
+          <m:num>
+            <m:r>
+              <w:rPr>
+                <w:rFonts w:ascii="Cambria Math" w:eastAsiaTheme="minorEastAsia" w:hAnsi="Cambria Math" w:cstheme="minorHAnsi"/>
+                <w:lang w:val="en-US"/>
+              </w:rPr>
+              <m:t>∂y</m:t>
+            </m:r>
+          </m:num>
+          <m:den>
+            <m:r>
+              <w:rPr>
+                <w:rFonts w:ascii="Cambria Math" w:eastAsiaTheme="minorEastAsia" w:hAnsi="Cambria Math" w:cstheme="minorHAnsi"/>
+                <w:lang w:val="en-US"/>
+              </w:rPr>
+              <m:t>∂t</m:t>
+            </m:r>
+          </m:den>
+        </m:f>
+        <m:r>
+          <w:rPr>
+            <w:rFonts w:ascii="Cambria Math" w:eastAsiaTheme="minorEastAsia" w:hAnsi="Cambria Math" w:cstheme="minorHAnsi"/>
+            <w:lang w:val="en-US"/>
+          </w:rPr>
+          <m:t>+</m:t>
+        </m:r>
+        <m:sSub>
+          <m:sSubPr>
+            <m:ctrlPr>
+              <w:rPr>
+                <w:rFonts w:ascii="Cambria Math" w:eastAsiaTheme="minorEastAsia" w:hAnsi="Cambria Math" w:cstheme="minorHAnsi"/>
+                <w:i/>
+                <w:lang w:val="en-US"/>
+              </w:rPr>
+            </m:ctrlPr>
+          </m:sSubPr>
+          <m:e>
+            <m:r>
+              <w:rPr>
+                <w:rFonts w:ascii="Cambria Math" w:eastAsiaTheme="minorEastAsia" w:hAnsi="Cambria Math" w:cstheme="minorHAnsi"/>
+                <w:lang w:val="en-US"/>
+              </w:rPr>
+              <m:t>v</m:t>
+            </m:r>
+          </m:e>
+          <m:sub>
+            <m:r>
+              <w:rPr>
+                <w:rFonts w:ascii="Cambria Math" w:eastAsiaTheme="minorEastAsia" w:hAnsi="Cambria Math" w:cstheme="minorHAnsi"/>
+                <w:lang w:val="en-US"/>
+              </w:rPr>
+              <m:t>ph</m:t>
+            </m:r>
+          </m:sub>
+        </m:sSub>
+        <m:f>
+          <m:fPr>
+            <m:ctrlPr>
+              <w:rPr>
+                <w:rFonts w:ascii="Cambria Math" w:eastAsiaTheme="minorEastAsia" w:hAnsi="Cambria Math" w:cstheme="minorHAnsi"/>
+                <w:i/>
+                <w:iCs/>
+                <w:lang w:val="en-US"/>
+              </w:rPr>
+            </m:ctrlPr>
+          </m:fPr>
+          <m:num>
+            <m:r>
+              <w:rPr>
+                <w:rFonts w:ascii="Cambria Math" w:eastAsiaTheme="minorEastAsia" w:hAnsi="Cambria Math" w:cstheme="minorHAnsi"/>
+                <w:lang w:val="en-US"/>
+              </w:rPr>
+              <m:t>∂y</m:t>
+            </m:r>
+          </m:num>
+          <m:den>
+            <m:r>
+              <w:rPr>
+                <w:rFonts w:ascii="Cambria Math" w:eastAsiaTheme="minorEastAsia" w:hAnsi="Cambria Math" w:cstheme="minorHAnsi"/>
+                <w:lang w:val="en-US"/>
+              </w:rPr>
+              <m:t>∂</m:t>
+            </m:r>
+            <m:r>
+              <w:rPr>
+                <w:rFonts w:ascii="Cambria Math" w:eastAsiaTheme="minorEastAsia" w:hAnsi="Cambria Math" w:cstheme="minorHAnsi"/>
+                <w:lang w:val="en-US"/>
+              </w:rPr>
+              <m:t>x</m:t>
+            </m:r>
+          </m:den>
+        </m:f>
+        <m:r>
+          <w:rPr>
+            <w:rFonts w:ascii="Cambria Math" w:eastAsiaTheme="minorEastAsia" w:hAnsi="Cambria Math" w:cstheme="minorHAnsi"/>
+            <w:lang w:val="en-US"/>
+          </w:rPr>
+          <m:t>=0</m:t>
+        </m:r>
+      </m:oMath>
+      <w:r>
+        <w:rPr>
+          <w:rFonts w:ascii="Cambria Math" w:eastAsiaTheme="minorEastAsia" w:hAnsi="Cambria Math" w:cstheme="minorHAnsi"/>
+          <w:iCs/>
+          <w:lang w:val="en-US"/>
+        </w:rPr>
+        <w:tab/>
+      </w:r>
+      <w:r>
+        <w:rPr>
+          <w:rFonts w:ascii="Cambria Math" w:eastAsiaTheme="minorEastAsia" w:hAnsi="Cambria Math" w:cstheme="minorHAnsi"/>
+          <w:iCs/>
+          <w:lang w:val="en-US"/>
+        </w:rPr>
+        <w:tab/>
+      </w:r>
+      <w:r>
+        <w:rPr>
+          <w:rFonts w:ascii="Cambria Math" w:eastAsiaTheme="minorEastAsia" w:hAnsi="Cambria Math" w:cstheme="minorHAnsi"/>
+          <w:iCs/>
+          <w:lang w:val="en-US"/>
+        </w:rPr>
+        <w:tab/>
+        <w:t>(</w:t>
+      </w:r>
+      <w:r>
+        <w:rPr>
+          <w:rFonts w:ascii="Cambria Math" w:eastAsiaTheme="minorEastAsia" w:hAnsi="Cambria Math" w:cstheme="minorHAnsi"/>
+          <w:iCs/>
+          <w:lang w:val="en-US"/>
+        </w:rPr>
+        <w:t>7</w:t>
+      </w:r>
+      <w:r>
+        <w:rPr>
+          <w:rFonts w:ascii="Cambria Math" w:eastAsiaTheme="minorEastAsia" w:hAnsi="Cambria Math" w:cstheme="minorHAnsi"/>
+          <w:iCs/>
+          <w:lang w:val="en-US"/>
+        </w:rPr>
+        <w:t>)</w:t>
+      </w:r>
+    </w:p>
+    <w:p>
+      <w:pPr>
+        <w:rPr>
+          <w:rFonts w:ascii="Cambria Math" w:eastAsiaTheme="minorEastAsia" w:hAnsi="Cambria Math" w:cstheme="minorHAnsi"/>
+          <w:iCs/>
+        </w:rPr>
+      </w:pPr>
+      <w:r>
+        <w:rPr>
+          <w:rFonts w:ascii="Cambria Math" w:eastAsiaTheme="minorEastAsia" w:hAnsi="Cambria Math" w:cstheme="minorHAnsi"/>
+          <w:iCs/>
+        </w:rPr>
+        <w:t>У вашій моделі координата дискретна:</w:t>
+      </w:r>
+      <w:r>
+        <w:rPr>
+          <w:rFonts w:ascii="Cambria Math" w:eastAsiaTheme="minorEastAsia" w:hAnsi="Cambria Math" w:cstheme="minorHAnsi"/>
+          <w:iCs/>
+        </w:rPr>
+        <w:t xml:space="preserve"> x = n.  </w:t>
+      </w:r>
+      <w:r>
+        <w:rPr>
+          <w:rFonts w:ascii="Cambria Math" w:eastAsiaTheme="minorEastAsia" w:hAnsi="Cambria Math" w:cstheme="minorHAnsi"/>
+          <w:iCs/>
+        </w:rPr>
+        <w:t>Для довгих хвиль похідну по простору</w:t>
+      </w:r>
+      <w:r>
+        <w:rPr>
+          <w:rFonts w:ascii="Cambria Math" w:eastAsiaTheme="minorEastAsia" w:hAnsi="Cambria Math" w:cstheme="minorHAnsi"/>
+          <w:iCs/>
+        </w:rPr>
+        <w:t xml:space="preserve"> </w:t>
+      </w:r>
+      <w:r>
+        <w:rPr>
+          <w:rFonts w:ascii="Cambria Math" w:eastAsiaTheme="minorEastAsia" w:hAnsi="Cambria Math" w:cstheme="minorHAnsi"/>
+          <w:iCs/>
+        </w:rPr>
+        <w:t>можна замінити різницею:</w:t>
+      </w:r>
+    </w:p>
+    <w:p>
+      <w:pPr>
+        <w:rPr>
+          <w:rFonts w:ascii="Cambria Math" w:eastAsiaTheme="minorEastAsia" w:hAnsi="Cambria Math" w:cstheme="minorHAnsi"/>
+          <w:i/>
+          <w:iCs/>
+          <w:lang w:val="en-US"/>
         </w:rPr>
       </w:pPr>
       <m:oMathPara>
         <m:oMath>
+          <m:f>
+            <m:fPr>
+              <m:ctrlPr>
+                <w:rPr>
+                  <w:rFonts w:ascii="Cambria Math" w:eastAsiaTheme="minorEastAsia" w:hAnsi="Cambria Math" w:cstheme="minorHAnsi"/>
+                  <w:i/>
+                  <w:iCs/>
+                  <w:lang w:val="en-US"/>
+                </w:rPr>
+              </m:ctrlPr>
+            </m:fPr>
+            <m:num>
+              <m:r>
+                <w:rPr>
+                  <w:rFonts w:ascii="Cambria Math" w:eastAsiaTheme="minorEastAsia" w:hAnsi="Cambria Math" w:cstheme="minorHAnsi"/>
+                  <w:lang w:val="en-US"/>
+                </w:rPr>
+                <m:t>∂y</m:t>
+              </m:r>
+            </m:num>
+            <m:den>
+              <m:r>
+                <w:rPr>
+                  <w:rFonts w:ascii="Cambria Math" w:eastAsiaTheme="minorEastAsia" w:hAnsi="Cambria Math" w:cstheme="minorHAnsi"/>
+                  <w:lang w:val="en-US"/>
+                </w:rPr>
+                <m:t>∂x</m:t>
+              </m:r>
+            </m:den>
+          </m:f>
+          <m:r>
+            <w:rPr>
+              <w:rFonts w:ascii="Cambria Math" w:eastAsiaTheme="minorEastAsia" w:hAnsi="Cambria Math" w:cstheme="minorHAnsi"/>
+            </w:rPr>
+            <m:t>≈</m:t>
+          </m:r>
           <m:sSub>
             <m:sSubPr>
               <m:ctrlPr>
@@ -4520,9 +5284,8 @@
               <m:r>
                 <w:rPr>
                   <w:rFonts w:ascii="Cambria Math" w:eastAsiaTheme="minorEastAsia" w:hAnsi="Cambria Math" w:cstheme="minorHAnsi"/>
-                  <w:lang w:val="en-US"/>
                 </w:rPr>
-                <m:t>d</m:t>
+                <m:t>y</m:t>
               </m:r>
             </m:e>
             <m:sub>
@@ -4538,7 +5301,7 @@
             <w:rPr>
               <w:rFonts w:ascii="Cambria Math" w:eastAsiaTheme="minorEastAsia" w:hAnsi="Cambria Math" w:cstheme="minorHAnsi"/>
             </w:rPr>
-            <m:t>=</m:t>
+            <m:t>-</m:t>
           </m:r>
           <m:sSub>
             <m:sSubPr>
@@ -4547,7 +5310,6 @@
                   <w:rFonts w:ascii="Cambria Math" w:eastAsiaTheme="minorEastAsia" w:hAnsi="Cambria Math" w:cstheme="minorHAnsi"/>
                   <w:i/>
                   <w:iCs/>
-                  <w:lang w:val="en-US"/>
                 </w:rPr>
               </m:ctrlPr>
             </m:sSubPr>
@@ -4555,118 +5317,32 @@
               <m:r>
                 <w:rPr>
                   <w:rFonts w:ascii="Cambria Math" w:eastAsiaTheme="minorEastAsia" w:hAnsi="Cambria Math" w:cstheme="minorHAnsi"/>
-                  <w:lang w:val="en-US"/>
                 </w:rPr>
-                <m:t>d</m:t>
+                <m:t>y</m:t>
               </m:r>
             </m:e>
             <m:sub>
               <m:r>
                 <w:rPr>
                   <w:rFonts w:ascii="Cambria Math" w:eastAsiaTheme="minorEastAsia" w:hAnsi="Cambria Math" w:cstheme="minorHAnsi"/>
-                  <w:lang w:val="en-US"/>
                 </w:rPr>
-                <m:t>max</m:t>
+                <m:t>n</m:t>
               </m:r>
-            </m:sub>
-          </m:sSub>
-          <m:sSup>
-            <m:sSupPr>
-              <m:ctrlPr>
+              <m:r>
                 <w:rPr>
                   <w:rFonts w:ascii="Cambria Math" w:eastAsiaTheme="minorEastAsia" w:hAnsi="Cambria Math" w:cstheme="minorHAnsi"/>
-                  <w:i/>
-                  <w:iCs/>
-                  <w:lang w:val="en-US"/>
                 </w:rPr>
-              </m:ctrlPr>
-            </m:sSupPr>
-            <m:e>
-              <m:d>
-                <m:dPr>
-                  <m:ctrlPr>
-                    <w:rPr>
-                      <w:rFonts w:ascii="Cambria Math" w:eastAsiaTheme="minorEastAsia" w:hAnsi="Cambria Math" w:cstheme="minorHAnsi"/>
-                      <w:i/>
-                      <w:iCs/>
-                      <w:lang w:val="en-US"/>
-                    </w:rPr>
-                  </m:ctrlPr>
-                </m:dPr>
-                <m:e>
-                  <m:f>
-                    <m:fPr>
-                      <m:ctrlPr>
-                        <w:rPr>
-                          <w:rFonts w:ascii="Cambria Math" w:eastAsiaTheme="minorEastAsia" w:hAnsi="Cambria Math" w:cstheme="minorHAnsi"/>
-                          <w:i/>
-                          <w:iCs/>
-                          <w:lang w:val="en-US"/>
-                        </w:rPr>
-                      </m:ctrlPr>
-                    </m:fPr>
-                    <m:num>
-                      <m:r>
-                        <w:rPr>
-                          <w:rFonts w:ascii="Cambria Math" w:eastAsiaTheme="minorEastAsia" w:hAnsi="Cambria Math" w:cstheme="minorHAnsi"/>
-                          <w:lang w:val="en-US"/>
-                        </w:rPr>
-                        <m:t>n-</m:t>
-                      </m:r>
-                      <m:sSub>
-                        <m:sSubPr>
-                          <m:ctrlPr>
-                            <w:rPr>
-                              <w:rFonts w:ascii="Cambria Math" w:eastAsiaTheme="minorEastAsia" w:hAnsi="Cambria Math" w:cstheme="minorHAnsi"/>
-                              <w:i/>
-                              <w:iCs/>
-                              <w:lang w:val="en-US"/>
-                            </w:rPr>
-                          </m:ctrlPr>
-                        </m:sSubPr>
-                        <m:e>
-                          <m:r>
-                            <w:rPr>
-                              <w:rFonts w:ascii="Cambria Math" w:eastAsiaTheme="minorEastAsia" w:hAnsi="Cambria Math" w:cstheme="minorHAnsi"/>
-                              <w:lang w:val="en-US"/>
-                            </w:rPr>
-                            <m:t>n</m:t>
-                          </m:r>
-                        </m:e>
-                        <m:sub>
-                          <m:r>
-                            <w:rPr>
-                              <w:rFonts w:ascii="Cambria Math" w:eastAsiaTheme="minorEastAsia" w:hAnsi="Cambria Math" w:cstheme="minorHAnsi"/>
-                              <w:lang w:val="en-US"/>
-                            </w:rPr>
-                            <m:t>0</m:t>
-                          </m:r>
-                        </m:sub>
-                      </m:sSub>
-                    </m:num>
-                    <m:den>
-                      <m:r>
-                        <w:rPr>
-                          <w:rFonts w:ascii="Cambria Math" w:eastAsiaTheme="minorEastAsia" w:hAnsi="Cambria Math" w:cstheme="minorHAnsi"/>
-                          <w:lang w:val="en-US"/>
-                        </w:rPr>
-                        <m:t>L</m:t>
-                      </m:r>
-                    </m:den>
-                  </m:f>
-                </m:e>
-              </m:d>
-            </m:e>
-            <m:sup>
+                <m:t>-</m:t>
+              </m:r>
               <m:r>
                 <w:rPr>
                   <w:rFonts w:ascii="Cambria Math" w:eastAsiaTheme="minorEastAsia" w:hAnsi="Cambria Math" w:cstheme="minorHAnsi"/>
                   <w:lang w:val="en-US"/>
                 </w:rPr>
-                <m:t>2</m:t>
+                <m:t>1</m:t>
               </m:r>
-            </m:sup>
-          </m:sSup>
+            </m:sub>
+          </m:sSub>
         </m:oMath>
       </m:oMathPara>
     </w:p>
@@ -4674,20 +5350,30 @@
       <w:pPr>
         <w:rPr>
           <w:rFonts w:ascii="Cambria Math" w:eastAsiaTheme="minorEastAsia" w:hAnsi="Cambria Math" w:cstheme="minorHAnsi"/>
+          <w:lang w:val="en-US"/>
         </w:rPr>
       </w:pPr>
       <w:r>
         <w:rPr>
           <w:rFonts w:ascii="Cambria Math" w:eastAsiaTheme="minorEastAsia" w:hAnsi="Cambria Math" w:cstheme="minorHAnsi"/>
         </w:rPr>
-        <w:t xml:space="preserve">де </w:t>
-      </w:r>
-      <w:r>
-        <w:rPr>
-          <w:rFonts w:ascii="Cambria Math" w:eastAsiaTheme="minorEastAsia" w:hAnsi="Cambria Math" w:cstheme="minorHAnsi"/>
-        </w:rPr>
-        <w:t>​</w:t>
-      </w:r>
+        <w:t>Тоді крайова умова стає</w:t>
+      </w:r>
+      <w:r>
+        <w:rPr>
+          <w:rFonts w:ascii="Cambria Math" w:eastAsiaTheme="minorEastAsia" w:hAnsi="Cambria Math" w:cstheme="minorHAnsi"/>
+          <w:lang w:val="en-US"/>
+        </w:rPr>
+        <w:t xml:space="preserve"> </w:t>
+      </w:r>
+    </w:p>
+    <w:p>
+      <w:pPr>
+        <w:rPr>
+          <w:rFonts w:ascii="Cambria Math" w:eastAsiaTheme="minorEastAsia" w:hAnsi="Cambria Math" w:cstheme="minorHAnsi"/>
+          <w:lang w:val="en-US"/>
+        </w:rPr>
+      </w:pPr>
       <m:oMath>
         <m:sSub>
           <m:sSubPr>
@@ -4695,7 +5381,6 @@
               <w:rPr>
                 <w:rFonts w:ascii="Cambria Math" w:eastAsiaTheme="minorEastAsia" w:hAnsi="Cambria Math" w:cstheme="minorHAnsi"/>
                 <w:i/>
-                <w:iCs/>
                 <w:lang w:val="en-US"/>
               </w:rPr>
             </m:ctrlPr>
@@ -4706,7 +5391,7 @@
                 <w:rFonts w:ascii="Cambria Math" w:eastAsiaTheme="minorEastAsia" w:hAnsi="Cambria Math" w:cstheme="minorHAnsi"/>
                 <w:lang w:val="en-US"/>
               </w:rPr>
-              <m:t>n</m:t>
+              <m:t>v</m:t>
             </m:r>
           </m:e>
           <m:sub>
@@ -4715,44 +5400,144 @@
                 <w:rFonts w:ascii="Cambria Math" w:eastAsiaTheme="minorEastAsia" w:hAnsi="Cambria Math" w:cstheme="minorHAnsi"/>
                 <w:lang w:val="en-US"/>
               </w:rPr>
-              <m:t>0</m:t>
+              <m:t>N</m:t>
             </m:r>
           </m:sub>
         </m:sSub>
+        <m:r>
+          <w:rPr>
+            <w:rFonts w:ascii="Cambria Math" w:eastAsiaTheme="minorEastAsia" w:hAnsi="Cambria Math" w:cstheme="minorHAnsi"/>
+            <w:lang w:val="en-US"/>
+          </w:rPr>
+          <m:t xml:space="preserve">= </m:t>
+        </m:r>
+        <m:sSub>
+          <m:sSubPr>
+            <m:ctrlPr>
+              <w:rPr>
+                <w:rFonts w:ascii="Cambria Math" w:eastAsiaTheme="minorEastAsia" w:hAnsi="Cambria Math" w:cstheme="minorHAnsi"/>
+                <w:i/>
+                <w:lang w:val="en-US"/>
+              </w:rPr>
+            </m:ctrlPr>
+          </m:sSubPr>
+          <m:e>
+            <m:r>
+              <w:rPr>
+                <w:rFonts w:ascii="Cambria Math" w:eastAsiaTheme="minorEastAsia" w:hAnsi="Cambria Math" w:cstheme="minorHAnsi"/>
+                <w:lang w:val="en-US"/>
+              </w:rPr>
+              <m:t>-</m:t>
+            </m:r>
+            <m:r>
+              <w:rPr>
+                <w:rFonts w:ascii="Cambria Math" w:eastAsiaTheme="minorEastAsia" w:hAnsi="Cambria Math" w:cstheme="minorHAnsi"/>
+                <w:lang w:val="en-US"/>
+              </w:rPr>
+              <m:t>v</m:t>
+            </m:r>
+          </m:e>
+          <m:sub>
+            <m:r>
+              <w:rPr>
+                <w:rFonts w:ascii="Cambria Math" w:eastAsiaTheme="minorEastAsia" w:hAnsi="Cambria Math" w:cstheme="minorHAnsi"/>
+                <w:lang w:val="en-US"/>
+              </w:rPr>
+              <m:t>ph</m:t>
+            </m:r>
+          </m:sub>
+        </m:sSub>
+        <m:r>
+          <w:rPr>
+            <w:rFonts w:ascii="Cambria Math" w:eastAsiaTheme="minorEastAsia" w:hAnsi="Cambria Math" w:cstheme="minorHAnsi"/>
+            <w:lang w:val="en-US"/>
+          </w:rPr>
+          <m:t>(</m:t>
+        </m:r>
+        <m:sSub>
+          <m:sSubPr>
+            <m:ctrlPr>
+              <w:rPr>
+                <w:rFonts w:ascii="Cambria Math" w:eastAsiaTheme="minorEastAsia" w:hAnsi="Cambria Math" w:cstheme="minorHAnsi"/>
+                <w:i/>
+                <w:iCs/>
+              </w:rPr>
+            </m:ctrlPr>
+          </m:sSubPr>
+          <m:e>
+            <m:r>
+              <w:rPr>
+                <w:rFonts w:ascii="Cambria Math" w:eastAsiaTheme="minorEastAsia" w:hAnsi="Cambria Math" w:cstheme="minorHAnsi"/>
+              </w:rPr>
+              <m:t>y</m:t>
+            </m:r>
+          </m:e>
+          <m:sub>
+            <m:r>
+              <w:rPr>
+                <w:rFonts w:ascii="Cambria Math" w:eastAsiaTheme="minorEastAsia" w:hAnsi="Cambria Math" w:cstheme="minorHAnsi"/>
+              </w:rPr>
+              <m:t>N</m:t>
+            </m:r>
+          </m:sub>
+        </m:sSub>
+        <m:r>
+          <w:rPr>
+            <w:rFonts w:ascii="Cambria Math" w:eastAsiaTheme="minorEastAsia" w:hAnsi="Cambria Math" w:cstheme="minorHAnsi"/>
+          </w:rPr>
+          <m:t>-</m:t>
+        </m:r>
+        <m:sSub>
+          <m:sSubPr>
+            <m:ctrlPr>
+              <w:rPr>
+                <w:rFonts w:ascii="Cambria Math" w:eastAsiaTheme="minorEastAsia" w:hAnsi="Cambria Math" w:cstheme="minorHAnsi"/>
+                <w:i/>
+                <w:iCs/>
+              </w:rPr>
+            </m:ctrlPr>
+          </m:sSubPr>
+          <m:e>
+            <m:r>
+              <w:rPr>
+                <w:rFonts w:ascii="Cambria Math" w:eastAsiaTheme="minorEastAsia" w:hAnsi="Cambria Math" w:cstheme="minorHAnsi"/>
+              </w:rPr>
+              <m:t>y</m:t>
+            </m:r>
+          </m:e>
+          <m:sub>
+            <m:r>
+              <w:rPr>
+                <w:rFonts w:ascii="Cambria Math" w:eastAsiaTheme="minorEastAsia" w:hAnsi="Cambria Math" w:cstheme="minorHAnsi"/>
+              </w:rPr>
+              <m:t>N</m:t>
+            </m:r>
+            <m:r>
+              <w:rPr>
+                <w:rFonts w:ascii="Cambria Math" w:eastAsiaTheme="minorEastAsia" w:hAnsi="Cambria Math" w:cstheme="minorHAnsi"/>
+              </w:rPr>
+              <m:t>-</m:t>
+            </m:r>
+            <m:r>
+              <w:rPr>
+                <w:rFonts w:ascii="Cambria Math" w:eastAsiaTheme="minorEastAsia" w:hAnsi="Cambria Math" w:cstheme="minorHAnsi"/>
+                <w:lang w:val="en-US"/>
+              </w:rPr>
+              <m:t>1</m:t>
+            </m:r>
+          </m:sub>
+        </m:sSub>
+        <m:r>
+          <w:rPr>
+            <w:rFonts w:ascii="Cambria Math" w:eastAsiaTheme="minorEastAsia" w:hAnsi="Cambria Math" w:cstheme="minorHAnsi"/>
+            <w:lang w:val="en-US"/>
+          </w:rPr>
+          <m:t>)</m:t>
+        </m:r>
       </m:oMath>
       <w:r>
         <w:rPr>
           <w:rFonts w:ascii="Cambria Math" w:eastAsiaTheme="minorEastAsia" w:hAnsi="Cambria Math" w:cstheme="minorHAnsi"/>
-        </w:rPr>
-        <w:t xml:space="preserve"> — </w:t>
-      </w:r>
-      <w:r>
-        <w:rPr>
-          <w:rFonts w:ascii="Cambria Math" w:eastAsiaTheme="minorEastAsia" w:hAnsi="Cambria Math" w:cstheme="minorHAnsi"/>
-        </w:rPr>
-        <w:t xml:space="preserve">номер вузла на </w:t>
-      </w:r>
-      <w:r>
-        <w:rPr>
-          <w:rFonts w:ascii="Cambria Math" w:eastAsiaTheme="minorEastAsia" w:hAnsi="Cambria Math" w:cstheme="minorHAnsi"/>
-        </w:rPr>
-        <w:t>почат</w:t>
-      </w:r>
-      <w:r>
-        <w:rPr>
-          <w:rFonts w:ascii="Cambria Math" w:eastAsiaTheme="minorEastAsia" w:hAnsi="Cambria Math" w:cstheme="minorHAnsi"/>
-        </w:rPr>
-        <w:t>ку</w:t>
-      </w:r>
-      <w:r>
-        <w:rPr>
-          <w:rFonts w:ascii="Cambria Math" w:eastAsiaTheme="minorEastAsia" w:hAnsi="Cambria Math" w:cstheme="minorHAnsi"/>
-        </w:rPr>
-        <w:t xml:space="preserve"> поглинаючого шару,</w:t>
-      </w:r>
-      <w:r>
-        <w:rPr>
-          <w:rFonts w:ascii="Cambria Math" w:eastAsiaTheme="minorEastAsia" w:hAnsi="Cambria Math" w:cstheme="minorHAnsi"/>
           <w:lang w:val="en-US"/>
         </w:rPr>
         <w:t xml:space="preserve"> </w:t>
@@ -4760,157 +5545,309 @@
       <w:r>
         <w:rPr>
           <w:rFonts w:ascii="Cambria Math" w:eastAsiaTheme="minorEastAsia" w:hAnsi="Cambria Math" w:cstheme="minorHAnsi"/>
-          <w:i/>
-          <w:iCs/>
-          <w:lang w:val="en-US"/>
-        </w:rPr>
-        <w:t>L</w:t>
-      </w:r>
-      <w:r>
-        <w:rPr>
-          <w:rFonts w:ascii="Cambria Math" w:eastAsiaTheme="minorEastAsia" w:hAnsi="Cambria Math" w:cstheme="minorHAnsi"/>
-          <w:lang w:val="en-US"/>
-        </w:rPr>
-        <w:t xml:space="preserve"> –</w:t>
-      </w:r>
-      <w:r>
-        <w:rPr>
-          <w:rFonts w:ascii="Cambria Math" w:eastAsiaTheme="minorEastAsia" w:hAnsi="Cambria Math" w:cstheme="minorHAnsi"/>
-        </w:rPr>
-        <w:t xml:space="preserve"> ширина шару поглинання. </w:t>
-      </w:r>
-      <w:r>
-        <w:rPr>
-          <w:rFonts w:ascii="Cambria Math" w:eastAsiaTheme="minorEastAsia" w:hAnsi="Cambria Math" w:cstheme="minorHAnsi"/>
-        </w:rPr>
-        <w:t>Хвиля заходить у шар із дедалі більшим тертям і поступово втрачає енергію, не встигаючи сформувати помітне відбиття.</w:t>
+          <w:lang w:val="en-US"/>
+        </w:rPr>
+        <w:tab/>
+      </w:r>
+      <w:r>
+        <w:rPr>
+          <w:rFonts w:ascii="Cambria Math" w:eastAsiaTheme="minorEastAsia" w:hAnsi="Cambria Math" w:cstheme="minorHAnsi"/>
+          <w:lang w:val="en-US"/>
+        </w:rPr>
+        <w:tab/>
+        <w:t>(</w:t>
+      </w:r>
+      <w:r>
+        <w:rPr>
+          <w:rFonts w:ascii="Cambria Math" w:eastAsiaTheme="minorEastAsia" w:hAnsi="Cambria Math" w:cstheme="minorHAnsi"/>
+          <w:lang w:val="en-US"/>
+        </w:rPr>
+        <w:t>8</w:t>
+      </w:r>
+      <w:r>
+        <w:rPr>
+          <w:rFonts w:ascii="Cambria Math" w:eastAsiaTheme="minorEastAsia" w:hAnsi="Cambria Math" w:cstheme="minorHAnsi"/>
+          <w:lang w:val="en-US"/>
+        </w:rPr>
+        <w:t>)</w:t>
       </w:r>
     </w:p>
     <w:p>
       <w:pPr>
-        <w:rPr>
-          <w:rFonts w:ascii="Cambria Math" w:eastAsiaTheme="minorEastAsia" w:hAnsi="Cambria Math" w:cstheme="minorHAnsi"/>
-          <w:iCs/>
+        <w:ind w:firstLine="0"/>
+        <w:rPr>
+          <w:rFonts w:ascii="Cambria Math" w:eastAsiaTheme="minorEastAsia" w:hAnsi="Cambria Math" w:cstheme="minorHAnsi"/>
         </w:rPr>
       </w:pPr>
       <w:r>
         <w:rPr>
           <w:rFonts w:ascii="Cambria Math" w:eastAsiaTheme="minorEastAsia" w:hAnsi="Cambria Math" w:cstheme="minorHAnsi"/>
-          <w:iCs/>
-        </w:rPr>
-        <w:t xml:space="preserve">Другий спосіб – виконання </w:t>
-      </w:r>
-      <w:r>
-        <w:rPr>
-          <w:rFonts w:ascii="Cambria Math" w:eastAsiaTheme="minorEastAsia" w:hAnsi="Cambria Math" w:cstheme="minorHAnsi"/>
-          <w:iCs/>
-        </w:rPr>
-        <w:t>умо</w:t>
-      </w:r>
-      <w:r>
-        <w:rPr>
-          <w:rFonts w:ascii="Cambria Math" w:eastAsiaTheme="minorEastAsia" w:hAnsi="Cambria Math" w:cstheme="minorHAnsi"/>
-          <w:iCs/>
-        </w:rPr>
-        <w:t>ви</w:t>
-      </w:r>
-      <w:r>
-        <w:rPr>
-          <w:rFonts w:ascii="Cambria Math" w:eastAsiaTheme="minorEastAsia" w:hAnsi="Cambria Math" w:cstheme="minorHAnsi"/>
-          <w:iCs/>
-        </w:rPr>
-        <w:t xml:space="preserve"> випромінювання або </w:t>
-      </w:r>
-      <w:proofErr w:type="spellStart"/>
-      <w:r>
-        <w:rPr>
-          <w:rFonts w:ascii="Cambria Math" w:eastAsiaTheme="minorEastAsia" w:hAnsi="Cambria Math" w:cstheme="minorHAnsi"/>
-          <w:iCs/>
-        </w:rPr>
-        <w:t>безвідбивно</w:t>
-      </w:r>
-      <w:r>
-        <w:rPr>
-          <w:rFonts w:ascii="Cambria Math" w:eastAsiaTheme="minorEastAsia" w:hAnsi="Cambria Math" w:cstheme="minorHAnsi"/>
-          <w:iCs/>
-        </w:rPr>
-        <w:t>ї</w:t>
-      </w:r>
-      <w:proofErr w:type="spellEnd"/>
-      <w:r>
-        <w:rPr>
-          <w:rFonts w:ascii="Cambria Math" w:eastAsiaTheme="minorEastAsia" w:hAnsi="Cambria Math" w:cstheme="minorHAnsi"/>
-          <w:iCs/>
-        </w:rPr>
-        <w:t xml:space="preserve"> граничн</w:t>
-      </w:r>
-      <w:r>
-        <w:rPr>
-          <w:rFonts w:ascii="Cambria Math" w:eastAsiaTheme="minorEastAsia" w:hAnsi="Cambria Math" w:cstheme="minorHAnsi"/>
-          <w:iCs/>
-        </w:rPr>
-        <w:t>ої</w:t>
-      </w:r>
-      <w:r>
-        <w:rPr>
-          <w:rFonts w:ascii="Cambria Math" w:eastAsiaTheme="minorEastAsia" w:hAnsi="Cambria Math" w:cstheme="minorHAnsi"/>
-          <w:iCs/>
-        </w:rPr>
-        <w:t xml:space="preserve"> умов</w:t>
-      </w:r>
-      <w:r>
-        <w:rPr>
-          <w:rFonts w:ascii="Cambria Math" w:eastAsiaTheme="minorEastAsia" w:hAnsi="Cambria Math" w:cstheme="minorHAnsi"/>
-          <w:iCs/>
-        </w:rPr>
-        <w:t>и</w:t>
-      </w:r>
-      <w:r>
-        <w:rPr>
-          <w:rFonts w:ascii="Cambria Math" w:eastAsiaTheme="minorEastAsia" w:hAnsi="Cambria Math" w:cstheme="minorHAnsi"/>
-          <w:iCs/>
-        </w:rPr>
-        <w:t xml:space="preserve"> першого порядку</w:t>
-      </w:r>
-      <w:r>
-        <w:rPr>
-          <w:rFonts w:ascii="Cambria Math" w:eastAsiaTheme="minorEastAsia" w:hAnsi="Cambria Math" w:cstheme="minorHAnsi"/>
-          <w:iCs/>
-        </w:rPr>
-        <w:t xml:space="preserve"> </w:t>
-      </w:r>
-      <w:r>
-        <w:rPr>
-          <w:rFonts w:ascii="Cambria Math" w:eastAsiaTheme="minorEastAsia" w:hAnsi="Cambria Math" w:cstheme="minorHAnsi"/>
-          <w:iCs/>
-          <w:lang w:val="en-US"/>
-        </w:rPr>
-        <w:t>[3]</w:t>
-      </w:r>
-      <w:r>
-        <w:rPr>
-          <w:rFonts w:ascii="Cambria Math" w:eastAsiaTheme="minorEastAsia" w:hAnsi="Cambria Math" w:cstheme="minorHAnsi"/>
-          <w:iCs/>
-        </w:rPr>
-        <w:t>. На правій границі простору вона виглядає як (6)</w:t>
+        </w:rPr>
+        <w:t xml:space="preserve">де </w:t>
+      </w:r>
+      <w:r>
+        <w:rPr>
+          <w:rFonts w:ascii="Cambria Math" w:eastAsiaTheme="minorEastAsia" w:hAnsi="Cambria Math" w:cstheme="minorHAnsi"/>
+        </w:rPr>
+        <w:t>​</w:t>
+      </w:r>
+      <m:oMath>
+        <m:r>
+          <w:rPr>
+            <w:rFonts w:ascii="Cambria Math" w:eastAsiaTheme="minorEastAsia" w:hAnsi="Cambria Math" w:cstheme="minorHAnsi"/>
+            <w:lang w:val="en-US"/>
+          </w:rPr>
+          <m:t>N</m:t>
+        </m:r>
+      </m:oMath>
+      <w:r>
+        <w:rPr>
+          <w:rFonts w:ascii="Cambria Math" w:eastAsiaTheme="minorEastAsia" w:hAnsi="Cambria Math" w:cstheme="minorHAnsi"/>
+        </w:rPr>
+        <w:t xml:space="preserve"> — </w:t>
+      </w:r>
+      <w:r>
+        <w:rPr>
+          <w:rFonts w:ascii="Cambria Math" w:eastAsiaTheme="minorEastAsia" w:hAnsi="Cambria Math" w:cstheme="minorHAnsi"/>
+        </w:rPr>
+        <w:t xml:space="preserve">номер </w:t>
+      </w:r>
+      <w:r>
+        <w:rPr>
+          <w:rFonts w:ascii="Cambria Math" w:eastAsiaTheme="minorEastAsia" w:hAnsi="Cambria Math" w:cstheme="minorHAnsi"/>
+        </w:rPr>
+        <w:t xml:space="preserve">останнього </w:t>
+      </w:r>
+      <w:r>
+        <w:rPr>
+          <w:rFonts w:ascii="Cambria Math" w:eastAsiaTheme="minorEastAsia" w:hAnsi="Cambria Math" w:cstheme="minorHAnsi"/>
+        </w:rPr>
+        <w:t>вузла</w:t>
+      </w:r>
+      <w:r>
+        <w:rPr>
+          <w:rFonts w:ascii="Cambria Math" w:eastAsiaTheme="minorEastAsia" w:hAnsi="Cambria Math" w:cstheme="minorHAnsi"/>
+        </w:rPr>
+        <w:t xml:space="preserve"> в модельному просторі.</w:t>
       </w:r>
     </w:p>
     <w:p>
       <w:pPr>
-        <w:rPr>
-          <w:rFonts w:ascii="Cambria Math" w:eastAsiaTheme="minorEastAsia" w:hAnsi="Cambria Math" w:cstheme="minorHAnsi"/>
-          <w:iCs/>
+        <w:ind w:firstLine="0"/>
+        <w:rPr>
+          <w:rFonts w:ascii="Cambria Math" w:eastAsiaTheme="minorEastAsia" w:hAnsi="Cambria Math" w:cstheme="minorHAnsi"/>
+          <w:lang w:val="en-US"/>
         </w:rPr>
       </w:pPr>
+      <w:r>
+        <w:rPr>
+          <w:rFonts w:ascii="Cambria Math" w:eastAsiaTheme="minorEastAsia" w:hAnsi="Cambria Math" w:cstheme="minorHAnsi"/>
+        </w:rPr>
+        <w:tab/>
+        <w:t>Рівняння (8) стосується правої границі простору, для лівої границі воно виглядає як (8а)</w:t>
+      </w:r>
     </w:p>
     <w:p>
       <w:pPr>
         <w:rPr>
           <w:rFonts w:ascii="Cambria Math" w:eastAsiaTheme="minorEastAsia" w:hAnsi="Cambria Math" w:cstheme="minorHAnsi"/>
-          <w:iCs/>
-          <w:lang w:val="en-US"/>
         </w:rPr>
       </w:pPr>
+      <m:oMath>
+        <m:sSub>
+          <m:sSubPr>
+            <m:ctrlPr>
+              <w:rPr>
+                <w:rFonts w:ascii="Cambria Math" w:eastAsiaTheme="minorEastAsia" w:hAnsi="Cambria Math" w:cstheme="minorHAnsi"/>
+                <w:i/>
+                <w:lang w:val="en-US"/>
+              </w:rPr>
+            </m:ctrlPr>
+          </m:sSubPr>
+          <m:e>
+            <m:r>
+              <w:rPr>
+                <w:rFonts w:ascii="Cambria Math" w:eastAsiaTheme="minorEastAsia" w:hAnsi="Cambria Math" w:cstheme="minorHAnsi"/>
+                <w:lang w:val="en-US"/>
+              </w:rPr>
+              <m:t>v</m:t>
+            </m:r>
+          </m:e>
+          <m:sub>
+            <m:r>
+              <w:rPr>
+                <w:rFonts w:ascii="Cambria Math" w:eastAsiaTheme="minorEastAsia" w:hAnsi="Cambria Math" w:cstheme="minorHAnsi"/>
+                <w:lang w:val="en-US"/>
+              </w:rPr>
+              <m:t>1</m:t>
+            </m:r>
+          </m:sub>
+        </m:sSub>
+        <m:r>
+          <w:rPr>
+            <w:rFonts w:ascii="Cambria Math" w:eastAsiaTheme="minorEastAsia" w:hAnsi="Cambria Math" w:cstheme="minorHAnsi"/>
+            <w:lang w:val="en-US"/>
+          </w:rPr>
+          <m:t xml:space="preserve">= </m:t>
+        </m:r>
+        <m:sSub>
+          <m:sSubPr>
+            <m:ctrlPr>
+              <w:rPr>
+                <w:rFonts w:ascii="Cambria Math" w:eastAsiaTheme="minorEastAsia" w:hAnsi="Cambria Math" w:cstheme="minorHAnsi"/>
+                <w:i/>
+                <w:lang w:val="en-US"/>
+              </w:rPr>
+            </m:ctrlPr>
+          </m:sSubPr>
+          <m:e>
+            <m:r>
+              <w:rPr>
+                <w:rFonts w:ascii="Cambria Math" w:eastAsiaTheme="minorEastAsia" w:hAnsi="Cambria Math" w:cstheme="minorHAnsi"/>
+                <w:lang w:val="en-US"/>
+              </w:rPr>
+              <m:t>-</m:t>
+            </m:r>
+            <m:r>
+              <w:rPr>
+                <w:rFonts w:ascii="Cambria Math" w:eastAsiaTheme="minorEastAsia" w:hAnsi="Cambria Math" w:cstheme="minorHAnsi"/>
+                <w:lang w:val="en-US"/>
+              </w:rPr>
+              <m:t>v</m:t>
+            </m:r>
+          </m:e>
+          <m:sub>
+            <m:r>
+              <w:rPr>
+                <w:rFonts w:ascii="Cambria Math" w:eastAsiaTheme="minorEastAsia" w:hAnsi="Cambria Math" w:cstheme="minorHAnsi"/>
+                <w:lang w:val="en-US"/>
+              </w:rPr>
+              <m:t>ph</m:t>
+            </m:r>
+          </m:sub>
+        </m:sSub>
+        <m:r>
+          <w:rPr>
+            <w:rFonts w:ascii="Cambria Math" w:eastAsiaTheme="minorEastAsia" w:hAnsi="Cambria Math" w:cstheme="minorHAnsi"/>
+            <w:lang w:val="en-US"/>
+          </w:rPr>
+          <m:t>(</m:t>
+        </m:r>
+        <m:sSub>
+          <m:sSubPr>
+            <m:ctrlPr>
+              <w:rPr>
+                <w:rFonts w:ascii="Cambria Math" w:eastAsiaTheme="minorEastAsia" w:hAnsi="Cambria Math" w:cstheme="minorHAnsi"/>
+                <w:i/>
+                <w:iCs/>
+              </w:rPr>
+            </m:ctrlPr>
+          </m:sSubPr>
+          <m:e>
+            <m:r>
+              <w:rPr>
+                <w:rFonts w:ascii="Cambria Math" w:eastAsiaTheme="minorEastAsia" w:hAnsi="Cambria Math" w:cstheme="minorHAnsi"/>
+              </w:rPr>
+              <m:t>y</m:t>
+            </m:r>
+          </m:e>
+          <m:sub>
+            <m:r>
+              <w:rPr>
+                <w:rFonts w:ascii="Cambria Math" w:eastAsiaTheme="minorEastAsia" w:hAnsi="Cambria Math" w:cstheme="minorHAnsi"/>
+              </w:rPr>
+              <m:t>1</m:t>
+            </m:r>
+          </m:sub>
+        </m:sSub>
+        <m:r>
+          <w:rPr>
+            <w:rFonts w:ascii="Cambria Math" w:eastAsiaTheme="minorEastAsia" w:hAnsi="Cambria Math" w:cstheme="minorHAnsi"/>
+          </w:rPr>
+          <m:t>-</m:t>
+        </m:r>
+        <m:sSub>
+          <m:sSubPr>
+            <m:ctrlPr>
+              <w:rPr>
+                <w:rFonts w:ascii="Cambria Math" w:eastAsiaTheme="minorEastAsia" w:hAnsi="Cambria Math" w:cstheme="minorHAnsi"/>
+                <w:i/>
+                <w:iCs/>
+              </w:rPr>
+            </m:ctrlPr>
+          </m:sSubPr>
+          <m:e>
+            <m:r>
+              <w:rPr>
+                <w:rFonts w:ascii="Cambria Math" w:eastAsiaTheme="minorEastAsia" w:hAnsi="Cambria Math" w:cstheme="minorHAnsi"/>
+              </w:rPr>
+              <m:t>y</m:t>
+            </m:r>
+          </m:e>
+          <m:sub>
+            <m:r>
+              <w:rPr>
+                <w:rFonts w:ascii="Cambria Math" w:eastAsiaTheme="minorEastAsia" w:hAnsi="Cambria Math" w:cstheme="minorHAnsi"/>
+              </w:rPr>
+              <m:t>2</m:t>
+            </m:r>
+          </m:sub>
+        </m:sSub>
+        <m:r>
+          <w:rPr>
+            <w:rFonts w:ascii="Cambria Math" w:eastAsiaTheme="minorEastAsia" w:hAnsi="Cambria Math" w:cstheme="minorHAnsi"/>
+            <w:lang w:val="en-US"/>
+          </w:rPr>
+          <m:t>)</m:t>
+        </m:r>
+      </m:oMath>
+      <w:r>
+        <w:rPr>
+          <w:rFonts w:ascii="Cambria Math" w:eastAsiaTheme="minorEastAsia" w:hAnsi="Cambria Math" w:cstheme="minorHAnsi"/>
+          <w:lang w:val="en-US"/>
+        </w:rPr>
+        <w:t xml:space="preserve"> </w:t>
+      </w:r>
+      <w:r>
+        <w:rPr>
+          <w:rFonts w:ascii="Cambria Math" w:eastAsiaTheme="minorEastAsia" w:hAnsi="Cambria Math" w:cstheme="minorHAnsi"/>
+          <w:lang w:val="en-US"/>
+        </w:rPr>
+        <w:tab/>
+      </w:r>
+      <w:r>
+        <w:rPr>
+          <w:rFonts w:ascii="Cambria Math" w:eastAsiaTheme="minorEastAsia" w:hAnsi="Cambria Math" w:cstheme="minorHAnsi"/>
+          <w:lang w:val="en-US"/>
+        </w:rPr>
+        <w:tab/>
+      </w:r>
+      <w:r>
+        <w:rPr>
+          <w:rFonts w:ascii="Cambria Math" w:eastAsiaTheme="minorEastAsia" w:hAnsi="Cambria Math" w:cstheme="minorHAnsi"/>
+        </w:rPr>
+        <w:tab/>
+      </w:r>
+      <w:r>
+        <w:rPr>
+          <w:rFonts w:ascii="Cambria Math" w:eastAsiaTheme="minorEastAsia" w:hAnsi="Cambria Math" w:cstheme="minorHAnsi"/>
+          <w:lang w:val="en-US"/>
+        </w:rPr>
+        <w:t>(8</w:t>
+      </w:r>
+      <w:r>
+        <w:rPr>
+          <w:rFonts w:ascii="Cambria Math" w:eastAsiaTheme="minorEastAsia" w:hAnsi="Cambria Math" w:cstheme="minorHAnsi"/>
+        </w:rPr>
+        <w:t>а</w:t>
+      </w:r>
+      <w:r>
+        <w:rPr>
+          <w:rFonts w:ascii="Cambria Math" w:eastAsiaTheme="minorEastAsia" w:hAnsi="Cambria Math" w:cstheme="minorHAnsi"/>
+          <w:lang w:val="en-US"/>
+        </w:rPr>
+        <w:t>)</w:t>
+      </w:r>
     </w:p>
     <w:p>
       <w:pPr>
@@ -4919,36 +5856,61 @@
           <w:iCs/>
         </w:rPr>
       </w:pPr>
-    </w:p>
-    <w:p>
-      <w:pPr>
-        <w:rPr>
-          <w:rFonts w:ascii="Cambria Math" w:eastAsiaTheme="minorEastAsia" w:hAnsi="Cambria Math" w:cstheme="minorHAnsi"/>
-          <w:iCs/>
-        </w:rPr>
-      </w:pPr>
-    </w:p>
-    <w:p>
-      <w:pPr>
-        <w:rPr>
-          <w:rFonts w:ascii="Cambria Math" w:eastAsiaTheme="minorEastAsia" w:hAnsi="Cambria Math" w:cstheme="minorHAnsi"/>
-          <w:iCs/>
-        </w:rPr>
-      </w:pPr>
-    </w:p>
-    <w:p>
-      <w:pPr>
-        <w:rPr>
-          <w:rFonts w:ascii="Cambria Math" w:eastAsiaTheme="minorEastAsia" w:hAnsi="Cambria Math" w:cstheme="minorHAnsi"/>
-          <w:iCs/>
-        </w:rPr>
-      </w:pPr>
-      <w:r>
-        <w:rPr>
-          <w:rFonts w:ascii="Cambria Math" w:eastAsiaTheme="minorEastAsia" w:hAnsi="Cambria Math" w:cstheme="minorHAnsi"/>
-          <w:iCs/>
-        </w:rPr>
-        <w:t>Перший для коротких, другий для довгих</w:t>
+      <w:r>
+        <w:rPr>
+          <w:rFonts w:ascii="Cambria Math" w:eastAsiaTheme="minorEastAsia" w:hAnsi="Cambria Math" w:cstheme="minorHAnsi"/>
+          <w:iCs/>
+        </w:rPr>
+        <w:t xml:space="preserve">Перший </w:t>
+      </w:r>
+      <w:r>
+        <w:rPr>
+          <w:rFonts w:ascii="Cambria Math" w:eastAsiaTheme="minorEastAsia" w:hAnsi="Cambria Math" w:cstheme="minorHAnsi"/>
+          <w:iCs/>
+        </w:rPr>
+        <w:t xml:space="preserve">спосіб більше придатній </w:t>
+      </w:r>
+      <w:r>
+        <w:rPr>
+          <w:rFonts w:ascii="Cambria Math" w:eastAsiaTheme="minorEastAsia" w:hAnsi="Cambria Math" w:cstheme="minorHAnsi"/>
+          <w:iCs/>
+        </w:rPr>
+        <w:t xml:space="preserve">для коротких, другий </w:t>
+      </w:r>
+      <w:r>
+        <w:rPr>
+          <w:rFonts w:ascii="Cambria Math" w:eastAsiaTheme="minorEastAsia" w:hAnsi="Cambria Math" w:cstheme="minorHAnsi"/>
+          <w:iCs/>
+        </w:rPr>
+        <w:t xml:space="preserve">– </w:t>
+      </w:r>
+      <w:r>
+        <w:rPr>
+          <w:rFonts w:ascii="Cambria Math" w:eastAsiaTheme="minorEastAsia" w:hAnsi="Cambria Math" w:cstheme="minorHAnsi"/>
+          <w:iCs/>
+        </w:rPr>
+        <w:t>для довгих</w:t>
+      </w:r>
+      <w:r>
+        <w:rPr>
+          <w:rFonts w:ascii="Cambria Math" w:eastAsiaTheme="minorEastAsia" w:hAnsi="Cambria Math" w:cstheme="minorHAnsi"/>
+          <w:iCs/>
+        </w:rPr>
+        <w:t xml:space="preserve"> хвиль, тому в моделі </w:t>
+      </w:r>
+      <w:r>
+        <w:rPr>
+          <w:rFonts w:ascii="Cambria Math" w:eastAsiaTheme="minorEastAsia" w:hAnsi="Cambria Math" w:cstheme="minorHAnsi"/>
+          <w:iCs/>
+        </w:rPr>
+        <w:t>застосовуються</w:t>
+      </w:r>
+      <w:r>
+        <w:rPr>
+          <w:rFonts w:ascii="Cambria Math" w:eastAsiaTheme="minorEastAsia" w:hAnsi="Cambria Math" w:cstheme="minorHAnsi"/>
+          <w:iCs/>
+        </w:rPr>
+        <w:t xml:space="preserve"> обидва.</w:t>
       </w:r>
     </w:p>
     <w:p>
@@ -5098,10 +6060,7 @@
       </w:r>
       <w:proofErr w:type="spellEnd"/>
       <w:r>
-        <w:t>, A. (1977)</w:t>
-      </w:r>
-      <w:r>
-        <w:t xml:space="preserve"> </w:t>
+        <w:t xml:space="preserve">, A. (1977) </w:t>
       </w:r>
       <w:proofErr w:type="spellStart"/>
       <w:r>
@@ -6368,6 +7327,40 @@
       <w:color w:val="666666"/>
     </w:rPr>
   </w:style>
+  <w:style w:type="paragraph" w:styleId="af">
+    <w:name w:val="Normal (Web)"/>
+    <w:basedOn w:val="a"/>
+    <w:uiPriority w:val="99"/>
+    <w:semiHidden/>
+    <w:unhideWhenUsed/>
+    <w:rsid w:val="000E6E9C"/>
+    <w:rPr>
+      <w:rFonts w:ascii="Times New Roman" w:hAnsi="Times New Roman" w:cs="Times New Roman"/>
+    </w:rPr>
+  </w:style>
+  <w:style w:type="character" w:styleId="af0">
+    <w:name w:val="Hyperlink"/>
+    <w:basedOn w:val="a0"/>
+    <w:uiPriority w:val="99"/>
+    <w:unhideWhenUsed/>
+    <w:rsid w:val="00CA0FCA"/>
+    <w:rPr>
+      <w:color w:val="0563C1" w:themeColor="hyperlink"/>
+      <w:u w:val="single"/>
+    </w:rPr>
+  </w:style>
+  <w:style w:type="character" w:styleId="af1">
+    <w:name w:val="Unresolved Mention"/>
+    <w:basedOn w:val="a0"/>
+    <w:uiPriority w:val="99"/>
+    <w:semiHidden/>
+    <w:unhideWhenUsed/>
+    <w:rsid w:val="00CA0FCA"/>
+    <w:rPr>
+      <w:color w:val="605E5C"/>
+      <w:shd w:val="clear" w:color="auto" w:fill="E1DFDD"/>
+    </w:rPr>
+  </w:style>
 </w:styles>
 </file>
 

--- a/docs/Waves.docx
+++ b/docs/Waves.docx
@@ -5925,6 +5925,14 @@
           <w:rFonts w:eastAsiaTheme="minorEastAsia"/>
         </w:rPr>
         <w:t>Збурення</w:t>
+      </w:r>
+    </w:p>
+    <w:p>
+      <w:pPr>
+        <w:pStyle w:val="2"/>
+      </w:pPr>
+      <w:r>
+        <w:t>Дослідження моделі</w:t>
       </w:r>
     </w:p>
     <w:p>

--- a/docs/Waves.docx
+++ b/docs/Waves.docx
@@ -5119,14 +5119,7 @@
                 <w:rFonts w:ascii="Cambria Math" w:eastAsiaTheme="minorEastAsia" w:hAnsi="Cambria Math" w:cstheme="minorHAnsi"/>
                 <w:lang w:val="en-US"/>
               </w:rPr>
-              <m:t>∂</m:t>
-            </m:r>
-            <m:r>
-              <w:rPr>
-                <w:rFonts w:ascii="Cambria Math" w:eastAsiaTheme="minorEastAsia" w:hAnsi="Cambria Math" w:cstheme="minorHAnsi"/>
-                <w:lang w:val="en-US"/>
-              </w:rPr>
-              <m:t>x</m:t>
+              <m:t>∂x</m:t>
             </m:r>
           </m:den>
         </m:f>
@@ -5192,35 +5185,7 @@
           <w:rFonts w:ascii="Cambria Math" w:eastAsiaTheme="minorEastAsia" w:hAnsi="Cambria Math" w:cstheme="minorHAnsi"/>
           <w:iCs/>
         </w:rPr>
-        <w:t>У вашій моделі координата дискретна:</w:t>
-      </w:r>
-      <w:r>
-        <w:rPr>
-          <w:rFonts w:ascii="Cambria Math" w:eastAsiaTheme="minorEastAsia" w:hAnsi="Cambria Math" w:cstheme="minorHAnsi"/>
-          <w:iCs/>
-        </w:rPr>
-        <w:t xml:space="preserve"> x = n.  </w:t>
-      </w:r>
-      <w:r>
-        <w:rPr>
-          <w:rFonts w:ascii="Cambria Math" w:eastAsiaTheme="minorEastAsia" w:hAnsi="Cambria Math" w:cstheme="minorHAnsi"/>
-          <w:iCs/>
-        </w:rPr>
-        <w:t>Для довгих хвиль похідну по простору</w:t>
-      </w:r>
-      <w:r>
-        <w:rPr>
-          <w:rFonts w:ascii="Cambria Math" w:eastAsiaTheme="minorEastAsia" w:hAnsi="Cambria Math" w:cstheme="minorHAnsi"/>
-          <w:iCs/>
-        </w:rPr>
-        <w:t xml:space="preserve"> </w:t>
-      </w:r>
-      <w:r>
-        <w:rPr>
-          <w:rFonts w:ascii="Cambria Math" w:eastAsiaTheme="minorEastAsia" w:hAnsi="Cambria Math" w:cstheme="minorHAnsi"/>
-          <w:iCs/>
-        </w:rPr>
-        <w:t>можна замінити різницею:</w:t>
+        <w:t>У вашій моделі координата дискретна: x = n.  Для довгих хвиль похідну по простору можна замінити різницею:</w:t>
       </w:r>
     </w:p>
     <w:p>
@@ -5326,13 +5291,7 @@
                 <w:rPr>
                   <w:rFonts w:ascii="Cambria Math" w:eastAsiaTheme="minorEastAsia" w:hAnsi="Cambria Math" w:cstheme="minorHAnsi"/>
                 </w:rPr>
-                <m:t>n</m:t>
-              </m:r>
-              <m:r>
-                <w:rPr>
-                  <w:rFonts w:ascii="Cambria Math" w:eastAsiaTheme="minorEastAsia" w:hAnsi="Cambria Math" w:cstheme="minorHAnsi"/>
-                </w:rPr>
-                <m:t>-</m:t>
+                <m:t>n-</m:t>
               </m:r>
               <m:r>
                 <w:rPr>
@@ -5427,14 +5386,7 @@
                 <w:rFonts w:ascii="Cambria Math" w:eastAsiaTheme="minorEastAsia" w:hAnsi="Cambria Math" w:cstheme="minorHAnsi"/>
                 <w:lang w:val="en-US"/>
               </w:rPr>
-              <m:t>-</m:t>
-            </m:r>
-            <m:r>
-              <w:rPr>
-                <w:rFonts w:ascii="Cambria Math" w:eastAsiaTheme="minorEastAsia" w:hAnsi="Cambria Math" w:cstheme="minorHAnsi"/>
-                <w:lang w:val="en-US"/>
-              </w:rPr>
-              <m:t>v</m:t>
+              <m:t>-v</m:t>
             </m:r>
           </m:e>
           <m:sub>
@@ -5510,13 +5462,7 @@
               <w:rPr>
                 <w:rFonts w:ascii="Cambria Math" w:eastAsiaTheme="minorEastAsia" w:hAnsi="Cambria Math" w:cstheme="minorHAnsi"/>
               </w:rPr>
-              <m:t>N</m:t>
-            </m:r>
-            <m:r>
-              <w:rPr>
-                <w:rFonts w:ascii="Cambria Math" w:eastAsiaTheme="minorEastAsia" w:hAnsi="Cambria Math" w:cstheme="minorHAnsi"/>
-              </w:rPr>
-              <m:t>-</m:t>
+              <m:t>N-</m:t>
             </m:r>
             <m:r>
               <w:rPr>
@@ -5610,25 +5556,7 @@
         <w:rPr>
           <w:rFonts w:ascii="Cambria Math" w:eastAsiaTheme="minorEastAsia" w:hAnsi="Cambria Math" w:cstheme="minorHAnsi"/>
         </w:rPr>
-        <w:t xml:space="preserve">номер </w:t>
-      </w:r>
-      <w:r>
-        <w:rPr>
-          <w:rFonts w:ascii="Cambria Math" w:eastAsiaTheme="minorEastAsia" w:hAnsi="Cambria Math" w:cstheme="minorHAnsi"/>
-        </w:rPr>
-        <w:t xml:space="preserve">останнього </w:t>
-      </w:r>
-      <w:r>
-        <w:rPr>
-          <w:rFonts w:ascii="Cambria Math" w:eastAsiaTheme="minorEastAsia" w:hAnsi="Cambria Math" w:cstheme="minorHAnsi"/>
-        </w:rPr>
-        <w:t>вузла</w:t>
-      </w:r>
-      <w:r>
-        <w:rPr>
-          <w:rFonts w:ascii="Cambria Math" w:eastAsiaTheme="minorEastAsia" w:hAnsi="Cambria Math" w:cstheme="minorHAnsi"/>
-        </w:rPr>
-        <w:t xml:space="preserve"> в модельному просторі.</w:t>
+        <w:t>номер останнього вузла в модельному просторі.</w:t>
       </w:r>
     </w:p>
     <w:p>
@@ -5706,14 +5634,7 @@
                 <w:rFonts w:ascii="Cambria Math" w:eastAsiaTheme="minorEastAsia" w:hAnsi="Cambria Math" w:cstheme="minorHAnsi"/>
                 <w:lang w:val="en-US"/>
               </w:rPr>
-              <m:t>-</m:t>
-            </m:r>
-            <m:r>
-              <w:rPr>
-                <w:rFonts w:ascii="Cambria Math" w:eastAsiaTheme="minorEastAsia" w:hAnsi="Cambria Math" w:cstheme="minorHAnsi"/>
-                <w:lang w:val="en-US"/>
-              </w:rPr>
-              <m:t>v</m:t>
+              <m:t>-v</m:t>
             </m:r>
           </m:e>
           <m:sub>
@@ -5896,7 +5817,30 @@
           <w:rFonts w:ascii="Cambria Math" w:eastAsiaTheme="minorEastAsia" w:hAnsi="Cambria Math" w:cstheme="minorHAnsi"/>
           <w:iCs/>
         </w:rPr>
-        <w:t xml:space="preserve"> хвиль, тому в моделі </w:t>
+        <w:t xml:space="preserve"> хвиль, тому в </w:t>
+      </w:r>
+      <w:proofErr w:type="spellStart"/>
+      <w:r>
+        <w:rPr>
+          <w:rFonts w:ascii="Cambria Math" w:eastAsiaTheme="minorEastAsia" w:hAnsi="Cambria Math" w:cstheme="minorHAnsi"/>
+          <w:iCs/>
+        </w:rPr>
+        <w:t>в</w:t>
+      </w:r>
+      <w:proofErr w:type="spellEnd"/>
+      <w:r>
+        <w:rPr>
+          <w:rFonts w:ascii="Cambria Math" w:eastAsiaTheme="minorEastAsia" w:hAnsi="Cambria Math" w:cstheme="minorHAnsi"/>
+          <w:iCs/>
+        </w:rPr>
+        <w:t xml:space="preserve"> одновимірній </w:t>
+      </w:r>
+      <w:r>
+        <w:rPr>
+          <w:rFonts w:ascii="Cambria Math" w:eastAsiaTheme="minorEastAsia" w:hAnsi="Cambria Math" w:cstheme="minorHAnsi"/>
+          <w:iCs/>
+        </w:rPr>
+        <w:t xml:space="preserve">моделі </w:t>
       </w:r>
       <w:r>
         <w:rPr>
@@ -5915,25 +5859,100 @@
     </w:p>
     <w:p>
       <w:pPr>
-        <w:pStyle w:val="2"/>
-        <w:rPr>
-          <w:rFonts w:eastAsiaTheme="minorEastAsia"/>
-        </w:rPr>
-      </w:pPr>
-      <w:r>
-        <w:rPr>
-          <w:rFonts w:eastAsiaTheme="minorEastAsia"/>
-        </w:rPr>
-        <w:t>Збурення</w:t>
+        <w:rPr>
+          <w:rFonts w:ascii="Cambria Math" w:eastAsiaTheme="minorEastAsia" w:hAnsi="Cambria Math" w:cstheme="minorHAnsi"/>
+          <w:iCs/>
+        </w:rPr>
+      </w:pPr>
+      <w:proofErr w:type="spellStart"/>
+      <w:r>
+        <w:rPr>
+          <w:rFonts w:ascii="Cambria Math" w:eastAsiaTheme="minorEastAsia" w:hAnsi="Cambria Math" w:cstheme="minorHAnsi"/>
+          <w:iCs/>
+          <w:highlight w:val="yellow"/>
+        </w:rPr>
+        <w:t>безвідбив</w:t>
+      </w:r>
+      <w:r>
+        <w:rPr>
+          <w:rFonts w:ascii="Cambria Math" w:eastAsiaTheme="minorEastAsia" w:hAnsi="Cambria Math" w:cstheme="minorHAnsi"/>
+          <w:iCs/>
+          <w:highlight w:val="yellow"/>
+        </w:rPr>
+        <w:t>ні</w:t>
+      </w:r>
+      <w:proofErr w:type="spellEnd"/>
+      <w:r>
+        <w:rPr>
+          <w:rFonts w:ascii="Cambria Math" w:eastAsiaTheme="minorEastAsia" w:hAnsi="Cambria Math" w:cstheme="minorHAnsi"/>
+          <w:iCs/>
+          <w:highlight w:val="yellow"/>
+        </w:rPr>
+        <w:t xml:space="preserve"> граничної умови</w:t>
+      </w:r>
+      <w:r>
+        <w:rPr>
+          <w:rFonts w:ascii="Cambria Math" w:eastAsiaTheme="minorEastAsia" w:hAnsi="Cambria Math" w:cstheme="minorHAnsi"/>
+          <w:iCs/>
+          <w:highlight w:val="yellow"/>
+        </w:rPr>
+        <w:t xml:space="preserve"> в двовимірній моделі</w:t>
       </w:r>
     </w:p>
     <w:p>
       <w:pPr>
+        <w:rPr>
+          <w:rFonts w:ascii="Cambria Math" w:eastAsiaTheme="minorEastAsia" w:hAnsi="Cambria Math" w:cstheme="minorHAnsi"/>
+          <w:iCs/>
+        </w:rPr>
+      </w:pPr>
+    </w:p>
+    <w:p>
+      <w:pPr>
         <w:pStyle w:val="2"/>
+        <w:rPr>
+          <w:rFonts w:eastAsiaTheme="minorEastAsia"/>
+          <w:lang w:val="en-US"/>
+        </w:rPr>
+      </w:pPr>
+      <w:r>
+        <w:rPr>
+          <w:rFonts w:eastAsiaTheme="minorEastAsia"/>
+        </w:rPr>
+        <w:t>Збурення</w:t>
+      </w:r>
+    </w:p>
+    <w:p>
+      <w:pPr>
+        <w:rPr>
+          <w:lang w:val="en-US"/>
+        </w:rPr>
+      </w:pPr>
+    </w:p>
+    <w:p>
+      <w:pPr>
+        <w:rPr>
+          <w:lang w:val="en-US"/>
+        </w:rPr>
+      </w:pPr>
+    </w:p>
+    <w:p>
+      <w:pPr>
+        <w:pStyle w:val="2"/>
+        <w:rPr>
+          <w:lang w:val="en-US"/>
+        </w:rPr>
       </w:pPr>
       <w:r>
         <w:t>Дослідження моделі</w:t>
       </w:r>
+    </w:p>
+    <w:p>
+      <w:pPr>
+        <w:rPr>
+          <w:lang w:val="en-US"/>
+        </w:rPr>
+      </w:pPr>
     </w:p>
     <w:p>
       <w:pPr>
@@ -6056,6 +6075,7 @@
       </w:pPr>
       <w:proofErr w:type="spellStart"/>
       <w:r>
+        <w:lastRenderedPageBreak/>
         <w:t>Engquist</w:t>
       </w:r>
       <w:proofErr w:type="spellEnd"/>
@@ -6167,6 +6187,9 @@
       <w:pPr>
         <w:pStyle w:val="a9"/>
         <w:ind w:firstLine="0"/>
+        <w:rPr>
+          <w:lang w:val="en-US"/>
+        </w:rPr>
       </w:pPr>
     </w:p>
     <w:sectPr>
@@ -6999,6 +7022,7 @@
   <w:style w:type="character" w:default="1" w:styleId="a0">
     <w:name w:val="Default Paragraph Font"/>
     <w:uiPriority w:val="1"/>
+    <w:semiHidden/>
     <w:unhideWhenUsed/>
   </w:style>
   <w:style w:type="table" w:default="1" w:styleId="a1">

--- a/docs/Waves.docx
+++ b/docs/Waves.docx
@@ -2,6 +2,37 @@
 <file path=word/document.xml><?xml version="1.0" encoding="utf-8"?>
 <w:document xmlns:wpc="http://schemas.microsoft.com/office/word/2010/wordprocessingCanvas" xmlns:cx="http://schemas.microsoft.com/office/drawing/2014/chartex" xmlns:cx1="http://schemas.microsoft.com/office/drawing/2015/9/8/chartex" xmlns:cx2="http://schemas.microsoft.com/office/drawing/2015/10/21/chartex" xmlns:cx3="http://schemas.microsoft.com/office/drawing/2016/5/9/chartex" xmlns:cx4="http://schemas.microsoft.com/office/drawing/2016/5/10/chartex" xmlns:cx5="http://schemas.microsoft.com/office/drawing/2016/5/11/chartex" xmlns:cx6="http://schemas.microsoft.com/office/drawing/2016/5/12/chartex" xmlns:cx7="http://schemas.microsoft.com/office/drawing/2016/5/13/chartex" xmlns:cx8="http://schemas.microsoft.com/office/drawing/2016/5/14/chartex" xmlns:mc="http://schemas.openxmlformats.org/markup-compatibility/2006" xmlns:aink="http://schemas.microsoft.com/office/drawing/2016/ink" xmlns:am3d="http://schemas.microsoft.com/office/drawing/2017/model3d" xmlns:o="urn:schemas-microsoft-com:office:office" xmlns:oel="http://schemas.microsoft.com/office/2019/extlst" xmlns:r="http://schemas.openxmlformats.org/officeDocument/2006/relationships" xmlns:m="http://schemas.openxmlformats.org/officeDocument/2006/math" xmlns:v="urn:schemas-microsoft-com:vml" xmlns:wp14="http://schemas.microsoft.com/office/word/2010/wordprocessingDrawing" xmlns:wp="http://schemas.openxmlformats.org/drawingml/2006/wordprocessingDrawing" xmlns:w10="urn:schemas-microsoft-com:office:word" xmlns:w="http://schemas.openxmlformats.org/wordprocessingml/2006/main" xmlns:w14="http://schemas.microsoft.com/office/word/2010/wordml" xmlns:w15="http://schemas.microsoft.com/office/word/2012/wordml" xmlns:w16cex="http://schemas.microsoft.com/office/word/2018/wordml/cex" xmlns:w16cid="http://schemas.microsoft.com/office/word/2016/wordml/cid" xmlns:w16="http://schemas.microsoft.com/office/word/2018/wordml" xmlns:w16du="http://schemas.microsoft.com/office/word/2023/wordml/word16du" xmlns:w16sdtdh="http://schemas.microsoft.com/office/word/2020/wordml/sdtdatahash" xmlns:w16sdtfl="http://schemas.microsoft.com/office/word/2024/wordml/sdtformatlock" xmlns:w16se="http://schemas.microsoft.com/office/word/2015/wordml/symex" xmlns:wpg="http://schemas.microsoft.com/office/word/2010/wordprocessingGroup" xmlns:wpi="http://schemas.microsoft.com/office/word/2010/wordprocessingInk" xmlns:wne="http://schemas.microsoft.com/office/word/2006/wordml" xmlns:wps="http://schemas.microsoft.com/office/word/2010/wordprocessingShape" mc:Ignorable="w14 w15 w16se w16cid w16 w16cex w16sdtdh w16sdtfl w16du wp14">
   <w:body>
+    <w:p>
+      <w:pPr>
+        <w:pStyle w:val="2"/>
+      </w:pPr>
+      <w:r>
+        <w:t>Вступ</w:t>
+      </w:r>
+    </w:p>
+    <w:p>
+      <w:r>
+        <w:t xml:space="preserve">Хвилі оточують нас з усіх боків. Ми бачимо електромагнітні хвилі, ми чуємо повітряні хвилі, квантові явища носять хвильовий характер, хвилі ходять в океані, в земній товщі, на сонці і в космосі, і всі ці явища описують одні й ті самі математичні </w:t>
+      </w:r>
+      <w:r>
+        <w:t>залежності</w:t>
+      </w:r>
+      <w:r>
+        <w:t>.</w:t>
+      </w:r>
+      <w:r>
+        <w:t xml:space="preserve"> Розуміння тих </w:t>
+      </w:r>
+      <w:r>
+        <w:t xml:space="preserve"> </w:t>
+      </w:r>
+      <w:r>
+        <w:t>залежностей</w:t>
+      </w:r>
+      <w:r>
+        <w:t xml:space="preserve"> необхідне для правильного сприйняття свого оточення и прийняття правильних рішень в критичних ситуаціях.</w:t>
+      </w:r>
+    </w:p>
     <w:p>
       <w:pPr>
         <w:pStyle w:val="2"/>
@@ -1216,6 +1247,7 @@
           <w:rFonts w:eastAsiaTheme="minorEastAsia" w:cstheme="minorHAnsi"/>
           <w:iCs/>
         </w:rPr>
+        <w:lastRenderedPageBreak/>
         <w:t>і</w:t>
       </w:r>
       <w:r>
@@ -1832,7 +1864,6 @@
           <w:rFonts w:ascii="Cambria Math" w:eastAsiaTheme="minorEastAsia" w:hAnsi="Cambria Math" w:cstheme="minorHAnsi"/>
           <w:iCs/>
         </w:rPr>
-        <w:lastRenderedPageBreak/>
         <w:t>З чого витікає, що фазова швидкість</w:t>
       </w:r>
       <w:r>
@@ -3963,6 +3994,7 @@
         <w:rPr>
           <w:rFonts w:eastAsiaTheme="minorEastAsia"/>
         </w:rPr>
+        <w:lastRenderedPageBreak/>
         <w:t>Слідством так</w:t>
       </w:r>
       <w:r>
@@ -4318,15 +4350,7 @@
           <w:rFonts w:ascii="Cambria Math" w:eastAsiaTheme="minorEastAsia" w:hAnsi="Cambria Math" w:cstheme="minorHAnsi"/>
           <w:iCs/>
         </w:rPr>
-        <w:t xml:space="preserve"> Хоча </w:t>
-      </w:r>
-      <w:r>
-        <w:rPr>
-          <w:rFonts w:ascii="Cambria Math" w:eastAsiaTheme="minorEastAsia" w:hAnsi="Cambria Math" w:cstheme="minorHAnsi"/>
-          <w:iCs/>
-        </w:rPr>
-        <w:lastRenderedPageBreak/>
-        <w:t xml:space="preserve">нерухомі вузли корисні, бо моделюють перешкоди для хвиль, віддзеркалення від границь </w:t>
+        <w:t xml:space="preserve"> Хоча нерухомі вузли корисні, бо моделюють перешкоди для хвиль, віддзеркалення від границь </w:t>
       </w:r>
       <w:r>
         <w:rPr>
@@ -5185,7 +5209,14 @@
           <w:rFonts w:ascii="Cambria Math" w:eastAsiaTheme="minorEastAsia" w:hAnsi="Cambria Math" w:cstheme="minorHAnsi"/>
           <w:iCs/>
         </w:rPr>
-        <w:t>У вашій моделі координата дискретна: x = n.  Для довгих хвиль похідну по простору можна замінити різницею:</w:t>
+        <w:t>В н</w:t>
+      </w:r>
+      <w:r>
+        <w:rPr>
+          <w:rFonts w:ascii="Cambria Math" w:eastAsiaTheme="minorEastAsia" w:hAnsi="Cambria Math" w:cstheme="minorHAnsi"/>
+          <w:iCs/>
+        </w:rPr>
+        <w:t>ашій моделі координата дискретна: x = n.  Для довгих хвиль похідну по простору можна замінити різницею:</w:t>
       </w:r>
     </w:p>
     <w:p>
@@ -5775,6 +5806,7 @@
         <w:rPr>
           <w:rFonts w:ascii="Cambria Math" w:eastAsiaTheme="minorEastAsia" w:hAnsi="Cambria Math" w:cstheme="minorHAnsi"/>
           <w:iCs/>
+          <w:lang w:val="en-US"/>
         </w:rPr>
       </w:pPr>
       <w:r>
@@ -5862,50 +5894,987 @@
         <w:rPr>
           <w:rFonts w:ascii="Cambria Math" w:eastAsiaTheme="minorEastAsia" w:hAnsi="Cambria Math" w:cstheme="minorHAnsi"/>
           <w:iCs/>
-        </w:rPr>
-      </w:pPr>
-      <w:proofErr w:type="spellStart"/>
-      <w:r>
-        <w:rPr>
-          <w:rFonts w:ascii="Cambria Math" w:eastAsiaTheme="minorEastAsia" w:hAnsi="Cambria Math" w:cstheme="minorHAnsi"/>
-          <w:iCs/>
-          <w:highlight w:val="yellow"/>
-        </w:rPr>
-        <w:t>безвідбив</w:t>
-      </w:r>
-      <w:r>
-        <w:rPr>
-          <w:rFonts w:ascii="Cambria Math" w:eastAsiaTheme="minorEastAsia" w:hAnsi="Cambria Math" w:cstheme="minorHAnsi"/>
-          <w:iCs/>
-          <w:highlight w:val="yellow"/>
-        </w:rPr>
-        <w:t>ні</w:t>
-      </w:r>
-      <w:proofErr w:type="spellEnd"/>
-      <w:r>
-        <w:rPr>
-          <w:rFonts w:ascii="Cambria Math" w:eastAsiaTheme="minorEastAsia" w:hAnsi="Cambria Math" w:cstheme="minorHAnsi"/>
-          <w:iCs/>
-          <w:highlight w:val="yellow"/>
-        </w:rPr>
-        <w:t xml:space="preserve"> граничної умови</w:t>
-      </w:r>
-      <w:r>
-        <w:rPr>
-          <w:rFonts w:ascii="Cambria Math" w:eastAsiaTheme="minorEastAsia" w:hAnsi="Cambria Math" w:cstheme="minorHAnsi"/>
-          <w:iCs/>
-          <w:highlight w:val="yellow"/>
-        </w:rPr>
-        <w:t xml:space="preserve"> в двовимірній моделі</w:t>
-      </w:r>
+          <w:lang w:val="en-US"/>
+        </w:rPr>
+      </w:pPr>
     </w:p>
     <w:p>
       <w:pPr>
         <w:rPr>
           <w:rFonts w:ascii="Cambria Math" w:eastAsiaTheme="minorEastAsia" w:hAnsi="Cambria Math" w:cstheme="minorHAnsi"/>
           <w:iCs/>
-        </w:rPr>
-      </w:pPr>
+          <w:lang w:val="en-US"/>
+        </w:rPr>
+      </w:pPr>
+      <w:r>
+        <w:rPr>
+          <w:rFonts w:ascii="Cambria Math" w:eastAsiaTheme="minorEastAsia" w:hAnsi="Cambria Math" w:cstheme="minorHAnsi"/>
+          <w:iCs/>
+        </w:rPr>
+        <w:t>У</w:t>
+      </w:r>
+      <w:r>
+        <w:rPr>
+          <w:rFonts w:ascii="Cambria Math" w:eastAsiaTheme="minorEastAsia" w:hAnsi="Cambria Math" w:cstheme="minorHAnsi"/>
+          <w:iCs/>
+        </w:rPr>
+        <w:t xml:space="preserve"> двовимірній моделі</w:t>
+      </w:r>
+      <w:r>
+        <w:rPr>
+          <w:rFonts w:ascii="Cambria Math" w:eastAsiaTheme="minorEastAsia" w:hAnsi="Cambria Math" w:cstheme="minorHAnsi"/>
+          <w:iCs/>
+        </w:rPr>
+        <w:t xml:space="preserve"> поглинаючий шар має форму рамки, яка оточує робочу частину простору, а випромінюючі вузли розташовані по периметру робочої частини. </w:t>
+      </w:r>
+      <w:r>
+        <w:rPr>
+          <w:rFonts w:ascii="Cambria Math" w:eastAsiaTheme="minorEastAsia" w:hAnsi="Cambria Math" w:cstheme="minorHAnsi"/>
+          <w:iCs/>
+        </w:rPr>
+        <w:t>В двовимірному просторі відносна кількість поглинаючих вузлів значно більша, ніж у одновимірному. Наприклад, як</w:t>
+      </w:r>
+      <w:r>
+        <w:rPr>
+          <w:rFonts w:ascii="Cambria Math" w:eastAsiaTheme="minorEastAsia" w:hAnsi="Cambria Math" w:cstheme="minorHAnsi"/>
+          <w:iCs/>
+        </w:rPr>
+        <w:t>щ</w:t>
+      </w:r>
+      <w:r>
+        <w:rPr>
+          <w:rFonts w:ascii="Cambria Math" w:eastAsiaTheme="minorEastAsia" w:hAnsi="Cambria Math" w:cstheme="minorHAnsi"/>
+          <w:iCs/>
+        </w:rPr>
+        <w:t xml:space="preserve">о </w:t>
+      </w:r>
+      <w:r>
+        <w:rPr>
+          <w:rFonts w:ascii="Cambria Math" w:eastAsiaTheme="minorEastAsia" w:hAnsi="Cambria Math" w:cstheme="minorHAnsi"/>
+          <w:iCs/>
+        </w:rPr>
+        <w:t>співвідношення поглинаючих і робочих вузлів в одновимірному випадку складає 1</w:t>
+      </w:r>
+      <w:r>
+        <w:rPr>
+          <w:rFonts w:ascii="Cambria Math" w:eastAsiaTheme="minorEastAsia" w:hAnsi="Cambria Math" w:cstheme="minorHAnsi"/>
+          <w:iCs/>
+          <w:lang w:val="en-US"/>
+        </w:rPr>
+        <w:t>/</w:t>
+      </w:r>
+      <w:r>
+        <w:rPr>
+          <w:rFonts w:ascii="Cambria Math" w:eastAsiaTheme="minorEastAsia" w:hAnsi="Cambria Math" w:cstheme="minorHAnsi"/>
+          <w:iCs/>
+        </w:rPr>
+        <w:t>2</w:t>
+      </w:r>
+      <w:r>
+        <w:rPr>
+          <w:rFonts w:ascii="Cambria Math" w:eastAsiaTheme="minorEastAsia" w:hAnsi="Cambria Math" w:cstheme="minorHAnsi"/>
+          <w:iCs/>
+        </w:rPr>
+        <w:t xml:space="preserve"> </w:t>
+      </w:r>
+      <w:r>
+        <w:rPr>
+          <w:rFonts w:ascii="Cambria Math" w:eastAsiaTheme="minorEastAsia" w:hAnsi="Cambria Math" w:cstheme="minorHAnsi"/>
+          <w:iCs/>
+          <w:lang w:val="en-US"/>
+        </w:rPr>
+        <w:t xml:space="preserve"> </w:t>
+      </w:r>
+      <w:r>
+        <w:rPr>
+          <w:rFonts w:ascii="Cambria Math" w:eastAsiaTheme="minorEastAsia" w:hAnsi="Cambria Math" w:cstheme="minorHAnsi"/>
+          <w:iCs/>
+        </w:rPr>
+        <w:t>(</w:t>
+      </w:r>
+      <w:r>
+        <w:rPr>
+          <w:rFonts w:ascii="Cambria Math" w:eastAsiaTheme="minorEastAsia" w:hAnsi="Cambria Math" w:cstheme="minorHAnsi"/>
+          <w:iCs/>
+        </w:rPr>
+        <w:t>4</w:t>
+      </w:r>
+      <w:r>
+        <w:rPr>
+          <w:rFonts w:ascii="Cambria Math" w:eastAsiaTheme="minorEastAsia" w:hAnsi="Cambria Math" w:cstheme="minorHAnsi"/>
+          <w:iCs/>
+        </w:rPr>
+        <w:t xml:space="preserve">00 вузлів в робочій частині  і по 100 в поглинаючих шарах),  то для досягнення того ж результату у двовимірному випадку таке співвідношення складе </w:t>
+      </w:r>
+      <w:r>
+        <w:rPr>
+          <w:rFonts w:ascii="Cambria Math" w:eastAsiaTheme="minorEastAsia" w:hAnsi="Cambria Math" w:cstheme="minorHAnsi"/>
+          <w:iCs/>
+          <w:lang w:val="en-US"/>
+        </w:rPr>
+        <w:t>(</w:t>
+      </w:r>
+      <w:r>
+        <w:rPr>
+          <w:rFonts w:ascii="Cambria Math" w:eastAsiaTheme="minorEastAsia" w:hAnsi="Cambria Math" w:cstheme="minorHAnsi"/>
+          <w:iCs/>
+        </w:rPr>
+        <w:t>6</w:t>
+      </w:r>
+      <w:r>
+        <w:rPr>
+          <w:rFonts w:ascii="Cambria Math" w:eastAsiaTheme="minorEastAsia" w:hAnsi="Cambria Math" w:cstheme="minorHAnsi"/>
+          <w:iCs/>
+          <w:lang w:val="en-US"/>
+        </w:rPr>
+        <w:t>²– 4</w:t>
+      </w:r>
+      <w:r>
+        <w:rPr>
+          <w:rFonts w:ascii="Cambria Math" w:eastAsiaTheme="minorEastAsia" w:hAnsi="Cambria Math" w:cstheme="minorHAnsi"/>
+          <w:iCs/>
+          <w:lang w:val="en-US"/>
+        </w:rPr>
+        <w:t>²</w:t>
+      </w:r>
+      <w:r>
+        <w:rPr>
+          <w:rFonts w:ascii="Cambria Math" w:eastAsiaTheme="minorEastAsia" w:hAnsi="Cambria Math" w:cstheme="minorHAnsi"/>
+          <w:iCs/>
+          <w:lang w:val="en-US"/>
+        </w:rPr>
+        <w:t>) / 4</w:t>
+      </w:r>
+      <w:r>
+        <w:rPr>
+          <w:rFonts w:ascii="Cambria Math" w:eastAsiaTheme="minorEastAsia" w:hAnsi="Cambria Math" w:cstheme="minorHAnsi"/>
+          <w:iCs/>
+          <w:lang w:val="en-US"/>
+        </w:rPr>
+        <w:t>²</w:t>
+      </w:r>
+      <w:r>
+        <w:rPr>
+          <w:rFonts w:ascii="Cambria Math" w:eastAsiaTheme="minorEastAsia" w:hAnsi="Cambria Math" w:cstheme="minorHAnsi"/>
+          <w:iCs/>
+          <w:lang w:val="en-US"/>
+        </w:rPr>
+        <w:t xml:space="preserve"> = 5/4.</w:t>
+      </w:r>
+    </w:p>
+    <w:p>
+      <w:pPr>
+        <w:rPr>
+          <w:rFonts w:ascii="Cambria Math" w:eastAsiaTheme="minorEastAsia" w:hAnsi="Cambria Math" w:cstheme="minorHAnsi"/>
+          <w:iCs/>
+        </w:rPr>
+      </w:pPr>
+    </w:p>
+    <w:p>
+      <w:pPr>
+        <w:rPr>
+          <w:rFonts w:ascii="Cambria Math" w:eastAsiaTheme="minorEastAsia" w:hAnsi="Cambria Math" w:cstheme="minorHAnsi"/>
+          <w:iCs/>
+          <w:lang w:val="en-US"/>
+        </w:rPr>
+      </w:pPr>
+      <w:r>
+        <w:rPr>
+          <w:rFonts w:ascii="Cambria Math" w:eastAsiaTheme="minorEastAsia" w:hAnsi="Cambria Math" w:cstheme="minorHAnsi"/>
+          <w:iCs/>
+        </w:rPr>
+        <w:t xml:space="preserve">З огляду на </w:t>
+      </w:r>
+      <w:r>
+        <w:rPr>
+          <w:rFonts w:ascii="Cambria Math" w:eastAsiaTheme="minorEastAsia" w:hAnsi="Cambria Math" w:cstheme="minorHAnsi"/>
+          <w:iCs/>
+        </w:rPr>
+        <w:t>це у двовимірній моделі залишено лише вузли випромінювання</w:t>
+      </w:r>
+      <w:r>
+        <w:rPr>
+          <w:rFonts w:ascii="Cambria Math" w:eastAsiaTheme="minorEastAsia" w:hAnsi="Cambria Math" w:cstheme="minorHAnsi"/>
+          <w:iCs/>
+        </w:rPr>
+        <w:t xml:space="preserve"> </w:t>
+      </w:r>
+    </w:p>
+    <w:p>
+      <w:pPr>
+        <w:rPr>
+          <w:rFonts w:ascii="Cambria Math" w:eastAsiaTheme="minorEastAsia" w:hAnsi="Cambria Math" w:cstheme="minorHAnsi"/>
+          <w:iCs/>
+        </w:rPr>
+      </w:pPr>
+      <w:r>
+        <w:rPr>
+          <w:rFonts w:ascii="Cambria Math" w:eastAsiaTheme="minorEastAsia" w:hAnsi="Cambria Math" w:cstheme="minorHAnsi"/>
+          <w:iCs/>
+        </w:rPr>
+        <w:t>Ніжній і верхній рядки</w:t>
+      </w:r>
+      <w:r>
+        <w:rPr>
+          <w:rFonts w:ascii="Cambria Math" w:eastAsiaTheme="minorEastAsia" w:hAnsi="Cambria Math" w:cstheme="minorHAnsi"/>
+          <w:iCs/>
+        </w:rPr>
+        <w:t xml:space="preserve"> вузлів.</w:t>
+      </w:r>
+    </w:p>
+    <w:p>
+      <w:pPr>
+        <w:rPr>
+          <w:rFonts w:ascii="Cambria Math" w:eastAsiaTheme="minorEastAsia" w:hAnsi="Cambria Math" w:cstheme="minorHAnsi"/>
+          <w:i/>
+          <w:lang w:val="en-US"/>
+        </w:rPr>
+      </w:pPr>
+      <m:oMathPara>
+        <m:oMath>
+          <m:sSub>
+            <m:sSubPr>
+              <m:ctrlPr>
+                <w:rPr>
+                  <w:rFonts w:ascii="Cambria Math" w:eastAsiaTheme="minorEastAsia" w:hAnsi="Cambria Math" w:cstheme="minorHAnsi"/>
+                  <w:i/>
+                  <w:lang w:val="en-US"/>
+                </w:rPr>
+              </m:ctrlPr>
+            </m:sSubPr>
+            <m:e>
+              <m:r>
+                <w:rPr>
+                  <w:rFonts w:ascii="Cambria Math" w:eastAsiaTheme="minorEastAsia" w:hAnsi="Cambria Math" w:cstheme="minorHAnsi"/>
+                  <w:lang w:val="en-US"/>
+                </w:rPr>
+                <m:t>v</m:t>
+              </m:r>
+            </m:e>
+            <m:sub>
+              <m:r>
+                <w:rPr>
+                  <w:rFonts w:ascii="Cambria Math" w:eastAsiaTheme="minorEastAsia" w:hAnsi="Cambria Math" w:cstheme="minorHAnsi"/>
+                  <w:lang w:val="en-US"/>
+                </w:rPr>
+                <m:t>N,c</m:t>
+              </m:r>
+            </m:sub>
+          </m:sSub>
+          <m:r>
+            <w:rPr>
+              <w:rFonts w:ascii="Cambria Math" w:eastAsiaTheme="minorEastAsia" w:hAnsi="Cambria Math" w:cstheme="minorHAnsi"/>
+              <w:lang w:val="en-US"/>
+            </w:rPr>
+            <m:t xml:space="preserve">= </m:t>
+          </m:r>
+          <m:sSub>
+            <m:sSubPr>
+              <m:ctrlPr>
+                <w:rPr>
+                  <w:rFonts w:ascii="Cambria Math" w:eastAsiaTheme="minorEastAsia" w:hAnsi="Cambria Math" w:cstheme="minorHAnsi"/>
+                  <w:i/>
+                  <w:lang w:val="en-US"/>
+                </w:rPr>
+              </m:ctrlPr>
+            </m:sSubPr>
+            <m:e>
+              <m:r>
+                <w:rPr>
+                  <w:rFonts w:ascii="Cambria Math" w:eastAsiaTheme="minorEastAsia" w:hAnsi="Cambria Math" w:cstheme="minorHAnsi"/>
+                  <w:lang w:val="en-US"/>
+                </w:rPr>
+                <m:t>-v</m:t>
+              </m:r>
+            </m:e>
+            <m:sub>
+              <m:r>
+                <w:rPr>
+                  <w:rFonts w:ascii="Cambria Math" w:eastAsiaTheme="minorEastAsia" w:hAnsi="Cambria Math" w:cstheme="minorHAnsi"/>
+                  <w:lang w:val="en-US"/>
+                </w:rPr>
+                <m:t>ph</m:t>
+              </m:r>
+            </m:sub>
+          </m:sSub>
+          <m:d>
+            <m:dPr>
+              <m:ctrlPr>
+                <w:rPr>
+                  <w:rFonts w:ascii="Cambria Math" w:eastAsiaTheme="minorEastAsia" w:hAnsi="Cambria Math" w:cstheme="minorHAnsi"/>
+                  <w:i/>
+                  <w:lang w:val="en-US"/>
+                </w:rPr>
+              </m:ctrlPr>
+            </m:dPr>
+            <m:e>
+              <m:sSub>
+                <m:sSubPr>
+                  <m:ctrlPr>
+                    <w:rPr>
+                      <w:rFonts w:ascii="Cambria Math" w:eastAsiaTheme="minorEastAsia" w:hAnsi="Cambria Math" w:cstheme="minorHAnsi"/>
+                      <w:i/>
+                      <w:iCs/>
+                    </w:rPr>
+                  </m:ctrlPr>
+                </m:sSubPr>
+                <m:e>
+                  <m:r>
+                    <w:rPr>
+                      <w:rFonts w:ascii="Cambria Math" w:eastAsiaTheme="minorEastAsia" w:hAnsi="Cambria Math" w:cstheme="minorHAnsi"/>
+                    </w:rPr>
+                    <m:t>y</m:t>
+                  </m:r>
+                </m:e>
+                <m:sub>
+                  <m:r>
+                    <w:rPr>
+                      <w:rFonts w:ascii="Cambria Math" w:eastAsiaTheme="minorEastAsia" w:hAnsi="Cambria Math" w:cstheme="minorHAnsi"/>
+                    </w:rPr>
+                    <m:t>N,</m:t>
+                  </m:r>
+                  <m:r>
+                    <w:rPr>
+                      <w:rFonts w:ascii="Cambria Math" w:eastAsiaTheme="minorEastAsia" w:hAnsi="Cambria Math" w:cstheme="minorHAnsi"/>
+                      <w:lang w:val="en-US"/>
+                    </w:rPr>
+                    <m:t>c</m:t>
+                  </m:r>
+                </m:sub>
+              </m:sSub>
+              <m:r>
+                <w:rPr>
+                  <w:rFonts w:ascii="Cambria Math" w:eastAsiaTheme="minorEastAsia" w:hAnsi="Cambria Math" w:cstheme="minorHAnsi"/>
+                </w:rPr>
+                <m:t>-</m:t>
+              </m:r>
+              <m:sSub>
+                <m:sSubPr>
+                  <m:ctrlPr>
+                    <w:rPr>
+                      <w:rFonts w:ascii="Cambria Math" w:eastAsiaTheme="minorEastAsia" w:hAnsi="Cambria Math" w:cstheme="minorHAnsi"/>
+                      <w:i/>
+                      <w:iCs/>
+                    </w:rPr>
+                  </m:ctrlPr>
+                </m:sSubPr>
+                <m:e>
+                  <m:r>
+                    <w:rPr>
+                      <w:rFonts w:ascii="Cambria Math" w:eastAsiaTheme="minorEastAsia" w:hAnsi="Cambria Math" w:cstheme="minorHAnsi"/>
+                    </w:rPr>
+                    <m:t>y</m:t>
+                  </m:r>
+                </m:e>
+                <m:sub>
+                  <m:r>
+                    <w:rPr>
+                      <w:rFonts w:ascii="Cambria Math" w:eastAsiaTheme="minorEastAsia" w:hAnsi="Cambria Math" w:cstheme="minorHAnsi"/>
+                    </w:rPr>
+                    <m:t>N-</m:t>
+                  </m:r>
+                  <m:r>
+                    <w:rPr>
+                      <w:rFonts w:ascii="Cambria Math" w:eastAsiaTheme="minorEastAsia" w:hAnsi="Cambria Math" w:cstheme="minorHAnsi"/>
+                      <w:lang w:val="en-US"/>
+                    </w:rPr>
+                    <m:t>1,c</m:t>
+                  </m:r>
+                </m:sub>
+              </m:sSub>
+            </m:e>
+          </m:d>
+          <m:r>
+            <w:rPr>
+              <w:rFonts w:ascii="Cambria Math" w:eastAsiaTheme="minorEastAsia" w:hAnsi="Cambria Math" w:cstheme="minorHAnsi"/>
+              <w:lang w:val="en-US"/>
+            </w:rPr>
+            <m:t xml:space="preserve">;   </m:t>
+          </m:r>
+          <m:sSub>
+            <m:sSubPr>
+              <m:ctrlPr>
+                <w:rPr>
+                  <w:rFonts w:ascii="Cambria Math" w:eastAsiaTheme="minorEastAsia" w:hAnsi="Cambria Math" w:cstheme="minorHAnsi"/>
+                  <w:i/>
+                  <w:lang w:val="en-US"/>
+                </w:rPr>
+              </m:ctrlPr>
+            </m:sSubPr>
+            <m:e>
+              <m:r>
+                <w:rPr>
+                  <w:rFonts w:ascii="Cambria Math" w:eastAsiaTheme="minorEastAsia" w:hAnsi="Cambria Math" w:cstheme="minorHAnsi"/>
+                  <w:lang w:val="en-US"/>
+                </w:rPr>
+                <m:t>v</m:t>
+              </m:r>
+            </m:e>
+            <m:sub>
+              <m:r>
+                <w:rPr>
+                  <w:rFonts w:ascii="Cambria Math" w:eastAsiaTheme="minorEastAsia" w:hAnsi="Cambria Math" w:cstheme="minorHAnsi"/>
+                  <w:lang w:val="en-US"/>
+                </w:rPr>
+                <m:t>1,c</m:t>
+              </m:r>
+            </m:sub>
+          </m:sSub>
+          <m:r>
+            <w:rPr>
+              <w:rFonts w:ascii="Cambria Math" w:eastAsiaTheme="minorEastAsia" w:hAnsi="Cambria Math" w:cstheme="minorHAnsi"/>
+              <w:lang w:val="en-US"/>
+            </w:rPr>
+            <m:t xml:space="preserve">= </m:t>
+          </m:r>
+          <m:sSub>
+            <m:sSubPr>
+              <m:ctrlPr>
+                <w:rPr>
+                  <w:rFonts w:ascii="Cambria Math" w:eastAsiaTheme="minorEastAsia" w:hAnsi="Cambria Math" w:cstheme="minorHAnsi"/>
+                  <w:i/>
+                  <w:lang w:val="en-US"/>
+                </w:rPr>
+              </m:ctrlPr>
+            </m:sSubPr>
+            <m:e>
+              <m:r>
+                <w:rPr>
+                  <w:rFonts w:ascii="Cambria Math" w:eastAsiaTheme="minorEastAsia" w:hAnsi="Cambria Math" w:cstheme="minorHAnsi"/>
+                  <w:lang w:val="en-US"/>
+                </w:rPr>
+                <m:t>-v</m:t>
+              </m:r>
+            </m:e>
+            <m:sub>
+              <m:r>
+                <w:rPr>
+                  <w:rFonts w:ascii="Cambria Math" w:eastAsiaTheme="minorEastAsia" w:hAnsi="Cambria Math" w:cstheme="minorHAnsi"/>
+                  <w:lang w:val="en-US"/>
+                </w:rPr>
+                <m:t>ph</m:t>
+              </m:r>
+            </m:sub>
+          </m:sSub>
+          <m:d>
+            <m:dPr>
+              <m:ctrlPr>
+                <w:rPr>
+                  <w:rFonts w:ascii="Cambria Math" w:eastAsiaTheme="minorEastAsia" w:hAnsi="Cambria Math" w:cstheme="minorHAnsi"/>
+                  <w:i/>
+                  <w:lang w:val="en-US"/>
+                </w:rPr>
+              </m:ctrlPr>
+            </m:dPr>
+            <m:e>
+              <m:sSub>
+                <m:sSubPr>
+                  <m:ctrlPr>
+                    <w:rPr>
+                      <w:rFonts w:ascii="Cambria Math" w:eastAsiaTheme="minorEastAsia" w:hAnsi="Cambria Math" w:cstheme="minorHAnsi"/>
+                      <w:i/>
+                      <w:iCs/>
+                    </w:rPr>
+                  </m:ctrlPr>
+                </m:sSubPr>
+                <m:e>
+                  <m:r>
+                    <w:rPr>
+                      <w:rFonts w:ascii="Cambria Math" w:eastAsiaTheme="minorEastAsia" w:hAnsi="Cambria Math" w:cstheme="minorHAnsi"/>
+                    </w:rPr>
+                    <m:t>y</m:t>
+                  </m:r>
+                </m:e>
+                <m:sub>
+                  <m:r>
+                    <w:rPr>
+                      <w:rFonts w:ascii="Cambria Math" w:eastAsiaTheme="minorEastAsia" w:hAnsi="Cambria Math" w:cstheme="minorHAnsi"/>
+                    </w:rPr>
+                    <m:t>1,</m:t>
+                  </m:r>
+                  <m:r>
+                    <w:rPr>
+                      <w:rFonts w:ascii="Cambria Math" w:eastAsiaTheme="minorEastAsia" w:hAnsi="Cambria Math" w:cstheme="minorHAnsi"/>
+                      <w:lang w:val="en-US"/>
+                    </w:rPr>
+                    <m:t>c</m:t>
+                  </m:r>
+                </m:sub>
+              </m:sSub>
+              <m:r>
+                <w:rPr>
+                  <w:rFonts w:ascii="Cambria Math" w:eastAsiaTheme="minorEastAsia" w:hAnsi="Cambria Math" w:cstheme="minorHAnsi"/>
+                </w:rPr>
+                <m:t>-</m:t>
+              </m:r>
+              <m:sSub>
+                <m:sSubPr>
+                  <m:ctrlPr>
+                    <w:rPr>
+                      <w:rFonts w:ascii="Cambria Math" w:eastAsiaTheme="minorEastAsia" w:hAnsi="Cambria Math" w:cstheme="minorHAnsi"/>
+                      <w:i/>
+                      <w:iCs/>
+                    </w:rPr>
+                  </m:ctrlPr>
+                </m:sSubPr>
+                <m:e>
+                  <m:r>
+                    <w:rPr>
+                      <w:rFonts w:ascii="Cambria Math" w:eastAsiaTheme="minorEastAsia" w:hAnsi="Cambria Math" w:cstheme="minorHAnsi"/>
+                    </w:rPr>
+                    <m:t>y</m:t>
+                  </m:r>
+                </m:e>
+                <m:sub>
+                  <m:r>
+                    <w:rPr>
+                      <w:rFonts w:ascii="Cambria Math" w:eastAsiaTheme="minorEastAsia" w:hAnsi="Cambria Math" w:cstheme="minorHAnsi"/>
+                    </w:rPr>
+                    <m:t>2,</m:t>
+                  </m:r>
+                  <m:r>
+                    <w:rPr>
+                      <w:rFonts w:ascii="Cambria Math" w:eastAsiaTheme="minorEastAsia" w:hAnsi="Cambria Math" w:cstheme="minorHAnsi"/>
+                      <w:lang w:val="en-US"/>
+                    </w:rPr>
+                    <m:t>c</m:t>
+                  </m:r>
+                </m:sub>
+              </m:sSub>
+            </m:e>
+          </m:d>
+          <m:r>
+            <w:rPr>
+              <w:rFonts w:ascii="Cambria Math" w:eastAsiaTheme="minorEastAsia" w:hAnsi="Cambria Math" w:cstheme="minorHAnsi"/>
+              <w:lang w:val="en-US"/>
+            </w:rPr>
+            <m:t xml:space="preserve">;    </m:t>
+          </m:r>
+          <m:r>
+            <w:rPr>
+              <w:rFonts w:ascii="Cambria Math" w:eastAsiaTheme="minorEastAsia" w:hAnsi="Cambria Math" w:cstheme="minorHAnsi"/>
+            </w:rPr>
+            <m:t>c</m:t>
+          </m:r>
+          <m:r>
+            <w:rPr>
+              <w:rFonts w:ascii="Cambria Math" w:eastAsiaTheme="minorEastAsia" w:hAnsi="Cambria Math" w:cstheme="minorHAnsi"/>
+              <w:lang w:val="en-US"/>
+            </w:rPr>
+            <m:t>=1…N</m:t>
+          </m:r>
+        </m:oMath>
+      </m:oMathPara>
+    </w:p>
+    <w:p>
+      <w:pPr>
+        <w:rPr>
+          <w:rFonts w:ascii="Cambria Math" w:eastAsiaTheme="minorEastAsia" w:hAnsi="Cambria Math" w:cstheme="minorHAnsi"/>
+          <w:iCs/>
+        </w:rPr>
+      </w:pPr>
+      <w:r>
+        <w:rPr>
+          <w:rFonts w:ascii="Cambria Math" w:eastAsiaTheme="minorEastAsia" w:hAnsi="Cambria Math" w:cstheme="minorHAnsi"/>
+          <w:iCs/>
+        </w:rPr>
+        <w:t>Правий</w:t>
+      </w:r>
+      <w:r>
+        <w:rPr>
+          <w:rFonts w:ascii="Cambria Math" w:eastAsiaTheme="minorEastAsia" w:hAnsi="Cambria Math" w:cstheme="minorHAnsi"/>
+          <w:iCs/>
+        </w:rPr>
+        <w:t xml:space="preserve"> в лівий стовбці вузлів.</w:t>
+      </w:r>
+    </w:p>
+    <w:p>
+      <w:pPr>
+        <w:rPr>
+          <w:rFonts w:ascii="Cambria Math" w:eastAsiaTheme="minorEastAsia" w:hAnsi="Cambria Math" w:cstheme="minorHAnsi"/>
+          <w:i/>
+        </w:rPr>
+      </w:pPr>
+      <m:oMathPara>
+        <m:oMath>
+          <m:sSub>
+            <m:sSubPr>
+              <m:ctrlPr>
+                <w:rPr>
+                  <w:rFonts w:ascii="Cambria Math" w:eastAsiaTheme="minorEastAsia" w:hAnsi="Cambria Math" w:cstheme="minorHAnsi"/>
+                  <w:i/>
+                  <w:lang w:val="en-US"/>
+                </w:rPr>
+              </m:ctrlPr>
+            </m:sSubPr>
+            <m:e>
+              <m:r>
+                <w:rPr>
+                  <w:rFonts w:ascii="Cambria Math" w:eastAsiaTheme="minorEastAsia" w:hAnsi="Cambria Math" w:cstheme="minorHAnsi"/>
+                  <w:lang w:val="en-US"/>
+                </w:rPr>
+                <m:t>v</m:t>
+              </m:r>
+            </m:e>
+            <m:sub>
+              <m:r>
+                <w:rPr>
+                  <w:rFonts w:ascii="Cambria Math" w:eastAsiaTheme="minorEastAsia" w:hAnsi="Cambria Math" w:cstheme="minorHAnsi"/>
+                  <w:lang w:val="en-US"/>
+                </w:rPr>
+                <m:t>r,</m:t>
+              </m:r>
+              <m:r>
+                <w:rPr>
+                  <w:rFonts w:ascii="Cambria Math" w:eastAsiaTheme="minorEastAsia" w:hAnsi="Cambria Math" w:cstheme="minorHAnsi"/>
+                  <w:lang w:val="en-US"/>
+                </w:rPr>
+                <m:t>N</m:t>
+              </m:r>
+            </m:sub>
+          </m:sSub>
+          <m:r>
+            <w:rPr>
+              <w:rFonts w:ascii="Cambria Math" w:eastAsiaTheme="minorEastAsia" w:hAnsi="Cambria Math" w:cstheme="minorHAnsi"/>
+              <w:lang w:val="en-US"/>
+            </w:rPr>
+            <m:t xml:space="preserve">= </m:t>
+          </m:r>
+          <m:sSub>
+            <m:sSubPr>
+              <m:ctrlPr>
+                <w:rPr>
+                  <w:rFonts w:ascii="Cambria Math" w:eastAsiaTheme="minorEastAsia" w:hAnsi="Cambria Math" w:cstheme="minorHAnsi"/>
+                  <w:i/>
+                  <w:lang w:val="en-US"/>
+                </w:rPr>
+              </m:ctrlPr>
+            </m:sSubPr>
+            <m:e>
+              <m:r>
+                <w:rPr>
+                  <w:rFonts w:ascii="Cambria Math" w:eastAsiaTheme="minorEastAsia" w:hAnsi="Cambria Math" w:cstheme="minorHAnsi"/>
+                  <w:lang w:val="en-US"/>
+                </w:rPr>
+                <m:t>-v</m:t>
+              </m:r>
+            </m:e>
+            <m:sub>
+              <m:r>
+                <w:rPr>
+                  <w:rFonts w:ascii="Cambria Math" w:eastAsiaTheme="minorEastAsia" w:hAnsi="Cambria Math" w:cstheme="minorHAnsi"/>
+                  <w:lang w:val="en-US"/>
+                </w:rPr>
+                <m:t>ph</m:t>
+              </m:r>
+            </m:sub>
+          </m:sSub>
+          <m:d>
+            <m:dPr>
+              <m:ctrlPr>
+                <w:rPr>
+                  <w:rFonts w:ascii="Cambria Math" w:eastAsiaTheme="minorEastAsia" w:hAnsi="Cambria Math" w:cstheme="minorHAnsi"/>
+                  <w:i/>
+                  <w:lang w:val="en-US"/>
+                </w:rPr>
+              </m:ctrlPr>
+            </m:dPr>
+            <m:e>
+              <m:sSub>
+                <m:sSubPr>
+                  <m:ctrlPr>
+                    <w:rPr>
+                      <w:rFonts w:ascii="Cambria Math" w:eastAsiaTheme="minorEastAsia" w:hAnsi="Cambria Math" w:cstheme="minorHAnsi"/>
+                      <w:i/>
+                      <w:iCs/>
+                    </w:rPr>
+                  </m:ctrlPr>
+                </m:sSubPr>
+                <m:e>
+                  <m:r>
+                    <w:rPr>
+                      <w:rFonts w:ascii="Cambria Math" w:eastAsiaTheme="minorEastAsia" w:hAnsi="Cambria Math" w:cstheme="minorHAnsi"/>
+                    </w:rPr>
+                    <m:t>y</m:t>
+                  </m:r>
+                </m:e>
+                <m:sub>
+                  <m:r>
+                    <w:rPr>
+                      <w:rFonts w:ascii="Cambria Math" w:eastAsiaTheme="minorEastAsia" w:hAnsi="Cambria Math" w:cstheme="minorHAnsi"/>
+                    </w:rPr>
+                    <m:t>r</m:t>
+                  </m:r>
+                  <m:r>
+                    <w:rPr>
+                      <w:rFonts w:ascii="Cambria Math" w:eastAsiaTheme="minorEastAsia" w:hAnsi="Cambria Math" w:cstheme="minorHAnsi"/>
+                      <w:lang w:val="en-US"/>
+                    </w:rPr>
+                    <m:t>,</m:t>
+                  </m:r>
+                  <m:r>
+                    <w:rPr>
+                      <w:rFonts w:ascii="Cambria Math" w:eastAsiaTheme="minorEastAsia" w:hAnsi="Cambria Math" w:cstheme="minorHAnsi"/>
+                    </w:rPr>
+                    <m:t>N</m:t>
+                  </m:r>
+                </m:sub>
+              </m:sSub>
+              <m:r>
+                <w:rPr>
+                  <w:rFonts w:ascii="Cambria Math" w:eastAsiaTheme="minorEastAsia" w:hAnsi="Cambria Math" w:cstheme="minorHAnsi"/>
+                </w:rPr>
+                <m:t>-</m:t>
+              </m:r>
+              <m:sSub>
+                <m:sSubPr>
+                  <m:ctrlPr>
+                    <w:rPr>
+                      <w:rFonts w:ascii="Cambria Math" w:eastAsiaTheme="minorEastAsia" w:hAnsi="Cambria Math" w:cstheme="minorHAnsi"/>
+                      <w:i/>
+                      <w:iCs/>
+                    </w:rPr>
+                  </m:ctrlPr>
+                </m:sSubPr>
+                <m:e>
+                  <m:r>
+                    <w:rPr>
+                      <w:rFonts w:ascii="Cambria Math" w:eastAsiaTheme="minorEastAsia" w:hAnsi="Cambria Math" w:cstheme="minorHAnsi"/>
+                    </w:rPr>
+                    <m:t>y</m:t>
+                  </m:r>
+                </m:e>
+                <m:sub>
+                  <m:r>
+                    <w:rPr>
+                      <w:rFonts w:ascii="Cambria Math" w:eastAsiaTheme="minorEastAsia" w:hAnsi="Cambria Math" w:cstheme="minorHAnsi"/>
+                    </w:rPr>
+                    <m:t>r</m:t>
+                  </m:r>
+                  <m:r>
+                    <w:rPr>
+                      <w:rFonts w:ascii="Cambria Math" w:eastAsiaTheme="minorEastAsia" w:hAnsi="Cambria Math" w:cstheme="minorHAnsi"/>
+                      <w:lang w:val="en-US"/>
+                    </w:rPr>
+                    <m:t>,</m:t>
+                  </m:r>
+                  <m:r>
+                    <w:rPr>
+                      <w:rFonts w:ascii="Cambria Math" w:eastAsiaTheme="minorEastAsia" w:hAnsi="Cambria Math" w:cstheme="minorHAnsi"/>
+                    </w:rPr>
+                    <m:t>N-</m:t>
+                  </m:r>
+                  <m:r>
+                    <w:rPr>
+                      <w:rFonts w:ascii="Cambria Math" w:eastAsiaTheme="minorEastAsia" w:hAnsi="Cambria Math" w:cstheme="minorHAnsi"/>
+                      <w:lang w:val="en-US"/>
+                    </w:rPr>
+                    <m:t>1</m:t>
+                  </m:r>
+                </m:sub>
+              </m:sSub>
+            </m:e>
+          </m:d>
+          <m:r>
+            <w:rPr>
+              <w:rFonts w:ascii="Cambria Math" w:eastAsiaTheme="minorEastAsia" w:hAnsi="Cambria Math" w:cstheme="minorHAnsi"/>
+              <w:lang w:val="en-US"/>
+            </w:rPr>
+            <m:t xml:space="preserve">;   </m:t>
+          </m:r>
+          <m:sSub>
+            <m:sSubPr>
+              <m:ctrlPr>
+                <w:rPr>
+                  <w:rFonts w:ascii="Cambria Math" w:eastAsiaTheme="minorEastAsia" w:hAnsi="Cambria Math" w:cstheme="minorHAnsi"/>
+                  <w:i/>
+                  <w:lang w:val="en-US"/>
+                </w:rPr>
+              </m:ctrlPr>
+            </m:sSubPr>
+            <m:e>
+              <m:r>
+                <w:rPr>
+                  <w:rFonts w:ascii="Cambria Math" w:eastAsiaTheme="minorEastAsia" w:hAnsi="Cambria Math" w:cstheme="minorHAnsi"/>
+                  <w:lang w:val="en-US"/>
+                </w:rPr>
+                <m:t>v</m:t>
+              </m:r>
+            </m:e>
+            <m:sub>
+              <m:r>
+                <w:rPr>
+                  <w:rFonts w:ascii="Cambria Math" w:eastAsiaTheme="minorEastAsia" w:hAnsi="Cambria Math" w:cstheme="minorHAnsi"/>
+                  <w:lang w:val="en-US"/>
+                </w:rPr>
+                <m:t>r,</m:t>
+              </m:r>
+              <m:r>
+                <w:rPr>
+                  <w:rFonts w:ascii="Cambria Math" w:eastAsiaTheme="minorEastAsia" w:hAnsi="Cambria Math" w:cstheme="minorHAnsi"/>
+                  <w:lang w:val="en-US"/>
+                </w:rPr>
+                <m:t>1</m:t>
+              </m:r>
+            </m:sub>
+          </m:sSub>
+          <m:r>
+            <w:rPr>
+              <w:rFonts w:ascii="Cambria Math" w:eastAsiaTheme="minorEastAsia" w:hAnsi="Cambria Math" w:cstheme="minorHAnsi"/>
+              <w:lang w:val="en-US"/>
+            </w:rPr>
+            <m:t xml:space="preserve">= </m:t>
+          </m:r>
+          <m:sSub>
+            <m:sSubPr>
+              <m:ctrlPr>
+                <w:rPr>
+                  <w:rFonts w:ascii="Cambria Math" w:eastAsiaTheme="minorEastAsia" w:hAnsi="Cambria Math" w:cstheme="minorHAnsi"/>
+                  <w:i/>
+                  <w:lang w:val="en-US"/>
+                </w:rPr>
+              </m:ctrlPr>
+            </m:sSubPr>
+            <m:e>
+              <m:r>
+                <w:rPr>
+                  <w:rFonts w:ascii="Cambria Math" w:eastAsiaTheme="minorEastAsia" w:hAnsi="Cambria Math" w:cstheme="minorHAnsi"/>
+                  <w:lang w:val="en-US"/>
+                </w:rPr>
+                <m:t>-v</m:t>
+              </m:r>
+            </m:e>
+            <m:sub>
+              <m:r>
+                <w:rPr>
+                  <w:rFonts w:ascii="Cambria Math" w:eastAsiaTheme="minorEastAsia" w:hAnsi="Cambria Math" w:cstheme="minorHAnsi"/>
+                  <w:lang w:val="en-US"/>
+                </w:rPr>
+                <m:t>ph</m:t>
+              </m:r>
+            </m:sub>
+          </m:sSub>
+          <m:d>
+            <m:dPr>
+              <m:ctrlPr>
+                <w:rPr>
+                  <w:rFonts w:ascii="Cambria Math" w:eastAsiaTheme="minorEastAsia" w:hAnsi="Cambria Math" w:cstheme="minorHAnsi"/>
+                  <w:i/>
+                  <w:lang w:val="en-US"/>
+                </w:rPr>
+              </m:ctrlPr>
+            </m:dPr>
+            <m:e>
+              <m:sSub>
+                <m:sSubPr>
+                  <m:ctrlPr>
+                    <w:rPr>
+                      <w:rFonts w:ascii="Cambria Math" w:eastAsiaTheme="minorEastAsia" w:hAnsi="Cambria Math" w:cstheme="minorHAnsi"/>
+                      <w:i/>
+                      <w:iCs/>
+                    </w:rPr>
+                  </m:ctrlPr>
+                </m:sSubPr>
+                <m:e>
+                  <m:r>
+                    <w:rPr>
+                      <w:rFonts w:ascii="Cambria Math" w:eastAsiaTheme="minorEastAsia" w:hAnsi="Cambria Math" w:cstheme="minorHAnsi"/>
+                    </w:rPr>
+                    <m:t>y</m:t>
+                  </m:r>
+                </m:e>
+                <m:sub>
+                  <m:r>
+                    <w:rPr>
+                      <w:rFonts w:ascii="Cambria Math" w:eastAsiaTheme="minorEastAsia" w:hAnsi="Cambria Math" w:cstheme="minorHAnsi"/>
+                    </w:rPr>
+                    <m:t>r</m:t>
+                  </m:r>
+                  <m:r>
+                    <w:rPr>
+                      <w:rFonts w:ascii="Cambria Math" w:eastAsiaTheme="minorEastAsia" w:hAnsi="Cambria Math" w:cstheme="minorHAnsi"/>
+                      <w:lang w:val="en-US"/>
+                    </w:rPr>
+                    <m:t>,</m:t>
+                  </m:r>
+                  <m:r>
+                    <w:rPr>
+                      <w:rFonts w:ascii="Cambria Math" w:eastAsiaTheme="minorEastAsia" w:hAnsi="Cambria Math" w:cstheme="minorHAnsi"/>
+                    </w:rPr>
+                    <m:t>1</m:t>
+                  </m:r>
+                </m:sub>
+              </m:sSub>
+              <m:r>
+                <w:rPr>
+                  <w:rFonts w:ascii="Cambria Math" w:eastAsiaTheme="minorEastAsia" w:hAnsi="Cambria Math" w:cstheme="minorHAnsi"/>
+                </w:rPr>
+                <m:t>-</m:t>
+              </m:r>
+              <m:sSub>
+                <m:sSubPr>
+                  <m:ctrlPr>
+                    <w:rPr>
+                      <w:rFonts w:ascii="Cambria Math" w:eastAsiaTheme="minorEastAsia" w:hAnsi="Cambria Math" w:cstheme="minorHAnsi"/>
+                      <w:i/>
+                      <w:iCs/>
+                    </w:rPr>
+                  </m:ctrlPr>
+                </m:sSubPr>
+                <m:e>
+                  <m:r>
+                    <w:rPr>
+                      <w:rFonts w:ascii="Cambria Math" w:eastAsiaTheme="minorEastAsia" w:hAnsi="Cambria Math" w:cstheme="minorHAnsi"/>
+                    </w:rPr>
+                    <m:t>y</m:t>
+                  </m:r>
+                </m:e>
+                <m:sub>
+                  <m:r>
+                    <w:rPr>
+                      <w:rFonts w:ascii="Cambria Math" w:eastAsiaTheme="minorEastAsia" w:hAnsi="Cambria Math" w:cstheme="minorHAnsi"/>
+                    </w:rPr>
+                    <m:t>r</m:t>
+                  </m:r>
+                  <m:r>
+                    <w:rPr>
+                      <w:rFonts w:ascii="Cambria Math" w:eastAsiaTheme="minorEastAsia" w:hAnsi="Cambria Math" w:cstheme="minorHAnsi"/>
+                      <w:lang w:val="en-US"/>
+                    </w:rPr>
+                    <m:t>,</m:t>
+                  </m:r>
+                  <m:r>
+                    <w:rPr>
+                      <w:rFonts w:ascii="Cambria Math" w:eastAsiaTheme="minorEastAsia" w:hAnsi="Cambria Math" w:cstheme="minorHAnsi"/>
+                    </w:rPr>
+                    <m:t>2</m:t>
+                  </m:r>
+                </m:sub>
+              </m:sSub>
+            </m:e>
+          </m:d>
+          <m:r>
+            <w:rPr>
+              <w:rFonts w:ascii="Cambria Math" w:eastAsiaTheme="minorEastAsia" w:hAnsi="Cambria Math" w:cstheme="minorHAnsi"/>
+              <w:lang w:val="en-US"/>
+            </w:rPr>
+            <m:t xml:space="preserve">;    </m:t>
+          </m:r>
+          <m:r>
+            <w:rPr>
+              <w:rFonts w:ascii="Cambria Math" w:eastAsiaTheme="minorEastAsia" w:hAnsi="Cambria Math" w:cstheme="minorHAnsi"/>
+            </w:rPr>
+            <m:t>r</m:t>
+          </m:r>
+          <m:r>
+            <w:rPr>
+              <w:rFonts w:ascii="Cambria Math" w:eastAsiaTheme="minorEastAsia" w:hAnsi="Cambria Math" w:cstheme="minorHAnsi"/>
+              <w:lang w:val="en-US"/>
+            </w:rPr>
+            <m:t>=1…N</m:t>
+          </m:r>
+        </m:oMath>
+      </m:oMathPara>
     </w:p>
     <w:p>
       <w:pPr>
@@ -6075,7 +7044,6 @@
       </w:pPr>
       <w:proofErr w:type="spellStart"/>
       <w:r>
-        <w:lastRenderedPageBreak/>
         <w:t>Engquist</w:t>
       </w:r>
       <w:proofErr w:type="spellEnd"/>
@@ -6814,7 +7782,7 @@
   <w:style w:type="paragraph" w:default="1" w:styleId="a">
     <w:name w:val="Normal"/>
     <w:qFormat/>
-    <w:rsid w:val="00E64AEA"/>
+    <w:rsid w:val="001D726E"/>
     <w:pPr>
       <w:spacing w:after="0"/>
       <w:ind w:firstLine="720"/>

--- a/docs/Waves.docx
+++ b/docs/Waves.docx
@@ -226,7 +226,13 @@
         <w:t xml:space="preserve">неї </w:t>
       </w:r>
       <w:r>
-        <w:t xml:space="preserve">діє сила пружності з боку перетин між </w:t>
+        <w:t>діє сила пружності з боку пер</w:t>
+      </w:r>
+      <w:r>
+        <w:t>емичок</w:t>
+      </w:r>
+      <w:r>
+        <w:t xml:space="preserve"> між </w:t>
       </w:r>
       <w:r>
         <w:t xml:space="preserve">двома </w:t>
@@ -238,15 +244,13 @@
         <w:t xml:space="preserve"> </w:t>
       </w:r>
       <w:r>
-        <w:t xml:space="preserve">Хоча сила, заподіяна </w:t>
-      </w:r>
-      <w:proofErr w:type="spellStart"/>
-      <w:r>
-        <w:t>перетиною</w:t>
-      </w:r>
-      <w:proofErr w:type="spellEnd"/>
-      <w:r>
-        <w:t xml:space="preserve">,  має горизонтальну складову, вона не враховується в моделі за припущенням, що рух мас відбувається лише в вертикальному напрямі. </w:t>
+        <w:t>Хоча сила, заподіяна пер</w:t>
+      </w:r>
+      <w:r>
+        <w:t>емичк</w:t>
+      </w:r>
+      <w:r>
+        <w:t xml:space="preserve">ою,  має горизонтальну складову, вона не враховується в моделі за припущенням, що рух мас відбувається лише в вертикальному напрямі. </w:t>
       </w:r>
     </w:p>
     <w:p>
@@ -1979,7 +1983,13 @@
         </w:rPr>
       </w:pPr>
       <w:r>
-        <w:t xml:space="preserve">сил які діють на маси в кожному вузлі з боку перетин, </w:t>
+        <w:t xml:space="preserve">сил які діють на маси в кожному вузлі з боку </w:t>
+      </w:r>
+      <w:r>
+        <w:t>перемичок</w:t>
+      </w:r>
+      <w:r>
+        <w:t xml:space="preserve">, </w:t>
       </w:r>
     </w:p>
     <w:p>

--- a/docs/Waves.docx
+++ b/docs/Waves.docx
@@ -886,7 +886,24 @@
           <w:rFonts w:eastAsiaTheme="minorEastAsia"/>
           <w:lang w:val="en-US"/>
         </w:rPr>
-        <w:t>[1]</w:t>
+        <w:t>[1</w:t>
+      </w:r>
+      <w:r>
+        <w:rPr>
+          <w:rFonts w:eastAsiaTheme="minorEastAsia"/>
+          <w:lang w:val="en-US"/>
+        </w:rPr>
+        <w:t xml:space="preserve"> </w:t>
+      </w:r>
+      <w:r>
+        <w:t>Ландау</w:t>
+      </w:r>
+      <w:r>
+        <w:rPr>
+          <w:rFonts w:eastAsiaTheme="minorEastAsia"/>
+          <w:lang w:val="en-US"/>
+        </w:rPr>
+        <w:t>]</w:t>
       </w:r>
       <w:r>
         <w:rPr>
@@ -1503,7 +1520,14 @@
           <w:rFonts w:ascii="Cambria Math" w:eastAsiaTheme="minorEastAsia" w:hAnsi="Cambria Math" w:cstheme="minorHAnsi"/>
           <w:iCs/>
         </w:rPr>
-        <w:t>Модель</w:t>
+        <w:t>В силу свого устрою м</w:t>
+      </w:r>
+      <w:r>
+        <w:rPr>
+          <w:rFonts w:ascii="Cambria Math" w:eastAsiaTheme="minorEastAsia" w:hAnsi="Cambria Math" w:cstheme="minorHAnsi"/>
+          <w:iCs/>
+        </w:rPr>
+        <w:t>одель</w:t>
       </w:r>
       <w:r>
         <w:rPr>
@@ -1983,7 +2007,13 @@
         </w:rPr>
       </w:pPr>
       <w:r>
-        <w:t xml:space="preserve">сил які діють на маси в кожному вузлі з боку </w:t>
+        <w:t>сил</w:t>
+      </w:r>
+      <w:r>
+        <w:t>,</w:t>
+      </w:r>
+      <w:r>
+        <w:t xml:space="preserve"> які діють на маси в кожному вузлі з боку </w:t>
       </w:r>
       <w:r>
         <w:t>перемичок</w:t>
@@ -2043,7 +2073,13 @@
         <w:t>змін положень мас за рах</w:t>
       </w:r>
       <w:r>
-        <w:t>унок оновлених швидкостей</w:t>
+        <w:t xml:space="preserve">унок </w:t>
+      </w:r>
+      <w:r>
+        <w:t>зміне</w:t>
+      </w:r>
+      <w:r>
+        <w:t>них швидкостей</w:t>
       </w:r>
       <w:r>
         <w:t>.</w:t>
@@ -2740,7 +2776,7 @@
         <w:rPr>
           <w:rFonts w:eastAsiaTheme="minorEastAsia"/>
         </w:rPr>
-        <w:t xml:space="preserve"> Початковими умовами вирішення є положення і швидкість маси в кожному вузлі.</w:t>
+        <w:t xml:space="preserve"> Початковими умовами вирішення є положення і швидкість мас в кожному вузлі.</w:t>
       </w:r>
       <w:r>
         <w:rPr>
@@ -2793,7 +2829,6 @@
         </w:rPr>
         <w:t xml:space="preserve">і найменший проміжок такого часу </w:t>
       </w:r>
-      <w:proofErr w:type="spellStart"/>
       <w:r>
         <w:rPr>
           <w:rFonts w:eastAsiaTheme="minorEastAsia" w:cstheme="minorHAnsi"/>
@@ -2812,7 +2847,6 @@
         </w:rPr>
         <w:t>t</w:t>
       </w:r>
-      <w:proofErr w:type="spellEnd"/>
       <w:r>
         <w:rPr>
           <w:rFonts w:eastAsiaTheme="minorEastAsia"/>
@@ -4019,19 +4053,11 @@
         </w:rPr>
         <w:t xml:space="preserve"> втрат є </w:t>
       </w:r>
-      <w:proofErr w:type="spellStart"/>
-      <w:r>
-        <w:rPr>
-          <w:rFonts w:eastAsiaTheme="minorEastAsia"/>
-        </w:rPr>
-        <w:t>експоненційне</w:t>
-      </w:r>
-      <w:proofErr w:type="spellEnd"/>
-      <w:r>
-        <w:rPr>
-          <w:rFonts w:eastAsiaTheme="minorEastAsia"/>
-        </w:rPr>
-        <w:t xml:space="preserve"> спадання амплітуди </w:t>
+      <w:r>
+        <w:rPr>
+          <w:rFonts w:eastAsiaTheme="minorEastAsia"/>
+        </w:rPr>
+        <w:t xml:space="preserve">експоненційне спадання амплітуди </w:t>
       </w:r>
       <w:r>
         <w:rPr>
@@ -4201,7 +4227,24 @@
           <w:rFonts w:eastAsiaTheme="minorEastAsia"/>
           <w:lang w:val="en-US"/>
         </w:rPr>
-        <w:t xml:space="preserve"> [2]</w:t>
+        <w:t xml:space="preserve"> [2</w:t>
+      </w:r>
+      <w:r>
+        <w:rPr>
+          <w:rFonts w:eastAsiaTheme="minorEastAsia"/>
+          <w:lang w:val="en-US"/>
+        </w:rPr>
+        <w:t xml:space="preserve"> </w:t>
+      </w:r>
+      <w:r>
+        <w:t>Bathe</w:t>
+      </w:r>
+      <w:r>
+        <w:rPr>
+          <w:rFonts w:eastAsiaTheme="minorEastAsia"/>
+          <w:lang w:val="en-US"/>
+        </w:rPr>
+        <w:t>]</w:t>
       </w:r>
       <w:r>
         <w:rPr>
@@ -4953,15 +4996,7 @@
           <w:rFonts w:ascii="Cambria Math" w:eastAsiaTheme="minorEastAsia" w:hAnsi="Cambria Math" w:cstheme="minorHAnsi"/>
           <w:iCs/>
         </w:rPr>
-        <w:t xml:space="preserve"> випромінювання або </w:t>
-      </w:r>
-      <w:proofErr w:type="spellStart"/>
-      <w:r>
-        <w:rPr>
-          <w:rFonts w:ascii="Cambria Math" w:eastAsiaTheme="minorEastAsia" w:hAnsi="Cambria Math" w:cstheme="minorHAnsi"/>
-          <w:iCs/>
-        </w:rPr>
-        <w:t>безвідбивно</w:t>
+        <w:t xml:space="preserve"> випромінювання або безвідбивно</w:t>
       </w:r>
       <w:r>
         <w:rPr>
@@ -4970,7 +5005,6 @@
         </w:rPr>
         <w:t>ї</w:t>
       </w:r>
-      <w:proofErr w:type="spellEnd"/>
       <w:r>
         <w:rPr>
           <w:rFonts w:ascii="Cambria Math" w:eastAsiaTheme="minorEastAsia" w:hAnsi="Cambria Math" w:cstheme="minorHAnsi"/>
@@ -5019,7 +5053,25 @@
           <w:iCs/>
           <w:lang w:val="en-US"/>
         </w:rPr>
-        <w:t>[3]</w:t>
+        <w:t>[3</w:t>
+      </w:r>
+      <w:r>
+        <w:rPr>
+          <w:rFonts w:ascii="Cambria Math" w:eastAsiaTheme="minorEastAsia" w:hAnsi="Cambria Math" w:cstheme="minorHAnsi"/>
+          <w:iCs/>
+        </w:rPr>
+        <w:t xml:space="preserve"> </w:t>
+      </w:r>
+      <w:r>
+        <w:t>Engquist</w:t>
+      </w:r>
+      <w:r>
+        <w:rPr>
+          <w:rFonts w:ascii="Cambria Math" w:eastAsiaTheme="minorEastAsia" w:hAnsi="Cambria Math" w:cstheme="minorHAnsi"/>
+          <w:iCs/>
+          <w:lang w:val="en-US"/>
+        </w:rPr>
+        <w:t>]</w:t>
       </w:r>
       <w:r>
         <w:rPr>
@@ -5861,21 +5913,12 @@
         </w:rPr>
         <w:t xml:space="preserve"> хвиль, тому в </w:t>
       </w:r>
-      <w:proofErr w:type="spellStart"/>
-      <w:r>
-        <w:rPr>
-          <w:rFonts w:ascii="Cambria Math" w:eastAsiaTheme="minorEastAsia" w:hAnsi="Cambria Math" w:cstheme="minorHAnsi"/>
-          <w:iCs/>
-        </w:rPr>
-        <w:t>в</w:t>
-      </w:r>
-      <w:proofErr w:type="spellEnd"/>
-      <w:r>
-        <w:rPr>
-          <w:rFonts w:ascii="Cambria Math" w:eastAsiaTheme="minorEastAsia" w:hAnsi="Cambria Math" w:cstheme="minorHAnsi"/>
-          <w:iCs/>
-        </w:rPr>
-        <w:t xml:space="preserve"> одновимірній </w:t>
+      <w:r>
+        <w:rPr>
+          <w:rFonts w:ascii="Cambria Math" w:eastAsiaTheme="minorEastAsia" w:hAnsi="Cambria Math" w:cstheme="minorHAnsi"/>
+          <w:iCs/>
+        </w:rPr>
+        <w:t xml:space="preserve">в одновимірній </w:t>
       </w:r>
       <w:r>
         <w:rPr>
@@ -6014,7 +6057,15 @@
           <w:rFonts w:ascii="Cambria Math" w:eastAsiaTheme="minorEastAsia" w:hAnsi="Cambria Math" w:cstheme="minorHAnsi"/>
           <w:iCs/>
         </w:rPr>
-        <w:t xml:space="preserve">00 вузлів в робочій частині  і по 100 в поглинаючих шарах),  то для досягнення того ж результату у двовимірному випадку таке співвідношення складе </w:t>
+        <w:t xml:space="preserve">00 вузлів в робочій частині  і по 100 в поглинаючих </w:t>
+      </w:r>
+      <w:r>
+        <w:rPr>
+          <w:rFonts w:ascii="Cambria Math" w:eastAsiaTheme="minorEastAsia" w:hAnsi="Cambria Math" w:cstheme="minorHAnsi"/>
+          <w:iCs/>
+        </w:rPr>
+        <w:lastRenderedPageBreak/>
+        <w:t xml:space="preserve">шарах),  то для досягнення того ж результату у двовимірному випадку таке співвідношення складе </w:t>
       </w:r>
       <w:r>
         <w:rPr>
@@ -6037,39 +6088,7 @@
           <w:iCs/>
           <w:lang w:val="en-US"/>
         </w:rPr>
-        <w:t>²– 4</w:t>
-      </w:r>
-      <w:r>
-        <w:rPr>
-          <w:rFonts w:ascii="Cambria Math" w:eastAsiaTheme="minorEastAsia" w:hAnsi="Cambria Math" w:cstheme="minorHAnsi"/>
-          <w:iCs/>
-          <w:lang w:val="en-US"/>
-        </w:rPr>
-        <w:t>²</w:t>
-      </w:r>
-      <w:r>
-        <w:rPr>
-          <w:rFonts w:ascii="Cambria Math" w:eastAsiaTheme="minorEastAsia" w:hAnsi="Cambria Math" w:cstheme="minorHAnsi"/>
-          <w:iCs/>
-          <w:lang w:val="en-US"/>
-        </w:rPr>
-        <w:t>) / 4</w:t>
-      </w:r>
-      <w:r>
-        <w:rPr>
-          <w:rFonts w:ascii="Cambria Math" w:eastAsiaTheme="minorEastAsia" w:hAnsi="Cambria Math" w:cstheme="minorHAnsi"/>
-          <w:iCs/>
-          <w:lang w:val="en-US"/>
-        </w:rPr>
-        <w:t>²</w:t>
-      </w:r>
-      <w:r>
-        <w:rPr>
-          <w:rFonts w:ascii="Cambria Math" w:eastAsiaTheme="minorEastAsia" w:hAnsi="Cambria Math" w:cstheme="minorHAnsi"/>
-          <w:iCs/>
-          <w:lang w:val="en-US"/>
-        </w:rPr>
-        <w:t xml:space="preserve"> = 5/4.</w:t>
+        <w:t>²– 4²) / 4² = 5/4.</w:t>
       </w:r>
     </w:p>
     <w:p>
@@ -6532,14 +6551,7 @@
                   <w:rFonts w:ascii="Cambria Math" w:eastAsiaTheme="minorEastAsia" w:hAnsi="Cambria Math" w:cstheme="minorHAnsi"/>
                   <w:lang w:val="en-US"/>
                 </w:rPr>
-                <m:t>r,</m:t>
-              </m:r>
-              <m:r>
-                <w:rPr>
-                  <w:rFonts w:ascii="Cambria Math" w:eastAsiaTheme="minorEastAsia" w:hAnsi="Cambria Math" w:cstheme="minorHAnsi"/>
-                  <w:lang w:val="en-US"/>
-                </w:rPr>
-                <m:t>N</m:t>
+                <m:t>r,N</m:t>
               </m:r>
             </m:sub>
           </m:sSub>
@@ -6717,14 +6729,7 @@
                   <w:rFonts w:ascii="Cambria Math" w:eastAsiaTheme="minorEastAsia" w:hAnsi="Cambria Math" w:cstheme="minorHAnsi"/>
                   <w:lang w:val="en-US"/>
                 </w:rPr>
-                <m:t>r,</m:t>
-              </m:r>
-              <m:r>
-                <w:rPr>
-                  <w:rFonts w:ascii="Cambria Math" w:eastAsiaTheme="minorEastAsia" w:hAnsi="Cambria Math" w:cstheme="minorHAnsi"/>
-                  <w:lang w:val="en-US"/>
-                </w:rPr>
-                <m:t>1</m:t>
+                <m:t>r,1</m:t>
               </m:r>
             </m:sub>
           </m:sSub>
@@ -6902,11 +6907,157 @@
       </w:r>
     </w:p>
     <w:p>
-      <w:pPr>
-        <w:rPr>
-          <w:lang w:val="en-US"/>
-        </w:rPr>
-      </w:pPr>
+      <w:r>
+        <w:t xml:space="preserve">Щоб створити гармонійну хвилю, </w:t>
+      </w:r>
+      <w:r>
+        <w:t>достатньо</w:t>
+      </w:r>
+      <w:r>
+        <w:t xml:space="preserve"> </w:t>
+      </w:r>
+      <w:r>
+        <w:t xml:space="preserve">примусово </w:t>
+      </w:r>
+      <w:r>
+        <w:t>задавати гармонічний рух</w:t>
+      </w:r>
+      <w:r>
+        <w:t xml:space="preserve"> одного </w:t>
+      </w:r>
+      <w:r>
+        <w:t>вузл</w:t>
+      </w:r>
+      <w:r>
+        <w:t>а</w:t>
+      </w:r>
+      <w:r>
+        <w:rPr>
+          <w:lang w:val="en-US"/>
+        </w:rPr>
+        <w:t xml:space="preserve"> [4</w:t>
+      </w:r>
+      <w:r>
+        <w:t xml:space="preserve">  </w:t>
+      </w:r>
+      <w:r>
+        <w:t>Kittel</w:t>
+      </w:r>
+      <w:r>
+        <w:rPr>
+          <w:lang w:val="en-US"/>
+        </w:rPr>
+        <w:t>]</w:t>
+      </w:r>
+      <w:r>
+        <w:t>.</w:t>
+      </w:r>
+    </w:p>
+    <w:p>
+      <w:pPr>
+        <w:rPr>
+          <w:rFonts w:eastAsiaTheme="minorEastAsia"/>
+          <w:lang w:val="en-US"/>
+        </w:rPr>
+      </w:pPr>
+      <m:oMathPara>
+        <m:oMath>
+          <m:sSub>
+            <m:sSubPr>
+              <m:ctrlPr>
+                <w:rPr>
+                  <w:rFonts w:ascii="Cambria Math" w:hAnsi="Cambria Math"/>
+                  <w:i/>
+                  <w:lang w:val="en-US"/>
+                </w:rPr>
+              </m:ctrlPr>
+            </m:sSubPr>
+            <m:e>
+              <m:r>
+                <w:rPr>
+                  <w:rFonts w:ascii="Cambria Math" w:hAnsi="Cambria Math"/>
+                  <w:lang w:val="en-US"/>
+                </w:rPr>
+                <m:t>y</m:t>
+              </m:r>
+            </m:e>
+            <m:sub>
+              <m:r>
+                <w:rPr>
+                  <w:rFonts w:ascii="Cambria Math" w:hAnsi="Cambria Math"/>
+                  <w:lang w:val="en-US"/>
+                </w:rPr>
+                <m:t>k</m:t>
+              </m:r>
+            </m:sub>
+          </m:sSub>
+          <m:d>
+            <m:dPr>
+              <m:ctrlPr>
+                <w:rPr>
+                  <w:rFonts w:ascii="Cambria Math" w:hAnsi="Cambria Math"/>
+                  <w:i/>
+                  <w:lang w:val="en-US"/>
+                </w:rPr>
+              </m:ctrlPr>
+            </m:dPr>
+            <m:e>
+              <m:r>
+                <w:rPr>
+                  <w:rFonts w:ascii="Cambria Math" w:hAnsi="Cambria Math"/>
+                  <w:lang w:val="en-US"/>
+                </w:rPr>
+                <m:t>t</m:t>
+              </m:r>
+            </m:e>
+          </m:d>
+          <m:r>
+            <w:rPr>
+              <w:rFonts w:ascii="Cambria Math" w:hAnsi="Cambria Math"/>
+              <w:lang w:val="en-US"/>
+            </w:rPr>
+            <m:t xml:space="preserve">=A </m:t>
+          </m:r>
+          <m:r>
+            <m:rPr>
+              <m:sty m:val="p"/>
+            </m:rPr>
+            <w:rPr>
+              <w:rFonts w:ascii="Cambria Math" w:hAnsi="Cambria Math"/>
+              <w:lang w:val="en-US"/>
+            </w:rPr>
+            <m:t>sin⁡</m:t>
+          </m:r>
+          <m:r>
+            <w:rPr>
+              <w:rFonts w:ascii="Cambria Math" w:hAnsi="Cambria Math"/>
+              <w:lang w:val="en-US"/>
+            </w:rPr>
+            <m:t>(ωt)</m:t>
+          </m:r>
+        </m:oMath>
+      </m:oMathPara>
+    </w:p>
+    <w:p>
+      <w:r>
+        <w:rPr>
+          <w:rFonts w:eastAsiaTheme="minorEastAsia"/>
+        </w:rPr>
+        <w:t xml:space="preserve">Від вузла </w:t>
+      </w:r>
+      <w:r>
+        <w:rPr>
+          <w:rFonts w:eastAsiaTheme="minorEastAsia"/>
+          <w:lang w:val="en-US"/>
+        </w:rPr>
+        <w:t xml:space="preserve">k </w:t>
+      </w:r>
+      <w:r>
+        <w:rPr>
+          <w:rFonts w:eastAsiaTheme="minorEastAsia"/>
+        </w:rPr>
+        <w:t>хвилі будуть розповсюджуватися в обидва боки.</w:t>
+      </w:r>
     </w:p>
     <w:p>
       <w:pPr>
@@ -6956,15 +7107,7 @@
         </w:numPr>
       </w:pPr>
       <w:r>
-        <w:t>Підручник Ландау–</w:t>
-      </w:r>
-      <w:proofErr w:type="spellStart"/>
-      <w:r>
-        <w:t>Ліфшиц</w:t>
-      </w:r>
-      <w:proofErr w:type="spellEnd"/>
-      <w:r>
-        <w:t xml:space="preserve"> «Теоретична фізика. Том VII. Теорія пружності»</w:t>
+        <w:t>Ландау–Ліфшиц «Теоретична фізика. Том VII. Теорія пружності»</w:t>
       </w:r>
     </w:p>
     <w:p>
@@ -6975,73 +7118,18 @@
           <w:numId w:val="1"/>
         </w:numPr>
       </w:pPr>
-      <w:proofErr w:type="spellStart"/>
-      <w:r>
-        <w:t>Bathe</w:t>
-      </w:r>
-      <w:proofErr w:type="spellEnd"/>
-      <w:r>
-        <w:t xml:space="preserve">, K.-J. </w:t>
-      </w:r>
-      <w:proofErr w:type="spellStart"/>
+      <w:r>
+        <w:t xml:space="preserve">Bathe, K.-J. </w:t>
+      </w:r>
       <w:r>
         <w:rPr>
           <w:i/>
           <w:iCs/>
         </w:rPr>
-        <w:t>Finite</w:t>
-      </w:r>
-      <w:proofErr w:type="spellEnd"/>
-      <w:r>
-        <w:rPr>
-          <w:i/>
-          <w:iCs/>
-        </w:rPr>
-        <w:t xml:space="preserve"> </w:t>
-      </w:r>
-      <w:proofErr w:type="spellStart"/>
-      <w:r>
-        <w:rPr>
-          <w:i/>
-          <w:iCs/>
-        </w:rPr>
-        <w:t>Element</w:t>
-      </w:r>
-      <w:proofErr w:type="spellEnd"/>
-      <w:r>
-        <w:rPr>
-          <w:i/>
-          <w:iCs/>
-        </w:rPr>
-        <w:t xml:space="preserve"> </w:t>
-      </w:r>
-      <w:proofErr w:type="spellStart"/>
-      <w:r>
-        <w:rPr>
-          <w:i/>
-          <w:iCs/>
-        </w:rPr>
-        <w:t>Procedures</w:t>
-      </w:r>
-      <w:proofErr w:type="spellEnd"/>
-      <w:r>
-        <w:t xml:space="preserve">. </w:t>
-      </w:r>
-      <w:proofErr w:type="spellStart"/>
-      <w:r>
-        <w:t>Prentice</w:t>
-      </w:r>
-      <w:proofErr w:type="spellEnd"/>
-      <w:r>
-        <w:t xml:space="preserve"> </w:t>
-      </w:r>
-      <w:proofErr w:type="spellStart"/>
-      <w:r>
-        <w:t>Hall</w:t>
-      </w:r>
-      <w:proofErr w:type="spellEnd"/>
-      <w:r>
-        <w:t>, 1996.</w:t>
+        <w:t>Finite Element Procedures</w:t>
+      </w:r>
+      <w:r>
+        <w:t>. Prentice Hall, 1996.</w:t>
       </w:r>
     </w:p>
     <w:p>
@@ -7052,102 +7140,15 @@
           <w:numId w:val="1"/>
         </w:numPr>
       </w:pPr>
-      <w:proofErr w:type="spellStart"/>
-      <w:r>
-        <w:t>Engquist</w:t>
-      </w:r>
-      <w:proofErr w:type="spellEnd"/>
-      <w:r>
-        <w:t xml:space="preserve">, B., </w:t>
-      </w:r>
-      <w:proofErr w:type="spellStart"/>
-      <w:r>
-        <w:t>Majda</w:t>
-      </w:r>
-      <w:proofErr w:type="spellEnd"/>
-      <w:r>
-        <w:t xml:space="preserve">, A. (1977) </w:t>
-      </w:r>
-      <w:proofErr w:type="spellStart"/>
-      <w:r>
-        <w:t>Absorbing</w:t>
-      </w:r>
-      <w:proofErr w:type="spellEnd"/>
-      <w:r>
-        <w:t xml:space="preserve"> </w:t>
-      </w:r>
-      <w:proofErr w:type="spellStart"/>
-      <w:r>
-        <w:t>boundary</w:t>
-      </w:r>
-      <w:proofErr w:type="spellEnd"/>
-      <w:r>
-        <w:t xml:space="preserve"> </w:t>
-      </w:r>
-      <w:proofErr w:type="spellStart"/>
-      <w:r>
-        <w:t>conditions</w:t>
-      </w:r>
-      <w:proofErr w:type="spellEnd"/>
-      <w:r>
-        <w:t xml:space="preserve"> </w:t>
-      </w:r>
-      <w:proofErr w:type="spellStart"/>
-      <w:r>
-        <w:t>for</w:t>
-      </w:r>
-      <w:proofErr w:type="spellEnd"/>
-      <w:r>
-        <w:t xml:space="preserve"> </w:t>
-      </w:r>
-      <w:proofErr w:type="spellStart"/>
-      <w:r>
-        <w:t>the</w:t>
-      </w:r>
-      <w:proofErr w:type="spellEnd"/>
-      <w:r>
-        <w:t xml:space="preserve"> </w:t>
-      </w:r>
-      <w:proofErr w:type="spellStart"/>
-      <w:r>
-        <w:t>numerical</w:t>
-      </w:r>
-      <w:proofErr w:type="spellEnd"/>
-      <w:r>
-        <w:t xml:space="preserve"> </w:t>
-      </w:r>
-      <w:proofErr w:type="spellStart"/>
-      <w:r>
-        <w:t>simulation</w:t>
-      </w:r>
-      <w:proofErr w:type="spellEnd"/>
-      <w:r>
-        <w:t xml:space="preserve"> </w:t>
-      </w:r>
-      <w:proofErr w:type="spellStart"/>
-      <w:r>
-        <w:t>of</w:t>
-      </w:r>
-      <w:proofErr w:type="spellEnd"/>
-      <w:r>
-        <w:t xml:space="preserve"> </w:t>
-      </w:r>
-      <w:proofErr w:type="spellStart"/>
-      <w:r>
-        <w:t>waves</w:t>
-      </w:r>
-      <w:proofErr w:type="spellEnd"/>
-      <w:r>
-        <w:t>.</w:t>
-      </w:r>
-      <w:r>
-        <w:t xml:space="preserve"> </w:t>
-      </w:r>
-      <w:proofErr w:type="spellStart"/>
-      <w:r>
-        <w:t>DOI</w:t>
-      </w:r>
-      <w:proofErr w:type="spellEnd"/>
+      <w:r>
+        <w:t xml:space="preserve">Engquist, B., Majda, A. (1977) </w:t>
+      </w:r>
+      <w:r>
+        <w:t>Absorbing boundary conditions for the numerical simulation of waves.</w:t>
+      </w:r>
+      <w:r>
+        <w:t xml:space="preserve"> DOI</w:t>
+      </w:r>
       <w:r>
         <w:rPr>
           <w:lang w:val="en-US"/>
@@ -7164,11 +7165,42 @@
     <w:p>
       <w:pPr>
         <w:pStyle w:val="a9"/>
-        <w:ind w:firstLine="0"/>
-        <w:rPr>
-          <w:lang w:val="en-US"/>
-        </w:rPr>
-      </w:pPr>
+        <w:numPr>
+          <w:ilvl w:val="0"/>
+          <w:numId w:val="1"/>
+        </w:numPr>
+      </w:pPr>
+      <w:r>
+        <w:t xml:space="preserve">Kittel, C. </w:t>
+      </w:r>
+      <w:r>
+        <w:rPr>
+          <w:i/>
+          <w:iCs/>
+        </w:rPr>
+        <w:t>Introduction to Solid State Physics</w:t>
+      </w:r>
+      <w:r>
+        <w:t>, 8th ed., Wiley, 2004</w:t>
+      </w:r>
+      <w:r>
+        <w:rPr>
+          <w:lang w:val="en-US"/>
+        </w:rPr>
+        <w:t xml:space="preserve"> [</w:t>
+      </w:r>
+      <w:r>
+        <w:t xml:space="preserve">розділ </w:t>
+      </w:r>
+      <w:r>
+        <w:t>Dynamics of a Linear Chain</w:t>
+      </w:r>
+      <w:r>
+        <w:rPr>
+          <w:lang w:val="en-US"/>
+        </w:rPr>
+        <w:t>]</w:t>
+      </w:r>
     </w:p>
     <w:sectPr>
       <w:pgSz w:w="12240" w:h="15840"/>
@@ -8000,7 +8032,6 @@
   <w:style w:type="character" w:default="1" w:styleId="a0">
     <w:name w:val="Default Paragraph Font"/>
     <w:uiPriority w:val="1"/>
-    <w:semiHidden/>
     <w:unhideWhenUsed/>
   </w:style>
   <w:style w:type="table" w:default="1" w:styleId="a1">

--- a/docs/Waves.docx
+++ b/docs/Waves.docx
@@ -214,7 +214,13 @@
     </w:p>
     <w:p>
       <w:r>
-        <w:t>В незбуреному стані всі маси знаходяться нерухомо на одній лінії. При будь-якому розташуванні мас</w:t>
+        <w:t xml:space="preserve">В незбуреному стані всі маси знаходяться нерухомо </w:t>
+      </w:r>
+      <w:r>
+        <w:t xml:space="preserve">на найкоротшій відстані одна від одної тобто </w:t>
+      </w:r>
+      <w:r>
+        <w:t>на одній лінії. При будь-якому розташуванні мас</w:t>
       </w:r>
       <w:r>
         <w:t>и</w:t>
@@ -342,7 +348,7 @@
                 <w:rFonts w:ascii="Cambria Math" w:hAnsi="Cambria Math"/>
                 <w:lang w:val="en-US"/>
               </w:rPr>
-              <m:t>y</m:t>
+              <m:t>u</m:t>
             </m:r>
           </m:e>
           <m:sub>
@@ -378,7 +384,7 @@
                 <w:rFonts w:ascii="Cambria Math" w:hAnsi="Cambria Math"/>
                 <w:lang w:val="en-US"/>
               </w:rPr>
-              <m:t>y</m:t>
+              <m:t>u</m:t>
             </m:r>
           </m:e>
           <m:sub>
@@ -414,7 +420,7 @@
                 <w:rFonts w:ascii="Cambria Math" w:hAnsi="Cambria Math"/>
                 <w:lang w:val="en-US"/>
               </w:rPr>
-              <m:t>2y</m:t>
+              <m:t>2u</m:t>
             </m:r>
           </m:e>
           <m:sub>
@@ -458,27 +464,51 @@
       <w:r>
         <w:rPr>
           <w:rFonts w:eastAsiaTheme="minorEastAsia"/>
+          <w:lang w:val="en-US"/>
+        </w:rPr>
+        <w:t xml:space="preserve"> n</w:t>
+      </w:r>
+      <w:r>
+        <w:rPr>
+          <w:rFonts w:eastAsiaTheme="minorEastAsia"/>
         </w:rPr>
         <w:t xml:space="preserve"> є порядковим номером </w:t>
       </w:r>
       <w:r>
         <w:rPr>
           <w:rFonts w:eastAsiaTheme="minorEastAsia"/>
-          <w:lang w:val="en-US"/>
-        </w:rPr>
-        <w:t xml:space="preserve">n </w:t>
-      </w:r>
-      <w:r>
-        <w:rPr>
-          <w:rFonts w:eastAsiaTheme="minorEastAsia"/>
-        </w:rPr>
-        <w:t xml:space="preserve">і </w:t>
-      </w:r>
-      <w:r>
-        <w:rPr>
-          <w:rFonts w:eastAsiaTheme="minorEastAsia"/>
-        </w:rPr>
-        <w:t>одночасно координатою вузла.</w:t>
+        </w:rPr>
+        <w:t>або</w:t>
+      </w:r>
+      <w:r>
+        <w:rPr>
+          <w:rFonts w:eastAsiaTheme="minorEastAsia"/>
+        </w:rPr>
+        <w:t xml:space="preserve"> координат</w:t>
+      </w:r>
+      <w:r>
+        <w:rPr>
+          <w:rFonts w:eastAsiaTheme="minorEastAsia"/>
+        </w:rPr>
+        <w:t>ами</w:t>
+      </w:r>
+      <w:r>
+        <w:rPr>
+          <w:rFonts w:eastAsiaTheme="minorEastAsia"/>
+        </w:rPr>
+        <w:t xml:space="preserve"> вузла</w:t>
+      </w:r>
+      <w:r>
+        <w:rPr>
+          <w:rFonts w:eastAsiaTheme="minorEastAsia"/>
+        </w:rPr>
+        <w:t xml:space="preserve"> у модельному просторі</w:t>
+      </w:r>
+      <w:r>
+        <w:rPr>
+          <w:rFonts w:eastAsiaTheme="minorEastAsia"/>
+        </w:rPr>
+        <w:t>.</w:t>
       </w:r>
     </w:p>
     <w:p>
@@ -586,8 +616,9 @@
                 <m:r>
                   <w:rPr>
                     <w:rFonts w:ascii="Cambria Math" w:eastAsiaTheme="minorEastAsia" w:hAnsi="Cambria Math"/>
+                    <w:lang w:val="en-US"/>
                   </w:rPr>
-                  <m:t>y</m:t>
+                  <m:t>u</m:t>
                 </m:r>
               </m:e>
               <m:sub>
@@ -668,7 +699,7 @@
                 <w:rFonts w:ascii="Cambria Math" w:hAnsi="Cambria Math"/>
                 <w:lang w:val="en-US"/>
               </w:rPr>
-              <m:t>y</m:t>
+              <m:t>u</m:t>
             </m:r>
           </m:e>
           <m:sub>
@@ -704,7 +735,7 @@
                 <w:rFonts w:ascii="Cambria Math" w:hAnsi="Cambria Math"/>
                 <w:lang w:val="en-US"/>
               </w:rPr>
-              <m:t>y</m:t>
+              <m:t>u</m:t>
             </m:r>
           </m:e>
           <m:sub>
@@ -740,7 +771,14 @@
                 <w:rFonts w:ascii="Cambria Math" w:hAnsi="Cambria Math"/>
                 <w:lang w:val="en-US"/>
               </w:rPr>
-              <m:t>2y</m:t>
+              <m:t>2</m:t>
+            </m:r>
+            <m:r>
+              <w:rPr>
+                <w:rFonts w:ascii="Cambria Math" w:hAnsi="Cambria Math"/>
+                <w:lang w:val="en-US"/>
+              </w:rPr>
+              <m:t>u</m:t>
             </m:r>
           </m:e>
           <m:sub>
@@ -797,7 +835,7 @@
                 <w:rFonts w:ascii="Cambria Math" w:hAnsi="Cambria Math"/>
                 <w:lang w:val="en-US"/>
               </w:rPr>
-              <m:t>y</m:t>
+              <m:t>u</m:t>
             </m:r>
           </m:e>
           <m:sub>
@@ -940,7 +978,7 @@
                 <w:rFonts w:ascii="Cambria Math" w:eastAsiaTheme="minorEastAsia" w:hAnsi="Cambria Math"/>
                 <w:lang w:val="en-US"/>
               </w:rPr>
-              <m:t>y</m:t>
+              <m:t>u</m:t>
             </m:r>
           </m:e>
           <m:sub>
@@ -1123,6 +1161,7 @@
             <w:rPr>
               <w:rFonts w:ascii="Cambria Math" w:eastAsiaTheme="minorEastAsia" w:hAnsi="Cambria Math" w:cstheme="minorHAnsi"/>
             </w:rPr>
+            <w:lastRenderedPageBreak/>
             <m:t>ω</m:t>
           </m:r>
           <w:bookmarkEnd w:id="1"/>
@@ -1268,7 +1307,6 @@
           <w:rFonts w:eastAsiaTheme="minorEastAsia" w:cstheme="minorHAnsi"/>
           <w:iCs/>
         </w:rPr>
-        <w:lastRenderedPageBreak/>
         <w:t>і</w:t>
       </w:r>
       <w:r>
@@ -1892,7 +1930,21 @@
           <w:rFonts w:ascii="Cambria Math" w:eastAsiaTheme="minorEastAsia" w:hAnsi="Cambria Math" w:cstheme="minorHAnsi"/>
           <w:iCs/>
         </w:rPr>
-        <w:t>З чого витікає, що фазова швидкість</w:t>
+        <w:t xml:space="preserve">З </w:t>
+      </w:r>
+      <w:r>
+        <w:rPr>
+          <w:rFonts w:ascii="Cambria Math" w:eastAsiaTheme="minorEastAsia" w:hAnsi="Cambria Math" w:cstheme="minorHAnsi"/>
+          <w:iCs/>
+        </w:rPr>
+        <w:t>(3)</w:t>
+      </w:r>
+      <w:r>
+        <w:rPr>
+          <w:rFonts w:ascii="Cambria Math" w:eastAsiaTheme="minorEastAsia" w:hAnsi="Cambria Math" w:cstheme="minorHAnsi"/>
+          <w:iCs/>
+        </w:rPr>
+        <w:t xml:space="preserve"> витікає, що фазова швидкість</w:t>
       </w:r>
       <w:r>
         <w:rPr>
@@ -1948,7 +2000,35 @@
           <w:rFonts w:ascii="Cambria Math" w:eastAsiaTheme="minorEastAsia" w:hAnsi="Cambria Math" w:cstheme="minorHAnsi"/>
           <w:iCs/>
         </w:rPr>
-        <w:t xml:space="preserve"> не залежить від довжини хвилі</w:t>
+        <w:t xml:space="preserve"> не </w:t>
+      </w:r>
+      <w:r>
+        <w:rPr>
+          <w:rFonts w:ascii="Cambria Math" w:eastAsiaTheme="minorEastAsia" w:hAnsi="Cambria Math" w:cstheme="minorHAnsi"/>
+          <w:iCs/>
+        </w:rPr>
+        <w:t xml:space="preserve">буде </w:t>
+      </w:r>
+      <w:r>
+        <w:rPr>
+          <w:rFonts w:ascii="Cambria Math" w:eastAsiaTheme="minorEastAsia" w:hAnsi="Cambria Math" w:cstheme="minorHAnsi"/>
+          <w:iCs/>
+        </w:rPr>
+        <w:t>залежат</w:t>
+      </w:r>
+      <w:r>
+        <w:rPr>
+          <w:rFonts w:ascii="Cambria Math" w:eastAsiaTheme="minorEastAsia" w:hAnsi="Cambria Math" w:cstheme="minorHAnsi"/>
+          <w:iCs/>
+        </w:rPr>
+        <w:t>и</w:t>
+      </w:r>
+      <w:r>
+        <w:rPr>
+          <w:rFonts w:ascii="Cambria Math" w:eastAsiaTheme="minorEastAsia" w:hAnsi="Cambria Math" w:cstheme="minorHAnsi"/>
+          <w:iCs/>
+        </w:rPr>
+        <w:t xml:space="preserve"> від довжини хвилі</w:t>
       </w:r>
       <w:r>
         <w:rPr>
@@ -1980,737 +2060,928 @@
       </w:r>
     </w:p>
     <w:p>
-      <w:pPr>
-        <w:rPr>
-          <w:lang w:val="en-US"/>
-        </w:rPr>
-      </w:pPr>
-      <w:r>
-        <w:t>Чисельне вирішення системи (1) полягає послідовному обчисленні</w:t>
-      </w:r>
-      <w:r>
-        <w:rPr>
-          <w:lang w:val="en-US"/>
-        </w:rPr>
-        <w:t>:</w:t>
+      <w:r>
+        <w:t xml:space="preserve">Чисельне вирішення системи (1) полягає </w:t>
+      </w:r>
+      <w:r>
+        <w:t>і тому, що зі значень</w:t>
+      </w:r>
+      <w:r>
+        <w:t xml:space="preserve"> відхилень і швидкостей мас в момент часу </w:t>
+      </w:r>
+      <w:r>
+        <w:rPr>
+          <w:lang w:val="en-US"/>
+        </w:rPr>
+        <w:t>t</w:t>
+      </w:r>
+      <w:r>
+        <w:t xml:space="preserve"> обчислюють </w:t>
+      </w:r>
+      <w:r>
+        <w:t>відхилен</w:t>
+      </w:r>
+      <w:r>
+        <w:t>ня</w:t>
+      </w:r>
+      <w:r>
+        <w:t xml:space="preserve"> і швидкост</w:t>
+      </w:r>
+      <w:r>
+        <w:t>і</w:t>
+      </w:r>
+      <w:r>
+        <w:t xml:space="preserve"> мас в момент часу </w:t>
+      </w:r>
+      <w:r>
+        <w:rPr>
+          <w:lang w:val="en-US"/>
+        </w:rPr>
+        <w:t>t</w:t>
+      </w:r>
+      <w:r>
+        <w:t>+1.</w:t>
+      </w:r>
+      <w:r>
+        <w:rPr>
+          <w:lang w:val="en-US"/>
+        </w:rPr>
+        <w:t xml:space="preserve"> </w:t>
+      </w:r>
+      <w:r>
+        <w:t xml:space="preserve">Вирішення можна здійснити методом </w:t>
+      </w:r>
+      <w:proofErr w:type="spellStart"/>
+      <w:r>
+        <w:t>Leapfrog</w:t>
+      </w:r>
+      <w:proofErr w:type="spellEnd"/>
+      <w:r>
+        <w:t xml:space="preserve"> </w:t>
+      </w:r>
+      <w:r>
+        <w:rPr>
+          <w:lang w:val="en-US"/>
+        </w:rPr>
+        <w:t>[</w:t>
+      </w:r>
+      <w:r>
+        <w:t xml:space="preserve">2 </w:t>
+      </w:r>
+      <w:proofErr w:type="spellStart"/>
+      <w:r>
+        <w:rPr>
+          <w:lang w:val="en-US"/>
+        </w:rPr>
+        <w:t>Verlet</w:t>
+      </w:r>
+      <w:proofErr w:type="spellEnd"/>
+      <w:r>
+        <w:rPr>
+          <w:lang w:val="en-US"/>
+        </w:rPr>
+        <w:t>]</w:t>
+      </w:r>
+      <w:r>
+        <w:t>, як</w:t>
+      </w:r>
+      <w:r>
+        <w:t>ий не накопичує помилок в обчисленні повної енергії системи</w:t>
+      </w:r>
+      <w:r>
+        <w:t>.</w:t>
       </w:r>
     </w:p>
     <w:p>
       <w:pPr>
-        <w:pStyle w:val="a9"/>
-        <w:numPr>
-          <w:ilvl w:val="0"/>
-          <w:numId w:val="2"/>
-        </w:numPr>
-        <w:rPr>
-          <w:lang w:val="en-US"/>
-        </w:rPr>
-      </w:pPr>
-      <w:r>
-        <w:t>сил</w:t>
-      </w:r>
-      <w:r>
-        <w:t>,</w:t>
-      </w:r>
-      <w:r>
-        <w:t xml:space="preserve"> які діють на маси в кожному вузлі з боку </w:t>
-      </w:r>
-      <w:r>
-        <w:t>перемичок</w:t>
-      </w:r>
-      <w:r>
-        <w:t xml:space="preserve">, </w:t>
-      </w:r>
-    </w:p>
-    <w:p>
-      <w:pPr>
-        <w:pStyle w:val="a9"/>
-        <w:numPr>
-          <w:ilvl w:val="0"/>
-          <w:numId w:val="2"/>
-        </w:numPr>
-        <w:rPr>
-          <w:lang w:val="en-US"/>
-        </w:rPr>
-      </w:pPr>
-      <w:r>
-        <w:t>прискорень, які ті сили спричиняють</w:t>
-      </w:r>
-      <w:r>
-        <w:rPr>
-          <w:lang w:val="en-US"/>
-        </w:rPr>
-        <w:t xml:space="preserve">, </w:t>
-      </w:r>
-    </w:p>
-    <w:p>
-      <w:pPr>
-        <w:pStyle w:val="a9"/>
-        <w:numPr>
-          <w:ilvl w:val="0"/>
-          <w:numId w:val="2"/>
-        </w:numPr>
-        <w:rPr>
-          <w:lang w:val="en-US"/>
-        </w:rPr>
-      </w:pPr>
-      <w:r>
-        <w:t xml:space="preserve">змін швидкостей за рахунок прискорень  </w:t>
-      </w:r>
-    </w:p>
-    <w:p>
-      <w:pPr>
-        <w:pStyle w:val="a9"/>
-        <w:numPr>
-          <w:ilvl w:val="0"/>
-          <w:numId w:val="2"/>
-        </w:numPr>
-        <w:rPr>
-          <w:lang w:val="en-US"/>
-        </w:rPr>
-      </w:pPr>
-      <w:r>
-        <w:t>змін положень мас за рах</w:t>
-      </w:r>
-      <w:r>
-        <w:t xml:space="preserve">унок </w:t>
-      </w:r>
-      <w:r>
-        <w:t>зміне</w:t>
-      </w:r>
-      <w:r>
-        <w:t>них швидкостей</w:t>
-      </w:r>
-      <w:r>
-        <w:t>.</w:t>
-      </w:r>
-    </w:p>
-    <w:p>
-      <w:pPr>
-        <w:rPr>
-          <w:rFonts w:eastAsiaTheme="minorEastAsia"/>
-          <w:i/>
-        </w:rPr>
-      </w:pPr>
-      <m:oMath>
-        <m:sSub>
-          <m:sSubPr>
-            <m:ctrlPr>
-              <w:rPr>
-                <w:rFonts w:ascii="Cambria Math" w:hAnsi="Cambria Math"/>
-                <w:i/>
-                <w:lang w:val="en-US"/>
-              </w:rPr>
-            </m:ctrlPr>
-          </m:sSubPr>
-          <m:e>
-            <m:r>
-              <w:rPr>
-                <w:rFonts w:ascii="Cambria Math" w:hAnsi="Cambria Math"/>
-                <w:lang w:val="en-US"/>
-              </w:rPr>
-              <m:t>f</m:t>
-            </m:r>
-          </m:e>
-          <m:sub>
-            <m:r>
-              <w:rPr>
-                <w:rFonts w:ascii="Cambria Math" w:hAnsi="Cambria Math"/>
-                <w:lang w:val="en-US"/>
-              </w:rPr>
-              <m:t>n</m:t>
-            </m:r>
-          </m:sub>
-        </m:sSub>
-        <m:r>
-          <w:rPr>
-            <w:rFonts w:ascii="Cambria Math" w:hAnsi="Cambria Math"/>
-            <w:lang w:val="en-US"/>
-          </w:rPr>
-          <m:t>=k</m:t>
-        </m:r>
-        <m:d>
-          <m:dPr>
-            <m:ctrlPr>
-              <w:rPr>
-                <w:rFonts w:ascii="Cambria Math" w:hAnsi="Cambria Math"/>
-                <w:i/>
-                <w:lang w:val="en-US"/>
-              </w:rPr>
-            </m:ctrlPr>
-          </m:dPr>
-          <m:e>
-            <m:sSub>
-              <m:sSubPr>
-                <m:ctrlPr>
-                  <w:rPr>
-                    <w:rFonts w:ascii="Cambria Math" w:hAnsi="Cambria Math"/>
-                    <w:i/>
-                    <w:lang w:val="en-US"/>
-                  </w:rPr>
-                </m:ctrlPr>
-              </m:sSubPr>
-              <m:e>
-                <m:r>
-                  <w:rPr>
-                    <w:rFonts w:ascii="Cambria Math" w:hAnsi="Cambria Math"/>
-                    <w:lang w:val="en-US"/>
-                  </w:rPr>
-                  <m:t>y</m:t>
-                </m:r>
-              </m:e>
-              <m:sub>
-                <m:r>
-                  <w:rPr>
-                    <w:rFonts w:ascii="Cambria Math" w:hAnsi="Cambria Math"/>
-                    <w:lang w:val="en-US"/>
-                  </w:rPr>
-                  <m:t>n-1</m:t>
-                </m:r>
-              </m:sub>
-            </m:sSub>
-            <m:r>
-              <w:rPr>
-                <w:rFonts w:ascii="Cambria Math" w:hAnsi="Cambria Math"/>
-                <w:lang w:val="en-US"/>
-              </w:rPr>
-              <m:t xml:space="preserve">+ </m:t>
-            </m:r>
-            <m:sSub>
-              <m:sSubPr>
-                <m:ctrlPr>
-                  <w:rPr>
-                    <w:rFonts w:ascii="Cambria Math" w:hAnsi="Cambria Math"/>
-                    <w:i/>
-                    <w:lang w:val="en-US"/>
-                  </w:rPr>
-                </m:ctrlPr>
-              </m:sSubPr>
-              <m:e>
-                <m:r>
-                  <w:rPr>
-                    <w:rFonts w:ascii="Cambria Math" w:hAnsi="Cambria Math"/>
-                    <w:lang w:val="en-US"/>
-                  </w:rPr>
-                  <m:t>y</m:t>
-                </m:r>
-              </m:e>
-              <m:sub>
-                <m:r>
-                  <w:rPr>
-                    <w:rFonts w:ascii="Cambria Math" w:hAnsi="Cambria Math"/>
-                    <w:lang w:val="en-US"/>
-                  </w:rPr>
-                  <m:t>n+1</m:t>
-                </m:r>
-              </m:sub>
-            </m:sSub>
-            <m:r>
-              <w:rPr>
-                <w:rFonts w:ascii="Cambria Math" w:hAnsi="Cambria Math"/>
-                <w:lang w:val="en-US"/>
-              </w:rPr>
-              <m:t>-</m:t>
-            </m:r>
-            <m:sSub>
-              <m:sSubPr>
-                <m:ctrlPr>
-                  <w:rPr>
-                    <w:rFonts w:ascii="Cambria Math" w:hAnsi="Cambria Math"/>
-                    <w:i/>
-                    <w:lang w:val="en-US"/>
-                  </w:rPr>
-                </m:ctrlPr>
-              </m:sSubPr>
-              <m:e>
-                <m:r>
-                  <w:rPr>
-                    <w:rFonts w:ascii="Cambria Math" w:hAnsi="Cambria Math"/>
-                    <w:lang w:val="en-US"/>
-                  </w:rPr>
-                  <m:t>2y</m:t>
-                </m:r>
-              </m:e>
-              <m:sub>
-                <m:r>
-                  <w:rPr>
-                    <w:rFonts w:ascii="Cambria Math" w:hAnsi="Cambria Math"/>
-                    <w:lang w:val="en-US"/>
-                  </w:rPr>
-                  <m:t>n</m:t>
-                </m:r>
-              </m:sub>
-            </m:sSub>
-          </m:e>
-        </m:d>
-      </m:oMath>
-      <w:r>
-        <w:rPr>
-          <w:rFonts w:eastAsiaTheme="minorEastAsia"/>
-          <w:i/>
-        </w:rPr>
-        <w:tab/>
-      </w:r>
-      <w:r>
-        <w:rPr>
-          <w:rFonts w:eastAsiaTheme="minorEastAsia"/>
-          <w:i/>
-        </w:rPr>
-        <w:tab/>
-      </w:r>
-      <w:r>
-        <w:rPr>
-          <w:rFonts w:eastAsiaTheme="minorEastAsia"/>
-          <w:iCs/>
-        </w:rPr>
-        <w:t>(4а)</w:t>
-      </w:r>
-    </w:p>
-    <w:p>
-      <w:pPr>
-        <w:rPr>
-          <w:rFonts w:eastAsiaTheme="minorEastAsia"/>
-          <w:i/>
-        </w:rPr>
-      </w:pPr>
-      <m:oMath>
-        <m:sSub>
-          <m:sSubPr>
-            <m:ctrlPr>
-              <w:rPr>
-                <w:rFonts w:ascii="Cambria Math" w:hAnsi="Cambria Math"/>
-                <w:i/>
-                <w:lang w:val="en-US"/>
-              </w:rPr>
-            </m:ctrlPr>
-          </m:sSubPr>
-          <m:e>
-            <m:r>
-              <w:rPr>
-                <w:rFonts w:ascii="Cambria Math" w:hAnsi="Cambria Math"/>
-                <w:lang w:val="en-US"/>
-              </w:rPr>
-              <m:t>a</m:t>
-            </m:r>
-          </m:e>
-          <m:sub>
-            <m:r>
-              <w:rPr>
-                <w:rFonts w:ascii="Cambria Math" w:hAnsi="Cambria Math"/>
-                <w:lang w:val="en-US"/>
-              </w:rPr>
-              <m:t>n</m:t>
-            </m:r>
-          </m:sub>
-        </m:sSub>
-        <m:r>
-          <w:rPr>
-            <w:rFonts w:ascii="Cambria Math" w:hAnsi="Cambria Math"/>
-            <w:lang w:val="en-US"/>
-          </w:rPr>
-          <m:t>=</m:t>
-        </m:r>
-        <m:sSub>
-          <m:sSubPr>
-            <m:ctrlPr>
-              <w:rPr>
-                <w:rFonts w:ascii="Cambria Math" w:hAnsi="Cambria Math"/>
-                <w:i/>
-                <w:lang w:val="en-US"/>
-              </w:rPr>
-            </m:ctrlPr>
-          </m:sSubPr>
-          <m:e>
-            <m:r>
-              <w:rPr>
-                <w:rFonts w:ascii="Cambria Math" w:hAnsi="Cambria Math"/>
-                <w:lang w:val="en-US"/>
-              </w:rPr>
-              <m:t>f</m:t>
-            </m:r>
-          </m:e>
-          <m:sub>
-            <m:r>
-              <w:rPr>
-                <w:rFonts w:ascii="Cambria Math" w:hAnsi="Cambria Math"/>
-                <w:lang w:val="en-US"/>
-              </w:rPr>
-              <m:t>n</m:t>
-            </m:r>
-          </m:sub>
-        </m:sSub>
-        <m:r>
-          <w:rPr>
-            <w:rFonts w:ascii="Cambria Math" w:hAnsi="Cambria Math"/>
-            <w:lang w:val="en-US"/>
-          </w:rPr>
-          <m:t>/m</m:t>
-        </m:r>
-      </m:oMath>
-      <w:r>
-        <w:rPr>
-          <w:rFonts w:eastAsiaTheme="minorEastAsia"/>
-          <w:i/>
-        </w:rPr>
-        <w:tab/>
-      </w:r>
-      <w:r>
-        <w:rPr>
-          <w:rFonts w:eastAsiaTheme="minorEastAsia"/>
-          <w:i/>
-        </w:rPr>
-        <w:tab/>
-      </w:r>
-      <w:r>
-        <w:rPr>
-          <w:rFonts w:eastAsiaTheme="minorEastAsia"/>
-          <w:i/>
-        </w:rPr>
-        <w:tab/>
-      </w:r>
-      <w:r>
-        <w:rPr>
-          <w:rFonts w:eastAsiaTheme="minorEastAsia"/>
-          <w:i/>
-        </w:rPr>
-        <w:tab/>
-      </w:r>
-      <w:r>
-        <w:rPr>
-          <w:rFonts w:eastAsiaTheme="minorEastAsia"/>
-          <w:iCs/>
-        </w:rPr>
-        <w:t>(4б)</w:t>
-      </w:r>
-    </w:p>
-    <w:p>
-      <w:pPr>
-        <w:rPr>
-          <w:rFonts w:eastAsiaTheme="minorEastAsia"/>
-          <w:i/>
-        </w:rPr>
-      </w:pPr>
-      <m:oMath>
-        <m:sSubSup>
-          <m:sSubSupPr>
-            <m:ctrlPr>
-              <w:rPr>
-                <w:rFonts w:ascii="Cambria Math" w:eastAsiaTheme="minorEastAsia" w:hAnsi="Cambria Math"/>
-                <w:i/>
-              </w:rPr>
-            </m:ctrlPr>
-          </m:sSubSupPr>
-          <m:e>
-            <m:r>
-              <w:rPr>
-                <w:rFonts w:ascii="Cambria Math" w:eastAsiaTheme="minorEastAsia" w:hAnsi="Cambria Math"/>
-                <w:lang w:val="en-US"/>
-              </w:rPr>
-              <m:t>v</m:t>
-            </m:r>
-          </m:e>
-          <m:sub>
-            <m:r>
-              <w:rPr>
-                <w:rFonts w:ascii="Cambria Math" w:eastAsiaTheme="minorEastAsia" w:hAnsi="Cambria Math"/>
-              </w:rPr>
-              <m:t>n</m:t>
-            </m:r>
-          </m:sub>
-          <m:sup>
-            <m:r>
-              <w:rPr>
-                <w:rFonts w:ascii="Cambria Math" w:eastAsiaTheme="minorEastAsia" w:hAnsi="Cambria Math"/>
-              </w:rPr>
-              <m:t>'</m:t>
-            </m:r>
-          </m:sup>
-        </m:sSubSup>
-        <m:r>
-          <w:rPr>
-            <w:rFonts w:ascii="Cambria Math" w:eastAsiaTheme="minorEastAsia" w:hAnsi="Cambria Math"/>
-            <w:lang w:val="en-US"/>
-          </w:rPr>
-          <m:t xml:space="preserve">= </m:t>
-        </m:r>
-        <m:sSub>
-          <m:sSubPr>
-            <m:ctrlPr>
-              <w:rPr>
-                <w:rFonts w:ascii="Cambria Math" w:eastAsiaTheme="minorEastAsia" w:hAnsi="Cambria Math"/>
-                <w:i/>
-                <w:lang w:val="en-US"/>
-              </w:rPr>
-            </m:ctrlPr>
-          </m:sSubPr>
-          <m:e>
-            <m:r>
-              <w:rPr>
-                <w:rFonts w:ascii="Cambria Math" w:eastAsiaTheme="minorEastAsia" w:hAnsi="Cambria Math"/>
-                <w:lang w:val="en-US"/>
-              </w:rPr>
-              <m:t>v</m:t>
-            </m:r>
-          </m:e>
-          <m:sub>
-            <m:r>
-              <w:rPr>
-                <w:rFonts w:ascii="Cambria Math" w:eastAsiaTheme="minorEastAsia" w:hAnsi="Cambria Math"/>
-                <w:lang w:val="en-US"/>
-              </w:rPr>
-              <m:t>n</m:t>
-            </m:r>
-          </m:sub>
-        </m:sSub>
-        <m:r>
-          <w:rPr>
-            <w:rFonts w:ascii="Cambria Math" w:eastAsiaTheme="minorEastAsia" w:hAnsi="Cambria Math"/>
-            <w:lang w:val="en-US"/>
-          </w:rPr>
-          <m:t>+</m:t>
-        </m:r>
-        <m:sSub>
-          <m:sSubPr>
-            <m:ctrlPr>
-              <w:rPr>
-                <w:rFonts w:ascii="Cambria Math" w:eastAsiaTheme="minorEastAsia" w:hAnsi="Cambria Math"/>
-                <w:i/>
-                <w:lang w:val="en-US"/>
-              </w:rPr>
-            </m:ctrlPr>
-          </m:sSubPr>
-          <m:e>
-            <m:r>
-              <w:rPr>
-                <w:rFonts w:ascii="Cambria Math" w:eastAsiaTheme="minorEastAsia" w:hAnsi="Cambria Math"/>
-                <w:lang w:val="en-US"/>
-              </w:rPr>
-              <m:t>a</m:t>
-            </m:r>
-          </m:e>
-          <m:sub>
-            <m:r>
-              <w:rPr>
-                <w:rFonts w:ascii="Cambria Math" w:eastAsiaTheme="minorEastAsia" w:hAnsi="Cambria Math"/>
-                <w:lang w:val="en-US"/>
-              </w:rPr>
-              <m:t>n</m:t>
-            </m:r>
-          </m:sub>
-        </m:sSub>
-        <m:r>
-          <w:rPr>
-            <w:rFonts w:ascii="Cambria Math" w:eastAsiaTheme="minorEastAsia" w:hAnsi="Cambria Math"/>
-            <w:lang w:val="en-US"/>
-          </w:rPr>
-          <m:t>∆t</m:t>
-        </m:r>
-      </m:oMath>
-      <w:r>
-        <w:rPr>
-          <w:rFonts w:eastAsiaTheme="minorEastAsia"/>
-          <w:i/>
-        </w:rPr>
-        <w:tab/>
-      </w:r>
-      <w:r>
-        <w:rPr>
-          <w:rFonts w:eastAsiaTheme="minorEastAsia"/>
-          <w:i/>
-        </w:rPr>
-        <w:tab/>
-      </w:r>
-      <w:r>
-        <w:rPr>
-          <w:rFonts w:eastAsiaTheme="minorEastAsia"/>
-          <w:i/>
-        </w:rPr>
-        <w:tab/>
-      </w:r>
-      <w:r>
-        <w:rPr>
-          <w:rFonts w:eastAsiaTheme="minorEastAsia"/>
-          <w:iCs/>
-        </w:rPr>
-        <w:t>(4в)</w:t>
-      </w:r>
-    </w:p>
-    <w:p>
-      <w:pPr>
-        <w:rPr>
-          <w:rFonts w:eastAsiaTheme="minorEastAsia"/>
-          <w:i/>
-        </w:rPr>
-      </w:pPr>
-      <m:oMath>
-        <m:sSub>
-          <m:sSubPr>
-            <m:ctrlPr>
-              <w:rPr>
-                <w:rFonts w:ascii="Cambria Math" w:eastAsiaTheme="minorEastAsia" w:hAnsi="Cambria Math"/>
-                <w:i/>
-              </w:rPr>
-            </m:ctrlPr>
-          </m:sSubPr>
-          <m:e>
-            <m:sSubSup>
-              <m:sSubSupPr>
-                <m:ctrlPr>
-                  <w:rPr>
-                    <w:rFonts w:ascii="Cambria Math" w:eastAsiaTheme="minorEastAsia" w:hAnsi="Cambria Math"/>
-                    <w:i/>
-                    <w:lang w:val="en-US"/>
-                  </w:rPr>
-                </m:ctrlPr>
-              </m:sSubSupPr>
-              <m:e>
-                <m:r>
-                  <w:rPr>
-                    <w:rFonts w:ascii="Cambria Math" w:eastAsiaTheme="minorEastAsia" w:hAnsi="Cambria Math"/>
-                    <w:lang w:val="en-US"/>
-                  </w:rPr>
-                  <m:t>y</m:t>
-                </m:r>
-              </m:e>
-              <m:sub>
-                <m:r>
-                  <w:rPr>
-                    <w:rFonts w:ascii="Cambria Math" w:eastAsiaTheme="minorEastAsia" w:hAnsi="Cambria Math"/>
-                    <w:lang w:val="en-US"/>
-                  </w:rPr>
-                  <m:t>n</m:t>
-                </m:r>
-              </m:sub>
-              <m:sup>
-                <m:r>
-                  <w:rPr>
-                    <w:rFonts w:ascii="Cambria Math" w:eastAsiaTheme="minorEastAsia" w:hAnsi="Cambria Math"/>
-                    <w:lang w:val="en-US"/>
-                  </w:rPr>
-                  <m:t>'</m:t>
-                </m:r>
-              </m:sup>
-            </m:sSubSup>
-            <m:r>
-              <w:rPr>
-                <w:rFonts w:ascii="Cambria Math" w:eastAsiaTheme="minorEastAsia" w:hAnsi="Cambria Math"/>
-                <w:lang w:val="en-US"/>
-              </w:rPr>
-              <m:t>=y</m:t>
-            </m:r>
-          </m:e>
-          <m:sub>
-            <m:r>
-              <w:rPr>
-                <w:rFonts w:ascii="Cambria Math" w:eastAsiaTheme="minorEastAsia" w:hAnsi="Cambria Math"/>
-              </w:rPr>
-              <m:t>n</m:t>
-            </m:r>
-          </m:sub>
-        </m:sSub>
-        <m:r>
-          <w:rPr>
-            <w:rFonts w:ascii="Cambria Math" w:eastAsiaTheme="minorEastAsia" w:hAnsi="Cambria Math"/>
-          </w:rPr>
-          <m:t>+</m:t>
-        </m:r>
-        <m:r>
-          <w:rPr>
-            <w:rFonts w:ascii="Cambria Math" w:eastAsiaTheme="minorEastAsia" w:hAnsi="Cambria Math"/>
-            <w:lang w:val="en-US"/>
-          </w:rPr>
-          <m:t xml:space="preserve"> </m:t>
-        </m:r>
-        <m:sSubSup>
-          <m:sSubSupPr>
-            <m:ctrlPr>
-              <w:rPr>
-                <w:rFonts w:ascii="Cambria Math" w:eastAsiaTheme="minorEastAsia" w:hAnsi="Cambria Math"/>
-                <w:i/>
-                <w:lang w:val="en-US"/>
-              </w:rPr>
-            </m:ctrlPr>
-          </m:sSubSupPr>
-          <m:e>
-            <m:r>
-              <w:rPr>
-                <w:rFonts w:ascii="Cambria Math" w:eastAsiaTheme="minorEastAsia" w:hAnsi="Cambria Math"/>
-                <w:lang w:val="en-US"/>
-              </w:rPr>
-              <m:t>v</m:t>
-            </m:r>
-          </m:e>
-          <m:sub>
-            <m:r>
-              <w:rPr>
-                <w:rFonts w:ascii="Cambria Math" w:eastAsiaTheme="minorEastAsia" w:hAnsi="Cambria Math"/>
-                <w:lang w:val="en-US"/>
-              </w:rPr>
-              <m:t>n</m:t>
-            </m:r>
-          </m:sub>
-          <m:sup>
-            <m:r>
-              <w:rPr>
-                <w:rFonts w:ascii="Cambria Math" w:eastAsiaTheme="minorEastAsia" w:hAnsi="Cambria Math"/>
-                <w:lang w:val="en-US"/>
-              </w:rPr>
-              <m:t>'</m:t>
-            </m:r>
-          </m:sup>
-        </m:sSubSup>
-        <m:r>
-          <w:rPr>
-            <w:rFonts w:ascii="Cambria Math" w:eastAsiaTheme="minorEastAsia" w:hAnsi="Cambria Math"/>
-            <w:lang w:val="en-US"/>
-          </w:rPr>
-          <m:t>∆t</m:t>
-        </m:r>
-      </m:oMath>
-      <w:r>
-        <w:rPr>
-          <w:rFonts w:eastAsiaTheme="minorEastAsia"/>
-          <w:i/>
-        </w:rPr>
-        <w:tab/>
-      </w:r>
-      <w:r>
-        <w:rPr>
-          <w:rFonts w:eastAsiaTheme="minorEastAsia"/>
-          <w:i/>
-        </w:rPr>
-        <w:tab/>
-      </w:r>
-      <w:r>
-        <w:rPr>
-          <w:rFonts w:eastAsiaTheme="minorEastAsia"/>
-          <w:i/>
-        </w:rPr>
-        <w:tab/>
-      </w:r>
-      <w:r>
-        <w:rPr>
-          <w:rFonts w:eastAsiaTheme="minorEastAsia"/>
-          <w:iCs/>
-        </w:rPr>
-        <w:t>(4г)</w:t>
-      </w:r>
-    </w:p>
-    <w:p>
-      <w:pPr>
-        <w:rPr>
-          <w:rFonts w:eastAsiaTheme="minorEastAsia"/>
-          <w:i/>
+        <w:rPr>
+          <w:lang w:val="en-US"/>
         </w:rPr>
       </w:pPr>
     </w:p>
     <w:p>
       <w:pPr>
         <w:rPr>
+          <w:lang w:val="en-US"/>
+        </w:rPr>
+      </w:pPr>
+      <w:r>
+        <w:t>Спочатку обчисл</w:t>
+      </w:r>
+      <w:r>
+        <w:t>ює</w:t>
+      </w:r>
+      <w:r>
+        <w:t>мо прискорення</w:t>
+      </w:r>
+      <w:r>
+        <w:rPr>
+          <w:lang w:val="en-US"/>
+        </w:rPr>
+        <w:t>:</w:t>
+      </w:r>
+    </w:p>
+    <w:p>
+      <w:pPr>
+        <w:rPr>
+          <w:rFonts w:eastAsiaTheme="minorEastAsia"/>
+          <w:lang w:val="en-US"/>
+        </w:rPr>
+      </w:pPr>
+      <m:oMathPara>
+        <m:oMath>
+          <m:sSubSup>
+            <m:sSubSupPr>
+              <m:ctrlPr>
+                <w:rPr>
+                  <w:rFonts w:ascii="Cambria Math" w:hAnsi="Cambria Math"/>
+                  <w:i/>
+                  <w:lang w:val="en-US"/>
+                </w:rPr>
+              </m:ctrlPr>
+            </m:sSubSupPr>
+            <m:e>
+              <m:r>
+                <w:rPr>
+                  <w:rFonts w:ascii="Cambria Math" w:hAnsi="Cambria Math"/>
+                  <w:lang w:val="en-US"/>
+                </w:rPr>
+                <m:t>a</m:t>
+              </m:r>
+            </m:e>
+            <m:sub>
+              <m:r>
+                <w:rPr>
+                  <w:rFonts w:ascii="Cambria Math" w:hAnsi="Cambria Math"/>
+                  <w:lang w:val="en-US"/>
+                </w:rPr>
+                <m:t>n</m:t>
+              </m:r>
+            </m:sub>
+            <m:sup>
+              <m:r>
+                <w:rPr>
+                  <w:rFonts w:ascii="Cambria Math" w:hAnsi="Cambria Math"/>
+                  <w:lang w:val="en-US"/>
+                </w:rPr>
+                <m:t>t</m:t>
+              </m:r>
+            </m:sup>
+          </m:sSubSup>
+          <m:r>
+            <w:rPr>
+              <w:rFonts w:ascii="Cambria Math" w:hAnsi="Cambria Math"/>
+              <w:lang w:val="en-US"/>
+            </w:rPr>
+            <m:t>=</m:t>
+          </m:r>
+          <m:f>
+            <m:fPr>
+              <m:ctrlPr>
+                <w:rPr>
+                  <w:rFonts w:ascii="Cambria Math" w:hAnsi="Cambria Math"/>
+                  <w:i/>
+                  <w:lang w:val="en-US"/>
+                </w:rPr>
+              </m:ctrlPr>
+            </m:fPr>
+            <m:num>
+              <m:sSubSup>
+                <m:sSubSupPr>
+                  <m:ctrlPr>
+                    <w:rPr>
+                      <w:rFonts w:ascii="Cambria Math" w:hAnsi="Cambria Math"/>
+                      <w:i/>
+                      <w:lang w:val="en-US"/>
+                    </w:rPr>
+                  </m:ctrlPr>
+                </m:sSubSupPr>
+                <m:e>
+                  <m:r>
+                    <w:rPr>
+                      <w:rFonts w:ascii="Cambria Math" w:hAnsi="Cambria Math"/>
+                      <w:lang w:val="en-US"/>
+                    </w:rPr>
+                    <m:t>f</m:t>
+                  </m:r>
+                </m:e>
+                <m:sub>
+                  <m:r>
+                    <w:rPr>
+                      <w:rFonts w:ascii="Cambria Math" w:hAnsi="Cambria Math"/>
+                      <w:lang w:val="en-US"/>
+                    </w:rPr>
+                    <m:t>n</m:t>
+                  </m:r>
+                </m:sub>
+                <m:sup>
+                  <m:r>
+                    <w:rPr>
+                      <w:rFonts w:ascii="Cambria Math" w:hAnsi="Cambria Math"/>
+                      <w:lang w:val="en-US"/>
+                    </w:rPr>
+                    <m:t>t</m:t>
+                  </m:r>
+                </m:sup>
+              </m:sSubSup>
+            </m:num>
+            <m:den>
+              <m:r>
+                <w:rPr>
+                  <w:rFonts w:ascii="Cambria Math" w:hAnsi="Cambria Math"/>
+                  <w:lang w:val="en-US"/>
+                </w:rPr>
+                <m:t>m</m:t>
+              </m:r>
+            </m:den>
+          </m:f>
+          <m:r>
+            <w:rPr>
+              <w:rFonts w:ascii="Cambria Math" w:hAnsi="Cambria Math"/>
+              <w:lang w:val="en-US"/>
+            </w:rPr>
+            <m:t xml:space="preserve">= </m:t>
+          </m:r>
+          <m:f>
+            <m:fPr>
+              <m:ctrlPr>
+                <w:rPr>
+                  <w:rFonts w:ascii="Cambria Math" w:hAnsi="Cambria Math"/>
+                  <w:i/>
+                  <w:lang w:val="en-US"/>
+                </w:rPr>
+              </m:ctrlPr>
+            </m:fPr>
+            <m:num>
+              <m:r>
+                <w:rPr>
+                  <w:rFonts w:ascii="Cambria Math" w:hAnsi="Cambria Math"/>
+                  <w:lang w:val="en-US"/>
+                </w:rPr>
+                <m:t>k</m:t>
+              </m:r>
+            </m:num>
+            <m:den>
+              <m:r>
+                <w:rPr>
+                  <w:rFonts w:ascii="Cambria Math" w:hAnsi="Cambria Math"/>
+                  <w:lang w:val="en-US"/>
+                </w:rPr>
+                <m:t>m</m:t>
+              </m:r>
+            </m:den>
+          </m:f>
+          <m:r>
+            <w:rPr>
+              <w:rFonts w:ascii="Cambria Math" w:hAnsi="Cambria Math"/>
+              <w:lang w:val="en-US"/>
+            </w:rPr>
+            <m:t>(</m:t>
+          </m:r>
+          <m:sSubSup>
+            <m:sSubSupPr>
+              <m:ctrlPr>
+                <w:rPr>
+                  <w:rFonts w:ascii="Cambria Math" w:hAnsi="Cambria Math"/>
+                  <w:i/>
+                  <w:lang w:val="en-US"/>
+                </w:rPr>
+              </m:ctrlPr>
+            </m:sSubSupPr>
+            <m:e>
+              <m:r>
+                <w:rPr>
+                  <w:rFonts w:ascii="Cambria Math" w:hAnsi="Cambria Math"/>
+                  <w:lang w:val="en-US"/>
+                </w:rPr>
+                <m:t>u</m:t>
+              </m:r>
+            </m:e>
+            <m:sub>
+              <m:r>
+                <w:rPr>
+                  <w:rFonts w:ascii="Cambria Math" w:hAnsi="Cambria Math"/>
+                  <w:lang w:val="en-US"/>
+                </w:rPr>
+                <m:t>n-1</m:t>
+              </m:r>
+            </m:sub>
+            <m:sup>
+              <m:r>
+                <w:rPr>
+                  <w:rFonts w:ascii="Cambria Math" w:hAnsi="Cambria Math"/>
+                  <w:lang w:val="en-US"/>
+                </w:rPr>
+                <m:t>t</m:t>
+              </m:r>
+            </m:sup>
+          </m:sSubSup>
+          <m:r>
+            <w:rPr>
+              <w:rFonts w:ascii="Cambria Math" w:hAnsi="Cambria Math"/>
+              <w:lang w:val="en-US"/>
+            </w:rPr>
+            <m:t xml:space="preserve">+ </m:t>
+          </m:r>
+          <m:sSubSup>
+            <m:sSubSupPr>
+              <m:ctrlPr>
+                <w:rPr>
+                  <w:rFonts w:ascii="Cambria Math" w:hAnsi="Cambria Math"/>
+                  <w:i/>
+                  <w:lang w:val="en-US"/>
+                </w:rPr>
+              </m:ctrlPr>
+            </m:sSubSupPr>
+            <m:e>
+              <m:r>
+                <w:rPr>
+                  <w:rFonts w:ascii="Cambria Math" w:hAnsi="Cambria Math"/>
+                  <w:lang w:val="en-US"/>
+                </w:rPr>
+                <m:t>u</m:t>
+              </m:r>
+            </m:e>
+            <m:sub>
+              <m:r>
+                <w:rPr>
+                  <w:rFonts w:ascii="Cambria Math" w:hAnsi="Cambria Math"/>
+                  <w:lang w:val="en-US"/>
+                </w:rPr>
+                <m:t>n+1</m:t>
+              </m:r>
+            </m:sub>
+            <m:sup>
+              <m:r>
+                <w:rPr>
+                  <w:rFonts w:ascii="Cambria Math" w:hAnsi="Cambria Math"/>
+                  <w:lang w:val="en-US"/>
+                </w:rPr>
+                <m:t>t</m:t>
+              </m:r>
+            </m:sup>
+          </m:sSubSup>
+          <m:r>
+            <w:rPr>
+              <w:rFonts w:ascii="Cambria Math" w:hAnsi="Cambria Math"/>
+              <w:lang w:val="en-US"/>
+            </w:rPr>
+            <m:t>-</m:t>
+          </m:r>
+          <m:r>
+            <w:rPr>
+              <w:rFonts w:ascii="Cambria Math" w:hAnsi="Cambria Math"/>
+              <w:lang w:val="en-US"/>
+            </w:rPr>
+            <m:t xml:space="preserve"> </m:t>
+          </m:r>
+          <m:r>
+            <w:rPr>
+              <w:rFonts w:ascii="Cambria Math" w:hAnsi="Cambria Math"/>
+              <w:lang w:val="en-US"/>
+            </w:rPr>
+            <m:t>2</m:t>
+          </m:r>
+          <m:sSubSup>
+            <m:sSubSupPr>
+              <m:ctrlPr>
+                <w:rPr>
+                  <w:rFonts w:ascii="Cambria Math" w:hAnsi="Cambria Math"/>
+                  <w:i/>
+                  <w:lang w:val="en-US"/>
+                </w:rPr>
+              </m:ctrlPr>
+            </m:sSubSupPr>
+            <m:e>
+              <m:r>
+                <w:rPr>
+                  <w:rFonts w:ascii="Cambria Math" w:hAnsi="Cambria Math"/>
+                  <w:lang w:val="en-US"/>
+                </w:rPr>
+                <m:t>u</m:t>
+              </m:r>
+            </m:e>
+            <m:sub>
+              <m:r>
+                <w:rPr>
+                  <w:rFonts w:ascii="Cambria Math" w:hAnsi="Cambria Math"/>
+                  <w:lang w:val="en-US"/>
+                </w:rPr>
+                <m:t>n</m:t>
+              </m:r>
+            </m:sub>
+            <m:sup>
+              <m:r>
+                <w:rPr>
+                  <w:rFonts w:ascii="Cambria Math" w:hAnsi="Cambria Math"/>
+                  <w:lang w:val="en-US"/>
+                </w:rPr>
+                <m:t>t</m:t>
+              </m:r>
+            </m:sup>
+          </m:sSubSup>
+          <m:r>
+            <w:rPr>
+              <w:rFonts w:ascii="Cambria Math" w:hAnsi="Cambria Math"/>
+              <w:lang w:val="en-US"/>
+            </w:rPr>
+            <m:t>)</m:t>
+          </m:r>
+          <m:r>
+            <w:rPr>
+              <w:rFonts w:ascii="Cambria Math" w:hAnsi="Cambria Math"/>
+              <w:lang w:val="en-US"/>
+            </w:rPr>
+            <m:t xml:space="preserve"> </m:t>
+          </m:r>
+        </m:oMath>
+      </m:oMathPara>
+    </w:p>
+    <w:p>
+      <w:pPr>
+        <w:rPr>
+          <w:rFonts w:eastAsiaTheme="minorEastAsia"/>
+          <w:lang w:val="en-US"/>
+        </w:rPr>
+      </w:pPr>
+      <w:r>
+        <w:rPr>
+          <w:rFonts w:eastAsiaTheme="minorEastAsia"/>
+        </w:rPr>
+        <w:t>Потім швидкості</w:t>
+      </w:r>
+      <w:r>
+        <w:rPr>
+          <w:rFonts w:eastAsiaTheme="minorEastAsia"/>
+          <w:lang w:val="en-US"/>
+        </w:rPr>
+        <w:t>:</w:t>
+      </w:r>
+    </w:p>
+    <w:p>
+      <w:pPr>
+        <w:rPr>
           <w:rFonts w:eastAsiaTheme="minorEastAsia"/>
           <w:i/>
-          <w:iCs/>
-          <w:lang w:val="en-US"/>
+        </w:rPr>
+      </w:pPr>
+      <m:oMathPara>
+        <m:oMath>
+          <m:sSubSup>
+            <m:sSubSupPr>
+              <m:ctrlPr>
+                <w:rPr>
+                  <w:rFonts w:ascii="Cambria Math" w:eastAsiaTheme="minorEastAsia" w:hAnsi="Cambria Math"/>
+                  <w:i/>
+                </w:rPr>
+              </m:ctrlPr>
+            </m:sSubSupPr>
+            <m:e>
+              <m:r>
+                <w:rPr>
+                  <w:rFonts w:ascii="Cambria Math" w:eastAsiaTheme="minorEastAsia" w:hAnsi="Cambria Math"/>
+                  <w:lang w:val="en-US"/>
+                </w:rPr>
+                <m:t>v</m:t>
+              </m:r>
+            </m:e>
+            <m:sub>
+              <m:r>
+                <w:rPr>
+                  <w:rFonts w:ascii="Cambria Math" w:eastAsiaTheme="minorEastAsia" w:hAnsi="Cambria Math"/>
+                </w:rPr>
+                <m:t>n</m:t>
+              </m:r>
+            </m:sub>
+            <m:sup>
+              <m:r>
+                <w:rPr>
+                  <w:rFonts w:ascii="Cambria Math" w:eastAsiaTheme="minorEastAsia" w:hAnsi="Cambria Math"/>
+                  <w:lang w:val="en-US"/>
+                </w:rPr>
+                <m:t>t</m:t>
+              </m:r>
+              <m:r>
+                <w:rPr>
+                  <w:rFonts w:ascii="Cambria Math" w:eastAsiaTheme="minorEastAsia" w:hAnsi="Cambria Math"/>
+                </w:rPr>
+                <m:t>+</m:t>
+              </m:r>
+              <m:f>
+                <m:fPr>
+                  <m:ctrlPr>
+                    <w:rPr>
+                      <w:rFonts w:ascii="Cambria Math" w:eastAsiaTheme="minorEastAsia" w:hAnsi="Cambria Math"/>
+                      <w:i/>
+                      <w:lang w:val="en-US"/>
+                    </w:rPr>
+                  </m:ctrlPr>
+                </m:fPr>
+                <m:num>
+                  <m:r>
+                    <w:rPr>
+                      <w:rFonts w:ascii="Cambria Math" w:eastAsiaTheme="minorEastAsia" w:hAnsi="Cambria Math"/>
+                    </w:rPr>
+                    <m:t>1</m:t>
+                  </m:r>
+                  <m:ctrlPr>
+                    <w:rPr>
+                      <w:rFonts w:ascii="Cambria Math" w:eastAsiaTheme="minorEastAsia" w:hAnsi="Cambria Math"/>
+                      <w:i/>
+                    </w:rPr>
+                  </m:ctrlPr>
+                </m:num>
+                <m:den>
+                  <m:r>
+                    <w:rPr>
+                      <w:rFonts w:ascii="Cambria Math" w:eastAsiaTheme="minorEastAsia" w:hAnsi="Cambria Math"/>
+                      <w:lang w:val="en-US"/>
+                    </w:rPr>
+                    <m:t>2</m:t>
+                  </m:r>
+                </m:den>
+              </m:f>
+            </m:sup>
+          </m:sSubSup>
+          <m:r>
+            <m:rPr>
+              <m:aln/>
+            </m:rPr>
+            <w:rPr>
+              <w:rFonts w:ascii="Cambria Math" w:eastAsiaTheme="minorEastAsia" w:hAnsi="Cambria Math"/>
+              <w:lang w:val="en-US"/>
+            </w:rPr>
+            <m:t xml:space="preserve">= </m:t>
+          </m:r>
+          <m:sSubSup>
+            <m:sSubSupPr>
+              <m:ctrlPr>
+                <w:rPr>
+                  <w:rFonts w:ascii="Cambria Math" w:eastAsiaTheme="minorEastAsia" w:hAnsi="Cambria Math"/>
+                  <w:i/>
+                </w:rPr>
+              </m:ctrlPr>
+            </m:sSubSupPr>
+            <m:e>
+              <m:r>
+                <w:rPr>
+                  <w:rFonts w:ascii="Cambria Math" w:eastAsiaTheme="minorEastAsia" w:hAnsi="Cambria Math"/>
+                  <w:lang w:val="en-US"/>
+                </w:rPr>
+                <m:t>v</m:t>
+              </m:r>
+            </m:e>
+            <m:sub>
+              <m:r>
+                <w:rPr>
+                  <w:rFonts w:ascii="Cambria Math" w:eastAsiaTheme="minorEastAsia" w:hAnsi="Cambria Math"/>
+                </w:rPr>
+                <m:t>n</m:t>
+              </m:r>
+            </m:sub>
+            <m:sup>
+              <m:r>
+                <w:rPr>
+                  <w:rFonts w:ascii="Cambria Math" w:eastAsiaTheme="minorEastAsia" w:hAnsi="Cambria Math"/>
+                  <w:lang w:val="en-US"/>
+                </w:rPr>
+                <m:t>t</m:t>
+              </m:r>
+              <m:r>
+                <w:rPr>
+                  <w:rFonts w:ascii="Cambria Math" w:eastAsiaTheme="minorEastAsia" w:hAnsi="Cambria Math"/>
+                </w:rPr>
+                <m:t>-</m:t>
+              </m:r>
+              <m:f>
+                <m:fPr>
+                  <m:ctrlPr>
+                    <w:rPr>
+                      <w:rFonts w:ascii="Cambria Math" w:eastAsiaTheme="minorEastAsia" w:hAnsi="Cambria Math"/>
+                      <w:i/>
+                      <w:lang w:val="en-US"/>
+                    </w:rPr>
+                  </m:ctrlPr>
+                </m:fPr>
+                <m:num>
+                  <m:r>
+                    <w:rPr>
+                      <w:rFonts w:ascii="Cambria Math" w:eastAsiaTheme="minorEastAsia" w:hAnsi="Cambria Math"/>
+                    </w:rPr>
+                    <m:t>1</m:t>
+                  </m:r>
+                  <m:ctrlPr>
+                    <w:rPr>
+                      <w:rFonts w:ascii="Cambria Math" w:eastAsiaTheme="minorEastAsia" w:hAnsi="Cambria Math"/>
+                      <w:i/>
+                    </w:rPr>
+                  </m:ctrlPr>
+                </m:num>
+                <m:den>
+                  <m:r>
+                    <w:rPr>
+                      <w:rFonts w:ascii="Cambria Math" w:eastAsiaTheme="minorEastAsia" w:hAnsi="Cambria Math"/>
+                      <w:lang w:val="en-US"/>
+                    </w:rPr>
+                    <m:t>2</m:t>
+                  </m:r>
+                </m:den>
+              </m:f>
+            </m:sup>
+          </m:sSubSup>
+          <m:r>
+            <w:rPr>
+              <w:rFonts w:ascii="Cambria Math" w:eastAsiaTheme="minorEastAsia" w:hAnsi="Cambria Math"/>
+              <w:lang w:val="en-US"/>
+            </w:rPr>
+            <m:t>+</m:t>
+          </m:r>
+          <m:sSubSup>
+            <m:sSubSupPr>
+              <m:ctrlPr>
+                <w:rPr>
+                  <w:rFonts w:ascii="Cambria Math" w:eastAsiaTheme="minorEastAsia" w:hAnsi="Cambria Math"/>
+                  <w:i/>
+                  <w:lang w:val="en-US"/>
+                </w:rPr>
+              </m:ctrlPr>
+            </m:sSubSupPr>
+            <m:e>
+              <m:r>
+                <w:rPr>
+                  <w:rFonts w:ascii="Cambria Math" w:eastAsiaTheme="minorEastAsia" w:hAnsi="Cambria Math"/>
+                  <w:lang w:val="en-US"/>
+                </w:rPr>
+                <m:t>a</m:t>
+              </m:r>
+            </m:e>
+            <m:sub>
+              <m:r>
+                <w:rPr>
+                  <w:rFonts w:ascii="Cambria Math" w:eastAsiaTheme="minorEastAsia" w:hAnsi="Cambria Math"/>
+                  <w:lang w:val="en-US"/>
+                </w:rPr>
+                <m:t>n</m:t>
+              </m:r>
+            </m:sub>
+            <m:sup>
+              <m:r>
+                <w:rPr>
+                  <w:rFonts w:ascii="Cambria Math" w:eastAsiaTheme="minorEastAsia" w:hAnsi="Cambria Math"/>
+                  <w:lang w:val="en-US"/>
+                </w:rPr>
+                <m:t>t</m:t>
+              </m:r>
+            </m:sup>
+          </m:sSubSup>
+          <m:r>
+            <w:rPr>
+              <w:rFonts w:ascii="Cambria Math" w:eastAsiaTheme="minorEastAsia" w:hAnsi="Cambria Math"/>
+              <w:lang w:val="en-US"/>
+            </w:rPr>
+            <m:t>∆t</m:t>
+          </m:r>
+          <m:r>
+            <w:rPr>
+              <w:rFonts w:ascii="Cambria Math" w:eastAsiaTheme="minorEastAsia" w:hAnsi="Cambria Math"/>
+              <w:lang w:val="en-US"/>
+            </w:rPr>
+            <m:t xml:space="preserve"> </m:t>
+          </m:r>
+          <m:r>
+            <w:rPr>
+              <w:rFonts w:ascii="Cambria Math" w:eastAsiaTheme="minorEastAsia" w:hAnsi="Cambria Math"/>
+            </w:rPr>
+            <m:t xml:space="preserve">                            (4</m:t>
+          </m:r>
+          <m:r>
+            <w:rPr>
+              <w:rFonts w:ascii="Cambria Math" w:eastAsiaTheme="minorEastAsia" w:hAnsi="Cambria Math"/>
+              <w:lang w:val="en-US"/>
+            </w:rPr>
+            <m:t>a</m:t>
+          </m:r>
+          <m:r>
+            <w:rPr>
+              <w:rFonts w:ascii="Cambria Math" w:eastAsiaTheme="minorEastAsia" w:hAnsi="Cambria Math"/>
+            </w:rPr>
+            <m:t>)</m:t>
+          </m:r>
+        </m:oMath>
+      </m:oMathPara>
+    </w:p>
+    <w:p>
+      <w:pPr>
+        <w:rPr>
+          <w:rFonts w:eastAsiaTheme="minorEastAsia"/>
+          <w:lang w:val="en-US"/>
+        </w:rPr>
+      </w:pPr>
+      <w:r>
+        <w:rPr>
+          <w:rFonts w:eastAsiaTheme="minorEastAsia"/>
+        </w:rPr>
+        <w:t>І відхилення</w:t>
+      </w:r>
+      <w:r>
+        <w:rPr>
+          <w:rFonts w:eastAsiaTheme="minorEastAsia"/>
+          <w:lang w:val="en-US"/>
+        </w:rPr>
+        <w:t>:</w:t>
+      </w:r>
+    </w:p>
+    <w:p>
+      <w:pPr>
+        <w:rPr>
+          <w:rFonts w:eastAsiaTheme="minorEastAsia"/>
+          <w:lang w:val="en-US"/>
+        </w:rPr>
+      </w:pPr>
+      <m:oMathPara>
+        <m:oMath>
+          <m:sSubSup>
+            <m:sSubSupPr>
+              <m:ctrlPr>
+                <w:rPr>
+                  <w:rFonts w:ascii="Cambria Math" w:eastAsiaTheme="minorEastAsia" w:hAnsi="Cambria Math"/>
+                  <w:i/>
+                </w:rPr>
+              </m:ctrlPr>
+            </m:sSubSupPr>
+            <m:e>
+              <m:r>
+                <w:rPr>
+                  <w:rFonts w:ascii="Cambria Math" w:eastAsiaTheme="minorEastAsia" w:hAnsi="Cambria Math"/>
+                  <w:lang w:val="en-US"/>
+                </w:rPr>
+                <m:t>u</m:t>
+              </m:r>
+            </m:e>
+            <m:sub>
+              <m:r>
+                <w:rPr>
+                  <w:rFonts w:ascii="Cambria Math" w:eastAsiaTheme="minorEastAsia" w:hAnsi="Cambria Math"/>
+                </w:rPr>
+                <m:t>n</m:t>
+              </m:r>
+            </m:sub>
+            <m:sup>
+              <m:r>
+                <w:rPr>
+                  <w:rFonts w:ascii="Cambria Math" w:eastAsiaTheme="minorEastAsia" w:hAnsi="Cambria Math"/>
+                  <w:lang w:val="en-US"/>
+                </w:rPr>
+                <m:t>t</m:t>
+              </m:r>
+              <m:r>
+                <w:rPr>
+                  <w:rFonts w:ascii="Cambria Math" w:eastAsiaTheme="minorEastAsia" w:hAnsi="Cambria Math"/>
+                </w:rPr>
+                <m:t>+1</m:t>
+              </m:r>
+            </m:sup>
+          </m:sSubSup>
+          <m:r>
+            <w:rPr>
+              <w:rFonts w:ascii="Cambria Math" w:eastAsiaTheme="minorEastAsia" w:hAnsi="Cambria Math"/>
+              <w:lang w:val="en-US"/>
+            </w:rPr>
+            <m:t xml:space="preserve">= </m:t>
+          </m:r>
+          <m:sSubSup>
+            <m:sSubSupPr>
+              <m:ctrlPr>
+                <w:rPr>
+                  <w:rFonts w:ascii="Cambria Math" w:eastAsiaTheme="minorEastAsia" w:hAnsi="Cambria Math"/>
+                  <w:i/>
+                </w:rPr>
+              </m:ctrlPr>
+            </m:sSubSupPr>
+            <m:e>
+              <m:r>
+                <w:rPr>
+                  <w:rFonts w:ascii="Cambria Math" w:eastAsiaTheme="minorEastAsia" w:hAnsi="Cambria Math"/>
+                  <w:lang w:val="en-US"/>
+                </w:rPr>
+                <m:t>u</m:t>
+              </m:r>
+            </m:e>
+            <m:sub>
+              <m:r>
+                <w:rPr>
+                  <w:rFonts w:ascii="Cambria Math" w:eastAsiaTheme="minorEastAsia" w:hAnsi="Cambria Math"/>
+                </w:rPr>
+                <m:t>n</m:t>
+              </m:r>
+            </m:sub>
+            <m:sup>
+              <m:r>
+                <w:rPr>
+                  <w:rFonts w:ascii="Cambria Math" w:eastAsiaTheme="minorEastAsia" w:hAnsi="Cambria Math"/>
+                  <w:lang w:val="en-US"/>
+                </w:rPr>
+                <m:t>t</m:t>
+              </m:r>
+            </m:sup>
+          </m:sSubSup>
+          <m:r>
+            <w:rPr>
+              <w:rFonts w:ascii="Cambria Math" w:eastAsiaTheme="minorEastAsia" w:hAnsi="Cambria Math"/>
+              <w:lang w:val="en-US"/>
+            </w:rPr>
+            <m:t>+</m:t>
+          </m:r>
+          <m:sSubSup>
+            <m:sSubSupPr>
+              <m:ctrlPr>
+                <w:rPr>
+                  <w:rFonts w:ascii="Cambria Math" w:eastAsiaTheme="minorEastAsia" w:hAnsi="Cambria Math"/>
+                  <w:i/>
+                  <w:lang w:val="en-US"/>
+                </w:rPr>
+              </m:ctrlPr>
+            </m:sSubSupPr>
+            <m:e>
+              <m:r>
+                <w:rPr>
+                  <w:rFonts w:ascii="Cambria Math" w:eastAsiaTheme="minorEastAsia" w:hAnsi="Cambria Math"/>
+                  <w:lang w:val="en-US"/>
+                </w:rPr>
+                <m:t>v</m:t>
+              </m:r>
+            </m:e>
+            <m:sub>
+              <m:r>
+                <w:rPr>
+                  <w:rFonts w:ascii="Cambria Math" w:eastAsiaTheme="minorEastAsia" w:hAnsi="Cambria Math"/>
+                  <w:lang w:val="en-US"/>
+                </w:rPr>
+                <m:t>n</m:t>
+              </m:r>
+            </m:sub>
+            <m:sup>
+              <m:r>
+                <w:rPr>
+                  <w:rFonts w:ascii="Cambria Math" w:eastAsiaTheme="minorEastAsia" w:hAnsi="Cambria Math"/>
+                  <w:lang w:val="en-US"/>
+                </w:rPr>
+                <m:t>t</m:t>
+              </m:r>
+              <m:r>
+                <w:rPr>
+                  <w:rFonts w:ascii="Cambria Math" w:eastAsiaTheme="minorEastAsia" w:hAnsi="Cambria Math"/>
+                  <w:lang w:val="en-US"/>
+                </w:rPr>
+                <m:t>+1/2</m:t>
+              </m:r>
+            </m:sup>
+          </m:sSubSup>
+          <m:r>
+            <w:rPr>
+              <w:rFonts w:ascii="Cambria Math" w:eastAsiaTheme="minorEastAsia" w:hAnsi="Cambria Math"/>
+              <w:lang w:val="en-US"/>
+            </w:rPr>
+            <m:t>∆t</m:t>
+          </m:r>
+          <m:r>
+            <w:rPr>
+              <w:rFonts w:ascii="Cambria Math" w:eastAsiaTheme="minorEastAsia" w:hAnsi="Cambria Math"/>
+              <w:lang w:val="en-US"/>
+            </w:rPr>
+            <m:t xml:space="preserve">                   </m:t>
+          </m:r>
+          <m:r>
+            <w:rPr>
+              <w:rFonts w:ascii="Cambria Math" w:eastAsiaTheme="minorEastAsia" w:hAnsi="Cambria Math"/>
+              <w:lang w:val="en-US"/>
+            </w:rPr>
+            <m:t xml:space="preserve"> </m:t>
+          </m:r>
+          <m:r>
+            <w:rPr>
+              <w:rFonts w:ascii="Cambria Math" w:eastAsiaTheme="minorEastAsia" w:hAnsi="Cambria Math"/>
+              <w:lang w:val="en-US"/>
+            </w:rPr>
+            <m:t xml:space="preserve">     (4b)</m:t>
+          </m:r>
+        </m:oMath>
+      </m:oMathPara>
+    </w:p>
+    <w:p>
+      <w:pPr>
+        <w:ind w:firstLine="0"/>
+        <w:rPr>
+          <w:rFonts w:eastAsiaTheme="minorEastAsia"/>
+          <w:i/>
+          <w:lang w:val="en-US"/>
+        </w:rPr>
+      </w:pPr>
+    </w:p>
+    <w:p>
+      <w:pPr>
+        <w:rPr>
+          <w:rFonts w:eastAsiaTheme="minorEastAsia"/>
         </w:rPr>
       </w:pPr>
       <w:r>
@@ -2782,7 +3053,55 @@
         <w:rPr>
           <w:rFonts w:eastAsiaTheme="minorEastAsia"/>
         </w:rPr>
-        <w:t xml:space="preserve"> Якщо обмежитися однорідним середовищем, маси у вузлах можна вважати одиничними</w:t>
+        <w:t xml:space="preserve"> </w:t>
+      </w:r>
+      <w:r>
+        <w:rPr>
+          <w:rFonts w:eastAsiaTheme="minorEastAsia"/>
+        </w:rPr>
+        <w:t>В</w:t>
+      </w:r>
+      <w:r>
+        <w:rPr>
+          <w:rFonts w:eastAsiaTheme="minorEastAsia"/>
+        </w:rPr>
+        <w:t xml:space="preserve"> однорідн</w:t>
+      </w:r>
+      <w:r>
+        <w:rPr>
+          <w:rFonts w:eastAsiaTheme="minorEastAsia"/>
+        </w:rPr>
+        <w:t>о</w:t>
+      </w:r>
+      <w:r>
+        <w:rPr>
+          <w:rFonts w:eastAsiaTheme="minorEastAsia"/>
+        </w:rPr>
+        <w:t>м</w:t>
+      </w:r>
+      <w:r>
+        <w:rPr>
+          <w:rFonts w:eastAsiaTheme="minorEastAsia"/>
+        </w:rPr>
+        <w:t>у</w:t>
+      </w:r>
+      <w:r>
+        <w:rPr>
+          <w:rFonts w:eastAsiaTheme="minorEastAsia"/>
+        </w:rPr>
+        <w:t xml:space="preserve"> </w:t>
+      </w:r>
+      <w:r>
+        <w:rPr>
+          <w:rFonts w:eastAsiaTheme="minorEastAsia"/>
+        </w:rPr>
+        <w:t>середовищі</w:t>
+      </w:r>
+      <w:r>
+        <w:rPr>
+          <w:rFonts w:eastAsiaTheme="minorEastAsia"/>
+        </w:rPr>
+        <w:t>, маси у вузлах можна вважати одиничними</w:t>
       </w:r>
       <w:r>
         <w:rPr>
@@ -2821,14 +3140,22 @@
           <w:rFonts w:eastAsiaTheme="minorEastAsia"/>
           <w:lang w:val="en-US"/>
         </w:rPr>
+        <w:t>;</w:t>
+      </w:r>
+      <w:r>
+        <w:rPr>
+          <w:rFonts w:eastAsiaTheme="minorEastAsia"/>
+          <w:lang w:val="en-US"/>
+        </w:rPr>
         <w:t xml:space="preserve"> </w:t>
       </w:r>
       <w:r>
         <w:rPr>
           <w:rFonts w:eastAsiaTheme="minorEastAsia"/>
         </w:rPr>
-        <w:t xml:space="preserve">і найменший проміжок такого часу </w:t>
-      </w:r>
+        <w:t xml:space="preserve">найменший проміжок такого часу </w:t>
+      </w:r>
+      <w:proofErr w:type="spellStart"/>
       <w:r>
         <w:rPr>
           <w:rFonts w:eastAsiaTheme="minorEastAsia" w:cstheme="minorHAnsi"/>
@@ -2847,6 +3174,7 @@
         </w:rPr>
         <w:t>t</w:t>
       </w:r>
+      <w:proofErr w:type="spellEnd"/>
       <w:r>
         <w:rPr>
           <w:rFonts w:eastAsiaTheme="minorEastAsia"/>
@@ -2854,7 +3182,30 @@
           <w:iCs/>
           <w:lang w:val="en-US"/>
         </w:rPr>
-        <w:t xml:space="preserve"> = 1.</w:t>
+        <w:t xml:space="preserve"> = 1</w:t>
+      </w:r>
+      <w:r>
+        <w:rPr>
+          <w:rFonts w:eastAsiaTheme="minorEastAsia"/>
+          <w:i/>
+          <w:iCs/>
+        </w:rPr>
+        <w:t xml:space="preserve">, </w:t>
+      </w:r>
+      <w:r>
+        <w:rPr>
+          <w:rFonts w:eastAsiaTheme="minorEastAsia"/>
+        </w:rPr>
+        <w:t>а дробовий верхній індекс стає недоречним</w:t>
+      </w:r>
+      <w:r>
+        <w:rPr>
+          <w:rFonts w:eastAsiaTheme="minorEastAsia"/>
+          <w:i/>
+          <w:iCs/>
+          <w:lang w:val="en-US"/>
+        </w:rPr>
+        <w:t>.</w:t>
       </w:r>
       <w:r>
         <w:rPr>
@@ -2867,25 +3218,13 @@
         <w:rPr>
           <w:rFonts w:eastAsiaTheme="minorEastAsia"/>
         </w:rPr>
-        <w:t>Ц</w:t>
-      </w:r>
-      <w:r>
-        <w:rPr>
-          <w:rFonts w:eastAsiaTheme="minorEastAsia"/>
-        </w:rPr>
-        <w:t xml:space="preserve">е спрощує обчислення </w:t>
-      </w:r>
-      <w:r>
-        <w:rPr>
-          <w:rFonts w:eastAsiaTheme="minorEastAsia"/>
-        </w:rPr>
-        <w:t xml:space="preserve">і зводить їх </w:t>
-      </w:r>
-      <w:r>
-        <w:rPr>
-          <w:rFonts w:eastAsiaTheme="minorEastAsia"/>
-        </w:rPr>
-        <w:t xml:space="preserve">до системи </w:t>
+        <w:t>Система рівнянь (4) зводиться до</w:t>
+      </w:r>
+      <w:r>
+        <w:rPr>
+          <w:rFonts w:eastAsiaTheme="minorEastAsia"/>
+        </w:rPr>
+        <w:t xml:space="preserve"> системи </w:t>
       </w:r>
       <w:r>
         <w:rPr>
@@ -2899,538 +3238,544 @@
       <w:pPr>
         <w:rPr>
           <w:rFonts w:eastAsiaTheme="minorEastAsia"/>
-          <w:i/>
-        </w:rPr>
-      </w:pPr>
-      <m:oMath>
-        <m:sSub>
-          <m:sSubPr>
-            <m:ctrlPr>
-              <w:rPr>
-                <w:rFonts w:ascii="Cambria Math" w:hAnsi="Cambria Math"/>
-                <w:i/>
-                <w:lang w:val="en-US"/>
-              </w:rPr>
-            </m:ctrlPr>
-          </m:sSubPr>
-          <m:e>
-            <m:r>
-              <w:rPr>
-                <w:rFonts w:ascii="Cambria Math" w:hAnsi="Cambria Math"/>
-                <w:lang w:val="en-US"/>
-              </w:rPr>
-              <m:t>f</m:t>
-            </m:r>
-          </m:e>
-          <m:sub>
-            <m:r>
-              <w:rPr>
-                <w:rFonts w:ascii="Cambria Math" w:hAnsi="Cambria Math"/>
-                <w:lang w:val="en-US"/>
-              </w:rPr>
-              <m:t>n</m:t>
-            </m:r>
-          </m:sub>
-        </m:sSub>
-        <m:r>
-          <w:rPr>
-            <w:rFonts w:ascii="Cambria Math" w:hAnsi="Cambria Math"/>
-            <w:lang w:val="en-US"/>
-          </w:rPr>
-          <m:t>=k</m:t>
-        </m:r>
-        <m:d>
-          <m:dPr>
-            <m:ctrlPr>
-              <w:rPr>
-                <w:rFonts w:ascii="Cambria Math" w:hAnsi="Cambria Math"/>
-                <w:i/>
-                <w:lang w:val="en-US"/>
-              </w:rPr>
-            </m:ctrlPr>
-          </m:dPr>
-          <m:e>
-            <m:sSub>
-              <m:sSubPr>
-                <m:ctrlPr>
-                  <w:rPr>
-                    <w:rFonts w:ascii="Cambria Math" w:hAnsi="Cambria Math"/>
-                    <w:i/>
-                    <w:lang w:val="en-US"/>
-                  </w:rPr>
-                </m:ctrlPr>
-              </m:sSubPr>
-              <m:e>
-                <m:r>
-                  <w:rPr>
-                    <w:rFonts w:ascii="Cambria Math" w:hAnsi="Cambria Math"/>
-                    <w:lang w:val="en-US"/>
-                  </w:rPr>
-                  <m:t>y</m:t>
-                </m:r>
-              </m:e>
-              <m:sub>
-                <m:r>
-                  <w:rPr>
-                    <w:rFonts w:ascii="Cambria Math" w:hAnsi="Cambria Math"/>
-                    <w:lang w:val="en-US"/>
-                  </w:rPr>
-                  <m:t>n-1</m:t>
-                </m:r>
-              </m:sub>
-            </m:sSub>
-            <m:r>
-              <w:rPr>
-                <w:rFonts w:ascii="Cambria Math" w:hAnsi="Cambria Math"/>
-                <w:lang w:val="en-US"/>
-              </w:rPr>
-              <m:t xml:space="preserve">+ </m:t>
-            </m:r>
-            <m:sSub>
-              <m:sSubPr>
-                <m:ctrlPr>
-                  <w:rPr>
-                    <w:rFonts w:ascii="Cambria Math" w:hAnsi="Cambria Math"/>
-                    <w:i/>
-                    <w:lang w:val="en-US"/>
-                  </w:rPr>
-                </m:ctrlPr>
-              </m:sSubPr>
-              <m:e>
-                <m:r>
-                  <w:rPr>
-                    <w:rFonts w:ascii="Cambria Math" w:hAnsi="Cambria Math"/>
-                    <w:lang w:val="en-US"/>
-                  </w:rPr>
-                  <m:t>y</m:t>
-                </m:r>
-              </m:e>
-              <m:sub>
-                <m:r>
-                  <w:rPr>
-                    <w:rFonts w:ascii="Cambria Math" w:hAnsi="Cambria Math"/>
-                    <w:lang w:val="en-US"/>
-                  </w:rPr>
-                  <m:t>n+1</m:t>
-                </m:r>
-              </m:sub>
-            </m:sSub>
-            <m:r>
-              <w:rPr>
-                <w:rFonts w:ascii="Cambria Math" w:hAnsi="Cambria Math"/>
-                <w:lang w:val="en-US"/>
-              </w:rPr>
-              <m:t>-</m:t>
-            </m:r>
-            <m:sSub>
-              <m:sSubPr>
-                <m:ctrlPr>
-                  <w:rPr>
-                    <w:rFonts w:ascii="Cambria Math" w:hAnsi="Cambria Math"/>
-                    <w:i/>
-                    <w:lang w:val="en-US"/>
-                  </w:rPr>
-                </m:ctrlPr>
-              </m:sSubPr>
-              <m:e>
-                <m:r>
-                  <w:rPr>
-                    <w:rFonts w:ascii="Cambria Math" w:hAnsi="Cambria Math"/>
-                    <w:lang w:val="en-US"/>
-                  </w:rPr>
-                  <m:t>2y</m:t>
-                </m:r>
-              </m:e>
-              <m:sub>
-                <m:r>
-                  <w:rPr>
-                    <w:rFonts w:ascii="Cambria Math" w:hAnsi="Cambria Math"/>
-                    <w:lang w:val="en-US"/>
-                  </w:rPr>
-                  <m:t>n</m:t>
-                </m:r>
-              </m:sub>
-            </m:sSub>
-          </m:e>
-        </m:d>
-      </m:oMath>
-      <w:r>
-        <w:rPr>
-          <w:rFonts w:eastAsiaTheme="minorEastAsia"/>
-          <w:i/>
-        </w:rPr>
-        <w:tab/>
-      </w:r>
-      <w:r>
-        <w:rPr>
-          <w:rFonts w:eastAsiaTheme="minorEastAsia"/>
-          <w:iCs/>
-        </w:rPr>
-        <w:t>(</w:t>
-      </w:r>
-      <w:r>
-        <w:rPr>
-          <w:rFonts w:eastAsiaTheme="minorEastAsia"/>
-          <w:iCs/>
-          <w:lang w:val="en-US"/>
-        </w:rPr>
-        <w:t>5</w:t>
-      </w:r>
-      <w:r>
-        <w:rPr>
-          <w:rFonts w:eastAsiaTheme="minorEastAsia"/>
-          <w:iCs/>
-        </w:rPr>
-        <w:t>а)</w:t>
-      </w:r>
-    </w:p>
-    <w:p>
-      <w:pPr>
-        <w:rPr>
-          <w:rFonts w:eastAsiaTheme="minorEastAsia"/>
-          <w:i/>
-        </w:rPr>
-      </w:pPr>
-      <m:oMath>
-        <m:sSubSup>
-          <m:sSubSupPr>
-            <m:ctrlPr>
-              <w:rPr>
-                <w:rFonts w:ascii="Cambria Math" w:eastAsiaTheme="minorEastAsia" w:hAnsi="Cambria Math"/>
-                <w:i/>
-              </w:rPr>
-            </m:ctrlPr>
-          </m:sSubSupPr>
-          <m:e>
-            <m:r>
-              <w:rPr>
-                <w:rFonts w:ascii="Cambria Math" w:eastAsiaTheme="minorEastAsia" w:hAnsi="Cambria Math"/>
-                <w:lang w:val="en-US"/>
-              </w:rPr>
-              <m:t>v</m:t>
-            </m:r>
-          </m:e>
-          <m:sub>
-            <m:r>
-              <w:rPr>
-                <w:rFonts w:ascii="Cambria Math" w:eastAsiaTheme="minorEastAsia" w:hAnsi="Cambria Math"/>
-              </w:rPr>
-              <m:t>n</m:t>
-            </m:r>
-          </m:sub>
-          <m:sup>
-            <m:r>
-              <w:rPr>
-                <w:rFonts w:ascii="Cambria Math" w:eastAsiaTheme="minorEastAsia" w:hAnsi="Cambria Math"/>
-              </w:rPr>
-              <m:t>'</m:t>
-            </m:r>
-          </m:sup>
-        </m:sSubSup>
-        <m:r>
-          <w:rPr>
-            <w:rFonts w:ascii="Cambria Math" w:eastAsiaTheme="minorEastAsia" w:hAnsi="Cambria Math"/>
-            <w:lang w:val="en-US"/>
-          </w:rPr>
-          <m:t xml:space="preserve">= </m:t>
-        </m:r>
-        <m:sSub>
-          <m:sSubPr>
-            <m:ctrlPr>
-              <w:rPr>
-                <w:rFonts w:ascii="Cambria Math" w:eastAsiaTheme="minorEastAsia" w:hAnsi="Cambria Math"/>
-                <w:i/>
-                <w:lang w:val="en-US"/>
-              </w:rPr>
-            </m:ctrlPr>
-          </m:sSubPr>
-          <m:e>
-            <m:r>
-              <w:rPr>
-                <w:rFonts w:ascii="Cambria Math" w:eastAsiaTheme="minorEastAsia" w:hAnsi="Cambria Math"/>
-                <w:lang w:val="en-US"/>
-              </w:rPr>
-              <m:t>v</m:t>
-            </m:r>
-          </m:e>
-          <m:sub>
-            <m:r>
-              <w:rPr>
-                <w:rFonts w:ascii="Cambria Math" w:eastAsiaTheme="minorEastAsia" w:hAnsi="Cambria Math"/>
-                <w:lang w:val="en-US"/>
-              </w:rPr>
-              <m:t>n</m:t>
-            </m:r>
-          </m:sub>
-        </m:sSub>
-        <m:r>
-          <w:rPr>
-            <w:rFonts w:ascii="Cambria Math" w:eastAsiaTheme="minorEastAsia" w:hAnsi="Cambria Math"/>
-            <w:lang w:val="en-US"/>
-          </w:rPr>
-          <m:t>+</m:t>
-        </m:r>
-        <m:sSub>
-          <m:sSubPr>
-            <m:ctrlPr>
-              <w:rPr>
-                <w:rFonts w:ascii="Cambria Math" w:eastAsiaTheme="minorEastAsia" w:hAnsi="Cambria Math"/>
-                <w:i/>
-                <w:lang w:val="en-US"/>
-              </w:rPr>
-            </m:ctrlPr>
-          </m:sSubPr>
-          <m:e>
-            <m:r>
-              <w:rPr>
-                <w:rFonts w:ascii="Cambria Math" w:eastAsiaTheme="minorEastAsia" w:hAnsi="Cambria Math"/>
-                <w:lang w:val="en-US"/>
-              </w:rPr>
-              <m:t>f</m:t>
-            </m:r>
-          </m:e>
-          <m:sub>
-            <m:r>
-              <w:rPr>
-                <w:rFonts w:ascii="Cambria Math" w:eastAsiaTheme="minorEastAsia" w:hAnsi="Cambria Math"/>
-                <w:lang w:val="en-US"/>
-              </w:rPr>
-              <m:t>n</m:t>
-            </m:r>
-          </m:sub>
-        </m:sSub>
-      </m:oMath>
-      <w:r>
-        <w:rPr>
-          <w:rFonts w:eastAsiaTheme="minorEastAsia"/>
-          <w:i/>
-        </w:rPr>
-        <w:tab/>
-      </w:r>
-      <w:r>
-        <w:rPr>
-          <w:rFonts w:eastAsiaTheme="minorEastAsia"/>
-          <w:i/>
-        </w:rPr>
-        <w:tab/>
-      </w:r>
-      <w:r>
-        <w:rPr>
-          <w:rFonts w:eastAsiaTheme="minorEastAsia"/>
-          <w:i/>
-        </w:rPr>
-        <w:tab/>
-      </w:r>
-      <w:r>
-        <w:rPr>
-          <w:rFonts w:eastAsiaTheme="minorEastAsia"/>
-          <w:iCs/>
-        </w:rPr>
-        <w:t>(</w:t>
-      </w:r>
-      <w:r>
-        <w:rPr>
-          <w:rFonts w:eastAsiaTheme="minorEastAsia"/>
-          <w:iCs/>
-          <w:lang w:val="en-US"/>
-        </w:rPr>
-        <w:t>5</w:t>
-      </w:r>
-      <w:r>
-        <w:rPr>
-          <w:rFonts w:eastAsiaTheme="minorEastAsia"/>
-          <w:iCs/>
-        </w:rPr>
-        <w:t>б)</w:t>
-      </w:r>
-    </w:p>
-    <w:p>
-      <w:pPr>
-        <w:rPr>
-          <w:rFonts w:eastAsiaTheme="minorEastAsia"/>
-          <w:i/>
-          <w:lang w:val="en-US"/>
-        </w:rPr>
-      </w:pPr>
-      <m:oMath>
-        <m:sSub>
-          <m:sSubPr>
-            <m:ctrlPr>
-              <w:rPr>
-                <w:rFonts w:ascii="Cambria Math" w:eastAsiaTheme="minorEastAsia" w:hAnsi="Cambria Math"/>
-                <w:i/>
-              </w:rPr>
-            </m:ctrlPr>
-          </m:sSubPr>
-          <m:e>
-            <m:sSubSup>
-              <m:sSubSupPr>
-                <m:ctrlPr>
-                  <w:rPr>
-                    <w:rFonts w:ascii="Cambria Math" w:eastAsiaTheme="minorEastAsia" w:hAnsi="Cambria Math"/>
-                    <w:i/>
-                    <w:lang w:val="en-US"/>
-                  </w:rPr>
-                </m:ctrlPr>
-              </m:sSubSupPr>
-              <m:e>
-                <m:r>
-                  <w:rPr>
-                    <w:rFonts w:ascii="Cambria Math" w:eastAsiaTheme="minorEastAsia" w:hAnsi="Cambria Math"/>
-                    <w:lang w:val="en-US"/>
-                  </w:rPr>
-                  <m:t>y</m:t>
-                </m:r>
-              </m:e>
-              <m:sub>
-                <m:r>
-                  <w:rPr>
-                    <w:rFonts w:ascii="Cambria Math" w:eastAsiaTheme="minorEastAsia" w:hAnsi="Cambria Math"/>
-                    <w:lang w:val="en-US"/>
-                  </w:rPr>
-                  <m:t>n</m:t>
-                </m:r>
-              </m:sub>
-              <m:sup>
-                <m:r>
-                  <w:rPr>
-                    <w:rFonts w:ascii="Cambria Math" w:eastAsiaTheme="minorEastAsia" w:hAnsi="Cambria Math"/>
-                    <w:lang w:val="en-US"/>
-                  </w:rPr>
-                  <m:t>'</m:t>
-                </m:r>
-              </m:sup>
-            </m:sSubSup>
-            <m:r>
-              <w:rPr>
-                <w:rFonts w:ascii="Cambria Math" w:eastAsiaTheme="minorEastAsia" w:hAnsi="Cambria Math"/>
-                <w:lang w:val="en-US"/>
-              </w:rPr>
-              <m:t>=y</m:t>
-            </m:r>
-          </m:e>
-          <m:sub>
-            <m:r>
-              <w:rPr>
-                <w:rFonts w:ascii="Cambria Math" w:eastAsiaTheme="minorEastAsia" w:hAnsi="Cambria Math"/>
-              </w:rPr>
-              <m:t>n</m:t>
-            </m:r>
-          </m:sub>
-        </m:sSub>
-        <m:r>
-          <w:rPr>
-            <w:rFonts w:ascii="Cambria Math" w:eastAsiaTheme="minorEastAsia" w:hAnsi="Cambria Math"/>
-          </w:rPr>
-          <m:t>+</m:t>
-        </m:r>
-        <m:r>
-          <w:rPr>
-            <w:rFonts w:ascii="Cambria Math" w:eastAsiaTheme="minorEastAsia" w:hAnsi="Cambria Math"/>
-            <w:lang w:val="en-US"/>
-          </w:rPr>
-          <m:t xml:space="preserve"> </m:t>
-        </m:r>
-        <m:sSubSup>
-          <m:sSubSupPr>
-            <m:ctrlPr>
-              <w:rPr>
-                <w:rFonts w:ascii="Cambria Math" w:eastAsiaTheme="minorEastAsia" w:hAnsi="Cambria Math"/>
-                <w:i/>
-                <w:lang w:val="en-US"/>
-              </w:rPr>
-            </m:ctrlPr>
-          </m:sSubSupPr>
-          <m:e>
-            <m:r>
-              <w:rPr>
-                <w:rFonts w:ascii="Cambria Math" w:eastAsiaTheme="minorEastAsia" w:hAnsi="Cambria Math"/>
-                <w:lang w:val="en-US"/>
-              </w:rPr>
-              <m:t>v</m:t>
-            </m:r>
-          </m:e>
-          <m:sub>
-            <m:r>
-              <w:rPr>
-                <w:rFonts w:ascii="Cambria Math" w:eastAsiaTheme="minorEastAsia" w:hAnsi="Cambria Math"/>
-                <w:lang w:val="en-US"/>
-              </w:rPr>
-              <m:t>n</m:t>
-            </m:r>
-          </m:sub>
-          <m:sup>
-            <m:r>
-              <w:rPr>
-                <w:rFonts w:ascii="Cambria Math" w:eastAsiaTheme="minorEastAsia" w:hAnsi="Cambria Math"/>
-                <w:lang w:val="en-US"/>
-              </w:rPr>
-              <m:t>'</m:t>
-            </m:r>
-          </m:sup>
-        </m:sSubSup>
-      </m:oMath>
-      <w:r>
-        <w:rPr>
-          <w:rFonts w:eastAsiaTheme="minorEastAsia"/>
-          <w:i/>
-        </w:rPr>
-        <w:tab/>
-      </w:r>
-      <w:r>
-        <w:rPr>
-          <w:rFonts w:eastAsiaTheme="minorEastAsia"/>
-          <w:i/>
-        </w:rPr>
-        <w:tab/>
-      </w:r>
-      <w:r>
-        <w:rPr>
-          <w:rFonts w:eastAsiaTheme="minorEastAsia"/>
-          <w:i/>
-        </w:rPr>
-        <w:tab/>
-      </w:r>
-      <w:r>
-        <w:rPr>
-          <w:rFonts w:eastAsiaTheme="minorEastAsia"/>
-          <w:iCs/>
-        </w:rPr>
-        <w:t>(</w:t>
-      </w:r>
-      <w:r>
-        <w:rPr>
-          <w:rFonts w:eastAsiaTheme="minorEastAsia"/>
-          <w:iCs/>
-          <w:lang w:val="en-US"/>
-        </w:rPr>
-        <w:t>5</w:t>
-      </w:r>
-      <w:r>
-        <w:rPr>
-          <w:rFonts w:eastAsiaTheme="minorEastAsia"/>
-          <w:iCs/>
-        </w:rPr>
-        <w:t>в)</w:t>
-      </w:r>
-    </w:p>
-    <w:p>
-      <w:pPr>
-        <w:rPr>
-          <w:rFonts w:eastAsiaTheme="minorEastAsia"/>
-          <w:i/>
-          <w:lang w:val="en-US"/>
         </w:rPr>
       </w:pPr>
     </w:p>
     <w:p>
       <w:pPr>
         <w:rPr>
+          <w:rFonts w:eastAsiaTheme="minorEastAsia"/>
+          <w:i/>
           <w:lang w:val="en-US"/>
         </w:rPr>
       </w:pPr>
-      <w:r>
-        <w:t>Якщо після кожної серії обчислень відображувати стан моделі інтуїтивно зрозумілим способом, можна наочно показати розповсюдження хвиль и багато явищ, з цим пов’язаних (</w:t>
+      <m:oMathPara>
+        <m:oMath>
+          <m:sSubSup>
+            <m:sSubSupPr>
+              <m:ctrlPr>
+                <w:rPr>
+                  <w:rFonts w:ascii="Cambria Math" w:eastAsiaTheme="minorEastAsia" w:hAnsi="Cambria Math"/>
+                  <w:i/>
+                </w:rPr>
+              </m:ctrlPr>
+            </m:sSubSupPr>
+            <m:e>
+              <m:r>
+                <w:rPr>
+                  <w:rFonts w:ascii="Cambria Math" w:eastAsiaTheme="minorEastAsia" w:hAnsi="Cambria Math"/>
+                  <w:lang w:val="en-US"/>
+                </w:rPr>
+                <m:t>v</m:t>
+              </m:r>
+            </m:e>
+            <m:sub>
+              <m:r>
+                <w:rPr>
+                  <w:rFonts w:ascii="Cambria Math" w:eastAsiaTheme="minorEastAsia" w:hAnsi="Cambria Math"/>
+                </w:rPr>
+                <m:t>n</m:t>
+              </m:r>
+            </m:sub>
+            <m:sup>
+              <m:r>
+                <w:rPr>
+                  <w:rFonts w:ascii="Cambria Math" w:eastAsiaTheme="minorEastAsia" w:hAnsi="Cambria Math"/>
+                  <w:lang w:val="en-US"/>
+                </w:rPr>
+                <m:t>t</m:t>
+              </m:r>
+              <m:r>
+                <w:rPr>
+                  <w:rFonts w:ascii="Cambria Math" w:eastAsiaTheme="minorEastAsia" w:hAnsi="Cambria Math"/>
+                </w:rPr>
+                <m:t>+</m:t>
+              </m:r>
+              <m:r>
+                <w:rPr>
+                  <w:rFonts w:ascii="Cambria Math" w:eastAsiaTheme="minorEastAsia" w:hAnsi="Cambria Math"/>
+                </w:rPr>
+                <m:t>1</m:t>
+              </m:r>
+            </m:sup>
+          </m:sSubSup>
+          <m:r>
+            <w:rPr>
+              <w:rFonts w:ascii="Cambria Math" w:eastAsiaTheme="minorEastAsia" w:hAnsi="Cambria Math"/>
+              <w:lang w:val="en-US"/>
+            </w:rPr>
+            <m:t xml:space="preserve">= </m:t>
+          </m:r>
+          <m:sSubSup>
+            <m:sSubSupPr>
+              <m:ctrlPr>
+                <w:rPr>
+                  <w:rFonts w:ascii="Cambria Math" w:eastAsiaTheme="minorEastAsia" w:hAnsi="Cambria Math"/>
+                  <w:i/>
+                </w:rPr>
+              </m:ctrlPr>
+            </m:sSubSupPr>
+            <m:e>
+              <m:r>
+                <w:rPr>
+                  <w:rFonts w:ascii="Cambria Math" w:eastAsiaTheme="minorEastAsia" w:hAnsi="Cambria Math"/>
+                  <w:lang w:val="en-US"/>
+                </w:rPr>
+                <m:t>v</m:t>
+              </m:r>
+            </m:e>
+            <m:sub>
+              <m:r>
+                <w:rPr>
+                  <w:rFonts w:ascii="Cambria Math" w:eastAsiaTheme="minorEastAsia" w:hAnsi="Cambria Math"/>
+                </w:rPr>
+                <m:t>n</m:t>
+              </m:r>
+            </m:sub>
+            <m:sup>
+              <m:r>
+                <w:rPr>
+                  <w:rFonts w:ascii="Cambria Math" w:eastAsiaTheme="minorEastAsia" w:hAnsi="Cambria Math"/>
+                  <w:lang w:val="en-US"/>
+                </w:rPr>
+                <m:t>t</m:t>
+              </m:r>
+              <m:r>
+                <w:rPr>
+                  <w:rFonts w:ascii="Cambria Math" w:eastAsiaTheme="minorEastAsia" w:hAnsi="Cambria Math"/>
+                  <w:lang w:val="en-US"/>
+                </w:rPr>
+                <m:t>-</m:t>
+              </m:r>
+              <m:r>
+                <w:rPr>
+                  <w:rFonts w:ascii="Cambria Math" w:eastAsiaTheme="minorEastAsia" w:hAnsi="Cambria Math"/>
+                </w:rPr>
+                <m:t>1</m:t>
+              </m:r>
+            </m:sup>
+          </m:sSubSup>
+          <m:r>
+            <w:rPr>
+              <w:rFonts w:ascii="Cambria Math" w:eastAsiaTheme="minorEastAsia" w:hAnsi="Cambria Math"/>
+              <w:lang w:val="en-US"/>
+            </w:rPr>
+            <m:t>+</m:t>
+          </m:r>
+          <m:r>
+            <w:rPr>
+              <w:rFonts w:ascii="Cambria Math" w:eastAsiaTheme="minorEastAsia" w:hAnsi="Cambria Math"/>
+              <w:lang w:val="en-US"/>
+            </w:rPr>
+            <m:t>k</m:t>
+          </m:r>
+          <m:r>
+            <w:rPr>
+              <w:rFonts w:ascii="Cambria Math" w:hAnsi="Cambria Math"/>
+              <w:lang w:val="en-US"/>
+            </w:rPr>
+            <m:t>(</m:t>
+          </m:r>
+          <m:sSubSup>
+            <m:sSubSupPr>
+              <m:ctrlPr>
+                <w:rPr>
+                  <w:rFonts w:ascii="Cambria Math" w:hAnsi="Cambria Math"/>
+                  <w:i/>
+                  <w:lang w:val="en-US"/>
+                </w:rPr>
+              </m:ctrlPr>
+            </m:sSubSupPr>
+            <m:e>
+              <m:r>
+                <w:rPr>
+                  <w:rFonts w:ascii="Cambria Math" w:hAnsi="Cambria Math"/>
+                  <w:lang w:val="en-US"/>
+                </w:rPr>
+                <m:t>u</m:t>
+              </m:r>
+            </m:e>
+            <m:sub>
+              <m:r>
+                <w:rPr>
+                  <w:rFonts w:ascii="Cambria Math" w:hAnsi="Cambria Math"/>
+                  <w:lang w:val="en-US"/>
+                </w:rPr>
+                <m:t>n-1</m:t>
+              </m:r>
+            </m:sub>
+            <m:sup>
+              <m:r>
+                <w:rPr>
+                  <w:rFonts w:ascii="Cambria Math" w:hAnsi="Cambria Math"/>
+                  <w:lang w:val="en-US"/>
+                </w:rPr>
+                <m:t>t</m:t>
+              </m:r>
+            </m:sup>
+          </m:sSubSup>
+          <m:r>
+            <w:rPr>
+              <w:rFonts w:ascii="Cambria Math" w:hAnsi="Cambria Math"/>
+              <w:lang w:val="en-US"/>
+            </w:rPr>
+            <m:t xml:space="preserve">+ </m:t>
+          </m:r>
+          <m:sSubSup>
+            <m:sSubSupPr>
+              <m:ctrlPr>
+                <w:rPr>
+                  <w:rFonts w:ascii="Cambria Math" w:hAnsi="Cambria Math"/>
+                  <w:i/>
+                  <w:lang w:val="en-US"/>
+                </w:rPr>
+              </m:ctrlPr>
+            </m:sSubSupPr>
+            <m:e>
+              <m:r>
+                <w:rPr>
+                  <w:rFonts w:ascii="Cambria Math" w:hAnsi="Cambria Math"/>
+                  <w:lang w:val="en-US"/>
+                </w:rPr>
+                <m:t>u</m:t>
+              </m:r>
+            </m:e>
+            <m:sub>
+              <m:r>
+                <w:rPr>
+                  <w:rFonts w:ascii="Cambria Math" w:hAnsi="Cambria Math"/>
+                  <w:lang w:val="en-US"/>
+                </w:rPr>
+                <m:t>n+1</m:t>
+              </m:r>
+            </m:sub>
+            <m:sup>
+              <m:r>
+                <w:rPr>
+                  <w:rFonts w:ascii="Cambria Math" w:hAnsi="Cambria Math"/>
+                  <w:lang w:val="en-US"/>
+                </w:rPr>
+                <m:t>t</m:t>
+              </m:r>
+            </m:sup>
+          </m:sSubSup>
+          <m:r>
+            <w:rPr>
+              <w:rFonts w:ascii="Cambria Math" w:hAnsi="Cambria Math"/>
+              <w:lang w:val="en-US"/>
+            </w:rPr>
+            <m:t>- 2</m:t>
+          </m:r>
+          <m:sSubSup>
+            <m:sSubSupPr>
+              <m:ctrlPr>
+                <w:rPr>
+                  <w:rFonts w:ascii="Cambria Math" w:hAnsi="Cambria Math"/>
+                  <w:i/>
+                  <w:lang w:val="en-US"/>
+                </w:rPr>
+              </m:ctrlPr>
+            </m:sSubSupPr>
+            <m:e>
+              <m:r>
+                <w:rPr>
+                  <w:rFonts w:ascii="Cambria Math" w:hAnsi="Cambria Math"/>
+                  <w:lang w:val="en-US"/>
+                </w:rPr>
+                <m:t>u</m:t>
+              </m:r>
+            </m:e>
+            <m:sub>
+              <m:r>
+                <w:rPr>
+                  <w:rFonts w:ascii="Cambria Math" w:hAnsi="Cambria Math"/>
+                  <w:lang w:val="en-US"/>
+                </w:rPr>
+                <m:t>n</m:t>
+              </m:r>
+            </m:sub>
+            <m:sup>
+              <m:r>
+                <w:rPr>
+                  <w:rFonts w:ascii="Cambria Math" w:hAnsi="Cambria Math"/>
+                  <w:lang w:val="en-US"/>
+                </w:rPr>
+                <m:t>t</m:t>
+              </m:r>
+            </m:sup>
+          </m:sSubSup>
+          <m:r>
+            <w:rPr>
+              <w:rFonts w:ascii="Cambria Math" w:hAnsi="Cambria Math"/>
+              <w:lang w:val="en-US"/>
+            </w:rPr>
+            <m:t>)</m:t>
+          </m:r>
+          <m:r>
+            <w:rPr>
+              <w:rFonts w:ascii="Cambria Math" w:eastAsiaTheme="minorEastAsia" w:hAnsi="Cambria Math"/>
+            </w:rPr>
+            <m:t xml:space="preserve">                           (</m:t>
+          </m:r>
+          <m:r>
+            <w:rPr>
+              <w:rFonts w:ascii="Cambria Math" w:eastAsiaTheme="minorEastAsia" w:hAnsi="Cambria Math"/>
+            </w:rPr>
+            <m:t>5</m:t>
+          </m:r>
+          <m:r>
+            <w:rPr>
+              <w:rFonts w:ascii="Cambria Math" w:eastAsiaTheme="minorEastAsia" w:hAnsi="Cambria Math"/>
+              <w:lang w:val="en-US"/>
+            </w:rPr>
+            <m:t>a</m:t>
+          </m:r>
+          <m:r>
+            <w:rPr>
+              <w:rFonts w:ascii="Cambria Math" w:eastAsiaTheme="minorEastAsia" w:hAnsi="Cambria Math"/>
+            </w:rPr>
+            <m:t>)</m:t>
+          </m:r>
+        </m:oMath>
+      </m:oMathPara>
+    </w:p>
+    <w:p>
+      <w:pPr>
+        <w:rPr>
+          <w:rFonts w:eastAsiaTheme="minorEastAsia"/>
+          <w:i/>
+          <w:lang w:val="en-US"/>
+        </w:rPr>
+      </w:pPr>
+    </w:p>
+    <w:p>
+      <w:pPr>
+        <w:rPr>
+          <w:rFonts w:eastAsiaTheme="minorEastAsia"/>
+          <w:lang w:val="en-US"/>
+        </w:rPr>
+      </w:pPr>
+      <m:oMathPara>
+        <m:oMath>
+          <m:sSubSup>
+            <m:sSubSupPr>
+              <m:ctrlPr>
+                <w:rPr>
+                  <w:rFonts w:ascii="Cambria Math" w:eastAsiaTheme="minorEastAsia" w:hAnsi="Cambria Math"/>
+                  <w:i/>
+                </w:rPr>
+              </m:ctrlPr>
+            </m:sSubSupPr>
+            <m:e>
+              <m:r>
+                <w:rPr>
+                  <w:rFonts w:ascii="Cambria Math" w:eastAsiaTheme="minorEastAsia" w:hAnsi="Cambria Math"/>
+                  <w:lang w:val="en-US"/>
+                </w:rPr>
+                <m:t>u</m:t>
+              </m:r>
+            </m:e>
+            <m:sub>
+              <m:r>
+                <w:rPr>
+                  <w:rFonts w:ascii="Cambria Math" w:eastAsiaTheme="minorEastAsia" w:hAnsi="Cambria Math"/>
+                </w:rPr>
+                <m:t>n</m:t>
+              </m:r>
+            </m:sub>
+            <m:sup>
+              <m:r>
+                <w:rPr>
+                  <w:rFonts w:ascii="Cambria Math" w:eastAsiaTheme="minorEastAsia" w:hAnsi="Cambria Math"/>
+                  <w:lang w:val="en-US"/>
+                </w:rPr>
+                <m:t>t</m:t>
+              </m:r>
+              <m:r>
+                <w:rPr>
+                  <w:rFonts w:ascii="Cambria Math" w:eastAsiaTheme="minorEastAsia" w:hAnsi="Cambria Math"/>
+                </w:rPr>
+                <m:t>+1</m:t>
+              </m:r>
+            </m:sup>
+          </m:sSubSup>
+          <m:r>
+            <w:rPr>
+              <w:rFonts w:ascii="Cambria Math" w:eastAsiaTheme="minorEastAsia" w:hAnsi="Cambria Math"/>
+              <w:lang w:val="en-US"/>
+            </w:rPr>
+            <m:t xml:space="preserve">= </m:t>
+          </m:r>
+          <m:sSubSup>
+            <m:sSubSupPr>
+              <m:ctrlPr>
+                <w:rPr>
+                  <w:rFonts w:ascii="Cambria Math" w:eastAsiaTheme="minorEastAsia" w:hAnsi="Cambria Math"/>
+                  <w:i/>
+                </w:rPr>
+              </m:ctrlPr>
+            </m:sSubSupPr>
+            <m:e>
+              <m:r>
+                <w:rPr>
+                  <w:rFonts w:ascii="Cambria Math" w:eastAsiaTheme="minorEastAsia" w:hAnsi="Cambria Math"/>
+                  <w:lang w:val="en-US"/>
+                </w:rPr>
+                <m:t>u</m:t>
+              </m:r>
+            </m:e>
+            <m:sub>
+              <m:r>
+                <w:rPr>
+                  <w:rFonts w:ascii="Cambria Math" w:eastAsiaTheme="minorEastAsia" w:hAnsi="Cambria Math"/>
+                </w:rPr>
+                <m:t>n</m:t>
+              </m:r>
+            </m:sub>
+            <m:sup>
+              <m:r>
+                <w:rPr>
+                  <w:rFonts w:ascii="Cambria Math" w:eastAsiaTheme="minorEastAsia" w:hAnsi="Cambria Math"/>
+                  <w:lang w:val="en-US"/>
+                </w:rPr>
+                <m:t>t</m:t>
+              </m:r>
+            </m:sup>
+          </m:sSubSup>
+          <m:r>
+            <w:rPr>
+              <w:rFonts w:ascii="Cambria Math" w:eastAsiaTheme="minorEastAsia" w:hAnsi="Cambria Math"/>
+              <w:lang w:val="en-US"/>
+            </w:rPr>
+            <m:t>+</m:t>
+          </m:r>
+          <m:sSubSup>
+            <m:sSubSupPr>
+              <m:ctrlPr>
+                <w:rPr>
+                  <w:rFonts w:ascii="Cambria Math" w:eastAsiaTheme="minorEastAsia" w:hAnsi="Cambria Math"/>
+                  <w:i/>
+                  <w:lang w:val="en-US"/>
+                </w:rPr>
+              </m:ctrlPr>
+            </m:sSubSupPr>
+            <m:e>
+              <m:r>
+                <w:rPr>
+                  <w:rFonts w:ascii="Cambria Math" w:eastAsiaTheme="minorEastAsia" w:hAnsi="Cambria Math"/>
+                  <w:lang w:val="en-US"/>
+                </w:rPr>
+                <m:t>v</m:t>
+              </m:r>
+            </m:e>
+            <m:sub>
+              <m:r>
+                <w:rPr>
+                  <w:rFonts w:ascii="Cambria Math" w:eastAsiaTheme="minorEastAsia" w:hAnsi="Cambria Math"/>
+                  <w:lang w:val="en-US"/>
+                </w:rPr>
+                <m:t>n</m:t>
+              </m:r>
+            </m:sub>
+            <m:sup>
+              <m:r>
+                <w:rPr>
+                  <w:rFonts w:ascii="Cambria Math" w:eastAsiaTheme="minorEastAsia" w:hAnsi="Cambria Math"/>
+                  <w:lang w:val="en-US"/>
+                </w:rPr>
+                <m:t>t+1</m:t>
+              </m:r>
+            </m:sup>
+          </m:sSubSup>
+          <m:r>
+            <w:rPr>
+              <w:rFonts w:ascii="Cambria Math" w:eastAsiaTheme="minorEastAsia" w:hAnsi="Cambria Math"/>
+              <w:lang w:val="en-US"/>
+            </w:rPr>
+            <m:t xml:space="preserve">                      </m:t>
+          </m:r>
+          <m:r>
+            <w:rPr>
+              <w:rFonts w:ascii="Cambria Math" w:eastAsiaTheme="minorEastAsia" w:hAnsi="Cambria Math"/>
+              <w:lang w:val="en-US"/>
+            </w:rPr>
+            <m:t xml:space="preserve">                         </m:t>
+          </m:r>
+          <m:r>
+            <w:rPr>
+              <w:rFonts w:ascii="Cambria Math" w:eastAsiaTheme="minorEastAsia" w:hAnsi="Cambria Math"/>
+              <w:lang w:val="en-US"/>
+            </w:rPr>
+            <m:t xml:space="preserve">  </m:t>
+          </m:r>
+          <m:r>
+            <w:rPr>
+              <w:rFonts w:ascii="Cambria Math" w:eastAsiaTheme="minorEastAsia" w:hAnsi="Cambria Math"/>
+              <w:lang w:val="en-US"/>
+            </w:rPr>
+            <m:t xml:space="preserve">        </m:t>
+          </m:r>
+          <m:r>
+            <w:rPr>
+              <w:rFonts w:ascii="Cambria Math" w:eastAsiaTheme="minorEastAsia" w:hAnsi="Cambria Math"/>
+              <w:lang w:val="en-US"/>
+            </w:rPr>
+            <m:t xml:space="preserve">  </m:t>
+          </m:r>
+          <m:r>
+            <w:rPr>
+              <w:rFonts w:ascii="Cambria Math" w:eastAsiaTheme="minorEastAsia" w:hAnsi="Cambria Math"/>
+              <w:lang w:val="en-US"/>
+            </w:rPr>
+            <m:t xml:space="preserve">       </m:t>
+          </m:r>
+          <m:r>
+            <w:rPr>
+              <w:rFonts w:ascii="Cambria Math" w:eastAsiaTheme="minorEastAsia" w:hAnsi="Cambria Math"/>
+              <w:lang w:val="en-US"/>
+            </w:rPr>
+            <m:t xml:space="preserve"> (</m:t>
+          </m:r>
+          <m:r>
+            <w:rPr>
+              <w:rFonts w:ascii="Cambria Math" w:eastAsiaTheme="minorEastAsia" w:hAnsi="Cambria Math"/>
+              <w:lang w:val="en-US"/>
+            </w:rPr>
+            <m:t>5</m:t>
+          </m:r>
+          <m:r>
+            <w:rPr>
+              <w:rFonts w:ascii="Cambria Math" w:eastAsiaTheme="minorEastAsia" w:hAnsi="Cambria Math"/>
+              <w:lang w:val="en-US"/>
+            </w:rPr>
+            <m:t>b)</m:t>
+          </m:r>
+        </m:oMath>
+      </m:oMathPara>
+    </w:p>
+    <w:p>
+      <w:pPr>
+        <w:ind w:firstLine="0"/>
+        <w:rPr>
+          <w:rFonts w:eastAsiaTheme="minorEastAsia"/>
+          <w:i/>
+        </w:rPr>
+      </w:pPr>
+    </w:p>
+    <w:p>
+      <w:pPr>
+        <w:rPr>
+          <w:lang w:val="en-US"/>
+        </w:rPr>
+      </w:pPr>
+      <w:r>
+        <w:t xml:space="preserve">Якщо після кожної серії обчислень відображувати стан моделі інтуїтивно зрозумілим способом, можна наочно показати розповсюдження хвиль и багато </w:t>
+      </w:r>
+      <w:r>
+        <w:t xml:space="preserve">інших </w:t>
+      </w:r>
+      <w:r>
+        <w:t>явищ, з цим пов’язаних (</w:t>
       </w:r>
       <w:r>
         <w:rPr>
@@ -3453,6 +3798,7 @@
         <w:rPr>
           <w:rFonts w:eastAsiaTheme="minorEastAsia"/>
         </w:rPr>
+        <w:lastRenderedPageBreak/>
         <w:t>Втрати енергії</w:t>
       </w:r>
     </w:p>
@@ -3615,6 +3961,11 @@
       </w:r>
     </w:p>
     <w:p>
+      <w:pPr>
+        <w:rPr>
+          <w:rFonts w:eastAsiaTheme="minorEastAsia"/>
+        </w:rPr>
+      </w:pPr>
       <w:r>
         <w:rPr>
           <w:rFonts w:eastAsiaTheme="minorEastAsia"/>
@@ -3687,7 +4038,20 @@
         <w:rPr>
           <w:rFonts w:eastAsiaTheme="minorEastAsia"/>
         </w:rPr>
-        <w:t>5б)</w:t>
+        <w:t>5</w:t>
+      </w:r>
+      <w:r>
+        <w:rPr>
+          <w:rFonts w:eastAsiaTheme="minorEastAsia"/>
+          <w:lang w:val="en-US"/>
+        </w:rPr>
+        <w:t>a</w:t>
+      </w:r>
+      <w:r>
+        <w:rPr>
+          <w:rFonts w:eastAsiaTheme="minorEastAsia"/>
+        </w:rPr>
+        <w:t>)</w:t>
       </w:r>
       <w:r>
         <w:rPr>
@@ -3735,8 +4099,9 @@
         <w:rPr>
           <w:rFonts w:eastAsiaTheme="minorEastAsia"/>
           <w:iCs/>
-        </w:rPr>
-        <w:t>б</w:t>
+          <w:lang w:val="en-US"/>
+        </w:rPr>
+        <w:t>a</w:t>
       </w:r>
       <w:r>
         <w:rPr>
@@ -3764,269 +4129,282 @@
       <w:pPr>
         <w:rPr>
           <w:rFonts w:eastAsiaTheme="minorEastAsia"/>
+          <w:i/>
+          <w:lang w:val="en-US"/>
         </w:rPr>
       </w:pPr>
-      <m:oMath>
-        <m:sSubSup>
-          <m:sSubSupPr>
-            <m:ctrlPr>
-              <w:rPr>
-                <w:rFonts w:ascii="Cambria Math" w:eastAsiaTheme="minorEastAsia" w:hAnsi="Cambria Math"/>
-                <w:i/>
-              </w:rPr>
-            </m:ctrlPr>
-          </m:sSubSupPr>
-          <m:e>
-            <m:r>
-              <w:rPr>
-                <w:rFonts w:ascii="Cambria Math" w:eastAsiaTheme="minorEastAsia" w:hAnsi="Cambria Math"/>
-                <w:lang w:val="en-US"/>
-              </w:rPr>
-              <m:t>v</m:t>
-            </m:r>
-          </m:e>
-          <m:sub>
-            <m:r>
-              <w:rPr>
-                <w:rFonts w:ascii="Cambria Math" w:eastAsiaTheme="minorEastAsia" w:hAnsi="Cambria Math"/>
-              </w:rPr>
-              <m:t>n</m:t>
-            </m:r>
-          </m:sub>
-          <m:sup>
-            <m:r>
-              <w:rPr>
-                <w:rFonts w:ascii="Cambria Math" w:eastAsiaTheme="minorEastAsia" w:hAnsi="Cambria Math"/>
-              </w:rPr>
-              <m:t>'</m:t>
-            </m:r>
-          </m:sup>
-        </m:sSubSup>
-        <m:r>
-          <w:rPr>
-            <w:rFonts w:ascii="Cambria Math" w:eastAsiaTheme="minorEastAsia" w:hAnsi="Cambria Math"/>
-            <w:lang w:val="en-US"/>
-          </w:rPr>
-          <m:t xml:space="preserve">= </m:t>
-        </m:r>
-        <m:sSub>
-          <m:sSubPr>
-            <m:ctrlPr>
-              <w:rPr>
-                <w:rFonts w:ascii="Cambria Math" w:eastAsiaTheme="minorEastAsia" w:hAnsi="Cambria Math"/>
-                <w:i/>
-                <w:lang w:val="en-US"/>
-              </w:rPr>
-            </m:ctrlPr>
-          </m:sSubPr>
-          <m:e>
-            <m:r>
-              <w:rPr>
-                <w:rFonts w:ascii="Cambria Math" w:eastAsiaTheme="minorEastAsia" w:hAnsi="Cambria Math"/>
-                <w:lang w:val="en-US"/>
-              </w:rPr>
-              <m:t>v</m:t>
-            </m:r>
-          </m:e>
-          <m:sub>
-            <m:r>
-              <w:rPr>
-                <w:rFonts w:ascii="Cambria Math" w:eastAsiaTheme="minorEastAsia" w:hAnsi="Cambria Math"/>
-                <w:lang w:val="en-US"/>
-              </w:rPr>
-              <m:t>n</m:t>
-            </m:r>
-          </m:sub>
-        </m:sSub>
-        <m:r>
-          <w:rPr>
-            <w:rFonts w:ascii="Cambria Math" w:eastAsiaTheme="minorEastAsia" w:hAnsi="Cambria Math"/>
-            <w:lang w:val="en-US"/>
-          </w:rPr>
-          <m:t>+</m:t>
-        </m:r>
-        <m:sSub>
-          <m:sSubPr>
-            <m:ctrlPr>
-              <w:rPr>
-                <w:rFonts w:ascii="Cambria Math" w:eastAsiaTheme="minorEastAsia" w:hAnsi="Cambria Math"/>
-                <w:i/>
-                <w:lang w:val="en-US"/>
-              </w:rPr>
-            </m:ctrlPr>
-          </m:sSubPr>
-          <m:e>
-            <m:r>
-              <w:rPr>
-                <w:rFonts w:ascii="Cambria Math" w:eastAsiaTheme="minorEastAsia" w:hAnsi="Cambria Math"/>
-                <w:lang w:val="en-US"/>
-              </w:rPr>
-              <m:t>f</m:t>
-            </m:r>
-          </m:e>
-          <m:sub>
-            <m:r>
-              <w:rPr>
-                <w:rFonts w:ascii="Cambria Math" w:eastAsiaTheme="minorEastAsia" w:hAnsi="Cambria Math"/>
-                <w:lang w:val="en-US"/>
-              </w:rPr>
-              <m:t>n</m:t>
-            </m:r>
-          </m:sub>
-        </m:sSub>
-        <m:r>
-          <w:rPr>
-            <w:rFonts w:ascii="Cambria Math" w:eastAsiaTheme="minorEastAsia" w:hAnsi="Cambria Math"/>
-            <w:lang w:val="en-US"/>
-          </w:rPr>
-          <m:t xml:space="preserve">- </m:t>
-        </m:r>
-        <m:sSub>
-          <m:sSubPr>
-            <m:ctrlPr>
-              <w:rPr>
-                <w:rFonts w:ascii="Cambria Math" w:eastAsiaTheme="minorEastAsia" w:hAnsi="Cambria Math"/>
-                <w:i/>
-                <w:lang w:val="en-US"/>
-              </w:rPr>
-            </m:ctrlPr>
-          </m:sSubPr>
-          <m:e>
-            <m:r>
-              <w:rPr>
-                <w:rFonts w:ascii="Cambria Math" w:eastAsiaTheme="minorEastAsia" w:hAnsi="Cambria Math"/>
-                <w:lang w:val="en-US"/>
-              </w:rPr>
-              <m:t>f</m:t>
-            </m:r>
-          </m:e>
-          <m:sub>
-            <m:r>
-              <w:rPr>
-                <w:rFonts w:ascii="Cambria Math" w:eastAsiaTheme="minorEastAsia" w:hAnsi="Cambria Math"/>
-                <w:lang w:val="en-US"/>
-              </w:rPr>
-              <m:t>d</m:t>
-            </m:r>
-          </m:sub>
-        </m:sSub>
-        <m:r>
-          <w:rPr>
-            <w:rFonts w:ascii="Cambria Math" w:eastAsiaTheme="minorEastAsia" w:hAnsi="Cambria Math"/>
-            <w:lang w:val="en-US"/>
-          </w:rPr>
-          <m:t>=</m:t>
-        </m:r>
-        <m:sSub>
-          <m:sSubPr>
-            <m:ctrlPr>
-              <w:rPr>
-                <w:rFonts w:ascii="Cambria Math" w:eastAsiaTheme="minorEastAsia" w:hAnsi="Cambria Math"/>
-                <w:i/>
-                <w:lang w:val="en-US"/>
-              </w:rPr>
-            </m:ctrlPr>
-          </m:sSubPr>
-          <m:e>
-            <m:r>
-              <w:rPr>
-                <w:rFonts w:ascii="Cambria Math" w:eastAsiaTheme="minorEastAsia" w:hAnsi="Cambria Math"/>
-                <w:lang w:val="en-US"/>
-              </w:rPr>
-              <m:t>v</m:t>
-            </m:r>
-          </m:e>
-          <m:sub>
-            <m:r>
-              <w:rPr>
-                <w:rFonts w:ascii="Cambria Math" w:eastAsiaTheme="minorEastAsia" w:hAnsi="Cambria Math"/>
-                <w:lang w:val="en-US"/>
-              </w:rPr>
-              <m:t>n</m:t>
-            </m:r>
-          </m:sub>
-        </m:sSub>
-        <m:r>
-          <w:rPr>
-            <w:rFonts w:ascii="Cambria Math" w:eastAsiaTheme="minorEastAsia" w:hAnsi="Cambria Math"/>
-            <w:lang w:val="en-US"/>
-          </w:rPr>
-          <m:t>(1-d)+</m:t>
-        </m:r>
-        <m:sSub>
-          <m:sSubPr>
-            <m:ctrlPr>
-              <w:rPr>
-                <w:rFonts w:ascii="Cambria Math" w:eastAsiaTheme="minorEastAsia" w:hAnsi="Cambria Math"/>
-                <w:i/>
-                <w:lang w:val="en-US"/>
-              </w:rPr>
-            </m:ctrlPr>
-          </m:sSubPr>
-          <m:e>
-            <m:r>
-              <w:rPr>
-                <w:rFonts w:ascii="Cambria Math" w:eastAsiaTheme="minorEastAsia" w:hAnsi="Cambria Math"/>
-                <w:lang w:val="en-US"/>
-              </w:rPr>
-              <m:t>f</m:t>
-            </m:r>
-          </m:e>
-          <m:sub>
-            <m:r>
-              <w:rPr>
-                <w:rFonts w:ascii="Cambria Math" w:eastAsiaTheme="minorEastAsia" w:hAnsi="Cambria Math"/>
-                <w:lang w:val="en-US"/>
-              </w:rPr>
-              <m:t>n</m:t>
-            </m:r>
-          </m:sub>
-        </m:sSub>
-      </m:oMath>
-      <w:r>
-        <w:rPr>
-          <w:rFonts w:eastAsiaTheme="minorEastAsia"/>
-        </w:rPr>
-        <w:t xml:space="preserve">        </w:t>
-      </w:r>
-      <w:r>
-        <w:rPr>
-          <w:rFonts w:eastAsiaTheme="minorEastAsia"/>
-          <w:iCs/>
-        </w:rPr>
-        <w:t>(</w:t>
-      </w:r>
-      <w:r>
-        <w:rPr>
-          <w:rFonts w:eastAsiaTheme="minorEastAsia"/>
-          <w:iCs/>
-          <w:lang w:val="en-US"/>
-        </w:rPr>
-        <w:t>5</w:t>
-      </w:r>
-      <w:r>
-        <w:rPr>
-          <w:rFonts w:eastAsiaTheme="minorEastAsia"/>
-          <w:iCs/>
-        </w:rPr>
-        <w:t>б</w:t>
-      </w:r>
-      <w:r>
-        <w:rPr>
-          <w:rFonts w:eastAsiaTheme="minorEastAsia"/>
-          <w:iCs/>
-          <w:lang w:val="en-US"/>
-        </w:rPr>
-        <w:t>’</w:t>
-      </w:r>
-      <w:r>
-        <w:rPr>
-          <w:rFonts w:eastAsiaTheme="minorEastAsia"/>
-          <w:iCs/>
-        </w:rPr>
-        <w:t>)</w:t>
-      </w:r>
+      <m:oMathPara>
+        <m:oMath>
+          <m:sSubSup>
+            <m:sSubSupPr>
+              <m:ctrlPr>
+                <w:rPr>
+                  <w:rFonts w:ascii="Cambria Math" w:eastAsiaTheme="minorEastAsia" w:hAnsi="Cambria Math"/>
+                  <w:i/>
+                </w:rPr>
+              </m:ctrlPr>
+            </m:sSubSupPr>
+            <m:e>
+              <m:r>
+                <w:rPr>
+                  <w:rFonts w:ascii="Cambria Math" w:eastAsiaTheme="minorEastAsia" w:hAnsi="Cambria Math"/>
+                  <w:lang w:val="en-US"/>
+                </w:rPr>
+                <m:t>v</m:t>
+              </m:r>
+            </m:e>
+            <m:sub>
+              <m:r>
+                <w:rPr>
+                  <w:rFonts w:ascii="Cambria Math" w:eastAsiaTheme="minorEastAsia" w:hAnsi="Cambria Math"/>
+                </w:rPr>
+                <m:t>n</m:t>
+              </m:r>
+            </m:sub>
+            <m:sup>
+              <m:r>
+                <w:rPr>
+                  <w:rFonts w:ascii="Cambria Math" w:eastAsiaTheme="minorEastAsia" w:hAnsi="Cambria Math"/>
+                  <w:lang w:val="en-US"/>
+                </w:rPr>
+                <m:t>t</m:t>
+              </m:r>
+              <m:r>
+                <w:rPr>
+                  <w:rFonts w:ascii="Cambria Math" w:eastAsiaTheme="minorEastAsia" w:hAnsi="Cambria Math"/>
+                </w:rPr>
+                <m:t>+1</m:t>
+              </m:r>
+            </m:sup>
+          </m:sSubSup>
+          <m:r>
+            <w:rPr>
+              <w:rFonts w:ascii="Cambria Math" w:eastAsiaTheme="minorEastAsia" w:hAnsi="Cambria Math"/>
+              <w:lang w:val="en-US"/>
+            </w:rPr>
+            <m:t xml:space="preserve">= </m:t>
+          </m:r>
+          <m:sSubSup>
+            <m:sSubSupPr>
+              <m:ctrlPr>
+                <w:rPr>
+                  <w:rFonts w:ascii="Cambria Math" w:eastAsiaTheme="minorEastAsia" w:hAnsi="Cambria Math"/>
+                  <w:i/>
+                </w:rPr>
+              </m:ctrlPr>
+            </m:sSubSupPr>
+            <m:e>
+              <m:r>
+                <w:rPr>
+                  <w:rFonts w:ascii="Cambria Math" w:eastAsiaTheme="minorEastAsia" w:hAnsi="Cambria Math"/>
+                  <w:lang w:val="en-US"/>
+                </w:rPr>
+                <m:t>v</m:t>
+              </m:r>
+            </m:e>
+            <m:sub>
+              <m:r>
+                <w:rPr>
+                  <w:rFonts w:ascii="Cambria Math" w:eastAsiaTheme="minorEastAsia" w:hAnsi="Cambria Math"/>
+                </w:rPr>
+                <m:t>n</m:t>
+              </m:r>
+            </m:sub>
+            <m:sup>
+              <m:r>
+                <w:rPr>
+                  <w:rFonts w:ascii="Cambria Math" w:eastAsiaTheme="minorEastAsia" w:hAnsi="Cambria Math"/>
+                  <w:lang w:val="en-US"/>
+                </w:rPr>
+                <m:t>t-</m:t>
+              </m:r>
+              <m:r>
+                <w:rPr>
+                  <w:rFonts w:ascii="Cambria Math" w:eastAsiaTheme="minorEastAsia" w:hAnsi="Cambria Math"/>
+                </w:rPr>
+                <m:t>1</m:t>
+              </m:r>
+            </m:sup>
+          </m:sSubSup>
+          <m:r>
+            <w:rPr>
+              <w:rFonts w:ascii="Cambria Math" w:eastAsiaTheme="minorEastAsia" w:hAnsi="Cambria Math"/>
+              <w:lang w:val="en-US"/>
+            </w:rPr>
+            <m:t>(1-d)+k</m:t>
+          </m:r>
+          <m:r>
+            <w:rPr>
+              <w:rFonts w:ascii="Cambria Math" w:hAnsi="Cambria Math"/>
+              <w:lang w:val="en-US"/>
+            </w:rPr>
+            <m:t>(</m:t>
+          </m:r>
+          <m:sSubSup>
+            <m:sSubSupPr>
+              <m:ctrlPr>
+                <w:rPr>
+                  <w:rFonts w:ascii="Cambria Math" w:hAnsi="Cambria Math"/>
+                  <w:i/>
+                  <w:lang w:val="en-US"/>
+                </w:rPr>
+              </m:ctrlPr>
+            </m:sSubSupPr>
+            <m:e>
+              <m:r>
+                <w:rPr>
+                  <w:rFonts w:ascii="Cambria Math" w:hAnsi="Cambria Math"/>
+                  <w:lang w:val="en-US"/>
+                </w:rPr>
+                <m:t>u</m:t>
+              </m:r>
+            </m:e>
+            <m:sub>
+              <m:r>
+                <w:rPr>
+                  <w:rFonts w:ascii="Cambria Math" w:hAnsi="Cambria Math"/>
+                  <w:lang w:val="en-US"/>
+                </w:rPr>
+                <m:t>n-1</m:t>
+              </m:r>
+            </m:sub>
+            <m:sup>
+              <m:r>
+                <w:rPr>
+                  <w:rFonts w:ascii="Cambria Math" w:hAnsi="Cambria Math"/>
+                  <w:lang w:val="en-US"/>
+                </w:rPr>
+                <m:t>t</m:t>
+              </m:r>
+            </m:sup>
+          </m:sSubSup>
+          <m:r>
+            <w:rPr>
+              <w:rFonts w:ascii="Cambria Math" w:hAnsi="Cambria Math"/>
+              <w:lang w:val="en-US"/>
+            </w:rPr>
+            <m:t xml:space="preserve">+ </m:t>
+          </m:r>
+          <m:sSubSup>
+            <m:sSubSupPr>
+              <m:ctrlPr>
+                <w:rPr>
+                  <w:rFonts w:ascii="Cambria Math" w:hAnsi="Cambria Math"/>
+                  <w:i/>
+                  <w:lang w:val="en-US"/>
+                </w:rPr>
+              </m:ctrlPr>
+            </m:sSubSupPr>
+            <m:e>
+              <m:r>
+                <w:rPr>
+                  <w:rFonts w:ascii="Cambria Math" w:hAnsi="Cambria Math"/>
+                  <w:lang w:val="en-US"/>
+                </w:rPr>
+                <m:t>u</m:t>
+              </m:r>
+            </m:e>
+            <m:sub>
+              <m:r>
+                <w:rPr>
+                  <w:rFonts w:ascii="Cambria Math" w:hAnsi="Cambria Math"/>
+                  <w:lang w:val="en-US"/>
+                </w:rPr>
+                <m:t>n+1</m:t>
+              </m:r>
+            </m:sub>
+            <m:sup>
+              <m:r>
+                <w:rPr>
+                  <w:rFonts w:ascii="Cambria Math" w:hAnsi="Cambria Math"/>
+                  <w:lang w:val="en-US"/>
+                </w:rPr>
+                <m:t>t</m:t>
+              </m:r>
+            </m:sup>
+          </m:sSubSup>
+          <m:r>
+            <w:rPr>
+              <w:rFonts w:ascii="Cambria Math" w:hAnsi="Cambria Math"/>
+              <w:lang w:val="en-US"/>
+            </w:rPr>
+            <m:t>- 2</m:t>
+          </m:r>
+          <m:sSubSup>
+            <m:sSubSupPr>
+              <m:ctrlPr>
+                <w:rPr>
+                  <w:rFonts w:ascii="Cambria Math" w:hAnsi="Cambria Math"/>
+                  <w:i/>
+                  <w:lang w:val="en-US"/>
+                </w:rPr>
+              </m:ctrlPr>
+            </m:sSubSupPr>
+            <m:e>
+              <m:r>
+                <w:rPr>
+                  <w:rFonts w:ascii="Cambria Math" w:hAnsi="Cambria Math"/>
+                  <w:lang w:val="en-US"/>
+                </w:rPr>
+                <m:t>u</m:t>
+              </m:r>
+            </m:e>
+            <m:sub>
+              <m:r>
+                <w:rPr>
+                  <w:rFonts w:ascii="Cambria Math" w:hAnsi="Cambria Math"/>
+                  <w:lang w:val="en-US"/>
+                </w:rPr>
+                <m:t>n</m:t>
+              </m:r>
+            </m:sub>
+            <m:sup>
+              <m:r>
+                <w:rPr>
+                  <w:rFonts w:ascii="Cambria Math" w:hAnsi="Cambria Math"/>
+                  <w:lang w:val="en-US"/>
+                </w:rPr>
+                <m:t>t</m:t>
+              </m:r>
+            </m:sup>
+          </m:sSubSup>
+          <m:r>
+            <w:rPr>
+              <w:rFonts w:ascii="Cambria Math" w:hAnsi="Cambria Math"/>
+              <w:lang w:val="en-US"/>
+            </w:rPr>
+            <m:t>)</m:t>
+          </m:r>
+          <m:r>
+            <w:rPr>
+              <w:rFonts w:ascii="Cambria Math" w:eastAsiaTheme="minorEastAsia" w:hAnsi="Cambria Math"/>
+            </w:rPr>
+            <m:t xml:space="preserve">                           (5</m:t>
+          </m:r>
+          <m:r>
+            <w:rPr>
+              <w:rFonts w:ascii="Cambria Math" w:eastAsiaTheme="minorEastAsia" w:hAnsi="Cambria Math"/>
+              <w:lang w:val="en-US"/>
+            </w:rPr>
+            <m:t>a</m:t>
+          </m:r>
+          <m:r>
+            <w:rPr>
+              <w:rFonts w:ascii="Cambria Math" w:eastAsiaTheme="minorEastAsia" w:hAnsi="Cambria Math"/>
+              <w:lang w:val="en-US"/>
+            </w:rPr>
+            <m:t>'</m:t>
+          </m:r>
+          <m:r>
+            <w:rPr>
+              <w:rFonts w:ascii="Cambria Math" w:eastAsiaTheme="minorEastAsia" w:hAnsi="Cambria Math"/>
+            </w:rPr>
+            <m:t>)</m:t>
+          </m:r>
+        </m:oMath>
+      </m:oMathPara>
     </w:p>
+    <w:p/>
     <w:p>
       <w:pPr>
         <w:rPr>
@@ -4038,7 +4416,6 @@
         <w:rPr>
           <w:rFonts w:eastAsiaTheme="minorEastAsia"/>
         </w:rPr>
-        <w:lastRenderedPageBreak/>
         <w:t>Слідством так</w:t>
       </w:r>
       <w:r>
@@ -4053,11 +4430,19 @@
         </w:rPr>
         <w:t xml:space="preserve"> втрат є </w:t>
       </w:r>
-      <w:r>
-        <w:rPr>
-          <w:rFonts w:eastAsiaTheme="minorEastAsia"/>
-        </w:rPr>
-        <w:t xml:space="preserve">експоненційне спадання амплітуди </w:t>
+      <w:proofErr w:type="spellStart"/>
+      <w:r>
+        <w:rPr>
+          <w:rFonts w:eastAsiaTheme="minorEastAsia"/>
+        </w:rPr>
+        <w:t>експоненційне</w:t>
+      </w:r>
+      <w:proofErr w:type="spellEnd"/>
+      <w:r>
+        <w:rPr>
+          <w:rFonts w:eastAsiaTheme="minorEastAsia"/>
+        </w:rPr>
+        <w:t xml:space="preserve"> спадання амплітуди </w:t>
       </w:r>
       <w:r>
         <w:rPr>
@@ -4227,18 +4612,41 @@
           <w:rFonts w:eastAsiaTheme="minorEastAsia"/>
           <w:lang w:val="en-US"/>
         </w:rPr>
-        <w:t xml:space="preserve"> [2</w:t>
-      </w:r>
-      <w:r>
-        <w:rPr>
-          <w:rFonts w:eastAsiaTheme="minorEastAsia"/>
-          <w:lang w:val="en-US"/>
-        </w:rPr>
         <w:t xml:space="preserve"> </w:t>
       </w:r>
       <w:r>
+        <w:rPr>
+          <w:rFonts w:eastAsiaTheme="minorEastAsia"/>
+          <w:lang w:val="en-US"/>
+        </w:rPr>
+        <w:t xml:space="preserve">  </w:t>
+      </w:r>
+      <w:r>
+        <w:rPr>
+          <w:rFonts w:eastAsiaTheme="minorEastAsia"/>
+          <w:lang w:val="en-US"/>
+        </w:rPr>
+        <w:t>[</w:t>
+      </w:r>
+      <w:r>
+        <w:rPr>
+          <w:rFonts w:eastAsiaTheme="minorEastAsia"/>
+          <w:lang w:val="en-US"/>
+        </w:rPr>
+        <w:t>3</w:t>
+      </w:r>
+      <w:r>
+        <w:rPr>
+          <w:rFonts w:eastAsiaTheme="minorEastAsia"/>
+          <w:lang w:val="en-US"/>
+        </w:rPr>
+        <w:t xml:space="preserve"> </w:t>
+      </w:r>
+      <w:proofErr w:type="spellStart"/>
+      <w:r>
         <w:t>Bathe</w:t>
       </w:r>
+      <w:proofErr w:type="spellEnd"/>
       <w:r>
         <w:rPr>
           <w:rFonts w:eastAsiaTheme="minorEastAsia"/>
@@ -4996,7 +5404,15 @@
           <w:rFonts w:ascii="Cambria Math" w:eastAsiaTheme="minorEastAsia" w:hAnsi="Cambria Math" w:cstheme="minorHAnsi"/>
           <w:iCs/>
         </w:rPr>
-        <w:t xml:space="preserve"> випромінювання або безвідбивно</w:t>
+        <w:t xml:space="preserve"> випромінювання або </w:t>
+      </w:r>
+      <w:proofErr w:type="spellStart"/>
+      <w:r>
+        <w:rPr>
+          <w:rFonts w:ascii="Cambria Math" w:eastAsiaTheme="minorEastAsia" w:hAnsi="Cambria Math" w:cstheme="minorHAnsi"/>
+          <w:iCs/>
+        </w:rPr>
+        <w:t>безвідбивно</w:t>
       </w:r>
       <w:r>
         <w:rPr>
@@ -5005,6 +5421,7 @@
         </w:rPr>
         <w:t>ї</w:t>
       </w:r>
+      <w:proofErr w:type="spellEnd"/>
       <w:r>
         <w:rPr>
           <w:rFonts w:ascii="Cambria Math" w:eastAsiaTheme="minorEastAsia" w:hAnsi="Cambria Math" w:cstheme="minorHAnsi"/>
@@ -5053,7 +5470,15 @@
           <w:iCs/>
           <w:lang w:val="en-US"/>
         </w:rPr>
-        <w:t>[3</w:t>
+        <w:t>[</w:t>
+      </w:r>
+      <w:r>
+        <w:rPr>
+          <w:rFonts w:ascii="Cambria Math" w:eastAsiaTheme="minorEastAsia" w:hAnsi="Cambria Math" w:cstheme="minorHAnsi"/>
+          <w:iCs/>
+          <w:lang w:val="en-US"/>
+        </w:rPr>
+        <w:t>4</w:t>
       </w:r>
       <w:r>
         <w:rPr>
@@ -5062,9 +5487,11 @@
         </w:rPr>
         <w:t xml:space="preserve"> </w:t>
       </w:r>
+      <w:proofErr w:type="spellStart"/>
       <w:r>
         <w:t>Engquist</w:t>
       </w:r>
+      <w:proofErr w:type="spellEnd"/>
       <w:r>
         <w:rPr>
           <w:rFonts w:ascii="Cambria Math" w:eastAsiaTheme="minorEastAsia" w:hAnsi="Cambria Math" w:cstheme="minorHAnsi"/>
@@ -5130,7 +5557,14 @@
                 <w:rFonts w:ascii="Cambria Math" w:eastAsiaTheme="minorEastAsia" w:hAnsi="Cambria Math" w:cstheme="minorHAnsi"/>
                 <w:lang w:val="en-US"/>
               </w:rPr>
-              <m:t>∂y</m:t>
+              <m:t>∂</m:t>
+            </m:r>
+            <m:r>
+              <w:rPr>
+                <w:rFonts w:ascii="Cambria Math" w:eastAsiaTheme="minorEastAsia" w:hAnsi="Cambria Math" w:cstheme="minorHAnsi"/>
+                <w:lang w:val="en-US"/>
+              </w:rPr>
+              <m:t>u</m:t>
             </m:r>
           </m:num>
           <m:den>
@@ -5196,7 +5630,14 @@
                 <w:rFonts w:ascii="Cambria Math" w:eastAsiaTheme="minorEastAsia" w:hAnsi="Cambria Math" w:cstheme="minorHAnsi"/>
                 <w:lang w:val="en-US"/>
               </w:rPr>
-              <m:t>∂y</m:t>
+              <m:t>∂</m:t>
+            </m:r>
+            <m:r>
+              <w:rPr>
+                <w:rFonts w:ascii="Cambria Math" w:eastAsiaTheme="minorEastAsia" w:hAnsi="Cambria Math" w:cstheme="minorHAnsi"/>
+                <w:lang w:val="en-US"/>
+              </w:rPr>
+              <m:t>u</m:t>
             </m:r>
           </m:num>
           <m:den>
@@ -5309,7 +5750,14 @@
                   <w:rFonts w:ascii="Cambria Math" w:eastAsiaTheme="minorEastAsia" w:hAnsi="Cambria Math" w:cstheme="minorHAnsi"/>
                   <w:lang w:val="en-US"/>
                 </w:rPr>
-                <m:t>∂y</m:t>
+                <m:t>∂</m:t>
+              </m:r>
+              <m:r>
+                <w:rPr>
+                  <w:rFonts w:ascii="Cambria Math" w:eastAsiaTheme="minorEastAsia" w:hAnsi="Cambria Math" w:cstheme="minorHAnsi"/>
+                  <w:lang w:val="en-US"/>
+                </w:rPr>
+                <m:t>u</m:t>
               </m:r>
             </m:num>
             <m:den>
@@ -5343,7 +5791,7 @@
                 <w:rPr>
                   <w:rFonts w:ascii="Cambria Math" w:eastAsiaTheme="minorEastAsia" w:hAnsi="Cambria Math" w:cstheme="minorHAnsi"/>
                 </w:rPr>
-                <m:t>y</m:t>
+                <m:t>u</m:t>
               </m:r>
             </m:e>
             <m:sub>
@@ -5376,7 +5824,7 @@
                 <w:rPr>
                   <w:rFonts w:ascii="Cambria Math" w:eastAsiaTheme="minorEastAsia" w:hAnsi="Cambria Math" w:cstheme="minorHAnsi"/>
                 </w:rPr>
-                <m:t>y</m:t>
+                <m:t>u</m:t>
               </m:r>
             </m:e>
             <m:sub>
@@ -5514,7 +5962,7 @@
               <w:rPr>
                 <w:rFonts w:ascii="Cambria Math" w:eastAsiaTheme="minorEastAsia" w:hAnsi="Cambria Math" w:cstheme="minorHAnsi"/>
               </w:rPr>
-              <m:t>y</m:t>
+              <m:t>u</m:t>
             </m:r>
           </m:e>
           <m:sub>
@@ -5547,7 +5995,7 @@
               <w:rPr>
                 <w:rFonts w:ascii="Cambria Math" w:eastAsiaTheme="minorEastAsia" w:hAnsi="Cambria Math" w:cstheme="minorHAnsi"/>
               </w:rPr>
-              <m:t>y</m:t>
+              <m:t>u</m:t>
             </m:r>
           </m:e>
           <m:sub>
@@ -5762,7 +6210,7 @@
               <w:rPr>
                 <w:rFonts w:ascii="Cambria Math" w:eastAsiaTheme="minorEastAsia" w:hAnsi="Cambria Math" w:cstheme="minorHAnsi"/>
               </w:rPr>
-              <m:t>y</m:t>
+              <m:t>u</m:t>
             </m:r>
           </m:e>
           <m:sub>
@@ -5795,7 +6243,7 @@
               <w:rPr>
                 <w:rFonts w:ascii="Cambria Math" w:eastAsiaTheme="minorEastAsia" w:hAnsi="Cambria Math" w:cstheme="minorHAnsi"/>
               </w:rPr>
-              <m:t>y</m:t>
+              <m:t>u</m:t>
             </m:r>
           </m:e>
           <m:sub>
@@ -5876,6 +6324,7 @@
           <w:rFonts w:ascii="Cambria Math" w:eastAsiaTheme="minorEastAsia" w:hAnsi="Cambria Math" w:cstheme="minorHAnsi"/>
           <w:iCs/>
         </w:rPr>
+        <w:lastRenderedPageBreak/>
         <w:t xml:space="preserve">Перший </w:t>
       </w:r>
       <w:r>
@@ -5913,12 +6362,21 @@
         </w:rPr>
         <w:t xml:space="preserve"> хвиль, тому в </w:t>
       </w:r>
-      <w:r>
-        <w:rPr>
-          <w:rFonts w:ascii="Cambria Math" w:eastAsiaTheme="minorEastAsia" w:hAnsi="Cambria Math" w:cstheme="minorHAnsi"/>
-          <w:iCs/>
-        </w:rPr>
-        <w:t xml:space="preserve">в одновимірній </w:t>
+      <w:proofErr w:type="spellStart"/>
+      <w:r>
+        <w:rPr>
+          <w:rFonts w:ascii="Cambria Math" w:eastAsiaTheme="minorEastAsia" w:hAnsi="Cambria Math" w:cstheme="minorHAnsi"/>
+          <w:iCs/>
+        </w:rPr>
+        <w:t>в</w:t>
+      </w:r>
+      <w:proofErr w:type="spellEnd"/>
+      <w:r>
+        <w:rPr>
+          <w:rFonts w:ascii="Cambria Math" w:eastAsiaTheme="minorEastAsia" w:hAnsi="Cambria Math" w:cstheme="minorHAnsi"/>
+          <w:iCs/>
+        </w:rPr>
+        <w:t xml:space="preserve"> одновимірній </w:t>
       </w:r>
       <w:r>
         <w:rPr>
@@ -6057,15 +6515,7 @@
           <w:rFonts w:ascii="Cambria Math" w:eastAsiaTheme="minorEastAsia" w:hAnsi="Cambria Math" w:cstheme="minorHAnsi"/>
           <w:iCs/>
         </w:rPr>
-        <w:t xml:space="preserve">00 вузлів в робочій частині  і по 100 в поглинаючих </w:t>
-      </w:r>
-      <w:r>
-        <w:rPr>
-          <w:rFonts w:ascii="Cambria Math" w:eastAsiaTheme="minorEastAsia" w:hAnsi="Cambria Math" w:cstheme="minorHAnsi"/>
-          <w:iCs/>
-        </w:rPr>
-        <w:lastRenderedPageBreak/>
-        <w:t xml:space="preserve">шарах),  то для досягнення того ж результату у двовимірному випадку таке співвідношення складе </w:t>
+        <w:t xml:space="preserve">00 вузлів в робочій частині  і по 100 в поглинаючих шарах),  то для досягнення того ж результату у двовимірному випадку таке співвідношення складе </w:t>
       </w:r>
       <w:r>
         <w:rPr>
@@ -6252,7 +6702,7 @@
                     <w:rPr>
                       <w:rFonts w:ascii="Cambria Math" w:eastAsiaTheme="minorEastAsia" w:hAnsi="Cambria Math" w:cstheme="minorHAnsi"/>
                     </w:rPr>
-                    <m:t>y</m:t>
+                    <m:t>u</m:t>
                   </m:r>
                 </m:e>
                 <m:sub>
@@ -6292,7 +6742,7 @@
                     <w:rPr>
                       <w:rFonts w:ascii="Cambria Math" w:eastAsiaTheme="minorEastAsia" w:hAnsi="Cambria Math" w:cstheme="minorHAnsi"/>
                     </w:rPr>
-                    <m:t>y</m:t>
+                    <m:t>u</m:t>
                   </m:r>
                 </m:e>
                 <m:sub>
@@ -6411,7 +6861,7 @@
                     <w:rPr>
                       <w:rFonts w:ascii="Cambria Math" w:eastAsiaTheme="minorEastAsia" w:hAnsi="Cambria Math" w:cstheme="minorHAnsi"/>
                     </w:rPr>
-                    <m:t>y</m:t>
+                    <m:t>u</m:t>
                   </m:r>
                 </m:e>
                 <m:sub>
@@ -6451,7 +6901,7 @@
                     <w:rPr>
                       <w:rFonts w:ascii="Cambria Math" w:eastAsiaTheme="minorEastAsia" w:hAnsi="Cambria Math" w:cstheme="minorHAnsi"/>
                     </w:rPr>
-                    <m:t>y</m:t>
+                    <m:t>u</m:t>
                   </m:r>
                 </m:e>
                 <m:sub>
@@ -6617,7 +7067,7 @@
                     <w:rPr>
                       <w:rFonts w:ascii="Cambria Math" w:eastAsiaTheme="minorEastAsia" w:hAnsi="Cambria Math" w:cstheme="minorHAnsi"/>
                     </w:rPr>
-                    <m:t>y</m:t>
+                    <m:t>u</m:t>
                   </m:r>
                 </m:e>
                 <m:sub>
@@ -6663,7 +7113,7 @@
                     <w:rPr>
                       <w:rFonts w:ascii="Cambria Math" w:eastAsiaTheme="minorEastAsia" w:hAnsi="Cambria Math" w:cstheme="minorHAnsi"/>
                     </w:rPr>
-                    <m:t>y</m:t>
+                    <m:t>u</m:t>
                   </m:r>
                 </m:e>
                 <m:sub>
@@ -6795,7 +7245,7 @@
                     <w:rPr>
                       <w:rFonts w:ascii="Cambria Math" w:eastAsiaTheme="minorEastAsia" w:hAnsi="Cambria Math" w:cstheme="minorHAnsi"/>
                     </w:rPr>
-                    <m:t>y</m:t>
+                    <m:t>u</m:t>
                   </m:r>
                 </m:e>
                 <m:sub>
@@ -6841,7 +7291,7 @@
                     <w:rPr>
                       <w:rFonts w:ascii="Cambria Math" w:eastAsiaTheme="minorEastAsia" w:hAnsi="Cambria Math" w:cstheme="minorHAnsi"/>
                     </w:rPr>
-                    <m:t>y</m:t>
+                    <m:t>u</m:t>
                   </m:r>
                 </m:e>
                 <m:sub>
@@ -6908,13 +7358,7 @@
     </w:p>
     <w:p>
       <w:r>
-        <w:t xml:space="preserve">Щоб створити гармонійну хвилю, </w:t>
-      </w:r>
-      <w:r>
-        <w:t>достатньо</w:t>
-      </w:r>
-      <w:r>
-        <w:t xml:space="preserve"> </w:t>
+        <w:t xml:space="preserve">Щоб створити гармонійну хвилю, достатньо </w:t>
       </w:r>
       <w:r>
         <w:t xml:space="preserve">примусово </w:t>
@@ -6935,14 +7379,22 @@
         <w:rPr>
           <w:lang w:val="en-US"/>
         </w:rPr>
-        <w:t xml:space="preserve"> [4</w:t>
+        <w:t xml:space="preserve"> [</w:t>
+      </w:r>
+      <w:r>
+        <w:rPr>
+          <w:lang w:val="en-US"/>
+        </w:rPr>
+        <w:t>5</w:t>
       </w:r>
       <w:r>
         <w:t xml:space="preserve">  </w:t>
       </w:r>
+      <w:proofErr w:type="spellStart"/>
       <w:r>
         <w:t>Kittel</w:t>
       </w:r>
+      <w:proofErr w:type="spellEnd"/>
       <w:r>
         <w:rPr>
           <w:lang w:val="en-US"/>
@@ -6978,7 +7430,7 @@
                   <w:rFonts w:ascii="Cambria Math" w:hAnsi="Cambria Math"/>
                   <w:lang w:val="en-US"/>
                 </w:rPr>
-                <m:t>y</m:t>
+                <m:t>u</m:t>
               </m:r>
             </m:e>
             <m:sub>
@@ -7080,6 +7532,27 @@
     <w:p>
       <w:pPr>
         <w:rPr>
+          <w:highlight w:val="yellow"/>
+        </w:rPr>
+      </w:pPr>
+      <w:r>
+        <w:rPr>
+          <w:highlight w:val="yellow"/>
+        </w:rPr>
+        <w:t>Стала фазова швидкість</w:t>
+      </w:r>
+    </w:p>
+    <w:p>
+      <w:r>
+        <w:rPr>
+          <w:highlight w:val="yellow"/>
+        </w:rPr>
+        <w:t>Стала сумарна енергія</w:t>
+      </w:r>
+    </w:p>
+    <w:p>
+      <w:pPr>
+        <w:rPr>
           <w:lang w:val="en-US"/>
         </w:rPr>
       </w:pPr>
@@ -7094,9 +7567,21 @@
     </w:p>
     <w:p/>
     <w:p>
+      <w:pPr>
+        <w:rPr>
+          <w:lang w:val="en-US"/>
+        </w:rPr>
+      </w:pPr>
       <w:r>
         <w:t>ДЖЕРЕЛА</w:t>
       </w:r>
+    </w:p>
+    <w:p>
+      <w:pPr>
+        <w:rPr>
+          <w:lang w:val="en-US"/>
+        </w:rPr>
+      </w:pPr>
     </w:p>
     <w:p>
       <w:pPr>
@@ -7107,7 +7592,15 @@
         </w:numPr>
       </w:pPr>
       <w:r>
-        <w:t>Ландау–Ліфшиц «Теоретична фізика. Том VII. Теорія пружності»</w:t>
+        <w:t>Ландау–</w:t>
+      </w:r>
+      <w:proofErr w:type="spellStart"/>
+      <w:r>
+        <w:t>Ліфшиц</w:t>
+      </w:r>
+      <w:proofErr w:type="spellEnd"/>
+      <w:r>
+        <w:t xml:space="preserve"> «Теоретична фізика. Том VII. Теорія пружності»</w:t>
       </w:r>
     </w:p>
     <w:p>
@@ -7118,18 +7611,130 @@
           <w:numId w:val="1"/>
         </w:numPr>
       </w:pPr>
-      <w:r>
-        <w:t xml:space="preserve">Bathe, K.-J. </w:t>
-      </w:r>
-      <w:r>
-        <w:rPr>
-          <w:i/>
-          <w:iCs/>
-        </w:rPr>
-        <w:t>Finite Element Procedures</w:t>
-      </w:r>
-      <w:r>
-        <w:t>. Prentice Hall, 1996.</w:t>
+      <w:proofErr w:type="spellStart"/>
+      <w:r>
+        <w:t>Verlet</w:t>
+      </w:r>
+      <w:proofErr w:type="spellEnd"/>
+      <w:r>
+        <w:t>, L. (1967).</w:t>
+      </w:r>
+      <w:r>
+        <w:rPr>
+          <w:lang w:val="en-US"/>
+        </w:rPr>
+        <w:t xml:space="preserve"> </w:t>
+      </w:r>
+      <w:proofErr w:type="spellStart"/>
+      <w:r>
+        <w:t>Computer</w:t>
+      </w:r>
+      <w:proofErr w:type="spellEnd"/>
+      <w:r>
+        <w:t xml:space="preserve"> "</w:t>
+      </w:r>
+      <w:proofErr w:type="spellStart"/>
+      <w:r>
+        <w:t>Experiments</w:t>
+      </w:r>
+      <w:proofErr w:type="spellEnd"/>
+      <w:r>
+        <w:t xml:space="preserve">" </w:t>
+      </w:r>
+      <w:proofErr w:type="spellStart"/>
+      <w:r>
+        <w:t>on</w:t>
+      </w:r>
+      <w:proofErr w:type="spellEnd"/>
+      <w:r>
+        <w:t xml:space="preserve"> </w:t>
+      </w:r>
+      <w:proofErr w:type="spellStart"/>
+      <w:r>
+        <w:t>Classical</w:t>
+      </w:r>
+      <w:proofErr w:type="spellEnd"/>
+      <w:r>
+        <w:t xml:space="preserve"> </w:t>
+      </w:r>
+      <w:proofErr w:type="spellStart"/>
+      <w:r>
+        <w:t>Fluids</w:t>
+      </w:r>
+      <w:proofErr w:type="spellEnd"/>
+      <w:r>
+        <w:t xml:space="preserve">. I. </w:t>
+      </w:r>
+      <w:proofErr w:type="spellStart"/>
+      <w:r>
+        <w:t>Thermodynamical</w:t>
+      </w:r>
+      <w:proofErr w:type="spellEnd"/>
+      <w:r>
+        <w:t xml:space="preserve"> </w:t>
+      </w:r>
+      <w:proofErr w:type="spellStart"/>
+      <w:r>
+        <w:t>Properties</w:t>
+      </w:r>
+      <w:proofErr w:type="spellEnd"/>
+      <w:r>
+        <w:t xml:space="preserve"> </w:t>
+      </w:r>
+      <w:proofErr w:type="spellStart"/>
+      <w:r>
+        <w:t>of</w:t>
+      </w:r>
+      <w:proofErr w:type="spellEnd"/>
+      <w:r>
+        <w:t xml:space="preserve"> </w:t>
+      </w:r>
+      <w:proofErr w:type="spellStart"/>
+      <w:r>
+        <w:t>Lennard-Jones</w:t>
+      </w:r>
+      <w:proofErr w:type="spellEnd"/>
+      <w:r>
+        <w:t xml:space="preserve"> </w:t>
+      </w:r>
+      <w:proofErr w:type="spellStart"/>
+      <w:r>
+        <w:t>Molecules</w:t>
+      </w:r>
+      <w:proofErr w:type="spellEnd"/>
+      <w:r>
+        <w:t>.</w:t>
+      </w:r>
+      <w:r>
+        <w:rPr>
+          <w:lang w:val="en-US"/>
+        </w:rPr>
+        <w:t xml:space="preserve"> </w:t>
+      </w:r>
+      <w:proofErr w:type="spellStart"/>
+      <w:r>
+        <w:t>Physical</w:t>
+      </w:r>
+      <w:proofErr w:type="spellEnd"/>
+      <w:r>
+        <w:t xml:space="preserve"> </w:t>
+      </w:r>
+      <w:proofErr w:type="spellStart"/>
+      <w:r>
+        <w:t>Review</w:t>
+      </w:r>
+      <w:proofErr w:type="spellEnd"/>
+      <w:r>
+        <w:t>, 159(1), 98–103.</w:t>
+      </w:r>
+      <w:r>
+        <w:rPr>
+          <w:lang w:val="en-US"/>
+        </w:rPr>
+        <w:t xml:space="preserve"> </w:t>
+      </w:r>
+      <w:r>
+        <w:t>https://doi.org/10.1103/PhysRev.159.98</w:t>
       </w:r>
     </w:p>
     <w:p>
@@ -7140,26 +7745,73 @@
           <w:numId w:val="1"/>
         </w:numPr>
       </w:pPr>
-      <w:r>
-        <w:t xml:space="preserve">Engquist, B., Majda, A. (1977) </w:t>
-      </w:r>
-      <w:r>
-        <w:t>Absorbing boundary conditions for the numerical simulation of waves.</w:t>
-      </w:r>
-      <w:r>
-        <w:t xml:space="preserve"> DOI</w:t>
-      </w:r>
-      <w:r>
-        <w:rPr>
-          <w:lang w:val="en-US"/>
-        </w:rPr>
-        <w:t>:</w:t>
-      </w:r>
-      <w:r>
+      <w:proofErr w:type="spellStart"/>
+      <w:r>
+        <w:t>Bathe</w:t>
+      </w:r>
+      <w:proofErr w:type="spellEnd"/>
+      <w:r>
+        <w:t xml:space="preserve">, K.-J. </w:t>
+      </w:r>
+      <w:proofErr w:type="spellStart"/>
+      <w:r>
+        <w:rPr>
+          <w:i/>
+          <w:iCs/>
+        </w:rPr>
+        <w:t>Finite</w:t>
+      </w:r>
+      <w:proofErr w:type="spellEnd"/>
+      <w:r>
+        <w:rPr>
+          <w:i/>
+          <w:iCs/>
+        </w:rPr>
         <w:t xml:space="preserve"> </w:t>
       </w:r>
-      <w:r>
-        <w:t>10.1073/pnas.74.5.1765</w:t>
+      <w:proofErr w:type="spellStart"/>
+      <w:r>
+        <w:rPr>
+          <w:i/>
+          <w:iCs/>
+        </w:rPr>
+        <w:t>Element</w:t>
+      </w:r>
+      <w:proofErr w:type="spellEnd"/>
+      <w:r>
+        <w:rPr>
+          <w:i/>
+          <w:iCs/>
+        </w:rPr>
+        <w:t xml:space="preserve"> </w:t>
+      </w:r>
+      <w:proofErr w:type="spellStart"/>
+      <w:r>
+        <w:rPr>
+          <w:i/>
+          <w:iCs/>
+        </w:rPr>
+        <w:t>Procedures</w:t>
+      </w:r>
+      <w:proofErr w:type="spellEnd"/>
+      <w:r>
+        <w:t xml:space="preserve">. </w:t>
+      </w:r>
+      <w:proofErr w:type="spellStart"/>
+      <w:r>
+        <w:t>Prentice</w:t>
+      </w:r>
+      <w:proofErr w:type="spellEnd"/>
+      <w:r>
+        <w:t xml:space="preserve"> </w:t>
+      </w:r>
+      <w:proofErr w:type="spellStart"/>
+      <w:r>
+        <w:t>Hall</w:t>
+      </w:r>
+      <w:proofErr w:type="spellEnd"/>
+      <w:r>
+        <w:t>, 1996.</w:t>
       </w:r>
     </w:p>
     <w:p>
@@ -7170,18 +7822,222 @@
           <w:numId w:val="1"/>
         </w:numPr>
       </w:pPr>
-      <w:r>
-        <w:t xml:space="preserve">Kittel, C. </w:t>
-      </w:r>
+      <w:proofErr w:type="spellStart"/>
+      <w:r>
+        <w:t>Engquist</w:t>
+      </w:r>
+      <w:proofErr w:type="spellEnd"/>
+      <w:r>
+        <w:t xml:space="preserve">, B., </w:t>
+      </w:r>
+      <w:proofErr w:type="spellStart"/>
+      <w:r>
+        <w:t>Majda</w:t>
+      </w:r>
+      <w:proofErr w:type="spellEnd"/>
+      <w:r>
+        <w:t xml:space="preserve">, A. (1977) </w:t>
+      </w:r>
+      <w:proofErr w:type="spellStart"/>
+      <w:r>
+        <w:t>Absorbing</w:t>
+      </w:r>
+      <w:proofErr w:type="spellEnd"/>
+      <w:r>
+        <w:t xml:space="preserve"> </w:t>
+      </w:r>
+      <w:proofErr w:type="spellStart"/>
+      <w:r>
+        <w:t>boundary</w:t>
+      </w:r>
+      <w:proofErr w:type="spellEnd"/>
+      <w:r>
+        <w:t xml:space="preserve"> </w:t>
+      </w:r>
+      <w:proofErr w:type="spellStart"/>
+      <w:r>
+        <w:t>conditions</w:t>
+      </w:r>
+      <w:proofErr w:type="spellEnd"/>
+      <w:r>
+        <w:t xml:space="preserve"> </w:t>
+      </w:r>
+      <w:proofErr w:type="spellStart"/>
+      <w:r>
+        <w:t>for</w:t>
+      </w:r>
+      <w:proofErr w:type="spellEnd"/>
+      <w:r>
+        <w:t xml:space="preserve"> </w:t>
+      </w:r>
+      <w:proofErr w:type="spellStart"/>
+      <w:r>
+        <w:t>the</w:t>
+      </w:r>
+      <w:proofErr w:type="spellEnd"/>
+      <w:r>
+        <w:t xml:space="preserve"> </w:t>
+      </w:r>
+      <w:proofErr w:type="spellStart"/>
+      <w:r>
+        <w:t>numerical</w:t>
+      </w:r>
+      <w:proofErr w:type="spellEnd"/>
+      <w:r>
+        <w:t xml:space="preserve"> </w:t>
+      </w:r>
+      <w:proofErr w:type="spellStart"/>
+      <w:r>
+        <w:t>simulation</w:t>
+      </w:r>
+      <w:proofErr w:type="spellEnd"/>
+      <w:r>
+        <w:t xml:space="preserve"> </w:t>
+      </w:r>
+      <w:proofErr w:type="spellStart"/>
+      <w:r>
+        <w:t>of</w:t>
+      </w:r>
+      <w:proofErr w:type="spellEnd"/>
+      <w:r>
+        <w:t xml:space="preserve"> </w:t>
+      </w:r>
+      <w:proofErr w:type="spellStart"/>
+      <w:r>
+        <w:t>waves</w:t>
+      </w:r>
+      <w:proofErr w:type="spellEnd"/>
+      <w:r>
+        <w:t>.</w:t>
+      </w:r>
+      <w:r>
+        <w:t xml:space="preserve"> </w:t>
+      </w:r>
+      <w:proofErr w:type="spellStart"/>
+      <w:r>
+        <w:t>DOI</w:t>
+      </w:r>
+      <w:proofErr w:type="spellEnd"/>
+      <w:r>
+        <w:rPr>
+          <w:lang w:val="en-US"/>
+        </w:rPr>
+        <w:t>:</w:t>
+      </w:r>
+      <w:r>
+        <w:t xml:space="preserve"> </w:t>
+      </w:r>
+      <w:r>
+        <w:t>10.1073/pnas.74.5.1765</w:t>
+      </w:r>
+    </w:p>
+    <w:p>
+      <w:pPr>
+        <w:pStyle w:val="a9"/>
+        <w:numPr>
+          <w:ilvl w:val="0"/>
+          <w:numId w:val="1"/>
+        </w:numPr>
+      </w:pPr>
+      <w:proofErr w:type="spellStart"/>
+      <w:r>
+        <w:t>Kittel</w:t>
+      </w:r>
+      <w:proofErr w:type="spellEnd"/>
+      <w:r>
+        <w:t xml:space="preserve">, C. </w:t>
+      </w:r>
+      <w:proofErr w:type="spellStart"/>
       <w:r>
         <w:rPr>
           <w:i/>
           <w:iCs/>
         </w:rPr>
-        <w:t>Introduction to Solid State Physics</w:t>
-      </w:r>
-      <w:r>
-        <w:t>, 8th ed., Wiley, 2004</w:t>
+        <w:t>Introduction</w:t>
+      </w:r>
+      <w:proofErr w:type="spellEnd"/>
+      <w:r>
+        <w:rPr>
+          <w:i/>
+          <w:iCs/>
+        </w:rPr>
+        <w:t xml:space="preserve"> </w:t>
+      </w:r>
+      <w:proofErr w:type="spellStart"/>
+      <w:r>
+        <w:rPr>
+          <w:i/>
+          <w:iCs/>
+        </w:rPr>
+        <w:t>to</w:t>
+      </w:r>
+      <w:proofErr w:type="spellEnd"/>
+      <w:r>
+        <w:rPr>
+          <w:i/>
+          <w:iCs/>
+        </w:rPr>
+        <w:t xml:space="preserve"> </w:t>
+      </w:r>
+      <w:proofErr w:type="spellStart"/>
+      <w:r>
+        <w:rPr>
+          <w:i/>
+          <w:iCs/>
+        </w:rPr>
+        <w:t>Solid</w:t>
+      </w:r>
+      <w:proofErr w:type="spellEnd"/>
+      <w:r>
+        <w:rPr>
+          <w:i/>
+          <w:iCs/>
+        </w:rPr>
+        <w:t xml:space="preserve"> </w:t>
+      </w:r>
+      <w:proofErr w:type="spellStart"/>
+      <w:r>
+        <w:rPr>
+          <w:i/>
+          <w:iCs/>
+        </w:rPr>
+        <w:t>State</w:t>
+      </w:r>
+      <w:proofErr w:type="spellEnd"/>
+      <w:r>
+        <w:rPr>
+          <w:i/>
+          <w:iCs/>
+        </w:rPr>
+        <w:t xml:space="preserve"> </w:t>
+      </w:r>
+      <w:proofErr w:type="spellStart"/>
+      <w:r>
+        <w:rPr>
+          <w:i/>
+          <w:iCs/>
+        </w:rPr>
+        <w:t>Physics</w:t>
+      </w:r>
+      <w:proofErr w:type="spellEnd"/>
+      <w:r>
+        <w:t xml:space="preserve">, 8th </w:t>
+      </w:r>
+      <w:proofErr w:type="spellStart"/>
+      <w:r>
+        <w:t>ed</w:t>
+      </w:r>
+      <w:proofErr w:type="spellEnd"/>
+      <w:r>
+        <w:t xml:space="preserve">., </w:t>
+      </w:r>
+      <w:proofErr w:type="spellStart"/>
+      <w:r>
+        <w:t>Wiley</w:t>
+      </w:r>
+      <w:proofErr w:type="spellEnd"/>
+      <w:r>
+        <w:t>, 2004</w:t>
       </w:r>
       <w:r>
         <w:rPr>
@@ -7193,8 +8049,29 @@
         <w:t xml:space="preserve">розділ </w:t>
       </w:r>
       <w:r>
-        <w:t>Dynamics of a Linear Chain</w:t>
-      </w:r>
+        <w:t xml:space="preserve">Dynamics </w:t>
+      </w:r>
+      <w:proofErr w:type="spellStart"/>
+      <w:r>
+        <w:t>of</w:t>
+      </w:r>
+      <w:proofErr w:type="spellEnd"/>
+      <w:r>
+        <w:t xml:space="preserve"> a </w:t>
+      </w:r>
+      <w:proofErr w:type="spellStart"/>
+      <w:r>
+        <w:t>Linear</w:t>
+      </w:r>
+      <w:proofErr w:type="spellEnd"/>
+      <w:r>
+        <w:t xml:space="preserve"> </w:t>
+      </w:r>
+      <w:proofErr w:type="spellStart"/>
+      <w:r>
+        <w:t>Chain</w:t>
+      </w:r>
+      <w:proofErr w:type="spellEnd"/>
       <w:r>
         <w:rPr>
           <w:lang w:val="en-US"/>
@@ -7824,7 +8701,7 @@
   <w:style w:type="paragraph" w:default="1" w:styleId="a">
     <w:name w:val="Normal"/>
     <w:qFormat/>
-    <w:rsid w:val="001D726E"/>
+    <w:rsid w:val="00A95CBD"/>
     <w:pPr>
       <w:spacing w:after="0"/>
       <w:ind w:firstLine="720"/>

--- a/docs/Waves.docx
+++ b/docs/Waves.docx
@@ -681,10 +681,10 @@
             <w:rFonts w:ascii="Cambria Math" w:hAnsi="Cambria Math"/>
             <w:lang w:val="en-US"/>
           </w:rPr>
-          <m:t>k(</m:t>
+          <m:t>k</m:t>
         </m:r>
-        <m:sSub>
-          <m:sSubPr>
+        <m:d>
+          <m:dPr>
             <m:ctrlPr>
               <w:rPr>
                 <w:rFonts w:ascii="Cambria Math" w:hAnsi="Cambria Math"/>
@@ -692,118 +692,124 @@
                 <w:lang w:val="en-US"/>
               </w:rPr>
             </m:ctrlPr>
-          </m:sSubPr>
+          </m:dPr>
           <m:e>
+            <m:sSub>
+              <m:sSubPr>
+                <m:ctrlPr>
+                  <w:rPr>
+                    <w:rFonts w:ascii="Cambria Math" w:hAnsi="Cambria Math"/>
+                    <w:i/>
+                    <w:lang w:val="en-US"/>
+                  </w:rPr>
+                </m:ctrlPr>
+              </m:sSubPr>
+              <m:e>
+                <m:r>
+                  <w:rPr>
+                    <w:rFonts w:ascii="Cambria Math" w:hAnsi="Cambria Math"/>
+                    <w:lang w:val="en-US"/>
+                  </w:rPr>
+                  <m:t>u</m:t>
+                </m:r>
+              </m:e>
+              <m:sub>
+                <m:r>
+                  <w:rPr>
+                    <w:rFonts w:ascii="Cambria Math" w:hAnsi="Cambria Math"/>
+                    <w:lang w:val="en-US"/>
+                  </w:rPr>
+                  <m:t>n-1</m:t>
+                </m:r>
+              </m:sub>
+            </m:sSub>
             <m:r>
               <w:rPr>
                 <w:rFonts w:ascii="Cambria Math" w:hAnsi="Cambria Math"/>
                 <w:lang w:val="en-US"/>
               </w:rPr>
-              <m:t>u</m:t>
+              <m:t xml:space="preserve">+ </m:t>
             </m:r>
-          </m:e>
-          <m:sub>
+            <m:sSub>
+              <m:sSubPr>
+                <m:ctrlPr>
+                  <w:rPr>
+                    <w:rFonts w:ascii="Cambria Math" w:hAnsi="Cambria Math"/>
+                    <w:i/>
+                    <w:lang w:val="en-US"/>
+                  </w:rPr>
+                </m:ctrlPr>
+              </m:sSubPr>
+              <m:e>
+                <m:r>
+                  <w:rPr>
+                    <w:rFonts w:ascii="Cambria Math" w:hAnsi="Cambria Math"/>
+                    <w:lang w:val="en-US"/>
+                  </w:rPr>
+                  <m:t>u</m:t>
+                </m:r>
+              </m:e>
+              <m:sub>
+                <m:r>
+                  <w:rPr>
+                    <w:rFonts w:ascii="Cambria Math" w:hAnsi="Cambria Math"/>
+                    <w:lang w:val="en-US"/>
+                  </w:rPr>
+                  <m:t>n+1</m:t>
+                </m:r>
+              </m:sub>
+            </m:sSub>
             <m:r>
               <w:rPr>
                 <w:rFonts w:ascii="Cambria Math" w:hAnsi="Cambria Math"/>
                 <w:lang w:val="en-US"/>
               </w:rPr>
-              <m:t>n-1</m:t>
+              <m:t>-</m:t>
             </m:r>
-          </m:sub>
-        </m:sSub>
+            <m:sSub>
+              <m:sSubPr>
+                <m:ctrlPr>
+                  <w:rPr>
+                    <w:rFonts w:ascii="Cambria Math" w:hAnsi="Cambria Math"/>
+                    <w:i/>
+                    <w:lang w:val="en-US"/>
+                  </w:rPr>
+                </m:ctrlPr>
+              </m:sSubPr>
+              <m:e>
+                <m:r>
+                  <w:rPr>
+                    <w:rFonts w:ascii="Cambria Math" w:hAnsi="Cambria Math"/>
+                    <w:lang w:val="en-US"/>
+                  </w:rPr>
+                  <m:t>2u</m:t>
+                </m:r>
+              </m:e>
+              <m:sub>
+                <m:r>
+                  <w:rPr>
+                    <w:rFonts w:ascii="Cambria Math" w:hAnsi="Cambria Math"/>
+                    <w:lang w:val="en-US"/>
+                  </w:rPr>
+                  <m:t>n</m:t>
+                </m:r>
+              </m:sub>
+            </m:sSub>
+          </m:e>
+        </m:d>
         <m:r>
           <w:rPr>
             <w:rFonts w:ascii="Cambria Math" w:hAnsi="Cambria Math"/>
             <w:lang w:val="en-US"/>
           </w:rPr>
-          <m:t xml:space="preserve">+ </m:t>
-        </m:r>
-        <m:sSub>
-          <m:sSubPr>
-            <m:ctrlPr>
-              <w:rPr>
-                <w:rFonts w:ascii="Cambria Math" w:hAnsi="Cambria Math"/>
-                <w:i/>
-                <w:lang w:val="en-US"/>
-              </w:rPr>
-            </m:ctrlPr>
-          </m:sSubPr>
-          <m:e>
-            <m:r>
-              <w:rPr>
-                <w:rFonts w:ascii="Cambria Math" w:hAnsi="Cambria Math"/>
-                <w:lang w:val="en-US"/>
-              </w:rPr>
-              <m:t>u</m:t>
-            </m:r>
-          </m:e>
-          <m:sub>
-            <m:r>
-              <w:rPr>
-                <w:rFonts w:ascii="Cambria Math" w:hAnsi="Cambria Math"/>
-                <w:lang w:val="en-US"/>
-              </w:rPr>
-              <m:t>n+1</m:t>
-            </m:r>
-          </m:sub>
-        </m:sSub>
-        <m:r>
-          <w:rPr>
-            <w:rFonts w:ascii="Cambria Math" w:hAnsi="Cambria Math"/>
-            <w:lang w:val="en-US"/>
-          </w:rPr>
-          <m:t>-</m:t>
-        </m:r>
-        <m:sSub>
-          <m:sSubPr>
-            <m:ctrlPr>
-              <w:rPr>
-                <w:rFonts w:ascii="Cambria Math" w:hAnsi="Cambria Math"/>
-                <w:i/>
-                <w:lang w:val="en-US"/>
-              </w:rPr>
-            </m:ctrlPr>
-          </m:sSubPr>
-          <m:e>
-            <m:r>
-              <w:rPr>
-                <w:rFonts w:ascii="Cambria Math" w:hAnsi="Cambria Math"/>
-                <w:lang w:val="en-US"/>
-              </w:rPr>
-              <m:t>2</m:t>
-            </m:r>
-            <m:r>
-              <w:rPr>
-                <w:rFonts w:ascii="Cambria Math" w:hAnsi="Cambria Math"/>
-                <w:lang w:val="en-US"/>
-              </w:rPr>
-              <m:t>u</m:t>
-            </m:r>
-          </m:e>
-          <m:sub>
-            <m:r>
-              <w:rPr>
-                <w:rFonts w:ascii="Cambria Math" w:hAnsi="Cambria Math"/>
-                <w:lang w:val="en-US"/>
-              </w:rPr>
-              <m:t>n</m:t>
-            </m:r>
-          </m:sub>
-        </m:sSub>
-        <m:r>
-          <w:rPr>
-            <w:rFonts w:ascii="Cambria Math" w:hAnsi="Cambria Math"/>
-            <w:lang w:val="en-US"/>
-          </w:rPr>
-          <m:t>)</m:t>
+          <m:t xml:space="preserve">                                          (1)</m:t>
         </m:r>
       </m:oMath>
       <w:r>
         <w:rPr>
           <w:rFonts w:eastAsiaTheme="minorEastAsia"/>
         </w:rPr>
-        <w:t xml:space="preserve">                  (1)</w:t>
+        <w:t xml:space="preserve"> </w:t>
       </w:r>
     </w:p>
     <w:p>
@@ -1052,24 +1058,19 @@
             </m:r>
           </m:sup>
         </m:sSup>
+        <m:r>
+          <w:rPr>
+            <w:rFonts w:ascii="Cambria Math" w:eastAsiaTheme="minorEastAsia" w:hAnsi="Cambria Math"/>
+            <w:lang w:val="en-US"/>
+          </w:rPr>
+          <m:t xml:space="preserve">                                                                     (2)</m:t>
+        </m:r>
       </m:oMath>
       <w:r>
         <w:rPr>
           <w:rFonts w:eastAsiaTheme="minorEastAsia"/>
         </w:rPr>
-        <w:t xml:space="preserve">                                        </w:t>
-      </w:r>
-      <w:r>
-        <w:rPr>
-          <w:rFonts w:eastAsiaTheme="minorEastAsia"/>
-        </w:rPr>
-        <w:t xml:space="preserve">  </w:t>
-      </w:r>
-      <w:r>
-        <w:rPr>
-          <w:rFonts w:eastAsiaTheme="minorEastAsia"/>
-        </w:rPr>
-        <w:t xml:space="preserve"> (2)</w:t>
+        <w:t xml:space="preserve"> </w:t>
       </w:r>
     </w:p>
     <w:p>
@@ -1900,6 +1901,13 @@
           </w:rPr>
           <m:t xml:space="preserve"> </m:t>
         </m:r>
+        <m:r>
+          <w:rPr>
+            <w:rFonts w:ascii="Cambria Math" w:eastAsiaTheme="minorEastAsia" w:hAnsi="Cambria Math" w:cstheme="minorHAnsi"/>
+            <w:lang w:val="en-US"/>
+          </w:rPr>
+          <m:t xml:space="preserve">                                                    (3)</m:t>
+        </m:r>
       </m:oMath>
       <w:r>
         <w:rPr>
@@ -1907,15 +1915,7 @@
           <w:i/>
           <w:lang w:val="en-US"/>
         </w:rPr>
-        <w:t xml:space="preserve">                                             </w:t>
-      </w:r>
-      <w:r>
-        <w:rPr>
-          <w:rFonts w:ascii="Cambria Math" w:eastAsiaTheme="minorEastAsia" w:hAnsi="Cambria Math" w:cstheme="minorHAnsi"/>
-          <w:iCs/>
-          <w:lang w:val="en-US"/>
-        </w:rPr>
-        <w:t>(3)</w:t>
+        <w:t xml:space="preserve">     </w:t>
       </w:r>
     </w:p>
     <w:p>
@@ -2076,22 +2076,7 @@
         <w:t>t</w:t>
       </w:r>
       <w:r>
-        <w:t xml:space="preserve"> обчислюють </w:t>
-      </w:r>
-      <w:r>
-        <w:t>відхилен</w:t>
-      </w:r>
-      <w:r>
-        <w:t>ня</w:t>
-      </w:r>
-      <w:r>
-        <w:t xml:space="preserve"> і швидкост</w:t>
-      </w:r>
-      <w:r>
-        <w:t>і</w:t>
-      </w:r>
-      <w:r>
-        <w:t xml:space="preserve"> мас в момент часу </w:t>
+        <w:t xml:space="preserve"> обчислюють відхилення і швидкості мас в момент часу </w:t>
       </w:r>
       <w:r>
         <w:rPr>
@@ -2426,21 +2411,7 @@
               <w:rFonts w:ascii="Cambria Math" w:hAnsi="Cambria Math"/>
               <w:lang w:val="en-US"/>
             </w:rPr>
-            <m:t>-</m:t>
-          </m:r>
-          <m:r>
-            <w:rPr>
-              <w:rFonts w:ascii="Cambria Math" w:hAnsi="Cambria Math"/>
-              <w:lang w:val="en-US"/>
-            </w:rPr>
-            <m:t xml:space="preserve"> </m:t>
-          </m:r>
-          <m:r>
-            <w:rPr>
-              <w:rFonts w:ascii="Cambria Math" w:hAnsi="Cambria Math"/>
-              <w:lang w:val="en-US"/>
-            </w:rPr>
-            <m:t>2</m:t>
+            <m:t>- 2</m:t>
           </m:r>
           <m:sSubSup>
             <m:sSubSupPr>
@@ -2485,14 +2456,7 @@
               <w:rFonts w:ascii="Cambria Math" w:hAnsi="Cambria Math"/>
               <w:lang w:val="en-US"/>
             </w:rPr>
-            <m:t>)</m:t>
-          </m:r>
-          <m:r>
-            <w:rPr>
-              <w:rFonts w:ascii="Cambria Math" w:hAnsi="Cambria Math"/>
-              <w:lang w:val="en-US"/>
-            </w:rPr>
-            <m:t xml:space="preserve"> </m:t>
+            <m:t xml:space="preserve">) </m:t>
           </m:r>
         </m:oMath>
       </m:oMathPara>
@@ -2739,20 +2703,32 @@
               <w:rFonts w:ascii="Cambria Math" w:eastAsiaTheme="minorEastAsia" w:hAnsi="Cambria Math"/>
               <w:lang w:val="en-US"/>
             </w:rPr>
-            <m:t>∆t</m:t>
+            <m:t xml:space="preserve">∆t </m:t>
+          </m:r>
+          <m:r>
+            <w:rPr>
+              <w:rFonts w:ascii="Cambria Math" w:eastAsiaTheme="minorEastAsia" w:hAnsi="Cambria Math"/>
+            </w:rPr>
+            <m:t xml:space="preserve">                    </m:t>
+          </m:r>
+          <m:r>
+            <w:rPr>
+              <w:rFonts w:ascii="Cambria Math" w:eastAsiaTheme="minorEastAsia" w:hAnsi="Cambria Math"/>
+            </w:rPr>
+            <m:t xml:space="preserve"> </m:t>
           </m:r>
           <m:r>
             <w:rPr>
               <w:rFonts w:ascii="Cambria Math" w:eastAsiaTheme="minorEastAsia" w:hAnsi="Cambria Math"/>
               <w:lang w:val="en-US"/>
             </w:rPr>
-            <m:t xml:space="preserve"> </m:t>
+            <m:t xml:space="preserve">             </m:t>
           </m:r>
           <m:r>
             <w:rPr>
               <w:rFonts w:ascii="Cambria Math" w:eastAsiaTheme="minorEastAsia" w:hAnsi="Cambria Math"/>
             </w:rPr>
-            <m:t xml:space="preserve">                            (4</m:t>
+            <m:t xml:space="preserve">        (4</m:t>
           </m:r>
           <m:r>
             <w:rPr>
@@ -2926,14 +2902,7 @@
                   <w:rFonts w:ascii="Cambria Math" w:eastAsiaTheme="minorEastAsia" w:hAnsi="Cambria Math"/>
                   <w:lang w:val="en-US"/>
                 </w:rPr>
-                <m:t>t</m:t>
-              </m:r>
-              <m:r>
-                <w:rPr>
-                  <w:rFonts w:ascii="Cambria Math" w:eastAsiaTheme="minorEastAsia" w:hAnsi="Cambria Math"/>
-                  <w:lang w:val="en-US"/>
-                </w:rPr>
-                <m:t>+1/2</m:t>
+                <m:t>t+1/2</m:t>
               </m:r>
             </m:sup>
           </m:sSubSup>
@@ -2942,28 +2911,21 @@
               <w:rFonts w:ascii="Cambria Math" w:eastAsiaTheme="minorEastAsia" w:hAnsi="Cambria Math"/>
               <w:lang w:val="en-US"/>
             </w:rPr>
-            <m:t>∆t</m:t>
+            <m:t xml:space="preserve">∆t                      </m:t>
           </m:r>
           <m:r>
             <w:rPr>
               <w:rFonts w:ascii="Cambria Math" w:eastAsiaTheme="minorEastAsia" w:hAnsi="Cambria Math"/>
               <w:lang w:val="en-US"/>
             </w:rPr>
-            <m:t xml:space="preserve">                   </m:t>
+            <m:t xml:space="preserve">               </m:t>
           </m:r>
           <m:r>
             <w:rPr>
               <w:rFonts w:ascii="Cambria Math" w:eastAsiaTheme="minorEastAsia" w:hAnsi="Cambria Math"/>
               <w:lang w:val="en-US"/>
             </w:rPr>
-            <m:t xml:space="preserve"> </m:t>
-          </m:r>
-          <m:r>
-            <w:rPr>
-              <w:rFonts w:ascii="Cambria Math" w:eastAsiaTheme="minorEastAsia" w:hAnsi="Cambria Math"/>
-              <w:lang w:val="en-US"/>
-            </w:rPr>
-            <m:t xml:space="preserve">     (4b)</m:t>
+            <m:t xml:space="preserve">   (4b)</m:t>
           </m:r>
         </m:oMath>
       </m:oMathPara>
@@ -3289,13 +3251,7 @@
                 <w:rPr>
                   <w:rFonts w:ascii="Cambria Math" w:eastAsiaTheme="minorEastAsia" w:hAnsi="Cambria Math"/>
                 </w:rPr>
-                <m:t>+</m:t>
-              </m:r>
-              <m:r>
-                <w:rPr>
-                  <w:rFonts w:ascii="Cambria Math" w:eastAsiaTheme="minorEastAsia" w:hAnsi="Cambria Math"/>
-                </w:rPr>
-                <m:t>1</m:t>
+                <m:t>+1</m:t>
               </m:r>
             </m:sup>
           </m:sSubSup>
@@ -3338,14 +3294,7 @@
                   <w:rFonts w:ascii="Cambria Math" w:eastAsiaTheme="minorEastAsia" w:hAnsi="Cambria Math"/>
                   <w:lang w:val="en-US"/>
                 </w:rPr>
-                <m:t>t</m:t>
-              </m:r>
-              <m:r>
-                <w:rPr>
-                  <w:rFonts w:ascii="Cambria Math" w:eastAsiaTheme="minorEastAsia" w:hAnsi="Cambria Math"/>
-                  <w:lang w:val="en-US"/>
-                </w:rPr>
-                <m:t>-</m:t>
+                <m:t>t-</m:t>
               </m:r>
               <m:r>
                 <w:rPr>
@@ -3360,14 +3309,7 @@
               <w:rFonts w:ascii="Cambria Math" w:eastAsiaTheme="minorEastAsia" w:hAnsi="Cambria Math"/>
               <w:lang w:val="en-US"/>
             </w:rPr>
-            <m:t>+</m:t>
-          </m:r>
-          <m:r>
-            <w:rPr>
-              <w:rFonts w:ascii="Cambria Math" w:eastAsiaTheme="minorEastAsia" w:hAnsi="Cambria Math"/>
-              <w:lang w:val="en-US"/>
-            </w:rPr>
-            <m:t>k</m:t>
+            <m:t>+k</m:t>
           </m:r>
           <m:r>
             <w:rPr>
@@ -3515,13 +3457,7 @@
             <w:rPr>
               <w:rFonts w:ascii="Cambria Math" w:eastAsiaTheme="minorEastAsia" w:hAnsi="Cambria Math"/>
             </w:rPr>
-            <m:t xml:space="preserve">                           (</m:t>
-          </m:r>
-          <m:r>
-            <w:rPr>
-              <w:rFonts w:ascii="Cambria Math" w:eastAsiaTheme="minorEastAsia" w:hAnsi="Cambria Math"/>
-            </w:rPr>
-            <m:t>5</m:t>
+            <m:t xml:space="preserve">                           (5</m:t>
           </m:r>
           <m:r>
             <w:rPr>
@@ -3692,63 +3628,7 @@
               <w:rFonts w:ascii="Cambria Math" w:eastAsiaTheme="minorEastAsia" w:hAnsi="Cambria Math"/>
               <w:lang w:val="en-US"/>
             </w:rPr>
-            <m:t xml:space="preserve">                      </m:t>
-          </m:r>
-          <m:r>
-            <w:rPr>
-              <w:rFonts w:ascii="Cambria Math" w:eastAsiaTheme="minorEastAsia" w:hAnsi="Cambria Math"/>
-              <w:lang w:val="en-US"/>
-            </w:rPr>
-            <m:t xml:space="preserve">                         </m:t>
-          </m:r>
-          <m:r>
-            <w:rPr>
-              <w:rFonts w:ascii="Cambria Math" w:eastAsiaTheme="minorEastAsia" w:hAnsi="Cambria Math"/>
-              <w:lang w:val="en-US"/>
-            </w:rPr>
-            <m:t xml:space="preserve">  </m:t>
-          </m:r>
-          <m:r>
-            <w:rPr>
-              <w:rFonts w:ascii="Cambria Math" w:eastAsiaTheme="minorEastAsia" w:hAnsi="Cambria Math"/>
-              <w:lang w:val="en-US"/>
-            </w:rPr>
-            <m:t xml:space="preserve">        </m:t>
-          </m:r>
-          <m:r>
-            <w:rPr>
-              <w:rFonts w:ascii="Cambria Math" w:eastAsiaTheme="minorEastAsia" w:hAnsi="Cambria Math"/>
-              <w:lang w:val="en-US"/>
-            </w:rPr>
-            <m:t xml:space="preserve">  </m:t>
-          </m:r>
-          <m:r>
-            <w:rPr>
-              <w:rFonts w:ascii="Cambria Math" w:eastAsiaTheme="minorEastAsia" w:hAnsi="Cambria Math"/>
-              <w:lang w:val="en-US"/>
-            </w:rPr>
-            <m:t xml:space="preserve">       </m:t>
-          </m:r>
-          <m:r>
-            <w:rPr>
-              <w:rFonts w:ascii="Cambria Math" w:eastAsiaTheme="minorEastAsia" w:hAnsi="Cambria Math"/>
-              <w:lang w:val="en-US"/>
-            </w:rPr>
-            <m:t xml:space="preserve"> (</m:t>
-          </m:r>
-          <m:r>
-            <w:rPr>
-              <w:rFonts w:ascii="Cambria Math" w:eastAsiaTheme="minorEastAsia" w:hAnsi="Cambria Math"/>
-              <w:lang w:val="en-US"/>
-            </w:rPr>
-            <m:t>5</m:t>
-          </m:r>
-          <m:r>
-            <w:rPr>
-              <w:rFonts w:ascii="Cambria Math" w:eastAsiaTheme="minorEastAsia" w:hAnsi="Cambria Math"/>
-              <w:lang w:val="en-US"/>
-            </w:rPr>
-            <m:t>b)</m:t>
+            <m:t xml:space="preserve">                                                                   (5b)</m:t>
           </m:r>
         </m:oMath>
       </m:oMathPara>
@@ -4386,14 +4266,7 @@
               <w:rFonts w:ascii="Cambria Math" w:eastAsiaTheme="minorEastAsia" w:hAnsi="Cambria Math"/>
               <w:lang w:val="en-US"/>
             </w:rPr>
-            <m:t>a</m:t>
-          </m:r>
-          <m:r>
-            <w:rPr>
-              <w:rFonts w:ascii="Cambria Math" w:eastAsiaTheme="minorEastAsia" w:hAnsi="Cambria Math"/>
-              <w:lang w:val="en-US"/>
-            </w:rPr>
-            <m:t>'</m:t>
+            <m:t>a'</m:t>
           </m:r>
           <m:r>
             <w:rPr>
@@ -5029,203 +4902,178 @@
           <w:rFonts w:ascii="Cambria Math" w:eastAsiaTheme="minorEastAsia" w:hAnsi="Cambria Math" w:cstheme="minorHAnsi"/>
         </w:rPr>
       </w:pPr>
-      <m:oMath>
-        <m:sSub>
-          <m:sSubPr>
-            <m:ctrlPr>
-              <w:rPr>
-                <w:rFonts w:ascii="Cambria Math" w:eastAsiaTheme="minorEastAsia" w:hAnsi="Cambria Math" w:cstheme="minorHAnsi"/>
-                <w:i/>
-                <w:iCs/>
-              </w:rPr>
-            </m:ctrlPr>
-          </m:sSubPr>
-          <m:e>
-            <m:r>
-              <w:rPr>
-                <w:rFonts w:ascii="Cambria Math" w:eastAsiaTheme="minorEastAsia" w:hAnsi="Cambria Math" w:cstheme="minorHAnsi"/>
-                <w:lang w:val="en-US"/>
-              </w:rPr>
-              <m:t>d</m:t>
-            </m:r>
-          </m:e>
-          <m:sub>
-            <m:r>
-              <w:rPr>
-                <w:rFonts w:ascii="Cambria Math" w:eastAsiaTheme="minorEastAsia" w:hAnsi="Cambria Math" w:cstheme="minorHAnsi"/>
-              </w:rPr>
-              <m:t>n</m:t>
-            </m:r>
-          </m:sub>
-        </m:sSub>
-        <m:r>
-          <w:rPr>
-            <w:rFonts w:ascii="Cambria Math" w:eastAsiaTheme="minorEastAsia" w:hAnsi="Cambria Math" w:cstheme="minorHAnsi"/>
-          </w:rPr>
-          <m:t>=</m:t>
-        </m:r>
-        <m:sSub>
-          <m:sSubPr>
-            <m:ctrlPr>
-              <w:rPr>
-                <w:rFonts w:ascii="Cambria Math" w:eastAsiaTheme="minorEastAsia" w:hAnsi="Cambria Math" w:cstheme="minorHAnsi"/>
-                <w:i/>
-                <w:iCs/>
-                <w:lang w:val="en-US"/>
-              </w:rPr>
-            </m:ctrlPr>
-          </m:sSubPr>
-          <m:e>
-            <m:r>
-              <w:rPr>
-                <w:rFonts w:ascii="Cambria Math" w:eastAsiaTheme="minorEastAsia" w:hAnsi="Cambria Math" w:cstheme="minorHAnsi"/>
-                <w:lang w:val="en-US"/>
-              </w:rPr>
-              <m:t>d</m:t>
-            </m:r>
-          </m:e>
-          <m:sub>
-            <m:r>
-              <w:rPr>
-                <w:rFonts w:ascii="Cambria Math" w:eastAsiaTheme="minorEastAsia" w:hAnsi="Cambria Math" w:cstheme="minorHAnsi"/>
-                <w:lang w:val="en-US"/>
-              </w:rPr>
-              <m:t>max</m:t>
-            </m:r>
-          </m:sub>
-        </m:sSub>
-        <m:sSup>
-          <m:sSupPr>
-            <m:ctrlPr>
-              <w:rPr>
-                <w:rFonts w:ascii="Cambria Math" w:eastAsiaTheme="minorEastAsia" w:hAnsi="Cambria Math" w:cstheme="minorHAnsi"/>
-                <w:i/>
-                <w:iCs/>
-                <w:lang w:val="en-US"/>
-              </w:rPr>
-            </m:ctrlPr>
-          </m:sSupPr>
-          <m:e>
-            <m:d>
-              <m:dPr>
-                <m:ctrlPr>
-                  <w:rPr>
-                    <w:rFonts w:ascii="Cambria Math" w:eastAsiaTheme="minorEastAsia" w:hAnsi="Cambria Math" w:cstheme="minorHAnsi"/>
-                    <w:i/>
-                    <w:iCs/>
-                    <w:lang w:val="en-US"/>
-                  </w:rPr>
-                </m:ctrlPr>
-              </m:dPr>
-              <m:e>
-                <m:f>
-                  <m:fPr>
-                    <m:ctrlPr>
-                      <w:rPr>
-                        <w:rFonts w:ascii="Cambria Math" w:eastAsiaTheme="minorEastAsia" w:hAnsi="Cambria Math" w:cstheme="minorHAnsi"/>
-                        <w:i/>
-                        <w:iCs/>
-                        <w:lang w:val="en-US"/>
-                      </w:rPr>
-                    </m:ctrlPr>
-                  </m:fPr>
-                  <m:num>
-                    <m:r>
-                      <w:rPr>
-                        <w:rFonts w:ascii="Cambria Math" w:eastAsiaTheme="minorEastAsia" w:hAnsi="Cambria Math" w:cstheme="minorHAnsi"/>
-                        <w:lang w:val="en-US"/>
-                      </w:rPr>
-                      <m:t>n-</m:t>
-                    </m:r>
-                    <m:sSub>
-                      <m:sSubPr>
-                        <m:ctrlPr>
-                          <w:rPr>
-                            <w:rFonts w:ascii="Cambria Math" w:eastAsiaTheme="minorEastAsia" w:hAnsi="Cambria Math" w:cstheme="minorHAnsi"/>
-                            <w:i/>
-                            <w:iCs/>
-                            <w:lang w:val="en-US"/>
-                          </w:rPr>
-                        </m:ctrlPr>
-                      </m:sSubPr>
-                      <m:e>
-                        <m:r>
-                          <w:rPr>
-                            <w:rFonts w:ascii="Cambria Math" w:eastAsiaTheme="minorEastAsia" w:hAnsi="Cambria Math" w:cstheme="minorHAnsi"/>
-                            <w:lang w:val="en-US"/>
-                          </w:rPr>
-                          <m:t>n</m:t>
-                        </m:r>
-                      </m:e>
-                      <m:sub>
-                        <m:r>
-                          <w:rPr>
-                            <w:rFonts w:ascii="Cambria Math" w:eastAsiaTheme="minorEastAsia" w:hAnsi="Cambria Math" w:cstheme="minorHAnsi"/>
-                            <w:lang w:val="en-US"/>
-                          </w:rPr>
-                          <m:t>0</m:t>
-                        </m:r>
-                      </m:sub>
-                    </m:sSub>
-                  </m:num>
-                  <m:den>
-                    <m:r>
-                      <w:rPr>
-                        <w:rFonts w:ascii="Cambria Math" w:eastAsiaTheme="minorEastAsia" w:hAnsi="Cambria Math" w:cstheme="minorHAnsi"/>
-                        <w:lang w:val="en-US"/>
-                      </w:rPr>
-                      <m:t>L</m:t>
-                    </m:r>
-                  </m:den>
-                </m:f>
-              </m:e>
-            </m:d>
-          </m:e>
-          <m:sup>
-            <m:r>
-              <w:rPr>
-                <w:rFonts w:ascii="Cambria Math" w:eastAsiaTheme="minorEastAsia" w:hAnsi="Cambria Math" w:cstheme="minorHAnsi"/>
-                <w:lang w:val="en-US"/>
-              </w:rPr>
-              <m:t>2</m:t>
-            </m:r>
-          </m:sup>
-        </m:sSup>
-      </m:oMath>
-      <w:r>
-        <w:rPr>
-          <w:rFonts w:ascii="Cambria Math" w:eastAsiaTheme="minorEastAsia" w:hAnsi="Cambria Math" w:cstheme="minorHAnsi"/>
-          <w:i/>
-          <w:iCs/>
-          <w:lang w:val="en-US"/>
-        </w:rPr>
-        <w:tab/>
-      </w:r>
-      <w:r>
-        <w:rPr>
-          <w:rFonts w:ascii="Cambria Math" w:eastAsiaTheme="minorEastAsia" w:hAnsi="Cambria Math" w:cstheme="minorHAnsi"/>
-          <w:i/>
-          <w:iCs/>
-          <w:lang w:val="en-US"/>
-        </w:rPr>
-        <w:tab/>
-      </w:r>
-      <w:r>
-        <w:rPr>
-          <w:rFonts w:ascii="Cambria Math" w:eastAsiaTheme="minorEastAsia" w:hAnsi="Cambria Math" w:cstheme="minorHAnsi"/>
-          <w:i/>
-          <w:iCs/>
-          <w:lang w:val="en-US"/>
-        </w:rPr>
-        <w:tab/>
-      </w:r>
-      <w:r>
-        <w:rPr>
-          <w:rFonts w:ascii="Cambria Math" w:eastAsiaTheme="minorEastAsia" w:hAnsi="Cambria Math" w:cstheme="minorHAnsi"/>
-          <w:lang w:val="en-US"/>
-        </w:rPr>
-        <w:t>(6)</w:t>
-      </w:r>
+      <m:oMathPara>
+        <m:oMath>
+          <m:sSub>
+            <m:sSubPr>
+              <m:ctrlPr>
+                <w:rPr>
+                  <w:rFonts w:ascii="Cambria Math" w:eastAsiaTheme="minorEastAsia" w:hAnsi="Cambria Math" w:cstheme="minorHAnsi"/>
+                  <w:i/>
+                  <w:iCs/>
+                </w:rPr>
+              </m:ctrlPr>
+            </m:sSubPr>
+            <m:e>
+              <m:r>
+                <w:rPr>
+                  <w:rFonts w:ascii="Cambria Math" w:eastAsiaTheme="minorEastAsia" w:hAnsi="Cambria Math" w:cstheme="minorHAnsi"/>
+                  <w:lang w:val="en-US"/>
+                </w:rPr>
+                <m:t>d</m:t>
+              </m:r>
+            </m:e>
+            <m:sub>
+              <m:r>
+                <w:rPr>
+                  <w:rFonts w:ascii="Cambria Math" w:eastAsiaTheme="minorEastAsia" w:hAnsi="Cambria Math" w:cstheme="minorHAnsi"/>
+                </w:rPr>
+                <m:t>n</m:t>
+              </m:r>
+            </m:sub>
+          </m:sSub>
+          <m:r>
+            <w:rPr>
+              <w:rFonts w:ascii="Cambria Math" w:eastAsiaTheme="minorEastAsia" w:hAnsi="Cambria Math" w:cstheme="minorHAnsi"/>
+            </w:rPr>
+            <m:t>=</m:t>
+          </m:r>
+          <m:sSub>
+            <m:sSubPr>
+              <m:ctrlPr>
+                <w:rPr>
+                  <w:rFonts w:ascii="Cambria Math" w:eastAsiaTheme="minorEastAsia" w:hAnsi="Cambria Math" w:cstheme="minorHAnsi"/>
+                  <w:i/>
+                  <w:iCs/>
+                  <w:lang w:val="en-US"/>
+                </w:rPr>
+              </m:ctrlPr>
+            </m:sSubPr>
+            <m:e>
+              <m:r>
+                <w:rPr>
+                  <w:rFonts w:ascii="Cambria Math" w:eastAsiaTheme="minorEastAsia" w:hAnsi="Cambria Math" w:cstheme="minorHAnsi"/>
+                  <w:lang w:val="en-US"/>
+                </w:rPr>
+                <m:t>d</m:t>
+              </m:r>
+            </m:e>
+            <m:sub>
+              <m:r>
+                <w:rPr>
+                  <w:rFonts w:ascii="Cambria Math" w:eastAsiaTheme="minorEastAsia" w:hAnsi="Cambria Math" w:cstheme="minorHAnsi"/>
+                  <w:lang w:val="en-US"/>
+                </w:rPr>
+                <m:t>max</m:t>
+              </m:r>
+            </m:sub>
+          </m:sSub>
+          <m:sSup>
+            <m:sSupPr>
+              <m:ctrlPr>
+                <w:rPr>
+                  <w:rFonts w:ascii="Cambria Math" w:eastAsiaTheme="minorEastAsia" w:hAnsi="Cambria Math" w:cstheme="minorHAnsi"/>
+                  <w:i/>
+                  <w:iCs/>
+                  <w:lang w:val="en-US"/>
+                </w:rPr>
+              </m:ctrlPr>
+            </m:sSupPr>
+            <m:e>
+              <m:d>
+                <m:dPr>
+                  <m:ctrlPr>
+                    <w:rPr>
+                      <w:rFonts w:ascii="Cambria Math" w:eastAsiaTheme="minorEastAsia" w:hAnsi="Cambria Math" w:cstheme="minorHAnsi"/>
+                      <w:i/>
+                      <w:iCs/>
+                      <w:lang w:val="en-US"/>
+                    </w:rPr>
+                  </m:ctrlPr>
+                </m:dPr>
+                <m:e>
+                  <m:f>
+                    <m:fPr>
+                      <m:ctrlPr>
+                        <w:rPr>
+                          <w:rFonts w:ascii="Cambria Math" w:eastAsiaTheme="minorEastAsia" w:hAnsi="Cambria Math" w:cstheme="minorHAnsi"/>
+                          <w:i/>
+                          <w:iCs/>
+                          <w:lang w:val="en-US"/>
+                        </w:rPr>
+                      </m:ctrlPr>
+                    </m:fPr>
+                    <m:num>
+                      <m:r>
+                        <w:rPr>
+                          <w:rFonts w:ascii="Cambria Math" w:eastAsiaTheme="minorEastAsia" w:hAnsi="Cambria Math" w:cstheme="minorHAnsi"/>
+                          <w:lang w:val="en-US"/>
+                        </w:rPr>
+                        <m:t>n-</m:t>
+                      </m:r>
+                      <m:sSub>
+                        <m:sSubPr>
+                          <m:ctrlPr>
+                            <w:rPr>
+                              <w:rFonts w:ascii="Cambria Math" w:eastAsiaTheme="minorEastAsia" w:hAnsi="Cambria Math" w:cstheme="minorHAnsi"/>
+                              <w:i/>
+                              <w:iCs/>
+                              <w:lang w:val="en-US"/>
+                            </w:rPr>
+                          </m:ctrlPr>
+                        </m:sSubPr>
+                        <m:e>
+                          <m:r>
+                            <w:rPr>
+                              <w:rFonts w:ascii="Cambria Math" w:eastAsiaTheme="minorEastAsia" w:hAnsi="Cambria Math" w:cstheme="minorHAnsi"/>
+                              <w:lang w:val="en-US"/>
+                            </w:rPr>
+                            <m:t>n</m:t>
+                          </m:r>
+                        </m:e>
+                        <m:sub>
+                          <m:r>
+                            <w:rPr>
+                              <w:rFonts w:ascii="Cambria Math" w:eastAsiaTheme="minorEastAsia" w:hAnsi="Cambria Math" w:cstheme="minorHAnsi"/>
+                              <w:lang w:val="en-US"/>
+                            </w:rPr>
+                            <m:t>0</m:t>
+                          </m:r>
+                        </m:sub>
+                      </m:sSub>
+                    </m:num>
+                    <m:den>
+                      <m:r>
+                        <w:rPr>
+                          <w:rFonts w:ascii="Cambria Math" w:eastAsiaTheme="minorEastAsia" w:hAnsi="Cambria Math" w:cstheme="minorHAnsi"/>
+                          <w:lang w:val="en-US"/>
+                        </w:rPr>
+                        <m:t>L</m:t>
+                      </m:r>
+                    </m:den>
+                  </m:f>
+                </m:e>
+              </m:d>
+            </m:e>
+            <m:sup>
+              <m:r>
+                <w:rPr>
+                  <w:rFonts w:ascii="Cambria Math" w:eastAsiaTheme="minorEastAsia" w:hAnsi="Cambria Math" w:cstheme="minorHAnsi"/>
+                  <w:lang w:val="en-US"/>
+                </w:rPr>
+                <m:t>2</m:t>
+              </m:r>
+            </m:sup>
+          </m:sSup>
+          <m:r>
+            <w:rPr>
+              <w:rFonts w:ascii="Cambria Math" w:eastAsiaTheme="minorEastAsia" w:hAnsi="Cambria Math" w:cstheme="minorHAnsi"/>
+              <w:lang w:val="en-US"/>
+            </w:rPr>
+            <m:t xml:space="preserve">                                (6)</m:t>
+          </m:r>
+        </m:oMath>
+      </m:oMathPara>
     </w:p>
     <w:p>
       <w:pPr>
@@ -5539,198 +5387,6 @@
           <w:lang w:val="en-US"/>
         </w:rPr>
       </w:pPr>
-      <m:oMath>
-        <m:f>
-          <m:fPr>
-            <m:ctrlPr>
-              <w:rPr>
-                <w:rFonts w:ascii="Cambria Math" w:eastAsiaTheme="minorEastAsia" w:hAnsi="Cambria Math" w:cstheme="minorHAnsi"/>
-                <w:i/>
-                <w:iCs/>
-                <w:lang w:val="en-US"/>
-              </w:rPr>
-            </m:ctrlPr>
-          </m:fPr>
-          <m:num>
-            <m:r>
-              <w:rPr>
-                <w:rFonts w:ascii="Cambria Math" w:eastAsiaTheme="minorEastAsia" w:hAnsi="Cambria Math" w:cstheme="minorHAnsi"/>
-                <w:lang w:val="en-US"/>
-              </w:rPr>
-              <m:t>∂</m:t>
-            </m:r>
-            <m:r>
-              <w:rPr>
-                <w:rFonts w:ascii="Cambria Math" w:eastAsiaTheme="minorEastAsia" w:hAnsi="Cambria Math" w:cstheme="minorHAnsi"/>
-                <w:lang w:val="en-US"/>
-              </w:rPr>
-              <m:t>u</m:t>
-            </m:r>
-          </m:num>
-          <m:den>
-            <m:r>
-              <w:rPr>
-                <w:rFonts w:ascii="Cambria Math" w:eastAsiaTheme="minorEastAsia" w:hAnsi="Cambria Math" w:cstheme="minorHAnsi"/>
-                <w:lang w:val="en-US"/>
-              </w:rPr>
-              <m:t>∂t</m:t>
-            </m:r>
-          </m:den>
-        </m:f>
-        <m:r>
-          <w:rPr>
-            <w:rFonts w:ascii="Cambria Math" w:eastAsiaTheme="minorEastAsia" w:hAnsi="Cambria Math" w:cstheme="minorHAnsi"/>
-            <w:lang w:val="en-US"/>
-          </w:rPr>
-          <m:t>+</m:t>
-        </m:r>
-        <m:sSub>
-          <m:sSubPr>
-            <m:ctrlPr>
-              <w:rPr>
-                <w:rFonts w:ascii="Cambria Math" w:eastAsiaTheme="minorEastAsia" w:hAnsi="Cambria Math" w:cstheme="minorHAnsi"/>
-                <w:i/>
-                <w:lang w:val="en-US"/>
-              </w:rPr>
-            </m:ctrlPr>
-          </m:sSubPr>
-          <m:e>
-            <m:r>
-              <w:rPr>
-                <w:rFonts w:ascii="Cambria Math" w:eastAsiaTheme="minorEastAsia" w:hAnsi="Cambria Math" w:cstheme="minorHAnsi"/>
-                <w:lang w:val="en-US"/>
-              </w:rPr>
-              <m:t>v</m:t>
-            </m:r>
-          </m:e>
-          <m:sub>
-            <m:r>
-              <w:rPr>
-                <w:rFonts w:ascii="Cambria Math" w:eastAsiaTheme="minorEastAsia" w:hAnsi="Cambria Math" w:cstheme="minorHAnsi"/>
-                <w:lang w:val="en-US"/>
-              </w:rPr>
-              <m:t>ph</m:t>
-            </m:r>
-          </m:sub>
-        </m:sSub>
-        <m:f>
-          <m:fPr>
-            <m:ctrlPr>
-              <w:rPr>
-                <w:rFonts w:ascii="Cambria Math" w:eastAsiaTheme="minorEastAsia" w:hAnsi="Cambria Math" w:cstheme="minorHAnsi"/>
-                <w:i/>
-                <w:iCs/>
-                <w:lang w:val="en-US"/>
-              </w:rPr>
-            </m:ctrlPr>
-          </m:fPr>
-          <m:num>
-            <m:r>
-              <w:rPr>
-                <w:rFonts w:ascii="Cambria Math" w:eastAsiaTheme="minorEastAsia" w:hAnsi="Cambria Math" w:cstheme="minorHAnsi"/>
-                <w:lang w:val="en-US"/>
-              </w:rPr>
-              <m:t>∂</m:t>
-            </m:r>
-            <m:r>
-              <w:rPr>
-                <w:rFonts w:ascii="Cambria Math" w:eastAsiaTheme="minorEastAsia" w:hAnsi="Cambria Math" w:cstheme="minorHAnsi"/>
-                <w:lang w:val="en-US"/>
-              </w:rPr>
-              <m:t>u</m:t>
-            </m:r>
-          </m:num>
-          <m:den>
-            <m:r>
-              <w:rPr>
-                <w:rFonts w:ascii="Cambria Math" w:eastAsiaTheme="minorEastAsia" w:hAnsi="Cambria Math" w:cstheme="minorHAnsi"/>
-                <w:lang w:val="en-US"/>
-              </w:rPr>
-              <m:t>∂x</m:t>
-            </m:r>
-          </m:den>
-        </m:f>
-        <m:r>
-          <w:rPr>
-            <w:rFonts w:ascii="Cambria Math" w:eastAsiaTheme="minorEastAsia" w:hAnsi="Cambria Math" w:cstheme="minorHAnsi"/>
-            <w:lang w:val="en-US"/>
-          </w:rPr>
-          <m:t>=0</m:t>
-        </m:r>
-      </m:oMath>
-      <w:r>
-        <w:rPr>
-          <w:rFonts w:ascii="Cambria Math" w:eastAsiaTheme="minorEastAsia" w:hAnsi="Cambria Math" w:cstheme="minorHAnsi"/>
-          <w:iCs/>
-          <w:lang w:val="en-US"/>
-        </w:rPr>
-        <w:tab/>
-      </w:r>
-      <w:r>
-        <w:rPr>
-          <w:rFonts w:ascii="Cambria Math" w:eastAsiaTheme="minorEastAsia" w:hAnsi="Cambria Math" w:cstheme="minorHAnsi"/>
-          <w:iCs/>
-          <w:lang w:val="en-US"/>
-        </w:rPr>
-        <w:tab/>
-      </w:r>
-      <w:r>
-        <w:rPr>
-          <w:rFonts w:ascii="Cambria Math" w:eastAsiaTheme="minorEastAsia" w:hAnsi="Cambria Math" w:cstheme="minorHAnsi"/>
-          <w:iCs/>
-          <w:lang w:val="en-US"/>
-        </w:rPr>
-        <w:tab/>
-        <w:t>(</w:t>
-      </w:r>
-      <w:r>
-        <w:rPr>
-          <w:rFonts w:ascii="Cambria Math" w:eastAsiaTheme="minorEastAsia" w:hAnsi="Cambria Math" w:cstheme="minorHAnsi"/>
-          <w:iCs/>
-          <w:lang w:val="en-US"/>
-        </w:rPr>
-        <w:t>7</w:t>
-      </w:r>
-      <w:r>
-        <w:rPr>
-          <w:rFonts w:ascii="Cambria Math" w:eastAsiaTheme="minorEastAsia" w:hAnsi="Cambria Math" w:cstheme="minorHAnsi"/>
-          <w:iCs/>
-          <w:lang w:val="en-US"/>
-        </w:rPr>
-        <w:t>)</w:t>
-      </w:r>
-    </w:p>
-    <w:p>
-      <w:pPr>
-        <w:rPr>
-          <w:rFonts w:ascii="Cambria Math" w:eastAsiaTheme="minorEastAsia" w:hAnsi="Cambria Math" w:cstheme="minorHAnsi"/>
-          <w:iCs/>
-        </w:rPr>
-      </w:pPr>
-      <w:r>
-        <w:rPr>
-          <w:rFonts w:ascii="Cambria Math" w:eastAsiaTheme="minorEastAsia" w:hAnsi="Cambria Math" w:cstheme="minorHAnsi"/>
-          <w:iCs/>
-        </w:rPr>
-        <w:t>В н</w:t>
-      </w:r>
-      <w:r>
-        <w:rPr>
-          <w:rFonts w:ascii="Cambria Math" w:eastAsiaTheme="minorEastAsia" w:hAnsi="Cambria Math" w:cstheme="minorHAnsi"/>
-          <w:iCs/>
-        </w:rPr>
-        <w:t>ашій моделі координата дискретна: x = n.  Для довгих хвиль похідну по простору можна замінити різницею:</w:t>
-      </w:r>
-    </w:p>
-    <w:p>
-      <w:pPr>
-        <w:rPr>
-          <w:rFonts w:ascii="Cambria Math" w:eastAsiaTheme="minorEastAsia" w:hAnsi="Cambria Math" w:cstheme="minorHAnsi"/>
-          <w:i/>
-          <w:iCs/>
-          <w:lang w:val="en-US"/>
-        </w:rPr>
-      </w:pPr>
       <m:oMathPara>
         <m:oMath>
           <m:f>
@@ -5750,14 +5406,153 @@
                   <w:rFonts w:ascii="Cambria Math" w:eastAsiaTheme="minorEastAsia" w:hAnsi="Cambria Math" w:cstheme="minorHAnsi"/>
                   <w:lang w:val="en-US"/>
                 </w:rPr>
-                <m:t>∂</m:t>
-              </m:r>
+                <m:t>∂u</m:t>
+              </m:r>
+            </m:num>
+            <m:den>
               <m:r>
                 <w:rPr>
                   <w:rFonts w:ascii="Cambria Math" w:eastAsiaTheme="minorEastAsia" w:hAnsi="Cambria Math" w:cstheme="minorHAnsi"/>
                   <w:lang w:val="en-US"/>
                 </w:rPr>
-                <m:t>u</m:t>
+                <m:t>∂t</m:t>
+              </m:r>
+            </m:den>
+          </m:f>
+          <m:r>
+            <w:rPr>
+              <w:rFonts w:ascii="Cambria Math" w:eastAsiaTheme="minorEastAsia" w:hAnsi="Cambria Math" w:cstheme="minorHAnsi"/>
+              <w:lang w:val="en-US"/>
+            </w:rPr>
+            <m:t>+</m:t>
+          </m:r>
+          <m:sSub>
+            <m:sSubPr>
+              <m:ctrlPr>
+                <w:rPr>
+                  <w:rFonts w:ascii="Cambria Math" w:eastAsiaTheme="minorEastAsia" w:hAnsi="Cambria Math" w:cstheme="minorHAnsi"/>
+                  <w:i/>
+                  <w:lang w:val="en-US"/>
+                </w:rPr>
+              </m:ctrlPr>
+            </m:sSubPr>
+            <m:e>
+              <m:r>
+                <w:rPr>
+                  <w:rFonts w:ascii="Cambria Math" w:eastAsiaTheme="minorEastAsia" w:hAnsi="Cambria Math" w:cstheme="minorHAnsi"/>
+                  <w:lang w:val="en-US"/>
+                </w:rPr>
+                <m:t>v</m:t>
+              </m:r>
+            </m:e>
+            <m:sub>
+              <m:r>
+                <w:rPr>
+                  <w:rFonts w:ascii="Cambria Math" w:eastAsiaTheme="minorEastAsia" w:hAnsi="Cambria Math" w:cstheme="minorHAnsi"/>
+                  <w:lang w:val="en-US"/>
+                </w:rPr>
+                <m:t>ph</m:t>
+              </m:r>
+            </m:sub>
+          </m:sSub>
+          <m:f>
+            <m:fPr>
+              <m:ctrlPr>
+                <w:rPr>
+                  <w:rFonts w:ascii="Cambria Math" w:eastAsiaTheme="minorEastAsia" w:hAnsi="Cambria Math" w:cstheme="minorHAnsi"/>
+                  <w:i/>
+                  <w:iCs/>
+                  <w:lang w:val="en-US"/>
+                </w:rPr>
+              </m:ctrlPr>
+            </m:fPr>
+            <m:num>
+              <m:r>
+                <w:rPr>
+                  <w:rFonts w:ascii="Cambria Math" w:eastAsiaTheme="minorEastAsia" w:hAnsi="Cambria Math" w:cstheme="minorHAnsi"/>
+                  <w:lang w:val="en-US"/>
+                </w:rPr>
+                <m:t>∂u</m:t>
+              </m:r>
+            </m:num>
+            <m:den>
+              <m:r>
+                <w:rPr>
+                  <w:rFonts w:ascii="Cambria Math" w:eastAsiaTheme="minorEastAsia" w:hAnsi="Cambria Math" w:cstheme="minorHAnsi"/>
+                  <w:lang w:val="en-US"/>
+                </w:rPr>
+                <m:t>∂x</m:t>
+              </m:r>
+            </m:den>
+          </m:f>
+          <m:r>
+            <w:rPr>
+              <w:rFonts w:ascii="Cambria Math" w:eastAsiaTheme="minorEastAsia" w:hAnsi="Cambria Math" w:cstheme="minorHAnsi"/>
+              <w:lang w:val="en-US"/>
+            </w:rPr>
+            <m:t>=0</m:t>
+          </m:r>
+          <m:r>
+            <w:rPr>
+              <w:rFonts w:ascii="Cambria Math" w:eastAsiaTheme="minorEastAsia" w:hAnsi="Cambria Math" w:cstheme="minorHAnsi"/>
+              <w:lang w:val="en-US"/>
+            </w:rPr>
+            <m:t xml:space="preserve">                                     (7)</m:t>
+          </m:r>
+        </m:oMath>
+      </m:oMathPara>
+    </w:p>
+    <w:p>
+      <w:pPr>
+        <w:rPr>
+          <w:rFonts w:ascii="Cambria Math" w:eastAsiaTheme="minorEastAsia" w:hAnsi="Cambria Math" w:cstheme="minorHAnsi"/>
+          <w:iCs/>
+        </w:rPr>
+      </w:pPr>
+      <w:r>
+        <w:rPr>
+          <w:rFonts w:ascii="Cambria Math" w:eastAsiaTheme="minorEastAsia" w:hAnsi="Cambria Math" w:cstheme="minorHAnsi"/>
+          <w:iCs/>
+        </w:rPr>
+        <w:t>В н</w:t>
+      </w:r>
+      <w:r>
+        <w:rPr>
+          <w:rFonts w:ascii="Cambria Math" w:eastAsiaTheme="minorEastAsia" w:hAnsi="Cambria Math" w:cstheme="minorHAnsi"/>
+          <w:iCs/>
+        </w:rPr>
+        <w:t>ашій моделі координата дискретна: x = n.  Для довгих хвиль похідну по простору можна замінити різницею:</w:t>
+      </w:r>
+    </w:p>
+    <w:p>
+      <w:pPr>
+        <w:rPr>
+          <w:rFonts w:ascii="Cambria Math" w:eastAsiaTheme="minorEastAsia" w:hAnsi="Cambria Math" w:cstheme="minorHAnsi"/>
+          <w:i/>
+          <w:iCs/>
+          <w:lang w:val="en-US"/>
+        </w:rPr>
+      </w:pPr>
+      <m:oMathPara>
+        <m:oMath>
+          <m:f>
+            <m:fPr>
+              <m:ctrlPr>
+                <w:rPr>
+                  <w:rFonts w:ascii="Cambria Math" w:eastAsiaTheme="minorEastAsia" w:hAnsi="Cambria Math" w:cstheme="minorHAnsi"/>
+                  <w:i/>
+                  <w:iCs/>
+                  <w:lang w:val="en-US"/>
+                </w:rPr>
+              </m:ctrlPr>
+            </m:fPr>
+            <m:num>
+              <m:r>
+                <w:rPr>
+                  <w:rFonts w:ascii="Cambria Math" w:eastAsiaTheme="minorEastAsia" w:hAnsi="Cambria Math" w:cstheme="minorHAnsi"/>
+                  <w:lang w:val="en-US"/>
+                </w:rPr>
+                <m:t>∂u</m:t>
               </m:r>
             </m:num>
             <m:den>
@@ -5874,190 +5669,162 @@
           <w:lang w:val="en-US"/>
         </w:rPr>
       </w:pPr>
-      <m:oMath>
-        <m:sSub>
-          <m:sSubPr>
-            <m:ctrlPr>
-              <w:rPr>
-                <w:rFonts w:ascii="Cambria Math" w:eastAsiaTheme="minorEastAsia" w:hAnsi="Cambria Math" w:cstheme="minorHAnsi"/>
-                <w:i/>
-                <w:lang w:val="en-US"/>
-              </w:rPr>
-            </m:ctrlPr>
-          </m:sSubPr>
-          <m:e>
-            <m:r>
-              <w:rPr>
-                <w:rFonts w:ascii="Cambria Math" w:eastAsiaTheme="minorEastAsia" w:hAnsi="Cambria Math" w:cstheme="minorHAnsi"/>
-                <w:lang w:val="en-US"/>
-              </w:rPr>
-              <m:t>v</m:t>
-            </m:r>
-          </m:e>
-          <m:sub>
-            <m:r>
-              <w:rPr>
-                <w:rFonts w:ascii="Cambria Math" w:eastAsiaTheme="minorEastAsia" w:hAnsi="Cambria Math" w:cstheme="minorHAnsi"/>
-                <w:lang w:val="en-US"/>
-              </w:rPr>
-              <m:t>N</m:t>
-            </m:r>
-          </m:sub>
-        </m:sSub>
-        <m:r>
-          <w:rPr>
-            <w:rFonts w:ascii="Cambria Math" w:eastAsiaTheme="minorEastAsia" w:hAnsi="Cambria Math" w:cstheme="minorHAnsi"/>
-            <w:lang w:val="en-US"/>
-          </w:rPr>
-          <m:t xml:space="preserve">= </m:t>
-        </m:r>
-        <m:sSub>
-          <m:sSubPr>
-            <m:ctrlPr>
-              <w:rPr>
-                <w:rFonts w:ascii="Cambria Math" w:eastAsiaTheme="minorEastAsia" w:hAnsi="Cambria Math" w:cstheme="minorHAnsi"/>
-                <w:i/>
-                <w:lang w:val="en-US"/>
-              </w:rPr>
-            </m:ctrlPr>
-          </m:sSubPr>
-          <m:e>
-            <m:r>
-              <w:rPr>
-                <w:rFonts w:ascii="Cambria Math" w:eastAsiaTheme="minorEastAsia" w:hAnsi="Cambria Math" w:cstheme="minorHAnsi"/>
-                <w:lang w:val="en-US"/>
-              </w:rPr>
-              <m:t>-v</m:t>
-            </m:r>
-          </m:e>
-          <m:sub>
-            <m:r>
-              <w:rPr>
-                <w:rFonts w:ascii="Cambria Math" w:eastAsiaTheme="minorEastAsia" w:hAnsi="Cambria Math" w:cstheme="minorHAnsi"/>
-                <w:lang w:val="en-US"/>
-              </w:rPr>
-              <m:t>ph</m:t>
-            </m:r>
-          </m:sub>
-        </m:sSub>
-        <m:r>
-          <w:rPr>
-            <w:rFonts w:ascii="Cambria Math" w:eastAsiaTheme="minorEastAsia" w:hAnsi="Cambria Math" w:cstheme="minorHAnsi"/>
-            <w:lang w:val="en-US"/>
-          </w:rPr>
-          <m:t>(</m:t>
-        </m:r>
-        <m:sSub>
-          <m:sSubPr>
-            <m:ctrlPr>
-              <w:rPr>
-                <w:rFonts w:ascii="Cambria Math" w:eastAsiaTheme="minorEastAsia" w:hAnsi="Cambria Math" w:cstheme="minorHAnsi"/>
-                <w:i/>
-                <w:iCs/>
-              </w:rPr>
-            </m:ctrlPr>
-          </m:sSubPr>
-          <m:e>
-            <m:r>
-              <w:rPr>
-                <w:rFonts w:ascii="Cambria Math" w:eastAsiaTheme="minorEastAsia" w:hAnsi="Cambria Math" w:cstheme="minorHAnsi"/>
-              </w:rPr>
-              <m:t>u</m:t>
-            </m:r>
-          </m:e>
-          <m:sub>
-            <m:r>
-              <w:rPr>
-                <w:rFonts w:ascii="Cambria Math" w:eastAsiaTheme="minorEastAsia" w:hAnsi="Cambria Math" w:cstheme="minorHAnsi"/>
-              </w:rPr>
-              <m:t>N</m:t>
-            </m:r>
-          </m:sub>
-        </m:sSub>
-        <m:r>
-          <w:rPr>
-            <w:rFonts w:ascii="Cambria Math" w:eastAsiaTheme="minorEastAsia" w:hAnsi="Cambria Math" w:cstheme="minorHAnsi"/>
-          </w:rPr>
-          <m:t>-</m:t>
-        </m:r>
-        <m:sSub>
-          <m:sSubPr>
-            <m:ctrlPr>
-              <w:rPr>
-                <w:rFonts w:ascii="Cambria Math" w:eastAsiaTheme="minorEastAsia" w:hAnsi="Cambria Math" w:cstheme="minorHAnsi"/>
-                <w:i/>
-                <w:iCs/>
-              </w:rPr>
-            </m:ctrlPr>
-          </m:sSubPr>
-          <m:e>
-            <m:r>
-              <w:rPr>
-                <w:rFonts w:ascii="Cambria Math" w:eastAsiaTheme="minorEastAsia" w:hAnsi="Cambria Math" w:cstheme="minorHAnsi"/>
-              </w:rPr>
-              <m:t>u</m:t>
-            </m:r>
-          </m:e>
-          <m:sub>
-            <m:r>
-              <w:rPr>
-                <w:rFonts w:ascii="Cambria Math" w:eastAsiaTheme="minorEastAsia" w:hAnsi="Cambria Math" w:cstheme="minorHAnsi"/>
-              </w:rPr>
-              <m:t>N-</m:t>
-            </m:r>
-            <m:r>
-              <w:rPr>
-                <w:rFonts w:ascii="Cambria Math" w:eastAsiaTheme="minorEastAsia" w:hAnsi="Cambria Math" w:cstheme="minorHAnsi"/>
-                <w:lang w:val="en-US"/>
-              </w:rPr>
-              <m:t>1</m:t>
-            </m:r>
-          </m:sub>
-        </m:sSub>
-        <m:r>
-          <w:rPr>
-            <w:rFonts w:ascii="Cambria Math" w:eastAsiaTheme="minorEastAsia" w:hAnsi="Cambria Math" w:cstheme="minorHAnsi"/>
-            <w:lang w:val="en-US"/>
-          </w:rPr>
-          <m:t>)</m:t>
-        </m:r>
-      </m:oMath>
-      <w:r>
-        <w:rPr>
-          <w:rFonts w:ascii="Cambria Math" w:eastAsiaTheme="minorEastAsia" w:hAnsi="Cambria Math" w:cstheme="minorHAnsi"/>
-          <w:lang w:val="en-US"/>
-        </w:rPr>
-        <w:t xml:space="preserve"> </w:t>
-      </w:r>
-      <w:r>
-        <w:rPr>
-          <w:rFonts w:ascii="Cambria Math" w:eastAsiaTheme="minorEastAsia" w:hAnsi="Cambria Math" w:cstheme="minorHAnsi"/>
-          <w:lang w:val="en-US"/>
-        </w:rPr>
-        <w:tab/>
-      </w:r>
-      <w:r>
-        <w:rPr>
-          <w:rFonts w:ascii="Cambria Math" w:eastAsiaTheme="minorEastAsia" w:hAnsi="Cambria Math" w:cstheme="minorHAnsi"/>
-          <w:lang w:val="en-US"/>
-        </w:rPr>
-        <w:tab/>
-        <w:t>(</w:t>
-      </w:r>
-      <w:r>
-        <w:rPr>
-          <w:rFonts w:ascii="Cambria Math" w:eastAsiaTheme="minorEastAsia" w:hAnsi="Cambria Math" w:cstheme="minorHAnsi"/>
-          <w:lang w:val="en-US"/>
-        </w:rPr>
-        <w:t>8</w:t>
-      </w:r>
-      <w:r>
-        <w:rPr>
-          <w:rFonts w:ascii="Cambria Math" w:eastAsiaTheme="minorEastAsia" w:hAnsi="Cambria Math" w:cstheme="minorHAnsi"/>
-          <w:lang w:val="en-US"/>
-        </w:rPr>
-        <w:t>)</w:t>
-      </w:r>
+      <m:oMathPara>
+        <m:oMath>
+          <m:sSub>
+            <m:sSubPr>
+              <m:ctrlPr>
+                <w:rPr>
+                  <w:rFonts w:ascii="Cambria Math" w:eastAsiaTheme="minorEastAsia" w:hAnsi="Cambria Math" w:cstheme="minorHAnsi"/>
+                  <w:i/>
+                  <w:lang w:val="en-US"/>
+                </w:rPr>
+              </m:ctrlPr>
+            </m:sSubPr>
+            <m:e>
+              <m:r>
+                <w:rPr>
+                  <w:rFonts w:ascii="Cambria Math" w:eastAsiaTheme="minorEastAsia" w:hAnsi="Cambria Math" w:cstheme="minorHAnsi"/>
+                  <w:lang w:val="en-US"/>
+                </w:rPr>
+                <m:t>v</m:t>
+              </m:r>
+            </m:e>
+            <m:sub>
+              <m:r>
+                <w:rPr>
+                  <w:rFonts w:ascii="Cambria Math" w:eastAsiaTheme="minorEastAsia" w:hAnsi="Cambria Math" w:cstheme="minorHAnsi"/>
+                  <w:lang w:val="en-US"/>
+                </w:rPr>
+                <m:t>N</m:t>
+              </m:r>
+            </m:sub>
+          </m:sSub>
+          <m:r>
+            <w:rPr>
+              <w:rFonts w:ascii="Cambria Math" w:eastAsiaTheme="minorEastAsia" w:hAnsi="Cambria Math" w:cstheme="minorHAnsi"/>
+              <w:lang w:val="en-US"/>
+            </w:rPr>
+            <m:t xml:space="preserve">= </m:t>
+          </m:r>
+          <m:sSub>
+            <m:sSubPr>
+              <m:ctrlPr>
+                <w:rPr>
+                  <w:rFonts w:ascii="Cambria Math" w:eastAsiaTheme="minorEastAsia" w:hAnsi="Cambria Math" w:cstheme="minorHAnsi"/>
+                  <w:i/>
+                  <w:lang w:val="en-US"/>
+                </w:rPr>
+              </m:ctrlPr>
+            </m:sSubPr>
+            <m:e>
+              <m:r>
+                <w:rPr>
+                  <w:rFonts w:ascii="Cambria Math" w:eastAsiaTheme="minorEastAsia" w:hAnsi="Cambria Math" w:cstheme="minorHAnsi"/>
+                  <w:lang w:val="en-US"/>
+                </w:rPr>
+                <m:t>-v</m:t>
+              </m:r>
+            </m:e>
+            <m:sub>
+              <m:r>
+                <w:rPr>
+                  <w:rFonts w:ascii="Cambria Math" w:eastAsiaTheme="minorEastAsia" w:hAnsi="Cambria Math" w:cstheme="minorHAnsi"/>
+                  <w:lang w:val="en-US"/>
+                </w:rPr>
+                <m:t>ph</m:t>
+              </m:r>
+            </m:sub>
+          </m:sSub>
+          <m:d>
+            <m:dPr>
+              <m:ctrlPr>
+                <w:rPr>
+                  <w:rFonts w:ascii="Cambria Math" w:eastAsiaTheme="minorEastAsia" w:hAnsi="Cambria Math" w:cstheme="minorHAnsi"/>
+                  <w:i/>
+                  <w:lang w:val="en-US"/>
+                </w:rPr>
+              </m:ctrlPr>
+            </m:dPr>
+            <m:e>
+              <m:sSub>
+                <m:sSubPr>
+                  <m:ctrlPr>
+                    <w:rPr>
+                      <w:rFonts w:ascii="Cambria Math" w:eastAsiaTheme="minorEastAsia" w:hAnsi="Cambria Math" w:cstheme="minorHAnsi"/>
+                      <w:i/>
+                      <w:iCs/>
+                    </w:rPr>
+                  </m:ctrlPr>
+                </m:sSubPr>
+                <m:e>
+                  <m:r>
+                    <w:rPr>
+                      <w:rFonts w:ascii="Cambria Math" w:eastAsiaTheme="minorEastAsia" w:hAnsi="Cambria Math" w:cstheme="minorHAnsi"/>
+                    </w:rPr>
+                    <m:t>u</m:t>
+                  </m:r>
+                </m:e>
+                <m:sub>
+                  <m:r>
+                    <w:rPr>
+                      <w:rFonts w:ascii="Cambria Math" w:eastAsiaTheme="minorEastAsia" w:hAnsi="Cambria Math" w:cstheme="minorHAnsi"/>
+                    </w:rPr>
+                    <m:t>N</m:t>
+                  </m:r>
+                </m:sub>
+              </m:sSub>
+              <m:r>
+                <w:rPr>
+                  <w:rFonts w:ascii="Cambria Math" w:eastAsiaTheme="minorEastAsia" w:hAnsi="Cambria Math" w:cstheme="minorHAnsi"/>
+                </w:rPr>
+                <m:t>-</m:t>
+              </m:r>
+              <m:sSub>
+                <m:sSubPr>
+                  <m:ctrlPr>
+                    <w:rPr>
+                      <w:rFonts w:ascii="Cambria Math" w:eastAsiaTheme="minorEastAsia" w:hAnsi="Cambria Math" w:cstheme="minorHAnsi"/>
+                      <w:i/>
+                      <w:iCs/>
+                    </w:rPr>
+                  </m:ctrlPr>
+                </m:sSubPr>
+                <m:e>
+                  <m:r>
+                    <w:rPr>
+                      <w:rFonts w:ascii="Cambria Math" w:eastAsiaTheme="minorEastAsia" w:hAnsi="Cambria Math" w:cstheme="minorHAnsi"/>
+                    </w:rPr>
+                    <m:t>u</m:t>
+                  </m:r>
+                </m:e>
+                <m:sub>
+                  <m:r>
+                    <w:rPr>
+                      <w:rFonts w:ascii="Cambria Math" w:eastAsiaTheme="minorEastAsia" w:hAnsi="Cambria Math" w:cstheme="minorHAnsi"/>
+                    </w:rPr>
+                    <m:t>N-</m:t>
+                  </m:r>
+                  <m:r>
+                    <w:rPr>
+                      <w:rFonts w:ascii="Cambria Math" w:eastAsiaTheme="minorEastAsia" w:hAnsi="Cambria Math" w:cstheme="minorHAnsi"/>
+                      <w:lang w:val="en-US"/>
+                    </w:rPr>
+                    <m:t>1</m:t>
+                  </m:r>
+                </m:sub>
+              </m:sSub>
+            </m:e>
+          </m:d>
+          <m:r>
+            <w:rPr>
+              <w:rFonts w:ascii="Cambria Math" w:eastAsiaTheme="minorEastAsia" w:hAnsi="Cambria Math" w:cstheme="minorHAnsi"/>
+              <w:lang w:val="en-US"/>
+            </w:rPr>
+            <m:t xml:space="preserve">                          (8)</m:t>
+          </m:r>
+        </m:oMath>
+      </m:oMathPara>
     </w:p>
     <w:p>
       <w:pPr>
@@ -6122,194 +5889,155 @@
           <w:rFonts w:ascii="Cambria Math" w:eastAsiaTheme="minorEastAsia" w:hAnsi="Cambria Math" w:cstheme="minorHAnsi"/>
         </w:rPr>
       </w:pPr>
-      <m:oMath>
-        <m:sSub>
-          <m:sSubPr>
-            <m:ctrlPr>
-              <w:rPr>
-                <w:rFonts w:ascii="Cambria Math" w:eastAsiaTheme="minorEastAsia" w:hAnsi="Cambria Math" w:cstheme="minorHAnsi"/>
-                <w:i/>
-                <w:lang w:val="en-US"/>
-              </w:rPr>
-            </m:ctrlPr>
-          </m:sSubPr>
-          <m:e>
-            <m:r>
-              <w:rPr>
-                <w:rFonts w:ascii="Cambria Math" w:eastAsiaTheme="minorEastAsia" w:hAnsi="Cambria Math" w:cstheme="minorHAnsi"/>
-                <w:lang w:val="en-US"/>
-              </w:rPr>
-              <m:t>v</m:t>
-            </m:r>
-          </m:e>
-          <m:sub>
-            <m:r>
-              <w:rPr>
-                <w:rFonts w:ascii="Cambria Math" w:eastAsiaTheme="minorEastAsia" w:hAnsi="Cambria Math" w:cstheme="minorHAnsi"/>
-                <w:lang w:val="en-US"/>
-              </w:rPr>
-              <m:t>1</m:t>
-            </m:r>
-          </m:sub>
-        </m:sSub>
-        <m:r>
-          <w:rPr>
-            <w:rFonts w:ascii="Cambria Math" w:eastAsiaTheme="minorEastAsia" w:hAnsi="Cambria Math" w:cstheme="minorHAnsi"/>
-            <w:lang w:val="en-US"/>
-          </w:rPr>
-          <m:t xml:space="preserve">= </m:t>
-        </m:r>
-        <m:sSub>
-          <m:sSubPr>
-            <m:ctrlPr>
-              <w:rPr>
-                <w:rFonts w:ascii="Cambria Math" w:eastAsiaTheme="minorEastAsia" w:hAnsi="Cambria Math" w:cstheme="minorHAnsi"/>
-                <w:i/>
-                <w:lang w:val="en-US"/>
-              </w:rPr>
-            </m:ctrlPr>
-          </m:sSubPr>
-          <m:e>
-            <m:r>
-              <w:rPr>
-                <w:rFonts w:ascii="Cambria Math" w:eastAsiaTheme="minorEastAsia" w:hAnsi="Cambria Math" w:cstheme="minorHAnsi"/>
-                <w:lang w:val="en-US"/>
-              </w:rPr>
-              <m:t>-v</m:t>
-            </m:r>
-          </m:e>
-          <m:sub>
-            <m:r>
-              <w:rPr>
-                <w:rFonts w:ascii="Cambria Math" w:eastAsiaTheme="minorEastAsia" w:hAnsi="Cambria Math" w:cstheme="minorHAnsi"/>
-                <w:lang w:val="en-US"/>
-              </w:rPr>
-              <m:t>ph</m:t>
-            </m:r>
-          </m:sub>
-        </m:sSub>
-        <m:r>
-          <w:rPr>
-            <w:rFonts w:ascii="Cambria Math" w:eastAsiaTheme="minorEastAsia" w:hAnsi="Cambria Math" w:cstheme="minorHAnsi"/>
-            <w:lang w:val="en-US"/>
-          </w:rPr>
-          <m:t>(</m:t>
-        </m:r>
-        <m:sSub>
-          <m:sSubPr>
-            <m:ctrlPr>
-              <w:rPr>
-                <w:rFonts w:ascii="Cambria Math" w:eastAsiaTheme="minorEastAsia" w:hAnsi="Cambria Math" w:cstheme="minorHAnsi"/>
-                <w:i/>
-                <w:iCs/>
-              </w:rPr>
-            </m:ctrlPr>
-          </m:sSubPr>
-          <m:e>
-            <m:r>
-              <w:rPr>
-                <w:rFonts w:ascii="Cambria Math" w:eastAsiaTheme="minorEastAsia" w:hAnsi="Cambria Math" w:cstheme="minorHAnsi"/>
-              </w:rPr>
-              <m:t>u</m:t>
-            </m:r>
-          </m:e>
-          <m:sub>
-            <m:r>
-              <w:rPr>
-                <w:rFonts w:ascii="Cambria Math" w:eastAsiaTheme="minorEastAsia" w:hAnsi="Cambria Math" w:cstheme="minorHAnsi"/>
-              </w:rPr>
-              <m:t>1</m:t>
-            </m:r>
-          </m:sub>
-        </m:sSub>
-        <m:r>
-          <w:rPr>
-            <w:rFonts w:ascii="Cambria Math" w:eastAsiaTheme="minorEastAsia" w:hAnsi="Cambria Math" w:cstheme="minorHAnsi"/>
-          </w:rPr>
-          <m:t>-</m:t>
-        </m:r>
-        <m:sSub>
-          <m:sSubPr>
-            <m:ctrlPr>
-              <w:rPr>
-                <w:rFonts w:ascii="Cambria Math" w:eastAsiaTheme="minorEastAsia" w:hAnsi="Cambria Math" w:cstheme="minorHAnsi"/>
-                <w:i/>
-                <w:iCs/>
-              </w:rPr>
-            </m:ctrlPr>
-          </m:sSubPr>
-          <m:e>
-            <m:r>
-              <w:rPr>
-                <w:rFonts w:ascii="Cambria Math" w:eastAsiaTheme="minorEastAsia" w:hAnsi="Cambria Math" w:cstheme="minorHAnsi"/>
-              </w:rPr>
-              <m:t>u</m:t>
-            </m:r>
-          </m:e>
-          <m:sub>
-            <m:r>
-              <w:rPr>
-                <w:rFonts w:ascii="Cambria Math" w:eastAsiaTheme="minorEastAsia" w:hAnsi="Cambria Math" w:cstheme="minorHAnsi"/>
-              </w:rPr>
-              <m:t>2</m:t>
-            </m:r>
-          </m:sub>
-        </m:sSub>
-        <m:r>
-          <w:rPr>
-            <w:rFonts w:ascii="Cambria Math" w:eastAsiaTheme="minorEastAsia" w:hAnsi="Cambria Math" w:cstheme="minorHAnsi"/>
-            <w:lang w:val="en-US"/>
-          </w:rPr>
-          <m:t>)</m:t>
-        </m:r>
-      </m:oMath>
-      <w:r>
-        <w:rPr>
-          <w:rFonts w:ascii="Cambria Math" w:eastAsiaTheme="minorEastAsia" w:hAnsi="Cambria Math" w:cstheme="minorHAnsi"/>
-          <w:lang w:val="en-US"/>
-        </w:rPr>
-        <w:t xml:space="preserve"> </w:t>
-      </w:r>
-      <w:r>
-        <w:rPr>
-          <w:rFonts w:ascii="Cambria Math" w:eastAsiaTheme="minorEastAsia" w:hAnsi="Cambria Math" w:cstheme="minorHAnsi"/>
-          <w:lang w:val="en-US"/>
-        </w:rPr>
-        <w:tab/>
-      </w:r>
-      <w:r>
-        <w:rPr>
-          <w:rFonts w:ascii="Cambria Math" w:eastAsiaTheme="minorEastAsia" w:hAnsi="Cambria Math" w:cstheme="minorHAnsi"/>
-          <w:lang w:val="en-US"/>
-        </w:rPr>
-        <w:tab/>
-      </w:r>
-      <w:r>
-        <w:rPr>
-          <w:rFonts w:ascii="Cambria Math" w:eastAsiaTheme="minorEastAsia" w:hAnsi="Cambria Math" w:cstheme="minorHAnsi"/>
-        </w:rPr>
-        <w:tab/>
-      </w:r>
-      <w:r>
-        <w:rPr>
-          <w:rFonts w:ascii="Cambria Math" w:eastAsiaTheme="minorEastAsia" w:hAnsi="Cambria Math" w:cstheme="minorHAnsi"/>
-          <w:lang w:val="en-US"/>
-        </w:rPr>
-        <w:t>(8</w:t>
-      </w:r>
-      <w:r>
-        <w:rPr>
-          <w:rFonts w:ascii="Cambria Math" w:eastAsiaTheme="minorEastAsia" w:hAnsi="Cambria Math" w:cstheme="minorHAnsi"/>
-        </w:rPr>
-        <w:t>а</w:t>
-      </w:r>
-      <w:r>
-        <w:rPr>
-          <w:rFonts w:ascii="Cambria Math" w:eastAsiaTheme="minorEastAsia" w:hAnsi="Cambria Math" w:cstheme="minorHAnsi"/>
-          <w:lang w:val="en-US"/>
-        </w:rPr>
-        <w:t>)</w:t>
-      </w:r>
+      <m:oMathPara>
+        <m:oMath>
+          <m:sSub>
+            <m:sSubPr>
+              <m:ctrlPr>
+                <w:rPr>
+                  <w:rFonts w:ascii="Cambria Math" w:eastAsiaTheme="minorEastAsia" w:hAnsi="Cambria Math" w:cstheme="minorHAnsi"/>
+                  <w:i/>
+                  <w:lang w:val="en-US"/>
+                </w:rPr>
+              </m:ctrlPr>
+            </m:sSubPr>
+            <m:e>
+              <m:r>
+                <w:rPr>
+                  <w:rFonts w:ascii="Cambria Math" w:eastAsiaTheme="minorEastAsia" w:hAnsi="Cambria Math" w:cstheme="minorHAnsi"/>
+                  <w:lang w:val="en-US"/>
+                </w:rPr>
+                <m:t>v</m:t>
+              </m:r>
+            </m:e>
+            <m:sub>
+              <m:r>
+                <w:rPr>
+                  <w:rFonts w:ascii="Cambria Math" w:eastAsiaTheme="minorEastAsia" w:hAnsi="Cambria Math" w:cstheme="minorHAnsi"/>
+                  <w:lang w:val="en-US"/>
+                </w:rPr>
+                <m:t>1</m:t>
+              </m:r>
+            </m:sub>
+          </m:sSub>
+          <m:r>
+            <w:rPr>
+              <w:rFonts w:ascii="Cambria Math" w:eastAsiaTheme="minorEastAsia" w:hAnsi="Cambria Math" w:cstheme="minorHAnsi"/>
+              <w:lang w:val="en-US"/>
+            </w:rPr>
+            <m:t xml:space="preserve">= </m:t>
+          </m:r>
+          <m:sSub>
+            <m:sSubPr>
+              <m:ctrlPr>
+                <w:rPr>
+                  <w:rFonts w:ascii="Cambria Math" w:eastAsiaTheme="minorEastAsia" w:hAnsi="Cambria Math" w:cstheme="minorHAnsi"/>
+                  <w:i/>
+                  <w:lang w:val="en-US"/>
+                </w:rPr>
+              </m:ctrlPr>
+            </m:sSubPr>
+            <m:e>
+              <m:r>
+                <w:rPr>
+                  <w:rFonts w:ascii="Cambria Math" w:eastAsiaTheme="minorEastAsia" w:hAnsi="Cambria Math" w:cstheme="minorHAnsi"/>
+                  <w:lang w:val="en-US"/>
+                </w:rPr>
+                <m:t>-v</m:t>
+              </m:r>
+            </m:e>
+            <m:sub>
+              <m:r>
+                <w:rPr>
+                  <w:rFonts w:ascii="Cambria Math" w:eastAsiaTheme="minorEastAsia" w:hAnsi="Cambria Math" w:cstheme="minorHAnsi"/>
+                  <w:lang w:val="en-US"/>
+                </w:rPr>
+                <m:t>ph</m:t>
+              </m:r>
+            </m:sub>
+          </m:sSub>
+          <m:d>
+            <m:dPr>
+              <m:ctrlPr>
+                <w:rPr>
+                  <w:rFonts w:ascii="Cambria Math" w:eastAsiaTheme="minorEastAsia" w:hAnsi="Cambria Math" w:cstheme="minorHAnsi"/>
+                  <w:i/>
+                  <w:lang w:val="en-US"/>
+                </w:rPr>
+              </m:ctrlPr>
+            </m:dPr>
+            <m:e>
+              <m:sSub>
+                <m:sSubPr>
+                  <m:ctrlPr>
+                    <w:rPr>
+                      <w:rFonts w:ascii="Cambria Math" w:eastAsiaTheme="minorEastAsia" w:hAnsi="Cambria Math" w:cstheme="minorHAnsi"/>
+                      <w:i/>
+                      <w:iCs/>
+                    </w:rPr>
+                  </m:ctrlPr>
+                </m:sSubPr>
+                <m:e>
+                  <m:r>
+                    <w:rPr>
+                      <w:rFonts w:ascii="Cambria Math" w:eastAsiaTheme="minorEastAsia" w:hAnsi="Cambria Math" w:cstheme="minorHAnsi"/>
+                    </w:rPr>
+                    <m:t>u</m:t>
+                  </m:r>
+                </m:e>
+                <m:sub>
+                  <m:r>
+                    <w:rPr>
+                      <w:rFonts w:ascii="Cambria Math" w:eastAsiaTheme="minorEastAsia" w:hAnsi="Cambria Math" w:cstheme="minorHAnsi"/>
+                    </w:rPr>
+                    <m:t>1</m:t>
+                  </m:r>
+                </m:sub>
+              </m:sSub>
+              <m:r>
+                <w:rPr>
+                  <w:rFonts w:ascii="Cambria Math" w:eastAsiaTheme="minorEastAsia" w:hAnsi="Cambria Math" w:cstheme="minorHAnsi"/>
+                </w:rPr>
+                <m:t>-</m:t>
+              </m:r>
+              <m:sSub>
+                <m:sSubPr>
+                  <m:ctrlPr>
+                    <w:rPr>
+                      <w:rFonts w:ascii="Cambria Math" w:eastAsiaTheme="minorEastAsia" w:hAnsi="Cambria Math" w:cstheme="minorHAnsi"/>
+                      <w:i/>
+                      <w:iCs/>
+                    </w:rPr>
+                  </m:ctrlPr>
+                </m:sSubPr>
+                <m:e>
+                  <m:r>
+                    <w:rPr>
+                      <w:rFonts w:ascii="Cambria Math" w:eastAsiaTheme="minorEastAsia" w:hAnsi="Cambria Math" w:cstheme="minorHAnsi"/>
+                    </w:rPr>
+                    <m:t>u</m:t>
+                  </m:r>
+                </m:e>
+                <m:sub>
+                  <m:r>
+                    <w:rPr>
+                      <w:rFonts w:ascii="Cambria Math" w:eastAsiaTheme="minorEastAsia" w:hAnsi="Cambria Math" w:cstheme="minorHAnsi"/>
+                    </w:rPr>
+                    <m:t>2</m:t>
+                  </m:r>
+                </m:sub>
+              </m:sSub>
+            </m:e>
+          </m:d>
+          <m:r>
+            <w:rPr>
+              <w:rFonts w:ascii="Cambria Math" w:eastAsiaTheme="minorEastAsia" w:hAnsi="Cambria Math" w:cstheme="minorHAnsi"/>
+              <w:lang w:val="en-US"/>
+            </w:rPr>
+            <m:t xml:space="preserve">                                (8a)</m:t>
+          </m:r>
+        </m:oMath>
+      </m:oMathPara>
     </w:p>
     <w:p>
       <w:pPr>
@@ -7543,11 +7271,32 @@
       </w:r>
     </w:p>
     <w:p>
+      <w:pPr>
+        <w:rPr>
+          <w:lang w:val="en-US"/>
+        </w:rPr>
+      </w:pPr>
       <w:r>
         <w:rPr>
           <w:highlight w:val="yellow"/>
         </w:rPr>
         <w:t>Стала сумарна енергія</w:t>
+      </w:r>
+    </w:p>
+    <w:p>
+      <w:pPr>
+        <w:rPr>
+          <w:lang w:val="en-US"/>
+        </w:rPr>
+      </w:pPr>
+      <w:r>
+        <w:t xml:space="preserve">Обмеження на </w:t>
+      </w:r>
+      <w:r>
+        <w:rPr>
+          <w:lang w:val="en-US"/>
+        </w:rPr>
+        <w:t>k</w:t>
       </w:r>
     </w:p>
     <w:p>
@@ -8909,6 +8658,7 @@
   <w:style w:type="character" w:default="1" w:styleId="a0">
     <w:name w:val="Default Paragraph Font"/>
     <w:uiPriority w:val="1"/>
+    <w:semiHidden/>
     <w:unhideWhenUsed/>
   </w:style>
   <w:style w:type="table" w:default="1" w:styleId="a1">
